--- a/documentation/Systems Development  MAIN REPORT.docx
+++ b/documentation/Systems Development  MAIN REPORT.docx
@@ -1,33 +1,41 @@
 
-<file path=word/document2.xml><?xml version="1.0" encoding="utf-8"?>
-<w:document xmlns:wpc="http://schemas.microsoft.com/office/word/2010/wordprocessingCanvas" xmlns:mc="http://schemas.openxmlformats.org/markup-compatibility/2006" xmlns:o="urn:schemas-microsoft-com:office:office" xmlns:r="http://schemas.openxmlformats.org/officeDocument/2006/relationships" xmlns:m="http://schemas.openxmlformats.org/officeDocument/2006/math" xmlns:v="urn:schemas-microsoft-com:vml" xmlns:wp14="http://schemas.microsoft.com/office/word/2010/wordprocessingDrawing" xmlns:wp="http://schemas.openxmlformats.org/drawingml/2006/wordprocessingDrawing" xmlns:w10="urn:schemas-microsoft-com:office:word" xmlns:w="http://schemas.openxmlformats.org/wordprocessingml/2006/main" xmlns:w14="http://schemas.microsoft.com/office/word/2010/wordml" xmlns:w15="http://schemas.microsoft.com/office/word/2012/wordml" xmlns:wpg="http://schemas.microsoft.com/office/word/2010/wordprocessingGroup" xmlns:wpi="http://schemas.microsoft.com/office/word/2010/wordprocessingInk" xmlns:wne="http://schemas.microsoft.com/office/word/2006/wordml" xmlns:wps="http://schemas.microsoft.com/office/word/2010/wordprocessingShape" xmlns:w16se="http://schemas.microsoft.com/office/word/2015/wordml/symex" xmlns:w16cid="http://schemas.microsoft.com/office/word/2016/wordml/cid" xmlns:w16="http://schemas.microsoft.com/office/word/2018/wordml" xmlns:w16cex="http://schemas.microsoft.com/office/word/2018/wordml/cex" xmlns:w16sdtdh="http://schemas.microsoft.com/office/word/2020/wordml/sdtdatahash" xmlns:w16sdtfl="http://schemas.microsoft.com/office/word/2024/wordml/sdtformatlock" xmlns:a="http://schemas.openxmlformats.org/drawingml/2006/main" xmlns:pic="http://schemas.openxmlformats.org/drawingml/2006/picture" xmlns:a14="http://schemas.microsoft.com/office/drawing/2010/main" mc:Ignorable="w14 w15 wp14 w16se w16cid w16 w16cex w16sdtdh w16sdtfl">
+<file path=word/document.xml><?xml version="1.0" encoding="utf-8"?>
+<w:document xmlns:wpc="http://schemas.microsoft.com/office/word/2010/wordprocessingCanvas" xmlns:cx="http://schemas.microsoft.com/office/drawing/2014/chartex" xmlns:cx1="http://schemas.microsoft.com/office/drawing/2015/9/8/chartex" xmlns:cx2="http://schemas.microsoft.com/office/drawing/2015/10/21/chartex" xmlns:cx3="http://schemas.microsoft.com/office/drawing/2016/5/9/chartex" xmlns:cx4="http://schemas.microsoft.com/office/drawing/2016/5/10/chartex" xmlns:cx5="http://schemas.microsoft.com/office/drawing/2016/5/11/chartex" xmlns:cx6="http://schemas.microsoft.com/office/drawing/2016/5/12/chartex" xmlns:cx7="http://schemas.microsoft.com/office/drawing/2016/5/13/chartex" xmlns:cx8="http://schemas.microsoft.com/office/drawing/2016/5/14/chartex" xmlns:mc="http://schemas.openxmlformats.org/markup-compatibility/2006" xmlns:aink="http://schemas.microsoft.com/office/drawing/2016/ink" xmlns:am3d="http://schemas.microsoft.com/office/drawing/2017/model3d" xmlns:o="urn:schemas-microsoft-com:office:office" xmlns:oel="http://schemas.microsoft.com/office/2019/extlst" xmlns:r="http://schemas.openxmlformats.org/officeDocument/2006/relationships" xmlns:m="http://schemas.openxmlformats.org/officeDocument/2006/math" xmlns:v="urn:schemas-microsoft-com:vml" xmlns:wp14="http://schemas.microsoft.com/office/word/2010/wordprocessingDrawing" xmlns:wp="http://schemas.openxmlformats.org/drawingml/2006/wordprocessingDrawing" xmlns:w10="urn:schemas-microsoft-com:office:word" xmlns:w="http://schemas.openxmlformats.org/wordprocessingml/2006/main" xmlns:w14="http://schemas.microsoft.com/office/word/2010/wordml" xmlns:w15="http://schemas.microsoft.com/office/word/2012/wordml" xmlns:w16cex="http://schemas.microsoft.com/office/word/2018/wordml/cex" xmlns:w16cid="http://schemas.microsoft.com/office/word/2016/wordml/cid" xmlns:w16="http://schemas.microsoft.com/office/word/2018/wordml" xmlns:w16du="http://schemas.microsoft.com/office/word/2023/wordml/word16du" xmlns:w16sdtdh="http://schemas.microsoft.com/office/word/2020/wordml/sdtdatahash" xmlns:w16sdtfl="http://schemas.microsoft.com/office/word/2024/wordml/sdtformatlock" xmlns:w16se="http://schemas.microsoft.com/office/word/2015/wordml/symex" xmlns:wpg="http://schemas.microsoft.com/office/word/2010/wordprocessingGroup" xmlns:wpi="http://schemas.microsoft.com/office/word/2010/wordprocessingInk" xmlns:wne="http://schemas.microsoft.com/office/word/2006/wordml" xmlns:wps="http://schemas.microsoft.com/office/word/2010/wordprocessingShape" mc:Ignorable="w14 w15 w16se w16cid w16 w16cex w16sdtdh w16sdtfl w16du wp14">
   <w:body>
-    <w:p xmlns:wp14="http://schemas.microsoft.com/office/word/2010/wordml" wp14:paraId="57411DF3" wp14:textId="12E1DBB6">
-      <w:pPr>
-        <w:pStyle w:val="Normal"/>
+    <w:p>
+      <w:pPr>
         <w:spacing w:after="240" w:line="240" w:lineRule="auto"/>
         <w:jc w:val="center"/>
       </w:pPr>
       <w:r>
+        <w:rPr>
+          <w:noProof/>
+        </w:rPr>
         <w:drawing>
-          <wp:inline xmlns:wp14="http://schemas.microsoft.com/office/word/2010/wordprocessingDrawing" wp14:editId="7E5530A7" wp14:anchorId="35BB76CC">
+          <wp:inline distT="0" distB="0" distL="0" distR="0" wp14:anchorId="35BB76CC" wp14:editId="7E5530A7">
             <wp:extent cx="4076700" cy="1943100"/>
             <wp:effectExtent l="0" t="0" r="0" b="0"/>
-            <wp:docPr id="198191485" name="drawing"/>
+            <wp:docPr id="198191485" name="drawing">
+              <a:extLst xmlns:a="http://schemas.openxmlformats.org/drawingml/2006/main">
+                <a:ext uri="{FF2B5EF4-FFF2-40B4-BE49-F238E27FC236}">
+                  <a16:creationId xmlns:a16="http://schemas.microsoft.com/office/drawing/2014/main" id="{72FA8406-323D-4F2C-889E-37AA46DBB667}"/>
+                </a:ext>
+              </a:extLst>
+            </wp:docPr>
             <wp:cNvGraphicFramePr>
-              <a:graphicFrameLocks noChangeAspect="1"/>
+              <a:graphicFrameLocks xmlns:a="http://schemas.openxmlformats.org/drawingml/2006/main" noChangeAspect="1"/>
             </wp:cNvGraphicFramePr>
-            <a:graphic>
-              <a:graphicData xmlns:a="http://schemas.openxmlformats.org/drawingml/2006/main" uri="http://schemas.openxmlformats.org/drawingml/2006/picture">
+            <a:graphic xmlns:a="http://schemas.openxmlformats.org/drawingml/2006/main">
+              <a:graphicData uri="http://schemas.openxmlformats.org/drawingml/2006/picture">
                 <pic:pic xmlns:pic="http://schemas.openxmlformats.org/drawingml/2006/picture">
                   <pic:nvPicPr>
                     <pic:cNvPr id="198191485" name=""/>
                     <pic:cNvPicPr/>
                   </pic:nvPicPr>
                   <pic:blipFill>
-                    <a:blip xmlns:r="http://schemas.openxmlformats.org/officeDocument/2006/relationships" r:embed="rId1318418731">
+                    <a:blip r:embed="rId5">
                       <a:extLst>
-                        <a:ext xmlns:a="http://schemas.openxmlformats.org/drawingml/2006/main" uri="{28A0092B-C50C-407E-A947-70E740481C1C}">
+                        <a:ext uri="{28A0092B-C50C-407E-A947-70E740481C1C}">
                           <a14:useLocalDpi xmlns:a14="http://schemas.microsoft.com/office/drawing/2010/main" val="0"/>
                         </a:ext>
                       </a:extLst>
@@ -52,166 +60,95 @@
         </w:drawing>
       </w:r>
     </w:p>
-    <w:p xmlns:wp14="http://schemas.microsoft.com/office/word/2010/wordml" wp14:paraId="554F53B9" wp14:textId="153590DB">
-      <w:pPr>
-        <w:pStyle w:val="Normal"/>
+    <w:p>
+      <w:pPr>
         <w:spacing w:after="120" w:line="312" w:lineRule="auto"/>
         <w:jc w:val="center"/>
         <w:rPr>
-          <w:rFonts w:ascii="Aptos Narrow" w:hAnsi="Aptos Narrow" w:eastAsia="Aptos Narrow" w:cs="Aptos Narrow"/>
-          <w:b w:val="0"/>
-          <w:bCs w:val="0"/>
-          <w:i w:val="0"/>
-          <w:iCs w:val="0"/>
-          <w:caps w:val="0"/>
-          <w:smallCaps w:val="0"/>
-          <w:noProof w:val="0"/>
-          <w:color w:val="auto"/>
+          <w:rFonts w:ascii="Aptos Narrow" w:eastAsia="Aptos Narrow" w:hAnsi="Aptos Narrow" w:cs="Aptos Narrow"/>
           <w:sz w:val="72"/>
           <w:szCs w:val="72"/>
-          <w:lang w:val="en-GB"/>
-        </w:rPr>
-      </w:pPr>
-      <w:r>
-        <w:rPr>
-          <w:rFonts w:ascii="Aptos Narrow" w:hAnsi="Aptos Narrow" w:eastAsia="Aptos Narrow" w:cs="Aptos Narrow"/>
-          <w:b w:val="1"/>
-          <w:bCs w:val="1"/>
-          <w:i w:val="0"/>
-          <w:iCs w:val="0"/>
-          <w:caps w:val="0"/>
-          <w:smallCaps w:val="0"/>
-          <w:noProof w:val="0"/>
-          <w:color w:val="auto"/>
+        </w:rPr>
+      </w:pPr>
+      <w:r>
+        <w:rPr>
+          <w:rFonts w:ascii="Aptos Narrow" w:eastAsia="Aptos Narrow" w:hAnsi="Aptos Narrow" w:cs="Aptos Narrow"/>
+          <w:b/>
+          <w:bCs/>
           <w:sz w:val="72"/>
           <w:szCs w:val="72"/>
-          <w:lang w:val="en-GB"/>
         </w:rPr>
         <w:t>[</w:t>
       </w:r>
       <w:r>
         <w:rPr>
-          <w:rFonts w:ascii="Aptos Narrow" w:hAnsi="Aptos Narrow" w:eastAsia="Aptos Narrow" w:cs="Aptos Narrow"/>
-          <w:b w:val="0"/>
-          <w:bCs w:val="0"/>
-          <w:i w:val="0"/>
-          <w:iCs w:val="0"/>
-          <w:caps w:val="0"/>
-          <w:smallCaps w:val="0"/>
-          <w:noProof w:val="0"/>
-          <w:color w:val="auto"/>
+          <w:rFonts w:ascii="Aptos Narrow" w:eastAsia="Aptos Narrow" w:hAnsi="Aptos Narrow" w:cs="Aptos Narrow"/>
           <w:sz w:val="72"/>
           <w:szCs w:val="72"/>
-          <w:lang w:val="en-GB"/>
         </w:rPr>
         <w:t>UFCF7S-30-2</w:t>
       </w:r>
       <w:r>
         <w:rPr>
-          <w:rFonts w:ascii="Aptos Narrow" w:hAnsi="Aptos Narrow" w:eastAsia="Aptos Narrow" w:cs="Aptos Narrow"/>
-          <w:b w:val="1"/>
-          <w:bCs w:val="1"/>
-          <w:i w:val="0"/>
-          <w:iCs w:val="0"/>
-          <w:caps w:val="0"/>
-          <w:smallCaps w:val="0"/>
-          <w:noProof w:val="0"/>
-          <w:color w:val="auto"/>
+          <w:rFonts w:ascii="Aptos Narrow" w:eastAsia="Aptos Narrow" w:hAnsi="Aptos Narrow" w:cs="Aptos Narrow"/>
+          <w:b/>
+          <w:bCs/>
           <w:sz w:val="72"/>
           <w:szCs w:val="72"/>
-          <w:lang w:val="en-GB"/>
         </w:rPr>
         <w:t xml:space="preserve"> - </w:t>
       </w:r>
       <w:r>
         <w:rPr>
-          <w:rFonts w:ascii="Aptos Narrow" w:hAnsi="Aptos Narrow" w:eastAsia="Aptos Narrow" w:cs="Aptos Narrow"/>
-          <w:b w:val="0"/>
-          <w:bCs w:val="0"/>
-          <w:i w:val="0"/>
-          <w:iCs w:val="0"/>
-          <w:caps w:val="0"/>
-          <w:smallCaps w:val="0"/>
-          <w:noProof w:val="0"/>
-          <w:color w:val="auto"/>
+          <w:rFonts w:ascii="Aptos Narrow" w:eastAsia="Aptos Narrow" w:hAnsi="Aptos Narrow" w:cs="Aptos Narrow"/>
           <w:sz w:val="72"/>
           <w:szCs w:val="72"/>
-          <w:lang w:val="en-GB"/>
         </w:rPr>
         <w:t>Systems Development Group Project</w:t>
       </w:r>
       <w:r>
         <w:rPr>
-          <w:rFonts w:ascii="Aptos Narrow" w:hAnsi="Aptos Narrow" w:eastAsia="Aptos Narrow" w:cs="Aptos Narrow"/>
-          <w:b w:val="1"/>
-          <w:bCs w:val="1"/>
-          <w:i w:val="0"/>
-          <w:iCs w:val="0"/>
-          <w:caps w:val="0"/>
-          <w:smallCaps w:val="0"/>
-          <w:noProof w:val="0"/>
-          <w:color w:val="auto"/>
+          <w:rFonts w:ascii="Aptos Narrow" w:eastAsia="Aptos Narrow" w:hAnsi="Aptos Narrow" w:cs="Aptos Narrow"/>
+          <w:b/>
+          <w:bCs/>
           <w:sz w:val="72"/>
           <w:szCs w:val="72"/>
-          <w:lang w:val="en-GB"/>
         </w:rPr>
         <w:t>]</w:t>
       </w:r>
     </w:p>
-    <w:p xmlns:wp14="http://schemas.microsoft.com/office/word/2010/wordml" wp14:paraId="3DB40156" wp14:textId="0950A2E5">
-      <w:pPr>
-        <w:pStyle w:val="Normal"/>
-        <w:suppressLineNumbers w:val="0"/>
-        <w:bidi w:val="0"/>
-        <w:spacing w:before="0" w:beforeAutospacing="off" w:after="120" w:afterAutospacing="off" w:line="312" w:lineRule="auto"/>
-        <w:ind w:left="0" w:right="0"/>
+    <w:p>
+      <w:pPr>
+        <w:spacing w:after="120" w:line="312" w:lineRule="auto"/>
         <w:jc w:val="center"/>
         <w:rPr>
-          <w:rFonts w:ascii="Aptos Narrow" w:hAnsi="Aptos Narrow" w:eastAsia="Aptos Narrow" w:cs="Aptos Narrow"/>
-          <w:b w:val="1"/>
-          <w:bCs w:val="1"/>
-          <w:i w:val="0"/>
-          <w:iCs w:val="0"/>
-          <w:caps w:val="0"/>
-          <w:smallCaps w:val="0"/>
-          <w:noProof w:val="0"/>
+          <w:rFonts w:ascii="Aptos Narrow" w:eastAsia="Aptos Narrow" w:hAnsi="Aptos Narrow" w:cs="Aptos Narrow"/>
+          <w:b/>
+          <w:bCs/>
           <w:color w:val="C00000"/>
           <w:sz w:val="52"/>
           <w:szCs w:val="52"/>
-          <w:lang w:val="en-GB"/>
-        </w:rPr>
-      </w:pPr>
-      <w:r>
-        <w:rPr>
-          <w:rFonts w:ascii="Aptos Narrow" w:hAnsi="Aptos Narrow" w:eastAsia="Aptos Narrow" w:cs="Aptos Narrow"/>
-          <w:b w:val="1"/>
-          <w:bCs w:val="1"/>
-          <w:i w:val="0"/>
-          <w:iCs w:val="0"/>
-          <w:caps w:val="0"/>
-          <w:smallCaps w:val="0"/>
-          <w:noProof w:val="0"/>
+        </w:rPr>
+      </w:pPr>
+      <w:r>
+        <w:rPr>
+          <w:rFonts w:ascii="Aptos Narrow" w:eastAsia="Aptos Narrow" w:hAnsi="Aptos Narrow" w:cs="Aptos Narrow"/>
+          <w:b/>
+          <w:bCs/>
           <w:color w:val="006989"/>
           <w:sz w:val="44"/>
           <w:szCs w:val="44"/>
-          <w:lang w:val="en-GB"/>
         </w:rPr>
         <w:t>MAIN REPORT</w:t>
       </w:r>
       <w:r>
         <w:rPr>
-          <w:rFonts w:ascii="Aptos Narrow" w:hAnsi="Aptos Narrow" w:eastAsia="Aptos Narrow" w:cs="Aptos Narrow"/>
-          <w:b w:val="1"/>
-          <w:bCs w:val="1"/>
-          <w:i w:val="0"/>
-          <w:iCs w:val="0"/>
-          <w:caps w:val="0"/>
-          <w:smallCaps w:val="0"/>
-          <w:noProof w:val="0"/>
+          <w:rFonts w:ascii="Aptos Narrow" w:eastAsia="Aptos Narrow" w:hAnsi="Aptos Narrow" w:cs="Aptos Narrow"/>
+          <w:b/>
+          <w:bCs/>
           <w:color w:val="006989"/>
           <w:sz w:val="44"/>
           <w:szCs w:val="44"/>
-          <w:lang w:val="en-GB"/>
         </w:rPr>
         <w:t xml:space="preserve"> AND INDIVIDUAL REFLECTIONS</w:t>
       </w:r>
@@ -219,329 +156,227 @@
         <w:br/>
       </w:r>
     </w:p>
-    <w:p xmlns:wp14="http://schemas.microsoft.com/office/word/2010/wordml" wp14:paraId="4F303FAF" wp14:textId="700B00D2">
+    <w:p>
       <w:pPr>
         <w:spacing w:after="120" w:line="312" w:lineRule="auto"/>
         <w:jc w:val="center"/>
         <w:rPr>
-          <w:rFonts w:ascii="Aptos Display" w:hAnsi="Aptos Display" w:eastAsia="Aptos Display" w:cs="Aptos Display"/>
-          <w:b w:val="1"/>
-          <w:bCs w:val="1"/>
-          <w:i w:val="0"/>
-          <w:iCs w:val="0"/>
-          <w:caps w:val="0"/>
-          <w:smallCaps w:val="0"/>
-          <w:noProof w:val="0"/>
+          <w:rFonts w:ascii="Aptos Display" w:eastAsia="Aptos Display" w:hAnsi="Aptos Display" w:cs="Aptos Display"/>
+          <w:b/>
+          <w:bCs/>
           <w:color w:val="006989"/>
           <w:sz w:val="40"/>
           <w:szCs w:val="40"/>
-          <w:lang w:val="en-GB"/>
-        </w:rPr>
-      </w:pPr>
-      <w:r>
-        <w:rPr>
-          <w:rFonts w:ascii="Aptos Display" w:hAnsi="Aptos Display" w:eastAsia="Aptos Display" w:cs="Aptos Display"/>
-          <w:b w:val="1"/>
-          <w:bCs w:val="1"/>
-          <w:i w:val="0"/>
-          <w:iCs w:val="0"/>
-          <w:caps w:val="0"/>
-          <w:smallCaps w:val="0"/>
-          <w:noProof w:val="0"/>
+        </w:rPr>
+      </w:pPr>
+      <w:r>
+        <w:rPr>
+          <w:rFonts w:ascii="Aptos Display" w:eastAsia="Aptos Display" w:hAnsi="Aptos Display" w:cs="Aptos Display"/>
+          <w:b/>
+          <w:bCs/>
           <w:color w:val="006989"/>
           <w:sz w:val="40"/>
           <w:szCs w:val="40"/>
-          <w:lang w:val="en-GB"/>
         </w:rPr>
         <w:t xml:space="preserve">STUDENT NUMBER </w:t>
       </w:r>
       <w:r>
         <w:rPr>
-          <w:rFonts w:ascii="Aptos Display" w:hAnsi="Aptos Display" w:eastAsia="Aptos Display" w:cs="Aptos Display"/>
-          <w:b w:val="1"/>
-          <w:bCs w:val="1"/>
-          <w:i w:val="0"/>
-          <w:iCs w:val="0"/>
-          <w:caps w:val="0"/>
-          <w:smallCaps w:val="0"/>
-          <w:noProof w:val="0"/>
+          <w:rFonts w:ascii="Aptos Display" w:eastAsia="Aptos Display" w:hAnsi="Aptos Display" w:cs="Aptos Display"/>
+          <w:b/>
+          <w:bCs/>
           <w:color w:val="006989"/>
           <w:sz w:val="40"/>
           <w:szCs w:val="40"/>
-          <w:lang w:val="en-GB"/>
         </w:rPr>
         <w:t>1</w:t>
       </w:r>
       <w:r>
         <w:rPr>
-          <w:rFonts w:ascii="Aptos Display" w:hAnsi="Aptos Display" w:eastAsia="Aptos Display" w:cs="Aptos Display"/>
-          <w:b w:val="1"/>
-          <w:bCs w:val="1"/>
-          <w:i w:val="0"/>
-          <w:iCs w:val="0"/>
-          <w:caps w:val="0"/>
-          <w:smallCaps w:val="0"/>
-          <w:noProof w:val="0"/>
+          <w:rFonts w:ascii="Aptos Display" w:eastAsia="Aptos Display" w:hAnsi="Aptos Display" w:cs="Aptos Display"/>
+          <w:b/>
+          <w:bCs/>
           <w:color w:val="006989"/>
           <w:sz w:val="40"/>
           <w:szCs w:val="40"/>
-          <w:lang w:val="en-GB"/>
         </w:rPr>
         <w:t xml:space="preserve">: </w:t>
       </w:r>
       <w:r>
         <w:rPr>
-          <w:rFonts w:ascii="Aptos Display" w:hAnsi="Aptos Display" w:eastAsia="Aptos Display" w:cs="Aptos Display"/>
-          <w:b w:val="1"/>
-          <w:bCs w:val="1"/>
-          <w:i w:val="0"/>
-          <w:iCs w:val="0"/>
-          <w:caps w:val="0"/>
-          <w:smallCaps w:val="0"/>
-          <w:noProof w:val="0"/>
+          <w:rFonts w:ascii="Aptos Display" w:eastAsia="Aptos Display" w:hAnsi="Aptos Display" w:cs="Aptos Display"/>
+          <w:b/>
+          <w:bCs/>
           <w:color w:val="006989"/>
           <w:sz w:val="40"/>
           <w:szCs w:val="40"/>
-          <w:lang w:val="en-GB"/>
         </w:rPr>
         <w:t>2430388</w:t>
       </w:r>
     </w:p>
-    <w:p xmlns:wp14="http://schemas.microsoft.com/office/word/2010/wordml" wp14:paraId="683D8F9F" wp14:textId="19D692FE">
+    <w:p>
       <w:pPr>
         <w:spacing w:after="120" w:line="312" w:lineRule="auto"/>
         <w:jc w:val="center"/>
         <w:rPr>
-          <w:rFonts w:ascii="Aptos Display" w:hAnsi="Aptos Display" w:eastAsia="Aptos Display" w:cs="Aptos Display"/>
-          <w:b w:val="1"/>
-          <w:bCs w:val="1"/>
-          <w:i w:val="0"/>
-          <w:iCs w:val="0"/>
-          <w:caps w:val="0"/>
-          <w:smallCaps w:val="0"/>
-          <w:noProof w:val="0"/>
+          <w:rFonts w:ascii="Aptos Display" w:eastAsia="Aptos Display" w:hAnsi="Aptos Display" w:cs="Aptos Display"/>
+          <w:b/>
+          <w:bCs/>
           <w:color w:val="006989"/>
           <w:sz w:val="40"/>
           <w:szCs w:val="40"/>
-          <w:lang w:val="en-GB"/>
-        </w:rPr>
-      </w:pPr>
-      <w:r>
-        <w:rPr>
-          <w:rFonts w:ascii="Aptos Display" w:hAnsi="Aptos Display" w:eastAsia="Aptos Display" w:cs="Aptos Display"/>
-          <w:b w:val="1"/>
-          <w:bCs w:val="1"/>
-          <w:i w:val="0"/>
-          <w:iCs w:val="0"/>
-          <w:caps w:val="0"/>
-          <w:smallCaps w:val="0"/>
-          <w:noProof w:val="0"/>
+        </w:rPr>
+      </w:pPr>
+      <w:r>
+        <w:rPr>
+          <w:rFonts w:ascii="Aptos Display" w:eastAsia="Aptos Display" w:hAnsi="Aptos Display" w:cs="Aptos Display"/>
+          <w:b/>
+          <w:bCs/>
           <w:color w:val="006989"/>
           <w:sz w:val="40"/>
           <w:szCs w:val="40"/>
-          <w:lang w:val="en-GB"/>
         </w:rPr>
         <w:t xml:space="preserve">STUDENT NUMBER </w:t>
       </w:r>
       <w:r>
         <w:rPr>
-          <w:rFonts w:ascii="Aptos Display" w:hAnsi="Aptos Display" w:eastAsia="Aptos Display" w:cs="Aptos Display"/>
-          <w:b w:val="1"/>
-          <w:bCs w:val="1"/>
-          <w:i w:val="0"/>
-          <w:iCs w:val="0"/>
-          <w:caps w:val="0"/>
-          <w:smallCaps w:val="0"/>
-          <w:noProof w:val="0"/>
+          <w:rFonts w:ascii="Aptos Display" w:eastAsia="Aptos Display" w:hAnsi="Aptos Display" w:cs="Aptos Display"/>
+          <w:b/>
+          <w:bCs/>
           <w:color w:val="006989"/>
           <w:sz w:val="40"/>
           <w:szCs w:val="40"/>
-          <w:lang w:val="en-GB"/>
         </w:rPr>
         <w:t xml:space="preserve">2: </w:t>
       </w:r>
       <w:r>
         <w:rPr>
-          <w:rFonts w:ascii="Aptos Display" w:hAnsi="Aptos Display" w:eastAsia="Aptos Display" w:cs="Aptos Display"/>
-          <w:b w:val="1"/>
-          <w:bCs w:val="1"/>
-          <w:i w:val="0"/>
-          <w:iCs w:val="0"/>
-          <w:caps w:val="0"/>
-          <w:smallCaps w:val="0"/>
-          <w:noProof w:val="0"/>
+          <w:rFonts w:ascii="Aptos Display" w:eastAsia="Aptos Display" w:hAnsi="Aptos Display" w:cs="Aptos Display"/>
+          <w:b/>
+          <w:bCs/>
           <w:color w:val="006989"/>
           <w:sz w:val="40"/>
           <w:szCs w:val="40"/>
-          <w:lang w:val="en-GB"/>
         </w:rPr>
         <w:t>2</w:t>
       </w:r>
       <w:r>
         <w:rPr>
-          <w:rFonts w:ascii="Aptos Display" w:hAnsi="Aptos Display" w:eastAsia="Aptos Display" w:cs="Aptos Display"/>
-          <w:b w:val="1"/>
-          <w:bCs w:val="1"/>
-          <w:i w:val="0"/>
-          <w:iCs w:val="0"/>
-          <w:caps w:val="0"/>
-          <w:smallCaps w:val="0"/>
-          <w:noProof w:val="0"/>
+          <w:rFonts w:ascii="Aptos Display" w:eastAsia="Aptos Display" w:hAnsi="Aptos Display" w:cs="Aptos Display"/>
+          <w:b/>
+          <w:bCs/>
           <w:color w:val="006989"/>
           <w:sz w:val="40"/>
           <w:szCs w:val="40"/>
-          <w:lang w:val="en-GB"/>
         </w:rPr>
         <w:t>4063400</w:t>
       </w:r>
     </w:p>
-    <w:p xmlns:wp14="http://schemas.microsoft.com/office/word/2010/wordml" wp14:paraId="478F96E3" wp14:textId="20FAED98">
+    <w:p>
       <w:pPr>
         <w:spacing w:after="120" w:line="312" w:lineRule="auto"/>
         <w:jc w:val="center"/>
         <w:rPr>
-          <w:rFonts w:ascii="Aptos Display" w:hAnsi="Aptos Display" w:eastAsia="Aptos Display" w:cs="Aptos Display"/>
-          <w:b w:val="0"/>
-          <w:bCs w:val="0"/>
-          <w:i w:val="0"/>
-          <w:iCs w:val="0"/>
-          <w:caps w:val="0"/>
-          <w:smallCaps w:val="0"/>
-          <w:noProof w:val="0"/>
+          <w:rFonts w:ascii="Aptos Display" w:eastAsia="Aptos Display" w:hAnsi="Aptos Display" w:cs="Aptos Display"/>
           <w:color w:val="006989"/>
           <w:sz w:val="40"/>
           <w:szCs w:val="40"/>
-          <w:lang w:val="en-GB"/>
-        </w:rPr>
-      </w:pPr>
-      <w:r>
-        <w:rPr>
-          <w:rFonts w:ascii="Aptos Display" w:hAnsi="Aptos Display" w:eastAsia="Aptos Display" w:cs="Aptos Display"/>
-          <w:b w:val="1"/>
-          <w:bCs w:val="1"/>
-          <w:i w:val="0"/>
-          <w:iCs w:val="0"/>
-          <w:caps w:val="0"/>
-          <w:smallCaps w:val="0"/>
-          <w:noProof w:val="0"/>
+        </w:rPr>
+      </w:pPr>
+      <w:r>
+        <w:rPr>
+          <w:rFonts w:ascii="Aptos Display" w:eastAsia="Aptos Display" w:hAnsi="Aptos Display" w:cs="Aptos Display"/>
+          <w:b/>
+          <w:bCs/>
           <w:color w:val="006989"/>
           <w:sz w:val="40"/>
           <w:szCs w:val="40"/>
-          <w:lang w:val="en-GB"/>
         </w:rPr>
         <w:t xml:space="preserve">STUDENT NUMBER 3: </w:t>
       </w:r>
-    </w:p>
-    <w:p xmlns:wp14="http://schemas.microsoft.com/office/word/2010/wordml" wp14:paraId="1280FA8C" wp14:textId="59D08726">
-      <w:pPr>
-        <w:spacing w:after="120" w:line="312" w:lineRule="auto"/>
-        <w:jc w:val="center"/>
-        <w:rPr>
-          <w:rFonts w:ascii="Aptos Display" w:hAnsi="Aptos Display" w:eastAsia="Aptos Display" w:cs="Aptos Display"/>
-          <w:b w:val="1"/>
-          <w:bCs w:val="1"/>
-          <w:i w:val="0"/>
-          <w:iCs w:val="0"/>
-          <w:caps w:val="0"/>
-          <w:smallCaps w:val="0"/>
-          <w:noProof w:val="0"/>
+      <w:r>
+        <w:rPr>
+          <w:rFonts w:ascii="Arial" w:eastAsia="Aptos Display" w:hAnsi="Arial" w:cs="Arial" w:hint="cs"/>
+          <w:b/>
+          <w:bCs/>
           <w:color w:val="006989"/>
           <w:sz w:val="40"/>
           <w:szCs w:val="40"/>
-          <w:lang w:val="en-GB"/>
-        </w:rPr>
-      </w:pPr>
-      <w:r>
-        <w:rPr>
-          <w:rFonts w:ascii="Aptos Display" w:hAnsi="Aptos Display" w:eastAsia="Aptos Display" w:cs="Aptos Display"/>
-          <w:b w:val="1"/>
-          <w:bCs w:val="1"/>
-          <w:i w:val="0"/>
-          <w:iCs w:val="0"/>
-          <w:caps w:val="0"/>
-          <w:smallCaps w:val="0"/>
-          <w:noProof w:val="0"/>
+          <w:lang w:bidi="ar-DZ"/>
+        </w:rPr>
+        <w:t>24018717</w:t>
+      </w:r>
+    </w:p>
+    <w:p>
+      <w:pPr>
+        <w:spacing w:after="120" w:line="312" w:lineRule="auto"/>
+        <w:jc w:val="center"/>
+        <w:rPr>
+          <w:rFonts w:ascii="Aptos Display" w:eastAsia="Aptos Display" w:hAnsi="Aptos Display" w:cs="Aptos Display"/>
+          <w:b/>
+          <w:bCs/>
           <w:color w:val="006989"/>
           <w:sz w:val="40"/>
           <w:szCs w:val="40"/>
-          <w:lang w:val="en-GB"/>
-        </w:rPr>
-        <w:t xml:space="preserve">STUDENT NUMBER 4: </w:t>
-      </w:r>
-    </w:p>
-    <w:p xmlns:wp14="http://schemas.microsoft.com/office/word/2010/wordml" wp14:paraId="2EDF4D8B" wp14:textId="78C838F8">
-      <w:pPr>
-        <w:pStyle w:val="Normal"/>
-        <w:spacing w:after="120" w:line="312" w:lineRule="auto"/>
-        <w:jc w:val="center"/>
-        <w:rPr>
-          <w:rFonts w:ascii="Aptos Display" w:hAnsi="Aptos Display" w:eastAsia="Aptos Display" w:cs="Aptos Display"/>
-          <w:b w:val="0"/>
-          <w:bCs w:val="0"/>
-          <w:i w:val="0"/>
-          <w:iCs w:val="0"/>
-          <w:caps w:val="0"/>
-          <w:smallCaps w:val="0"/>
-          <w:noProof w:val="0"/>
+        </w:rPr>
+      </w:pPr>
+      <w:r>
+        <w:rPr>
+          <w:rFonts w:ascii="Aptos Display" w:eastAsia="Aptos Display" w:hAnsi="Aptos Display" w:cs="Aptos Display"/>
+          <w:b/>
+          <w:bCs/>
           <w:color w:val="006989"/>
           <w:sz w:val="40"/>
           <w:szCs w:val="40"/>
-          <w:lang w:val="en-GB"/>
-        </w:rPr>
-      </w:pPr>
-      <w:r>
-        <w:rPr>
-          <w:rFonts w:ascii="Aptos Display" w:hAnsi="Aptos Display" w:eastAsia="Aptos Display" w:cs="Aptos Display"/>
-          <w:b w:val="1"/>
-          <w:bCs w:val="1"/>
-          <w:i w:val="0"/>
-          <w:iCs w:val="0"/>
-          <w:caps w:val="0"/>
-          <w:smallCaps w:val="0"/>
-          <w:noProof w:val="0"/>
+        </w:rPr>
+        <w:t xml:space="preserve">STUDENT NUMBER 4: </w:t>
+      </w:r>
+    </w:p>
+    <w:p>
+      <w:pPr>
+        <w:spacing w:after="120" w:line="312" w:lineRule="auto"/>
+        <w:jc w:val="center"/>
+        <w:rPr>
+          <w:rFonts w:ascii="Aptos Display" w:eastAsia="Aptos Display" w:hAnsi="Aptos Display" w:cs="Aptos Display"/>
           <w:color w:val="006989"/>
           <w:sz w:val="40"/>
           <w:szCs w:val="40"/>
-          <w:lang w:val="en-GB"/>
-        </w:rPr>
-        <w:t>STUDENT NUMBER 5: 23010646</w:t>
-      </w:r>
-    </w:p>
-    <w:p xmlns:wp14="http://schemas.microsoft.com/office/word/2010/wordml" wp14:paraId="20C9F203" wp14:textId="0B6D4C95">
-      <w:pPr>
-        <w:spacing w:after="120" w:line="312" w:lineRule="auto"/>
-        <w:jc w:val="center"/>
-        <w:rPr>
-          <w:rFonts w:ascii="Aptos Display" w:hAnsi="Aptos Display" w:eastAsia="Aptos Display" w:cs="Aptos Display"/>
-          <w:b w:val="1"/>
-          <w:bCs w:val="1"/>
-          <w:i w:val="0"/>
-          <w:iCs w:val="0"/>
-          <w:caps w:val="0"/>
-          <w:smallCaps w:val="0"/>
-          <w:noProof w:val="0"/>
+        </w:rPr>
+      </w:pPr>
+      <w:r>
+        <w:rPr>
+          <w:rFonts w:ascii="Aptos Display" w:eastAsia="Aptos Display" w:hAnsi="Aptos Display" w:cs="Aptos Display"/>
+          <w:b/>
+          <w:bCs/>
           <w:color w:val="006989"/>
           <w:sz w:val="40"/>
           <w:szCs w:val="40"/>
-          <w:lang w:val="en-GB"/>
-        </w:rPr>
-      </w:pPr>
-    </w:p>
-    <w:p xmlns:wp14="http://schemas.microsoft.com/office/word/2010/wordml" wp14:paraId="163D4CBA" wp14:textId="23C3B3E6">
-      <w:pPr>
-        <w:pStyle w:val="Normal"/>
-        <w:spacing w:before="0" w:beforeAutospacing="off" w:after="120" w:afterAutospacing="off" w:line="312" w:lineRule="auto"/>
-        <w:ind w:left="0" w:right="0"/>
+        </w:rPr>
+        <w:t>STUDENT NUMBER 5: 23010646</w:t>
+      </w:r>
+    </w:p>
+    <w:p>
+      <w:pPr>
+        <w:spacing w:after="120" w:line="312" w:lineRule="auto"/>
         <w:jc w:val="center"/>
         <w:rPr>
-          <w:rFonts w:ascii="Aptos Display" w:hAnsi="Aptos Display" w:eastAsia="Aptos Display" w:cs="Aptos Display"/>
-          <w:b w:val="1"/>
-          <w:bCs w:val="1"/>
-          <w:i w:val="0"/>
-          <w:iCs w:val="0"/>
-          <w:caps w:val="0"/>
-          <w:smallCaps w:val="0"/>
-          <w:noProof w:val="0"/>
+          <w:rFonts w:ascii="Aptos Display" w:eastAsia="Aptos Display" w:hAnsi="Aptos Display" w:cs="Aptos Display"/>
+          <w:b/>
+          <w:bCs/>
+          <w:color w:val="006989"/>
+          <w:sz w:val="40"/>
+          <w:szCs w:val="40"/>
+        </w:rPr>
+      </w:pPr>
+    </w:p>
+    <w:p>
+      <w:pPr>
+        <w:spacing w:after="120" w:line="312" w:lineRule="auto"/>
+        <w:jc w:val="center"/>
+        <w:rPr>
+          <w:rFonts w:ascii="Aptos Display" w:eastAsia="Aptos Display" w:hAnsi="Aptos Display" w:cs="Aptos Display"/>
+          <w:b/>
+          <w:bCs/>
           <w:color w:val="006989"/>
           <w:sz w:val="36"/>
           <w:szCs w:val="36"/>
@@ -550,15 +385,10 @@
       </w:pPr>
       <w:r>
         <w:rPr>
-          <w:rFonts w:ascii="Aptos Display" w:hAnsi="Aptos Display" w:eastAsia="Aptos Display" w:cs="Aptos Display" w:asciiTheme="majorAscii" w:hAnsiTheme="majorAscii" w:eastAsiaTheme="majorAscii" w:cstheme="majorAscii"/>
-          <w:b w:val="1"/>
-          <w:bCs w:val="1"/>
-          <w:i w:val="0"/>
-          <w:iCs w:val="0"/>
-          <w:caps w:val="0"/>
-          <w:smallCaps w:val="0"/>
-          <w:noProof w:val="0"/>
-          <w:color w:val="156082" w:themeColor="accent1" w:themeTint="FF" w:themeShade="FF"/>
+          <w:rFonts w:asciiTheme="majorHAnsi" w:eastAsiaTheme="majorEastAsia" w:hAnsiTheme="majorHAnsi" w:cstheme="majorBidi"/>
+          <w:b/>
+          <w:bCs/>
+          <w:color w:val="156082" w:themeColor="accent1"/>
           <w:sz w:val="36"/>
           <w:szCs w:val="36"/>
           <w:lang w:val="fr-FR"/>
@@ -567,15 +397,10 @@
       </w:r>
       <w:r>
         <w:rPr>
-          <w:rFonts w:ascii="Aptos Display" w:hAnsi="Aptos Display" w:eastAsia="Aptos Display" w:cs="Aptos Display" w:asciiTheme="majorAscii" w:hAnsiTheme="majorAscii" w:eastAsiaTheme="majorAscii" w:cstheme="majorAscii"/>
-          <w:b w:val="1"/>
-          <w:bCs w:val="1"/>
-          <w:i w:val="0"/>
-          <w:iCs w:val="0"/>
-          <w:caps w:val="0"/>
-          <w:smallCaps w:val="0"/>
-          <w:noProof w:val="0"/>
-          <w:color w:val="156082" w:themeColor="accent1" w:themeTint="FF" w:themeShade="FF"/>
+          <w:rFonts w:asciiTheme="majorHAnsi" w:eastAsiaTheme="majorEastAsia" w:hAnsiTheme="majorHAnsi" w:cstheme="majorBidi"/>
+          <w:b/>
+          <w:bCs/>
+          <w:color w:val="156082" w:themeColor="accent1"/>
           <w:sz w:val="36"/>
           <w:szCs w:val="36"/>
           <w:lang w:val="fr-FR"/>
@@ -584,15 +409,10 @@
       </w:r>
       <w:r>
         <w:rPr>
-          <w:rFonts w:ascii="Aptos Display" w:hAnsi="Aptos Display" w:eastAsia="Aptos Display" w:cs="Aptos Display" w:asciiTheme="majorAscii" w:hAnsiTheme="majorAscii" w:eastAsiaTheme="majorAscii" w:cstheme="majorAscii"/>
-          <w:b w:val="1"/>
-          <w:bCs w:val="1"/>
-          <w:i w:val="0"/>
-          <w:iCs w:val="0"/>
-          <w:caps w:val="0"/>
-          <w:smallCaps w:val="0"/>
-          <w:noProof w:val="0"/>
-          <w:color w:val="156082" w:themeColor="accent1" w:themeTint="FF" w:themeShade="FF"/>
+          <w:rFonts w:asciiTheme="majorHAnsi" w:eastAsiaTheme="majorEastAsia" w:hAnsiTheme="majorHAnsi" w:cstheme="majorBidi"/>
+          <w:b/>
+          <w:bCs/>
+          <w:color w:val="156082" w:themeColor="accent1"/>
           <w:sz w:val="36"/>
           <w:szCs w:val="36"/>
           <w:lang w:val="fr-FR"/>
@@ -601,15 +421,10 @@
       </w:r>
       <w:r>
         <w:rPr>
-          <w:rFonts w:ascii="Aptos Display" w:hAnsi="Aptos Display" w:eastAsia="Aptos Display" w:cs="Aptos Display" w:asciiTheme="majorAscii" w:hAnsiTheme="majorAscii" w:eastAsiaTheme="majorAscii" w:cstheme="majorAscii"/>
-          <w:b w:val="1"/>
-          <w:bCs w:val="1"/>
-          <w:i w:val="0"/>
-          <w:iCs w:val="0"/>
-          <w:caps w:val="0"/>
-          <w:smallCaps w:val="0"/>
-          <w:noProof w:val="0"/>
-          <w:color w:val="156082" w:themeColor="accent1" w:themeTint="FF" w:themeShade="FF"/>
+          <w:rFonts w:asciiTheme="majorHAnsi" w:eastAsiaTheme="majorEastAsia" w:hAnsiTheme="majorHAnsi" w:cstheme="majorBidi"/>
+          <w:b/>
+          <w:bCs/>
+          <w:color w:val="156082" w:themeColor="accent1"/>
           <w:sz w:val="36"/>
           <w:szCs w:val="36"/>
           <w:lang w:val="fr-FR"/>
@@ -618,15 +433,10 @@
       </w:r>
       <w:r>
         <w:rPr>
-          <w:rFonts w:ascii="Aptos Display" w:hAnsi="Aptos Display" w:eastAsia="Aptos Display" w:cs="Aptos Display" w:asciiTheme="majorAscii" w:hAnsiTheme="majorAscii" w:eastAsiaTheme="majorAscii" w:cstheme="majorAscii"/>
-          <w:b w:val="1"/>
-          <w:bCs w:val="1"/>
-          <w:i w:val="0"/>
-          <w:iCs w:val="0"/>
-          <w:caps w:val="0"/>
-          <w:smallCaps w:val="0"/>
-          <w:noProof w:val="0"/>
-          <w:color w:val="156082" w:themeColor="accent1" w:themeTint="FF" w:themeShade="FF"/>
+          <w:rFonts w:asciiTheme="majorHAnsi" w:eastAsiaTheme="majorEastAsia" w:hAnsiTheme="majorHAnsi" w:cstheme="majorBidi"/>
+          <w:b/>
+          <w:bCs/>
+          <w:color w:val="156082" w:themeColor="accent1"/>
           <w:sz w:val="36"/>
           <w:szCs w:val="36"/>
           <w:lang w:val="fr-FR"/>
@@ -635,154 +445,695 @@
       </w:r>
       <w:r>
         <w:rPr>
-          <w:rFonts w:ascii="Aptos Display" w:hAnsi="Aptos Display" w:eastAsia="Aptos Display" w:cs="Aptos Display" w:asciiTheme="majorAscii" w:hAnsiTheme="majorAscii" w:eastAsiaTheme="majorAscii" w:cstheme="majorAscii"/>
-          <w:b w:val="1"/>
-          <w:bCs w:val="1"/>
-          <w:i w:val="0"/>
-          <w:iCs w:val="0"/>
-          <w:caps w:val="0"/>
-          <w:smallCaps w:val="0"/>
-          <w:noProof w:val="0"/>
-          <w:color w:val="156082" w:themeColor="accent1" w:themeTint="FF" w:themeShade="FF"/>
+          <w:rFonts w:asciiTheme="majorHAnsi" w:eastAsiaTheme="majorEastAsia" w:hAnsiTheme="majorHAnsi" w:cstheme="majorBidi"/>
+          <w:b/>
+          <w:bCs/>
+          <w:color w:val="156082" w:themeColor="accent1"/>
           <w:sz w:val="36"/>
           <w:szCs w:val="36"/>
           <w:lang w:val="fr-FR"/>
         </w:rPr>
-        <w:t>Elias</w:t>
-      </w:r>
-      <w:r>
-        <w:rPr>
-          <w:rFonts w:ascii="Aptos Display" w:hAnsi="Aptos Display" w:eastAsia="Aptos Display" w:cs="Aptos Display" w:asciiTheme="majorAscii" w:hAnsiTheme="majorAscii" w:eastAsiaTheme="majorAscii" w:cstheme="majorAscii"/>
-          <w:b w:val="1"/>
-          <w:bCs w:val="1"/>
-          <w:i w:val="0"/>
-          <w:iCs w:val="0"/>
-          <w:caps w:val="0"/>
-          <w:smallCaps w:val="0"/>
-          <w:noProof w:val="0"/>
-          <w:color w:val="156082" w:themeColor="accent1" w:themeTint="FF" w:themeShade="FF"/>
+        <w:t>Elias Pimenidis &amp; Shelan Jeawak</w:t>
+      </w:r>
+      <w:r>
+        <w:rPr>
+          <w:rFonts w:ascii="Aptos Display" w:eastAsia="Aptos Display" w:hAnsi="Aptos Display" w:cs="Aptos Display"/>
+          <w:b/>
+          <w:bCs/>
           <w:sz w:val="36"/>
           <w:szCs w:val="36"/>
           <w:lang w:val="fr-FR"/>
         </w:rPr>
         <w:t xml:space="preserve"> </w:t>
       </w:r>
-      <w:r>
-        <w:rPr>
-          <w:rFonts w:ascii="Aptos Display" w:hAnsi="Aptos Display" w:eastAsia="Aptos Display" w:cs="Aptos Display" w:asciiTheme="majorAscii" w:hAnsiTheme="majorAscii" w:eastAsiaTheme="majorAscii" w:cstheme="majorAscii"/>
-          <w:b w:val="1"/>
-          <w:bCs w:val="1"/>
-          <w:i w:val="0"/>
-          <w:iCs w:val="0"/>
-          <w:caps w:val="0"/>
-          <w:smallCaps w:val="0"/>
-          <w:noProof w:val="0"/>
-          <w:color w:val="156082" w:themeColor="accent1" w:themeTint="FF" w:themeShade="FF"/>
-          <w:sz w:val="36"/>
-          <w:szCs w:val="36"/>
-          <w:lang w:val="fr-FR"/>
-        </w:rPr>
-        <w:t>Pimenidis</w:t>
-      </w:r>
-      <w:r>
-        <w:rPr>
-          <w:rFonts w:ascii="Aptos Display" w:hAnsi="Aptos Display" w:eastAsia="Aptos Display" w:cs="Aptos Display" w:asciiTheme="majorAscii" w:hAnsiTheme="majorAscii" w:eastAsiaTheme="majorAscii" w:cstheme="majorAscii"/>
-          <w:b w:val="1"/>
-          <w:bCs w:val="1"/>
-          <w:i w:val="0"/>
-          <w:iCs w:val="0"/>
-          <w:caps w:val="0"/>
-          <w:smallCaps w:val="0"/>
-          <w:noProof w:val="0"/>
-          <w:color w:val="156082" w:themeColor="accent1" w:themeTint="FF" w:themeShade="FF"/>
-          <w:sz w:val="36"/>
-          <w:szCs w:val="36"/>
-          <w:lang w:val="fr-FR"/>
-        </w:rPr>
-        <w:t xml:space="preserve"> &amp; </w:t>
-      </w:r>
-      <w:r>
-        <w:rPr>
-          <w:rFonts w:ascii="Aptos Display" w:hAnsi="Aptos Display" w:eastAsia="Aptos Display" w:cs="Aptos Display" w:asciiTheme="majorAscii" w:hAnsiTheme="majorAscii" w:eastAsiaTheme="majorAscii" w:cstheme="majorAscii"/>
-          <w:b w:val="1"/>
-          <w:bCs w:val="1"/>
-          <w:i w:val="0"/>
-          <w:iCs w:val="0"/>
-          <w:caps w:val="0"/>
-          <w:smallCaps w:val="0"/>
-          <w:noProof w:val="0"/>
-          <w:color w:val="156082" w:themeColor="accent1" w:themeTint="FF" w:themeShade="FF"/>
-          <w:sz w:val="36"/>
-          <w:szCs w:val="36"/>
-          <w:lang w:val="fr-FR"/>
-        </w:rPr>
-        <w:t>Shelan</w:t>
-      </w:r>
-      <w:r>
-        <w:rPr>
-          <w:rFonts w:ascii="Aptos Display" w:hAnsi="Aptos Display" w:eastAsia="Aptos Display" w:cs="Aptos Display" w:asciiTheme="majorAscii" w:hAnsiTheme="majorAscii" w:eastAsiaTheme="majorAscii" w:cstheme="majorAscii"/>
-          <w:b w:val="1"/>
-          <w:bCs w:val="1"/>
-          <w:i w:val="0"/>
-          <w:iCs w:val="0"/>
-          <w:caps w:val="0"/>
-          <w:smallCaps w:val="0"/>
-          <w:noProof w:val="0"/>
-          <w:color w:val="156082" w:themeColor="accent1" w:themeTint="FF" w:themeShade="FF"/>
-          <w:sz w:val="36"/>
-          <w:szCs w:val="36"/>
-          <w:lang w:val="fr-FR"/>
-        </w:rPr>
-        <w:t xml:space="preserve"> </w:t>
-      </w:r>
-      <w:r>
-        <w:rPr>
-          <w:rFonts w:ascii="Aptos Display" w:hAnsi="Aptos Display" w:eastAsia="Aptos Display" w:cs="Aptos Display" w:asciiTheme="majorAscii" w:hAnsiTheme="majorAscii" w:eastAsiaTheme="majorAscii" w:cstheme="majorAscii"/>
-          <w:b w:val="1"/>
-          <w:bCs w:val="1"/>
-          <w:i w:val="0"/>
-          <w:iCs w:val="0"/>
-          <w:caps w:val="0"/>
-          <w:smallCaps w:val="0"/>
-          <w:noProof w:val="0"/>
-          <w:color w:val="156082" w:themeColor="accent1" w:themeTint="FF" w:themeShade="FF"/>
-          <w:sz w:val="36"/>
-          <w:szCs w:val="36"/>
-          <w:lang w:val="fr-FR"/>
-        </w:rPr>
-        <w:t>Jeawak</w:t>
-      </w:r>
-      <w:r>
-        <w:rPr>
-          <w:rFonts w:ascii="Aptos Display" w:hAnsi="Aptos Display" w:eastAsia="Aptos Display" w:cs="Aptos Display"/>
-          <w:b w:val="1"/>
-          <w:bCs w:val="1"/>
-          <w:noProof w:val="0"/>
-          <w:sz w:val="36"/>
-          <w:szCs w:val="36"/>
-          <w:lang w:val="fr-FR"/>
-        </w:rPr>
-        <w:t xml:space="preserve"> </w:t>
-      </w:r>
-    </w:p>
-    <w:p xmlns:wp14="http://schemas.microsoft.com/office/word/2010/wordml" wp14:paraId="5E5787A5" wp14:textId="6829BD86"/>
-    <w:p/>
-    <w:p/>
-    <w:p>
-      <w:pPr>
-        <w:pStyle w:val="Normal"/>
-      </w:pPr>
     </w:p>
     <w:p/>
     <w:p/>
     <w:p/>
     <w:p>
       <w:pPr>
-        <w:pStyle w:val="Normal"/>
-      </w:pPr>
-    </w:p>
+        <w:rPr>
+          <w:rFonts w:asciiTheme="majorHAnsi" w:eastAsiaTheme="majorEastAsia" w:hAnsiTheme="majorHAnsi" w:cstheme="majorBidi"/>
+          <w:sz w:val="32"/>
+          <w:szCs w:val="32"/>
+        </w:rPr>
+      </w:pPr>
+      <w:r>
+        <w:rPr>
+          <w:rFonts w:asciiTheme="majorHAnsi" w:eastAsiaTheme="majorEastAsia" w:hAnsiTheme="majorHAnsi" w:cstheme="majorBidi"/>
+          <w:sz w:val="32"/>
+          <w:szCs w:val="32"/>
+        </w:rPr>
+        <w:t>INTRODUCTION (300 WORDS)</w:t>
+      </w:r>
+    </w:p>
+    <w:p>
+      <w:pPr>
+        <w:spacing w:before="240" w:after="240"/>
+      </w:pPr>
+      <w:r>
+        <w:t>Bristol Pink Cafe, a rapidly growing bakery chain with five locations across the Bristol region, faces an acute challenge in managing inventory for perishable products. The nature of bakery operations where unsold goods are discarded daily creates a persistent tension between maintaining product availability and minimizing costly food waste. Overestimating demand leads to unnecessary financial losses and environmental impact, while underestimating disrupts customer satisfaction due to frequent stock-outs. Sector research estimates that food retail businesses waste between 5–15% of daily production, with bakeries particularly vulnerable due to limited shelf life and dynamic consumer preferences</w:t>
+      </w:r>
+      <w:r>
+        <w:t xml:space="preserve"> (IEEP (2025)</w:t>
+      </w:r>
+      <w:r>
+        <w:t>.</w:t>
+      </w:r>
+    </w:p>
+    <w:p>
+      <w:pPr>
+        <w:spacing w:before="240" w:after="240"/>
+      </w:pPr>
+      <w:r>
+        <w:t>To address these issues, Bristol Pink Cafe has initiated the design and deployment of an intelligent forecasting dashboard. Leveraging advanced time series analysis and machine learning algorithms, this system ingests historical sales data to generate near-term sales predictions for key bakery and coffee products. The envisioned dashboard, developed using modern data science tools in Python and deployed via Streamlit, equips managers not only to visualize multi-week sales trends but also to adjust forecasting parameters</w:t>
+      </w:r>
+      <w:r>
+        <w:t xml:space="preserve">, </w:t>
+      </w:r>
+      <w:r>
+        <w:t>such as training periods and selected algorithms (Prophet, ARIMA) enabling evidence-based and adaptive inventory planning.</w:t>
+      </w:r>
+    </w:p>
+    <w:p>
+      <w:pPr>
+        <w:spacing w:before="240" w:after="240"/>
+      </w:pPr>
+      <w:r>
+        <w:t>This project delivers on strategic business objectives: reducing food wastage in line with sustainability commitments, enhancing profitability through smarter purchasing, and supporting managerial decision-making with data-driven insights. The solution further exemplifies industry best practices by implementing robust validation and error handling, clear performance and accuracy targets, and inclusive usability/accessibility requirements.</w:t>
+      </w:r>
+    </w:p>
+    <w:p>
+      <w:pPr>
+        <w:spacing w:before="240" w:after="240"/>
+      </w:pPr>
+      <w:r>
+        <w:t xml:space="preserve">The report details the entire development lifecycle: from requirements engineering and literature synthesis, through system design (UML </w:t>
+      </w:r>
+      <w:r>
+        <w:t>modelling</w:t>
+      </w:r>
+      <w:r>
+        <w:t>, UI/UX wireframes, database schema), algorithm implementation and rigorous testing, to final evaluation and future enhancement opportunities. The scope cent</w:t>
+      </w:r>
+      <w:r>
+        <w:t>e</w:t>
+      </w:r>
+      <w:r>
+        <w:t>r</w:t>
+      </w:r>
+      <w:r>
+        <w:t xml:space="preserve">s on prediction and visualization capabilities; inventory automation and integration with supply chain systems are considered for subsequent development phases. Section 2 presents critical project aims and SMART objectives; Section 3 </w:t>
+      </w:r>
+      <w:r>
+        <w:t>includ</w:t>
+      </w:r>
+      <w:r>
+        <w:t>es relevant research</w:t>
+      </w:r>
+      <w:r>
+        <w:t xml:space="preserve"> on this topic</w:t>
+      </w:r>
+      <w:r>
+        <w:t xml:space="preserve">; Sections </w:t>
+      </w:r>
+      <w:r>
+        <w:t>4 describes</w:t>
+      </w:r>
+      <w:r>
+        <w:t xml:space="preserve"> requirements and</w:t>
+      </w:r>
+      <w:r>
+        <w:t xml:space="preserve"> 5</w:t>
+      </w:r>
+      <w:r>
+        <w:t xml:space="preserve"> project planning; Section 6 covers architecture and design</w:t>
+      </w:r>
+      <w:r>
+        <w:t xml:space="preserve"> of the system</w:t>
+      </w:r>
+      <w:r>
+        <w:t>; Section 7 analyzes implementation and results; Section 8 provides evaluation and reflection.</w:t>
+      </w:r>
+    </w:p>
+    <w:p>
+      <w:pPr>
+        <w:rPr>
+          <w:rFonts w:asciiTheme="majorHAnsi" w:eastAsiaTheme="majorEastAsia" w:hAnsiTheme="majorHAnsi" w:cstheme="majorBidi"/>
+          <w:sz w:val="32"/>
+          <w:szCs w:val="32"/>
+        </w:rPr>
+      </w:pPr>
+    </w:p>
+    <w:p>
+      <w:pPr>
+        <w:rPr>
+          <w:rFonts w:asciiTheme="majorHAnsi" w:eastAsiaTheme="majorEastAsia" w:hAnsiTheme="majorHAnsi" w:cstheme="majorBidi"/>
+          <w:sz w:val="36"/>
+          <w:szCs w:val="36"/>
+        </w:rPr>
+      </w:pPr>
+      <w:r>
+        <w:rPr>
+          <w:rFonts w:asciiTheme="majorHAnsi" w:eastAsiaTheme="majorEastAsia" w:hAnsiTheme="majorHAnsi" w:cstheme="majorBidi"/>
+          <w:sz w:val="36"/>
+          <w:szCs w:val="36"/>
+        </w:rPr>
+        <w:t>AIM &amp; OBJECTIVES (</w:t>
+      </w:r>
+      <w:r>
+        <w:rPr>
+          <w:rFonts w:asciiTheme="majorHAnsi" w:eastAsiaTheme="majorEastAsia" w:hAnsiTheme="majorHAnsi" w:cstheme="majorBidi"/>
+          <w:sz w:val="36"/>
+          <w:szCs w:val="36"/>
+        </w:rPr>
+        <w:t xml:space="preserve">400 </w:t>
+      </w:r>
+      <w:r>
+        <w:rPr>
+          <w:rFonts w:asciiTheme="majorHAnsi" w:eastAsiaTheme="majorEastAsia" w:hAnsiTheme="majorHAnsi" w:cstheme="majorBidi"/>
+          <w:sz w:val="36"/>
+          <w:szCs w:val="36"/>
+        </w:rPr>
+        <w:t>WORDS)</w:t>
+      </w:r>
+    </w:p>
+    <w:p>
+      <w:pPr>
+        <w:pStyle w:val="Heading2"/>
+        <w:spacing w:before="299" w:after="299"/>
+        <w:rPr>
+          <w:rFonts w:ascii="Aptos Display" w:eastAsia="Aptos Display" w:hAnsi="Aptos Display" w:cs="Aptos Display"/>
+          <w:color w:val="auto"/>
+        </w:rPr>
+      </w:pPr>
+      <w:r>
+        <w:rPr>
+          <w:rFonts w:ascii="Aptos Display" w:eastAsia="Aptos Display" w:hAnsi="Aptos Display" w:cs="Aptos Display"/>
+          <w:color w:val="auto"/>
+        </w:rPr>
+        <w:t>Overall Aim</w:t>
+      </w:r>
+    </w:p>
+    <w:p>
+      <w:pPr>
+        <w:spacing w:before="240" w:after="240"/>
+      </w:pPr>
+      <w:r>
+        <w:t>The overarching aim is to design, implement, and evaluate an intelligent forecasting dashboard that supports Bristol Pink Café managers in decision-making by reducing food waste and optimising inventory purchases using advanced data analytics and machine learning, delivered as a deployable system by the end of the project timeline.</w:t>
+      </w:r>
+    </w:p>
+    <w:p>
+      <w:pPr>
+        <w:pStyle w:val="Heading2"/>
+        <w:spacing w:before="299" w:after="299"/>
+        <w:rPr>
+          <w:rFonts w:ascii="Aptos Display" w:eastAsia="Aptos Display" w:hAnsi="Aptos Display" w:cs="Aptos Display"/>
+          <w:color w:val="auto"/>
+        </w:rPr>
+      </w:pPr>
+      <w:r>
+        <w:rPr>
+          <w:rFonts w:ascii="Aptos Display" w:eastAsia="Aptos Display" w:hAnsi="Aptos Display" w:cs="Aptos Display"/>
+          <w:color w:val="auto"/>
+        </w:rPr>
+        <w:t>SMART Objectives</w:t>
+      </w:r>
+    </w:p>
+    <w:p>
+      <w:pPr>
+        <w:spacing w:before="240" w:after="240"/>
+        <w:rPr>
+          <w:rFonts w:asciiTheme="majorHAnsi" w:eastAsiaTheme="majorEastAsia" w:hAnsiTheme="majorHAnsi" w:cstheme="majorBidi"/>
+          <w:sz w:val="28"/>
+          <w:szCs w:val="28"/>
+        </w:rPr>
+      </w:pPr>
+      <w:r>
+        <w:rPr>
+          <w:rFonts w:asciiTheme="majorHAnsi" w:eastAsiaTheme="majorEastAsia" w:hAnsiTheme="majorHAnsi" w:cstheme="majorBidi"/>
+          <w:sz w:val="28"/>
+          <w:szCs w:val="28"/>
+        </w:rPr>
+        <w:t>Objective 1: Data Ingestion and Preprocessing (Week 3)</w:t>
+      </w:r>
+    </w:p>
+    <w:p>
+      <w:pPr>
+        <w:spacing w:before="240" w:after="240"/>
+      </w:pPr>
+      <w:r>
+        <w:t>Develop a robust data ingestion module that reads, validates, and preprocesses CSV sales data files containing historical transaction records. The system must successfully load sample CSV files containing a minimum of four weeks of transaction data, with comprehensive error handling for missing and malformed data. Success is measured through passing unit tests, successful processing of test datasets without errors, and mentor code review confirmation. This objective directly addresses Requirement FR1 (Read Sales CSV Data) and establishes the essential foundation for all downstream analysis and prediction tasks.</w:t>
+      </w:r>
+    </w:p>
+    <w:p>
+      <w:pPr>
+        <w:spacing w:before="240" w:after="240"/>
+        <w:rPr>
+          <w:b/>
+          <w:bCs/>
+        </w:rPr>
+      </w:pPr>
+      <w:r>
+        <w:rPr>
+          <w:b/>
+          <w:bCs/>
+        </w:rPr>
+        <w:t>Objective 2: Historical Data Visualization (Week 5 and Week 8)</w:t>
+      </w:r>
+    </w:p>
+    <w:p>
+      <w:pPr>
+        <w:spacing w:before="240" w:after="240"/>
+      </w:pPr>
+      <w:r>
+        <w:t>Design and implement an interactive dashboard displaying historical sales trends for the top three food items and top two coffee products using appropriate graphical representations. The dashboard must display six distinct charts showing a minimum of four weeks of sales data with clear axes, legends, and labels. Success is verified through UI checklists confirming all elements are present, peer review feedback forms achieving clarity confirmation, and mentor sign-off. This objective fulfils Requirements FR2 (Display Top 3 Products) and FR3 (Sales Fluctuation Graph), providing stakeholders with visual insights into sales patterns and trend variability.</w:t>
+      </w:r>
+    </w:p>
+    <w:p>
+      <w:pPr>
+        <w:spacing w:before="240" w:after="240"/>
+      </w:pPr>
+    </w:p>
+    <w:p>
+      <w:pPr>
+        <w:spacing w:before="240" w:after="240"/>
+      </w:pPr>
+    </w:p>
+    <w:p>
+      <w:pPr>
+        <w:spacing w:before="240" w:after="240"/>
+        <w:rPr>
+          <w:b/>
+          <w:bCs/>
+        </w:rPr>
+      </w:pPr>
+      <w:r>
+        <w:rPr>
+          <w:b/>
+          <w:bCs/>
+        </w:rPr>
+        <w:t>Objective 3: Predictive Model Development (Week 7–10)</w:t>
+      </w:r>
+    </w:p>
+    <w:p>
+      <w:pPr>
+        <w:spacing w:before="240" w:after="240"/>
+      </w:pPr>
+      <w:r>
+        <w:t>Select, train, and evaluate at least one suitable time series or machine learning algorithm to forecast four-week sales volumes for key products. The model must generate 28-day predictions with Mean Absolute Percentage Error (MAPE) ≤ 35% on held-out test data by Week 10. Success is verified through model evaluation scripts outputting MAPE calculations, prediction CSV files containing 28 days of forecasts, and algorithm performance reports documenting results. This objective directly addresses Requirement FR4 (Sales Prediction) and represents the core technical requirement impacting inventory optimization and waste reduction goals.</w:t>
+      </w:r>
+    </w:p>
+    <w:p>
+      <w:pPr>
+        <w:spacing w:before="240" w:after="240"/>
+        <w:rPr>
+          <w:b/>
+          <w:bCs/>
+        </w:rPr>
+      </w:pPr>
+      <w:r>
+        <w:rPr>
+          <w:b/>
+          <w:bCs/>
+        </w:rPr>
+        <w:t>Objective 4: Interactive Prediction Interface (Week 11–12)</w:t>
+      </w:r>
+    </w:p>
+    <w:p>
+      <w:pPr>
+        <w:spacing w:before="240" w:after="240"/>
+      </w:pPr>
+      <w:r>
+        <w:t>Implement user-interactive features enabling selection of training periods (4–8 weeks), zoom functionality for date range exploration, and graphical comparison of predictions versus actuals. Users must be able to adjust training periods via slider or dropdown widgets, activate zoom features for detailed date inspection, and view overlayed comparison charts. Success is verified through screen recordings demonstrating all interactive features functioning correctly, feature checklists confirming operational status, and mentor demonstration sessions. This objective addresses Requirements FR5 (Adjust Training Window) and enhances system usability for stakeholder testing of different forecasting scenarios.</w:t>
+      </w:r>
+    </w:p>
+    <w:p>
+      <w:pPr>
+        <w:spacing w:before="240" w:after="240"/>
+        <w:rPr>
+          <w:b/>
+          <w:bCs/>
+        </w:rPr>
+      </w:pPr>
+      <w:r>
+        <w:rPr>
+          <w:b/>
+          <w:bCs/>
+        </w:rPr>
+        <w:t>Objective 5: Testing, Documentation, and Deployment (Week 12–14)</w:t>
+      </w:r>
+    </w:p>
+    <w:p>
+      <w:pPr>
+        <w:spacing w:before="240" w:after="240"/>
+      </w:pPr>
+      <w:r>
+        <w:t>Conduct comprehensive system testing against a detailed test plan, complete technical documentation, and prepare the final demonstration with critical evaluation. Testing must cover all functional and non-functional requirements through unit, integration, system, and acceptance testing phases. Documentation includes user guides and technical reports (maximum 6,000 words), with the 18-minute demonstration delivered to project stakeholders. Success is measured against assessment rubric criteria, with all deliverables submitted by the deadline (4 April 2026). This objective ensures system quality, completeness, and readiness for production deployment while fulfilling all academic assessment requirements.</w:t>
+      </w:r>
+    </w:p>
+    <w:p>
+      <w:pPr>
+        <w:rPr>
+          <w:rFonts w:asciiTheme="majorHAnsi" w:eastAsiaTheme="majorEastAsia" w:hAnsiTheme="majorHAnsi" w:cstheme="majorBidi"/>
+          <w:sz w:val="32"/>
+          <w:szCs w:val="32"/>
+        </w:rPr>
+      </w:pPr>
+    </w:p>
+    <w:p>
+      <w:pPr>
+        <w:rPr>
+          <w:rFonts w:asciiTheme="majorHAnsi" w:eastAsiaTheme="majorEastAsia" w:hAnsiTheme="majorHAnsi" w:cstheme="majorBidi"/>
+          <w:sz w:val="32"/>
+          <w:szCs w:val="32"/>
+        </w:rPr>
+      </w:pPr>
+    </w:p>
+    <w:p>
+      <w:pPr>
+        <w:rPr>
+          <w:rFonts w:asciiTheme="majorHAnsi" w:eastAsiaTheme="majorEastAsia" w:hAnsiTheme="majorHAnsi" w:cstheme="majorBidi"/>
+          <w:sz w:val="32"/>
+          <w:szCs w:val="32"/>
+        </w:rPr>
+      </w:pPr>
+      <w:r>
+        <w:rPr>
+          <w:rFonts w:asciiTheme="majorHAnsi" w:eastAsiaTheme="majorEastAsia" w:hAnsiTheme="majorHAnsi" w:cstheme="majorBidi"/>
+          <w:sz w:val="32"/>
+          <w:szCs w:val="32"/>
+        </w:rPr>
+        <w:t>LITERATURE REVIEW (1500 WORDS)</w:t>
+      </w:r>
+    </w:p>
+    <w:p>
+      <w:pPr>
+        <w:rPr>
+          <w:rFonts w:asciiTheme="majorHAnsi" w:eastAsiaTheme="majorEastAsia" w:hAnsiTheme="majorHAnsi" w:cstheme="majorBidi"/>
+          <w:sz w:val="32"/>
+          <w:szCs w:val="32"/>
+        </w:rPr>
+      </w:pPr>
+    </w:p>
+    <w:p>
+      <w:pPr>
+        <w:rPr>
+          <w:rFonts w:asciiTheme="majorHAnsi" w:eastAsiaTheme="majorEastAsia" w:hAnsiTheme="majorHAnsi" w:cstheme="majorBidi"/>
+          <w:sz w:val="32"/>
+          <w:szCs w:val="32"/>
+        </w:rPr>
+      </w:pPr>
+      <w:r>
+        <w:rPr>
+          <w:rFonts w:asciiTheme="majorHAnsi" w:eastAsiaTheme="majorEastAsia" w:hAnsiTheme="majorHAnsi" w:cstheme="majorBidi"/>
+          <w:sz w:val="32"/>
+          <w:szCs w:val="32"/>
+        </w:rPr>
+        <w:t>REQUIREMENTS (500 WORDS)</w:t>
+      </w:r>
+    </w:p>
+    <w:p>
+      <w:pPr>
+        <w:rPr>
+          <w:rFonts w:asciiTheme="majorHAnsi" w:eastAsiaTheme="majorEastAsia" w:hAnsiTheme="majorHAnsi" w:cstheme="majorBidi"/>
+          <w:sz w:val="32"/>
+          <w:szCs w:val="32"/>
+        </w:rPr>
+      </w:pPr>
+    </w:p>
+    <w:p>
+      <w:pPr>
+        <w:rPr>
+          <w:rFonts w:asciiTheme="majorHAnsi" w:eastAsiaTheme="majorEastAsia" w:hAnsiTheme="majorHAnsi" w:cstheme="majorBidi"/>
+          <w:sz w:val="32"/>
+          <w:szCs w:val="32"/>
+        </w:rPr>
+      </w:pPr>
+      <w:r>
+        <w:rPr>
+          <w:rFonts w:asciiTheme="majorHAnsi" w:eastAsiaTheme="majorEastAsia" w:hAnsiTheme="majorHAnsi" w:cstheme="majorBidi"/>
+          <w:sz w:val="32"/>
+          <w:szCs w:val="32"/>
+        </w:rPr>
+        <w:t>PROJECT PLANNING &amp; TEAM ROLES (500 WORDS + GANTT CHART + RISK REGISTER)</w:t>
+      </w:r>
+    </w:p>
+    <w:p>
+      <w:pPr>
+        <w:rPr>
+          <w:rFonts w:asciiTheme="majorHAnsi" w:eastAsiaTheme="majorEastAsia" w:hAnsiTheme="majorHAnsi" w:cstheme="majorBidi"/>
+          <w:sz w:val="32"/>
+          <w:szCs w:val="32"/>
+        </w:rPr>
+      </w:pPr>
+      <w:r>
+        <w:br/>
+      </w:r>
+      <w:r>
+        <w:rPr>
+          <w:rFonts w:asciiTheme="majorHAnsi" w:eastAsiaTheme="majorEastAsia" w:hAnsiTheme="majorHAnsi" w:cstheme="majorBidi"/>
+          <w:sz w:val="32"/>
+          <w:szCs w:val="32"/>
+        </w:rPr>
+        <w:t xml:space="preserve">DESIGN AND TEST PLAN </w:t>
+      </w:r>
+      <w:r>
+        <w:br/>
+      </w:r>
+      <w:r>
+        <w:t xml:space="preserve">(USE CASE, CLASS, SEQUENCE </w:t>
+      </w:r>
+      <w:r>
+        <w:t>DIAGRAMS, DATABASE</w:t>
+      </w:r>
+      <w:r>
+        <w:t xml:space="preserve"> SCHEMA (</w:t>
+      </w:r>
+      <w:r>
+        <w:t>ERD</w:t>
+      </w:r>
+      <w:r>
+        <w:t>).</w:t>
+      </w:r>
+      <w:r>
+        <w:t xml:space="preserve"> ), ALGORITHM</w:t>
+      </w:r>
+      <w:r>
+        <w:t xml:space="preserve">/ PSEUDOCODE </w:t>
+      </w:r>
+      <w:r>
+        <w:t>(e.g. of forecasting model), UI/UX INTERFACE SKETCH)</w:t>
+      </w:r>
+      <w:r>
+        <w:t xml:space="preserve"> </w:t>
+      </w:r>
+      <w:r>
+        <w:rPr>
+          <w:rFonts w:asciiTheme="majorHAnsi" w:eastAsiaTheme="majorEastAsia" w:hAnsiTheme="majorHAnsi" w:cstheme="majorBidi"/>
+          <w:sz w:val="32"/>
+          <w:szCs w:val="32"/>
+        </w:rPr>
+        <w:t>(TEST STRATEGY, EXAMPLE TEST CASES)</w:t>
+      </w:r>
+    </w:p>
+    <w:p>
+      <w:pPr>
+        <w:rPr>
+          <w:rFonts w:asciiTheme="majorHAnsi" w:eastAsiaTheme="majorEastAsia" w:hAnsiTheme="majorHAnsi" w:cstheme="majorBidi"/>
+          <w:sz w:val="32"/>
+          <w:szCs w:val="32"/>
+        </w:rPr>
+      </w:pPr>
+    </w:p>
+    <w:p>
+      <w:pPr>
+        <w:rPr>
+          <w:rFonts w:asciiTheme="majorHAnsi" w:eastAsiaTheme="majorEastAsia" w:hAnsiTheme="majorHAnsi" w:cstheme="majorBidi"/>
+          <w:sz w:val="32"/>
+          <w:szCs w:val="32"/>
+        </w:rPr>
+      </w:pPr>
+      <w:r>
+        <w:rPr>
+          <w:rFonts w:asciiTheme="majorHAnsi" w:eastAsiaTheme="majorEastAsia" w:hAnsiTheme="majorHAnsi" w:cstheme="majorBidi"/>
+          <w:sz w:val="32"/>
+          <w:szCs w:val="32"/>
+        </w:rPr>
+        <w:t xml:space="preserve">IMPLEMENTATION AND TESTING (1000 WORDS) TOOLS, TECHNOLOGIES,  </w:t>
+      </w:r>
+    </w:p>
+    <w:p>
+      <w:pPr>
+        <w:rPr>
+          <w:rFonts w:asciiTheme="majorHAnsi" w:eastAsiaTheme="majorEastAsia" w:hAnsiTheme="majorHAnsi" w:cstheme="majorBidi"/>
+          <w:sz w:val="32"/>
+          <w:szCs w:val="32"/>
+        </w:rPr>
+      </w:pPr>
+    </w:p>
+    <w:p>
+      <w:pPr>
+        <w:rPr>
+          <w:rFonts w:asciiTheme="majorHAnsi" w:eastAsiaTheme="majorEastAsia" w:hAnsiTheme="majorHAnsi" w:cstheme="majorBidi"/>
+          <w:sz w:val="32"/>
+          <w:szCs w:val="32"/>
+        </w:rPr>
+      </w:pPr>
+      <w:r>
+        <w:rPr>
+          <w:rFonts w:asciiTheme="majorHAnsi" w:eastAsiaTheme="majorEastAsia" w:hAnsiTheme="majorHAnsi" w:cstheme="majorBidi"/>
+          <w:sz w:val="32"/>
+          <w:szCs w:val="32"/>
+        </w:rPr>
+        <w:t>EVALUATION &amp; LESSONS LEARNED (1500 WORDS)</w:t>
+      </w:r>
+    </w:p>
+    <w:p>
+      <w:pPr>
+        <w:rPr>
+          <w:rFonts w:asciiTheme="majorHAnsi" w:eastAsiaTheme="majorEastAsia" w:hAnsiTheme="majorHAnsi" w:cstheme="majorBidi"/>
+          <w:sz w:val="32"/>
+          <w:szCs w:val="32"/>
+        </w:rPr>
+      </w:pPr>
+    </w:p>
+    <w:p>
+      <w:pPr>
+        <w:rPr>
+          <w:rFonts w:asciiTheme="majorHAnsi" w:eastAsiaTheme="majorEastAsia" w:hAnsiTheme="majorHAnsi" w:cstheme="majorBidi"/>
+          <w:sz w:val="32"/>
+          <w:szCs w:val="32"/>
+        </w:rPr>
+      </w:pPr>
+      <w:r>
+        <w:rPr>
+          <w:rFonts w:asciiTheme="majorHAnsi" w:eastAsiaTheme="majorEastAsia" w:hAnsiTheme="majorHAnsi" w:cstheme="majorBidi"/>
+          <w:sz w:val="32"/>
+          <w:szCs w:val="32"/>
+        </w:rPr>
+        <w:t>INDIVIDUAL ESSAY (800 WORDS EACH)</w:t>
+      </w:r>
+    </w:p>
+    <w:p>
+      <w:pPr>
+        <w:rPr>
+          <w:rFonts w:asciiTheme="majorHAnsi" w:eastAsiaTheme="majorEastAsia" w:hAnsiTheme="majorHAnsi" w:cstheme="majorBidi"/>
+          <w:sz w:val="32"/>
+          <w:szCs w:val="32"/>
+        </w:rPr>
+      </w:pPr>
+    </w:p>
+    <w:p>
+      <w:pPr>
+        <w:rPr>
+          <w:rFonts w:asciiTheme="majorHAnsi" w:eastAsiaTheme="majorEastAsia" w:hAnsiTheme="majorHAnsi" w:cstheme="majorBidi"/>
+          <w:sz w:val="32"/>
+          <w:szCs w:val="32"/>
+        </w:rPr>
+      </w:pPr>
+    </w:p>
+    <w:p>
+      <w:pPr>
+        <w:rPr>
+          <w:rFonts w:asciiTheme="majorHAnsi" w:eastAsiaTheme="majorEastAsia" w:hAnsiTheme="majorHAnsi" w:cstheme="majorBidi"/>
+          <w:sz w:val="32"/>
+          <w:szCs w:val="32"/>
+        </w:rPr>
+      </w:pPr>
+    </w:p>
+    <w:p>
+      <w:pPr>
+        <w:rPr>
+          <w:rFonts w:asciiTheme="majorHAnsi" w:eastAsiaTheme="majorEastAsia" w:hAnsiTheme="majorHAnsi" w:cstheme="majorBidi"/>
+          <w:sz w:val="32"/>
+          <w:szCs w:val="32"/>
+        </w:rPr>
+      </w:pPr>
+    </w:p>
+    <w:p>
+      <w:pPr>
+        <w:rPr>
+          <w:rFonts w:asciiTheme="majorHAnsi" w:eastAsiaTheme="majorEastAsia" w:hAnsiTheme="majorHAnsi" w:cstheme="majorBidi"/>
+          <w:sz w:val="32"/>
+          <w:szCs w:val="32"/>
+        </w:rPr>
+      </w:pPr>
+    </w:p>
+    <w:p>
+      <w:pPr>
+        <w:rPr>
+          <w:rFonts w:asciiTheme="majorHAnsi" w:eastAsiaTheme="majorEastAsia" w:hAnsiTheme="majorHAnsi" w:cstheme="majorBidi"/>
+          <w:sz w:val="32"/>
+          <w:szCs w:val="32"/>
+        </w:rPr>
+      </w:pPr>
+    </w:p>
+    <w:p>
+      <w:pPr>
+        <w:rPr>
+          <w:rFonts w:asciiTheme="majorHAnsi" w:eastAsiaTheme="majorEastAsia" w:hAnsiTheme="majorHAnsi" w:cstheme="majorBidi"/>
+          <w:sz w:val="32"/>
+          <w:szCs w:val="32"/>
+        </w:rPr>
+      </w:pPr>
+    </w:p>
+    <w:p>
+      <w:pPr>
+        <w:rPr>
+          <w:rFonts w:asciiTheme="majorHAnsi" w:eastAsiaTheme="majorEastAsia" w:hAnsiTheme="majorHAnsi" w:cstheme="majorBidi"/>
+          <w:sz w:val="32"/>
+          <w:szCs w:val="32"/>
+        </w:rPr>
+      </w:pPr>
+    </w:p>
+    <w:p>
+      <w:pPr>
+        <w:rPr>
+          <w:rFonts w:asciiTheme="majorHAnsi" w:eastAsiaTheme="majorEastAsia" w:hAnsiTheme="majorHAnsi" w:cstheme="majorBidi"/>
+          <w:sz w:val="32"/>
+          <w:szCs w:val="32"/>
+        </w:rPr>
+      </w:pPr>
+      <w:r>
+        <w:rPr>
+          <w:rFonts w:asciiTheme="majorHAnsi" w:eastAsiaTheme="majorEastAsia" w:hAnsiTheme="majorHAnsi" w:cstheme="majorBidi"/>
+          <w:sz w:val="32"/>
+          <w:szCs w:val="32"/>
+        </w:rPr>
+        <w:t>REFERENCES</w:t>
+      </w:r>
+    </w:p>
+    <w:p>
+      <w:r>
+        <w:rPr>
+          <w:i/>
+          <w:iCs/>
+        </w:rPr>
+        <w:t xml:space="preserve">IEEP (2025) Addressing food waste in the retail sector. Institute for European Environmental Policy. Available at: </w:t>
+      </w:r>
+      <w:hyperlink r:id="rId6">
+        <w:r>
+          <w:rPr>
+            <w:rStyle w:val="Hyperlink"/>
+            <w:i/>
+            <w:iCs/>
+          </w:rPr>
+          <w:t>https://ieep.eu/wp-content/uploads/2025/03/Addressing-food-waste-in-the-retail-sector-IEEP-2025.pdf</w:t>
+        </w:r>
+      </w:hyperlink>
+      <w:r>
+        <w:rPr>
+          <w:i/>
+          <w:iCs/>
+        </w:rPr>
+        <w:t xml:space="preserve"> (Accessed: 23 November 2025).</w:t>
+      </w:r>
+    </w:p>
+    <w:p/>
+    <w:p/>
     <w:sectPr>
-      <w:pgSz w:w="11906" w:h="16838" w:orient="portrait"/>
+      <w:pgSz w:w="11906" w:h="16838"/>
       <w:pgMar w:top="1440" w:right="1440" w:bottom="1440" w:left="1440" w:header="720" w:footer="720" w:gutter="0"/>
       <w:cols w:space="720"/>
       <w:docGrid w:linePitch="360"/>
@@ -791,29 +1142,99 @@
 </w:document>
 </file>
 
-<file path=word/intelligence2.xml><?xml version="1.0" encoding="utf-8"?>
-<int2:intelligence xmlns:int2="http://schemas.microsoft.com/office/intelligence/2020/intelligence">
-  <int2:observations>
-    <int2:textHash int2:hashCode="Lwhe9FbSrBKVMf" int2:id="XFGiy3zL">
-      <int2:state int2:type="spell" int2:value="Rejected"/>
-    </int2:textHash>
-    <int2:textHash int2:hashCode="gyBHr2Kxnh/ZVT" int2:id="qGyFKOBX">
-      <int2:state int2:type="spell" int2:value="Rejected"/>
-    </int2:textHash>
-    <int2:textHash int2:hashCode="6qUgXqEaZI7KxJ" int2:id="47tkX7nz">
-      <int2:state int2:type="spell" int2:value="Rejected"/>
-    </int2:textHash>
-  </int2:observations>
-  <int2:intelligenceSettings/>
-</int2:intelligence>
-</file>
-
 <file path=word/numbering.xml><?xml version="1.0" encoding="utf-8"?>
-<w:numbering xmlns:w="http://schemas.openxmlformats.org/wordprocessingml/2006/main">
-  <w:abstractNum xmlns:w="http://schemas.openxmlformats.org/wordprocessingml/2006/main" w:abstractNumId="1">
-    <w:nsid w:val="4e7bb7f8"/>
-    <w:multiLevelType xmlns:w="http://schemas.openxmlformats.org/wordprocessingml/2006/main" w:val="hybridMultilevel"/>
-    <w:lvl xmlns:w="http://schemas.openxmlformats.org/wordprocessingml/2006/main" w:ilvl="0">
+<w:numbering xmlns:wpc="http://schemas.microsoft.com/office/word/2010/wordprocessingCanvas" xmlns:cx="http://schemas.microsoft.com/office/drawing/2014/chartex" xmlns:cx1="http://schemas.microsoft.com/office/drawing/2015/9/8/chartex" xmlns:cx2="http://schemas.microsoft.com/office/drawing/2015/10/21/chartex" xmlns:cx3="http://schemas.microsoft.com/office/drawing/2016/5/9/chartex" xmlns:cx4="http://schemas.microsoft.com/office/drawing/2016/5/10/chartex" xmlns:cx5="http://schemas.microsoft.com/office/drawing/2016/5/11/chartex" xmlns:cx6="http://schemas.microsoft.com/office/drawing/2016/5/12/chartex" xmlns:cx7="http://schemas.microsoft.com/office/drawing/2016/5/13/chartex" xmlns:cx8="http://schemas.microsoft.com/office/drawing/2016/5/14/chartex" xmlns:mc="http://schemas.openxmlformats.org/markup-compatibility/2006" xmlns:aink="http://schemas.microsoft.com/office/drawing/2016/ink" xmlns:am3d="http://schemas.microsoft.com/office/drawing/2017/model3d" xmlns:o="urn:schemas-microsoft-com:office:office" xmlns:oel="http://schemas.microsoft.com/office/2019/extlst" xmlns:r="http://schemas.openxmlformats.org/officeDocument/2006/relationships" xmlns:m="http://schemas.openxmlformats.org/officeDocument/2006/math" xmlns:v="urn:schemas-microsoft-com:vml" xmlns:wp14="http://schemas.microsoft.com/office/word/2010/wordprocessingDrawing" xmlns:wp="http://schemas.openxmlformats.org/drawingml/2006/wordprocessingDrawing" xmlns:w10="urn:schemas-microsoft-com:office:word" xmlns:w="http://schemas.openxmlformats.org/wordprocessingml/2006/main" xmlns:w14="http://schemas.microsoft.com/office/word/2010/wordml" xmlns:w15="http://schemas.microsoft.com/office/word/2012/wordml" xmlns:w16cex="http://schemas.microsoft.com/office/word/2018/wordml/cex" xmlns:w16cid="http://schemas.microsoft.com/office/word/2016/wordml/cid" xmlns:w16="http://schemas.microsoft.com/office/word/2018/wordml" xmlns:w16du="http://schemas.microsoft.com/office/word/2023/wordml/word16du" xmlns:w16sdtdh="http://schemas.microsoft.com/office/word/2020/wordml/sdtdatahash" xmlns:w16sdtfl="http://schemas.microsoft.com/office/word/2024/wordml/sdtformatlock" xmlns:w16se="http://schemas.microsoft.com/office/word/2015/wordml/symex" xmlns:wpg="http://schemas.microsoft.com/office/word/2010/wordprocessingGroup" xmlns:wpi="http://schemas.microsoft.com/office/word/2010/wordprocessingInk" xmlns:wne="http://schemas.microsoft.com/office/word/2006/wordml" xmlns:wps="http://schemas.microsoft.com/office/word/2010/wordprocessingShape" mc:Ignorable="w14 w15 w16se w16cid w16 w16cex w16sdtdh w16sdtfl w16du wp14">
+  <w:abstractNum w:abstractNumId="0" w15:restartNumberingAfterBreak="0">
+    <w:nsid w:val="03E55069"/>
+    <w:multiLevelType w:val="hybridMultilevel"/>
+    <w:tmpl w:val="FFFFFFFF"/>
+    <w:lvl w:ilvl="0" w:tplc="E69ED27E">
+      <w:start w:val="1"/>
+      <w:numFmt w:val="decimal"/>
+      <w:lvlText w:val="%1."/>
+      <w:lvlJc w:val="left"/>
+      <w:pPr>
+        <w:ind w:left="720" w:hanging="360"/>
+      </w:pPr>
+    </w:lvl>
+    <w:lvl w:ilvl="1" w:tplc="B7640074">
+      <w:start w:val="1"/>
+      <w:numFmt w:val="lowerLetter"/>
+      <w:lvlText w:val="%2."/>
+      <w:lvlJc w:val="left"/>
+      <w:pPr>
+        <w:ind w:left="1440" w:hanging="360"/>
+      </w:pPr>
+    </w:lvl>
+    <w:lvl w:ilvl="2" w:tplc="D1CE7820">
+      <w:start w:val="1"/>
+      <w:numFmt w:val="lowerRoman"/>
+      <w:lvlText w:val="%3."/>
+      <w:lvlJc w:val="right"/>
+      <w:pPr>
+        <w:ind w:left="2160" w:hanging="180"/>
+      </w:pPr>
+    </w:lvl>
+    <w:lvl w:ilvl="3" w:tplc="FF088B32">
+      <w:start w:val="1"/>
+      <w:numFmt w:val="decimal"/>
+      <w:lvlText w:val="%4."/>
+      <w:lvlJc w:val="left"/>
+      <w:pPr>
+        <w:ind w:left="2880" w:hanging="360"/>
+      </w:pPr>
+    </w:lvl>
+    <w:lvl w:ilvl="4" w:tplc="818C3618">
+      <w:start w:val="1"/>
+      <w:numFmt w:val="lowerLetter"/>
+      <w:lvlText w:val="%5."/>
+      <w:lvlJc w:val="left"/>
+      <w:pPr>
+        <w:ind w:left="3600" w:hanging="360"/>
+      </w:pPr>
+    </w:lvl>
+    <w:lvl w:ilvl="5" w:tplc="7EFE7716">
+      <w:start w:val="1"/>
+      <w:numFmt w:val="lowerRoman"/>
+      <w:lvlText w:val="%6."/>
+      <w:lvlJc w:val="right"/>
+      <w:pPr>
+        <w:ind w:left="4320" w:hanging="180"/>
+      </w:pPr>
+    </w:lvl>
+    <w:lvl w:ilvl="6" w:tplc="209C53DC">
+      <w:start w:val="1"/>
+      <w:numFmt w:val="decimal"/>
+      <w:lvlText w:val="%7."/>
+      <w:lvlJc w:val="left"/>
+      <w:pPr>
+        <w:ind w:left="5040" w:hanging="360"/>
+      </w:pPr>
+    </w:lvl>
+    <w:lvl w:ilvl="7" w:tplc="8D0A1C8C">
+      <w:start w:val="1"/>
+      <w:numFmt w:val="lowerLetter"/>
+      <w:lvlText w:val="%8."/>
+      <w:lvlJc w:val="left"/>
+      <w:pPr>
+        <w:ind w:left="5760" w:hanging="360"/>
+      </w:pPr>
+    </w:lvl>
+    <w:lvl w:ilvl="8" w:tplc="7F28C952">
+      <w:start w:val="1"/>
+      <w:numFmt w:val="lowerRoman"/>
+      <w:lvlText w:val="%9."/>
+      <w:lvlJc w:val="right"/>
+      <w:pPr>
+        <w:ind w:left="6480" w:hanging="180"/>
+      </w:pPr>
+    </w:lvl>
+  </w:abstractNum>
+  <w:abstractNum w:abstractNumId="1" w15:restartNumberingAfterBreak="0">
+    <w:nsid w:val="4E7BB7F8"/>
+    <w:multiLevelType w:val="hybridMultilevel"/>
+    <w:tmpl w:val="FFFFFFFF"/>
+    <w:lvl w:ilvl="0" w:tplc="3AB455A0">
       <w:start w:val="1"/>
       <w:numFmt w:val="bullet"/>
       <w:lvlText w:val=""/>
@@ -822,10 +1243,10 @@
         <w:ind w:left="720" w:hanging="360"/>
       </w:pPr>
       <w:rPr>
-        <w:rFonts w:hint="default" w:ascii="Symbol" w:hAnsi="Symbol"/>
+        <w:rFonts w:ascii="Symbol" w:hAnsi="Symbol" w:hint="default"/>
       </w:rPr>
     </w:lvl>
-    <w:lvl xmlns:w="http://schemas.openxmlformats.org/wordprocessingml/2006/main" w:ilvl="1">
+    <w:lvl w:ilvl="1" w:tplc="5EFA2738">
       <w:start w:val="1"/>
       <w:numFmt w:val="bullet"/>
       <w:lvlText w:val="o"/>
@@ -834,10 +1255,10 @@
         <w:ind w:left="1440" w:hanging="360"/>
       </w:pPr>
       <w:rPr>
-        <w:rFonts w:hint="default" w:ascii="Courier New" w:hAnsi="Courier New"/>
+        <w:rFonts w:ascii="Courier New" w:hAnsi="Courier New" w:hint="default"/>
       </w:rPr>
     </w:lvl>
-    <w:lvl xmlns:w="http://schemas.openxmlformats.org/wordprocessingml/2006/main" w:ilvl="2">
+    <w:lvl w:ilvl="2" w:tplc="078263A0">
       <w:start w:val="1"/>
       <w:numFmt w:val="bullet"/>
       <w:lvlText w:val=""/>
@@ -846,10 +1267,10 @@
         <w:ind w:left="2160" w:hanging="360"/>
       </w:pPr>
       <w:rPr>
-        <w:rFonts w:hint="default" w:ascii="Wingdings" w:hAnsi="Wingdings"/>
+        <w:rFonts w:ascii="Wingdings" w:hAnsi="Wingdings" w:hint="default"/>
       </w:rPr>
     </w:lvl>
-    <w:lvl xmlns:w="http://schemas.openxmlformats.org/wordprocessingml/2006/main" w:ilvl="3">
+    <w:lvl w:ilvl="3" w:tplc="5DE0F084">
       <w:start w:val="1"/>
       <w:numFmt w:val="bullet"/>
       <w:lvlText w:val=""/>
@@ -858,10 +1279,10 @@
         <w:ind w:left="2880" w:hanging="360"/>
       </w:pPr>
       <w:rPr>
-        <w:rFonts w:hint="default" w:ascii="Symbol" w:hAnsi="Symbol"/>
+        <w:rFonts w:ascii="Symbol" w:hAnsi="Symbol" w:hint="default"/>
       </w:rPr>
     </w:lvl>
-    <w:lvl xmlns:w="http://schemas.openxmlformats.org/wordprocessingml/2006/main" w:ilvl="4">
+    <w:lvl w:ilvl="4" w:tplc="BD224C84">
       <w:start w:val="1"/>
       <w:numFmt w:val="bullet"/>
       <w:lvlText w:val="o"/>
@@ -870,10 +1291,10 @@
         <w:ind w:left="3600" w:hanging="360"/>
       </w:pPr>
       <w:rPr>
-        <w:rFonts w:hint="default" w:ascii="Courier New" w:hAnsi="Courier New"/>
+        <w:rFonts w:ascii="Courier New" w:hAnsi="Courier New" w:hint="default"/>
       </w:rPr>
     </w:lvl>
-    <w:lvl xmlns:w="http://schemas.openxmlformats.org/wordprocessingml/2006/main" w:ilvl="5">
+    <w:lvl w:ilvl="5" w:tplc="B2B44686">
       <w:start w:val="1"/>
       <w:numFmt w:val="bullet"/>
       <w:lvlText w:val=""/>
@@ -882,10 +1303,10 @@
         <w:ind w:left="4320" w:hanging="360"/>
       </w:pPr>
       <w:rPr>
-        <w:rFonts w:hint="default" w:ascii="Wingdings" w:hAnsi="Wingdings"/>
+        <w:rFonts w:ascii="Wingdings" w:hAnsi="Wingdings" w:hint="default"/>
       </w:rPr>
     </w:lvl>
-    <w:lvl xmlns:w="http://schemas.openxmlformats.org/wordprocessingml/2006/main" w:ilvl="6">
+    <w:lvl w:ilvl="6" w:tplc="1A3480DA">
       <w:start w:val="1"/>
       <w:numFmt w:val="bullet"/>
       <w:lvlText w:val=""/>
@@ -894,10 +1315,10 @@
         <w:ind w:left="5040" w:hanging="360"/>
       </w:pPr>
       <w:rPr>
-        <w:rFonts w:hint="default" w:ascii="Symbol" w:hAnsi="Symbol"/>
+        <w:rFonts w:ascii="Symbol" w:hAnsi="Symbol" w:hint="default"/>
       </w:rPr>
     </w:lvl>
-    <w:lvl xmlns:w="http://schemas.openxmlformats.org/wordprocessingml/2006/main" w:ilvl="7">
+    <w:lvl w:ilvl="7" w:tplc="88C21508">
       <w:start w:val="1"/>
       <w:numFmt w:val="bullet"/>
       <w:lvlText w:val="o"/>
@@ -906,10 +1327,10 @@
         <w:ind w:left="5760" w:hanging="360"/>
       </w:pPr>
       <w:rPr>
-        <w:rFonts w:hint="default" w:ascii="Courier New" w:hAnsi="Courier New"/>
+        <w:rFonts w:ascii="Courier New" w:hAnsi="Courier New" w:hint="default"/>
       </w:rPr>
     </w:lvl>
-    <w:lvl xmlns:w="http://schemas.openxmlformats.org/wordprocessingml/2006/main" w:ilvl="8">
+    <w:lvl w:ilvl="8" w:tplc="2E827634">
       <w:start w:val="1"/>
       <w:numFmt w:val="bullet"/>
       <w:lvlText w:val=""/>
@@ -918,22 +1339,25 @@
         <w:ind w:left="6480" w:hanging="360"/>
       </w:pPr>
       <w:rPr>
-        <w:rFonts w:hint="default" w:ascii="Wingdings" w:hAnsi="Wingdings"/>
+        <w:rFonts w:ascii="Wingdings" w:hAnsi="Wingdings" w:hint="default"/>
       </w:rPr>
     </w:lvl>
   </w:abstractNum>
-  <w:num w:numId="1">
+  <w:num w:numId="1" w16cid:durableId="1948388400">
+    <w:abstractNumId w:val="0"/>
+  </w:num>
+  <w:num w:numId="2" w16cid:durableId="985429714">
     <w:abstractNumId w:val="1"/>
   </w:num>
 </w:numbering>
 </file>
 
 <file path=word/styles.xml><?xml version="1.0" encoding="utf-8"?>
-<w:styles xmlns:wp14="http://schemas.microsoft.com/office/word/2010/wordprocessingDrawing" xmlns:mc="http://schemas.openxmlformats.org/markup-compatibility/2006" xmlns:r="http://schemas.openxmlformats.org/officeDocument/2006/relationships" xmlns:w="http://schemas.openxmlformats.org/wordprocessingml/2006/main" xmlns:w14="http://schemas.microsoft.com/office/word/2010/wordml" xmlns:w15="http://schemas.microsoft.com/office/word/2012/wordml" xmlns:w16se="http://schemas.microsoft.com/office/word/2015/wordml/symex" xmlns:w16cid="http://schemas.microsoft.com/office/word/2016/wordml/cid" xmlns:w16="http://schemas.microsoft.com/office/word/2018/wordml" xmlns:w16cex="http://schemas.microsoft.com/office/word/2018/wordml/cex" xmlns:w16sdtdh="http://schemas.microsoft.com/office/word/2020/wordml/sdtdatahash" xmlns:w16sdtfl="http://schemas.microsoft.com/office/word/2024/wordml/sdtformatlock" mc:Ignorable="w14 w15 wp14 w16se w16cid w16 w16cex w16sdtdh w16sdtfl">
+<w:styles xmlns:mc="http://schemas.openxmlformats.org/markup-compatibility/2006" xmlns:r="http://schemas.openxmlformats.org/officeDocument/2006/relationships" xmlns:w="http://schemas.openxmlformats.org/wordprocessingml/2006/main" xmlns:w14="http://schemas.microsoft.com/office/word/2010/wordml" xmlns:w15="http://schemas.microsoft.com/office/word/2012/wordml" xmlns:w16cex="http://schemas.microsoft.com/office/word/2018/wordml/cex" xmlns:w16cid="http://schemas.microsoft.com/office/word/2016/wordml/cid" xmlns:w16="http://schemas.microsoft.com/office/word/2018/wordml" xmlns:w16du="http://schemas.microsoft.com/office/word/2023/wordml/word16du" xmlns:w16sdtdh="http://schemas.microsoft.com/office/word/2020/wordml/sdtdatahash" xmlns:w16sdtfl="http://schemas.microsoft.com/office/word/2024/wordml/sdtformatlock" xmlns:w16se="http://schemas.microsoft.com/office/word/2015/wordml/symex" mc:Ignorable="w14 w15 w16se w16cid w16 w16cex w16sdtdh w16sdtfl w16du">
   <w:docDefaults>
     <w:rPrDefault>
       <w:rPr>
-        <w:rFonts w:asciiTheme="minorHAnsi" w:hAnsiTheme="minorHAnsi" w:eastAsiaTheme="minorEastAsia" w:cstheme="minorBidi"/>
+        <w:rFonts w:asciiTheme="minorHAnsi" w:eastAsiaTheme="minorEastAsia" w:hAnsiTheme="minorHAnsi" w:cstheme="minorBidi"/>
         <w:sz w:val="24"/>
         <w:szCs w:val="24"/>
         <w:lang w:val="en-GB" w:eastAsia="ja-JP" w:bidi="ar-SA"/>
@@ -945,17 +1369,17 @@
       </w:pPr>
     </w:pPrDefault>
   </w:docDefaults>
-  <w:latentStyles w:defLockedState="0" w:defUIPriority="99" w:defSemiHidden="0" w:defUnhideWhenUsed="0" w:defQFormat="0" w:count="371">
+  <w:latentStyles w:defLockedState="0" w:defUIPriority="99" w:defSemiHidden="0" w:defUnhideWhenUsed="0" w:defQFormat="0" w:count="376">
     <w:lsdException w:name="Normal" w:uiPriority="0" w:qFormat="1"/>
     <w:lsdException w:name="heading 1" w:uiPriority="9" w:qFormat="1"/>
-    <w:lsdException w:name="heading 2" w:uiPriority="9" w:semiHidden="1" w:unhideWhenUsed="1" w:qFormat="1"/>
-    <w:lsdException w:name="heading 3" w:uiPriority="9" w:semiHidden="1" w:unhideWhenUsed="1" w:qFormat="1"/>
-    <w:lsdException w:name="heading 4" w:uiPriority="9" w:semiHidden="1" w:unhideWhenUsed="1" w:qFormat="1"/>
-    <w:lsdException w:name="heading 5" w:uiPriority="9" w:semiHidden="1" w:unhideWhenUsed="1" w:qFormat="1"/>
-    <w:lsdException w:name="heading 6" w:uiPriority="9" w:semiHidden="1" w:unhideWhenUsed="1" w:qFormat="1"/>
-    <w:lsdException w:name="heading 7" w:uiPriority="9" w:semiHidden="1" w:unhideWhenUsed="1" w:qFormat="1"/>
-    <w:lsdException w:name="heading 8" w:uiPriority="9" w:semiHidden="1" w:unhideWhenUsed="1" w:qFormat="1"/>
-    <w:lsdException w:name="heading 9" w:uiPriority="9" w:semiHidden="1" w:unhideWhenUsed="1" w:qFormat="1"/>
+    <w:lsdException w:name="heading 2" w:semiHidden="1" w:uiPriority="9" w:unhideWhenUsed="1" w:qFormat="1"/>
+    <w:lsdException w:name="heading 3" w:semiHidden="1" w:uiPriority="9" w:unhideWhenUsed="1" w:qFormat="1"/>
+    <w:lsdException w:name="heading 4" w:semiHidden="1" w:uiPriority="9" w:unhideWhenUsed="1" w:qFormat="1"/>
+    <w:lsdException w:name="heading 5" w:semiHidden="1" w:uiPriority="9" w:unhideWhenUsed="1" w:qFormat="1"/>
+    <w:lsdException w:name="heading 6" w:semiHidden="1" w:uiPriority="9" w:unhideWhenUsed="1" w:qFormat="1"/>
+    <w:lsdException w:name="heading 7" w:semiHidden="1" w:uiPriority="9" w:unhideWhenUsed="1" w:qFormat="1"/>
+    <w:lsdException w:name="heading 8" w:semiHidden="1" w:uiPriority="9" w:unhideWhenUsed="1" w:qFormat="1"/>
+    <w:lsdException w:name="heading 9" w:semiHidden="1" w:uiPriority="9" w:unhideWhenUsed="1" w:qFormat="1"/>
     <w:lsdException w:name="index 1" w:semiHidden="1" w:unhideWhenUsed="1"/>
     <w:lsdException w:name="index 2" w:semiHidden="1" w:unhideWhenUsed="1"/>
     <w:lsdException w:name="index 3" w:semiHidden="1" w:unhideWhenUsed="1"/>
@@ -965,22 +1389,22 @@
     <w:lsdException w:name="index 7" w:semiHidden="1" w:unhideWhenUsed="1"/>
     <w:lsdException w:name="index 8" w:semiHidden="1" w:unhideWhenUsed="1"/>
     <w:lsdException w:name="index 9" w:semiHidden="1" w:unhideWhenUsed="1"/>
-    <w:lsdException w:name="toc 1" w:uiPriority="39" w:semiHidden="1" w:unhideWhenUsed="1"/>
-    <w:lsdException w:name="toc 2" w:uiPriority="39" w:semiHidden="1" w:unhideWhenUsed="1"/>
-    <w:lsdException w:name="toc 3" w:uiPriority="39" w:semiHidden="1" w:unhideWhenUsed="1"/>
-    <w:lsdException w:name="toc 4" w:uiPriority="39" w:semiHidden="1" w:unhideWhenUsed="1"/>
-    <w:lsdException w:name="toc 5" w:uiPriority="39" w:semiHidden="1" w:unhideWhenUsed="1"/>
-    <w:lsdException w:name="toc 6" w:uiPriority="39" w:semiHidden="1" w:unhideWhenUsed="1"/>
-    <w:lsdException w:name="toc 7" w:uiPriority="39" w:semiHidden="1" w:unhideWhenUsed="1"/>
-    <w:lsdException w:name="toc 8" w:uiPriority="39" w:semiHidden="1" w:unhideWhenUsed="1"/>
-    <w:lsdException w:name="toc 9" w:uiPriority="39" w:semiHidden="1" w:unhideWhenUsed="1"/>
+    <w:lsdException w:name="toc 1" w:semiHidden="1" w:uiPriority="39" w:unhideWhenUsed="1"/>
+    <w:lsdException w:name="toc 2" w:semiHidden="1" w:uiPriority="39" w:unhideWhenUsed="1"/>
+    <w:lsdException w:name="toc 3" w:semiHidden="1" w:uiPriority="39" w:unhideWhenUsed="1"/>
+    <w:lsdException w:name="toc 4" w:semiHidden="1" w:uiPriority="39" w:unhideWhenUsed="1"/>
+    <w:lsdException w:name="toc 5" w:semiHidden="1" w:uiPriority="39" w:unhideWhenUsed="1"/>
+    <w:lsdException w:name="toc 6" w:semiHidden="1" w:uiPriority="39" w:unhideWhenUsed="1"/>
+    <w:lsdException w:name="toc 7" w:semiHidden="1" w:uiPriority="39" w:unhideWhenUsed="1"/>
+    <w:lsdException w:name="toc 8" w:semiHidden="1" w:uiPriority="39" w:unhideWhenUsed="1"/>
+    <w:lsdException w:name="toc 9" w:semiHidden="1" w:uiPriority="39" w:unhideWhenUsed="1"/>
     <w:lsdException w:name="Normal Indent" w:semiHidden="1" w:unhideWhenUsed="1"/>
     <w:lsdException w:name="footnote text" w:semiHidden="1" w:unhideWhenUsed="1"/>
     <w:lsdException w:name="annotation text" w:semiHidden="1" w:unhideWhenUsed="1"/>
     <w:lsdException w:name="header" w:semiHidden="1" w:unhideWhenUsed="1"/>
     <w:lsdException w:name="footer" w:semiHidden="1" w:unhideWhenUsed="1"/>
     <w:lsdException w:name="index heading" w:semiHidden="1" w:unhideWhenUsed="1"/>
-    <w:lsdException w:name="caption" w:uiPriority="35" w:semiHidden="1" w:unhideWhenUsed="1" w:qFormat="1"/>
+    <w:lsdException w:name="caption" w:semiHidden="1" w:uiPriority="35" w:unhideWhenUsed="1" w:qFormat="1"/>
     <w:lsdException w:name="table of figures" w:semiHidden="1" w:unhideWhenUsed="1"/>
     <w:lsdException w:name="envelope address" w:semiHidden="1" w:unhideWhenUsed="1"/>
     <w:lsdException w:name="envelope return" w:semiHidden="1" w:unhideWhenUsed="1"/>
@@ -1011,7 +1435,7 @@
     <w:lsdException w:name="Title" w:uiPriority="10" w:qFormat="1"/>
     <w:lsdException w:name="Closing" w:semiHidden="1" w:unhideWhenUsed="1"/>
     <w:lsdException w:name="Signature" w:semiHidden="1" w:unhideWhenUsed="1"/>
-    <w:lsdException w:name="Default Paragraph Font" w:uiPriority="1" w:semiHidden="1" w:unhideWhenUsed="1"/>
+    <w:lsdException w:name="Default Paragraph Font" w:semiHidden="1" w:uiPriority="1" w:unhideWhenUsed="1"/>
     <w:lsdException w:name="Body Text" w:semiHidden="1" w:unhideWhenUsed="1"/>
     <w:lsdException w:name="Body Text Indent" w:semiHidden="1" w:unhideWhenUsed="1"/>
     <w:lsdException w:name="List Continue" w:semiHidden="1" w:unhideWhenUsed="1"/>
@@ -1211,8 +1635,8 @@
     <w:lsdException w:name="Subtle Reference" w:uiPriority="31" w:qFormat="1"/>
     <w:lsdException w:name="Intense Reference" w:uiPriority="32" w:qFormat="1"/>
     <w:lsdException w:name="Book Title" w:uiPriority="33" w:qFormat="1"/>
-    <w:lsdException w:name="Bibliography" w:uiPriority="37" w:semiHidden="1" w:unhideWhenUsed="1"/>
-    <w:lsdException w:name="TOC Heading" w:uiPriority="39" w:semiHidden="1" w:unhideWhenUsed="1" w:qFormat="1"/>
+    <w:lsdException w:name="Bibliography" w:semiHidden="1" w:uiPriority="37" w:unhideWhenUsed="1"/>
+    <w:lsdException w:name="TOC Heading" w:semiHidden="1" w:uiPriority="39" w:unhideWhenUsed="1" w:qFormat="1"/>
     <w:lsdException w:name="Plain Table 1" w:uiPriority="41"/>
     <w:lsdException w:name="Plain Table 2" w:uiPriority="42"/>
     <w:lsdException w:name="Plain Table 3" w:uiPriority="43"/>
@@ -1317,18 +1741,44 @@
     <w:lsdException w:name="List Table 5 Dark Accent 6" w:uiPriority="50"/>
     <w:lsdException w:name="List Table 6 Colorful Accent 6" w:uiPriority="51"/>
     <w:lsdException w:name="List Table 7 Colorful Accent 6" w:uiPriority="52"/>
+    <w:lsdException w:name="Mention" w:semiHidden="1" w:unhideWhenUsed="1"/>
+    <w:lsdException w:name="Smart Hyperlink" w:semiHidden="1" w:unhideWhenUsed="1"/>
+    <w:lsdException w:name="Hashtag" w:semiHidden="1" w:unhideWhenUsed="1"/>
+    <w:lsdException w:name="Unresolved Mention" w:semiHidden="1" w:unhideWhenUsed="1"/>
+    <w:lsdException w:name="Smart Link" w:semiHidden="1" w:unhideWhenUsed="1"/>
   </w:latentStyles>
-  <w:style w:type="paragraph" w:styleId="Normal" w:default="1">
+  <w:style w:type="paragraph" w:default="1" w:styleId="Normal">
     <w:name w:val="Normal"/>
     <w:qFormat/>
   </w:style>
-  <w:style w:type="character" w:styleId="DefaultParagraphFont" w:default="1">
+  <w:style w:type="paragraph" w:styleId="Heading2">
+    <w:name w:val="heading 2"/>
+    <w:basedOn w:val="Normal"/>
+    <w:next w:val="Normal"/>
+    <w:uiPriority w:val="9"/>
+    <w:unhideWhenUsed/>
+    <w:qFormat/>
+    <w:rsid w:val="6F8ECBF0"/>
+    <w:pPr>
+      <w:keepNext/>
+      <w:keepLines/>
+      <w:spacing w:before="160" w:after="80"/>
+      <w:outlineLvl w:val="1"/>
+    </w:pPr>
+    <w:rPr>
+      <w:rFonts w:asciiTheme="majorHAnsi" w:eastAsiaTheme="majorEastAsia" w:hAnsiTheme="majorHAnsi" w:cstheme="majorBidi"/>
+      <w:color w:val="0F4761" w:themeColor="accent1" w:themeShade="BF"/>
+      <w:sz w:val="32"/>
+      <w:szCs w:val="32"/>
+    </w:rPr>
+  </w:style>
+  <w:style w:type="character" w:default="1" w:styleId="DefaultParagraphFont">
     <w:name w:val="Default Paragraph Font"/>
     <w:uiPriority w:val="1"/>
     <w:semiHidden/>
     <w:unhideWhenUsed/>
   </w:style>
-  <w:style w:type="table" w:styleId="TableNormal" w:default="1">
+  <w:style w:type="table" w:default="1" w:styleId="TableNormal">
     <w:name w:val="Normal Table"/>
     <w:uiPriority w:val="99"/>
     <w:semiHidden/>
@@ -1343,29 +1793,39 @@
       </w:tblCellMar>
     </w:tblPr>
   </w:style>
-  <w:style w:type="numbering" w:styleId="NoList" w:default="1">
+  <w:style w:type="numbering" w:default="1" w:styleId="NoList">
     <w:name w:val="No List"/>
     <w:uiPriority w:val="99"/>
     <w:semiHidden/>
     <w:unhideWhenUsed/>
   </w:style>
   <w:style w:type="paragraph" w:styleId="ListParagraph">
-    <w:uiPriority w:val="34"/>
     <w:name w:val="List Paragraph"/>
     <w:basedOn w:val="Normal"/>
+    <w:uiPriority w:val="34"/>
     <w:qFormat/>
     <w:rsid w:val="706CFDEB"/>
     <w:pPr>
-      <w:spacing/>
       <w:ind w:left="720"/>
       <w:contextualSpacing/>
     </w:pPr>
+  </w:style>
+  <w:style w:type="character" w:styleId="Hyperlink">
+    <w:name w:val="Hyperlink"/>
+    <w:basedOn w:val="DefaultParagraphFont"/>
+    <w:uiPriority w:val="99"/>
+    <w:unhideWhenUsed/>
+    <w:rsid w:val="6F8ECBF0"/>
+    <w:rPr>
+      <w:color w:val="467886"/>
+      <w:u w:val="single"/>
+    </w:rPr>
   </w:style>
 </w:styles>
 </file>
 
 <file path=word/theme/theme1.xml><?xml version="1.0" encoding="utf-8"?>
-<a:theme xmlns:thm15="http://schemas.microsoft.com/office/thememl/2012/main" xmlns:a="http://schemas.openxmlformats.org/drawingml/2006/main" name="Office Theme">
+<a:theme xmlns:a="http://schemas.openxmlformats.org/drawingml/2006/main" name="Office Theme">
   <a:themeElements>
     <a:clrScheme name="Office">
       <a:dk1>

--- a/documentation/Systems Development  MAIN REPORT.docx
+++ b/documentation/Systems Development  MAIN REPORT.docx
@@ -1,11 +1,14 @@
 
 <file path=word/document.xml><?xml version="1.0" encoding="utf-8"?>
-<w:document xmlns:wpc="http://schemas.microsoft.com/office/word/2010/wordprocessingCanvas" xmlns:cx="http://schemas.microsoft.com/office/drawing/2014/chartex" xmlns:cx1="http://schemas.microsoft.com/office/drawing/2015/9/8/chartex" xmlns:cx2="http://schemas.microsoft.com/office/drawing/2015/10/21/chartex" xmlns:cx3="http://schemas.microsoft.com/office/drawing/2016/5/9/chartex" xmlns:cx4="http://schemas.microsoft.com/office/drawing/2016/5/10/chartex" xmlns:cx5="http://schemas.microsoft.com/office/drawing/2016/5/11/chartex" xmlns:cx6="http://schemas.microsoft.com/office/drawing/2016/5/12/chartex" xmlns:cx7="http://schemas.microsoft.com/office/drawing/2016/5/13/chartex" xmlns:cx8="http://schemas.microsoft.com/office/drawing/2016/5/14/chartex" xmlns:mc="http://schemas.openxmlformats.org/markup-compatibility/2006" xmlns:aink="http://schemas.microsoft.com/office/drawing/2016/ink" xmlns:am3d="http://schemas.microsoft.com/office/drawing/2017/model3d" xmlns:o="urn:schemas-microsoft-com:office:office" xmlns:oel="http://schemas.microsoft.com/office/2019/extlst" xmlns:r="http://schemas.openxmlformats.org/officeDocument/2006/relationships" xmlns:m="http://schemas.openxmlformats.org/officeDocument/2006/math" xmlns:v="urn:schemas-microsoft-com:vml" xmlns:wp14="http://schemas.microsoft.com/office/word/2010/wordprocessingDrawing" xmlns:wp="http://schemas.openxmlformats.org/drawingml/2006/wordprocessingDrawing" xmlns:w10="urn:schemas-microsoft-com:office:word" xmlns:w="http://schemas.openxmlformats.org/wordprocessingml/2006/main" xmlns:w14="http://schemas.microsoft.com/office/word/2010/wordml" xmlns:w15="http://schemas.microsoft.com/office/word/2012/wordml" xmlns:w16cex="http://schemas.microsoft.com/office/word/2018/wordml/cex" xmlns:w16cid="http://schemas.microsoft.com/office/word/2016/wordml/cid" xmlns:w16="http://schemas.microsoft.com/office/word/2018/wordml" xmlns:w16du="http://schemas.microsoft.com/office/word/2023/wordml/word16du" xmlns:w16sdtdh="http://schemas.microsoft.com/office/word/2020/wordml/sdtdatahash" xmlns:w16sdtfl="http://schemas.microsoft.com/office/word/2024/wordml/sdtformatlock" xmlns:w16se="http://schemas.microsoft.com/office/word/2015/wordml/symex" xmlns:wpg="http://schemas.microsoft.com/office/word/2010/wordprocessingGroup" xmlns:wpi="http://schemas.microsoft.com/office/word/2010/wordprocessingInk" xmlns:wne="http://schemas.microsoft.com/office/word/2006/wordml" xmlns:wps="http://schemas.microsoft.com/office/word/2010/wordprocessingShape" mc:Ignorable="w14 w15 w16se w16cid w16 w16cex w16sdtdh w16sdtfl w16du wp14">
+<w:document xmlns:wpc="http://schemas.microsoft.com/office/word/2010/wordprocessingCanvas" xmlns:cx="http://schemas.microsoft.com/office/drawing/2014/chartex" xmlns:cx1="http://schemas.microsoft.com/office/drawing/2015/9/8/chartex" xmlns:cx2="http://schemas.microsoft.com/office/drawing/2015/10/21/chartex" xmlns:cx3="http://schemas.microsoft.com/office/drawing/2016/5/9/chartex" xmlns:cx4="http://schemas.microsoft.com/office/drawing/2016/5/10/chartex" xmlns:cx5="http://schemas.microsoft.com/office/drawing/2016/5/11/chartex" xmlns:cx6="http://schemas.microsoft.com/office/drawing/2016/5/12/chartex" xmlns:cx7="http://schemas.microsoft.com/office/drawing/2016/5/13/chartex" xmlns:cx8="http://schemas.microsoft.com/office/drawing/2016/5/14/chartex" xmlns:mc="http://schemas.openxmlformats.org/markup-compatibility/2006" xmlns:aink="http://schemas.microsoft.com/office/drawing/2016/ink" xmlns:am3d="http://schemas.microsoft.com/office/drawing/2017/model3d" xmlns:o="urn:schemas-microsoft-com:office:office" xmlns:oel="http://schemas.microsoft.com/office/2019/extlst" xmlns:r="http://schemas.openxmlformats.org/officeDocument/2006/relationships" xmlns:m="http://schemas.openxmlformats.org/officeDocument/2006/math" xmlns:v="urn:schemas-microsoft-com:vml" xmlns:wp14="http://schemas.microsoft.com/office/word/2010/wordprocessingDrawing" xmlns:wp="http://schemas.openxmlformats.org/drawingml/2006/wordprocessingDrawing" xmlns:w10="urn:schemas-microsoft-com:office:word" xmlns:w="http://schemas.openxmlformats.org/wordprocessingml/2006/main" xmlns:w14="http://schemas.microsoft.com/office/word/2010/wordml" xmlns:w15="http://schemas.microsoft.com/office/word/2012/wordml" xmlns:w16cex="http://schemas.microsoft.com/office/word/2018/wordml/cex" xmlns:w16cid="http://schemas.microsoft.com/office/word/2016/wordml/cid" xmlns:w16="http://schemas.microsoft.com/office/word/2018/wordml" xmlns:w16du="http://schemas.microsoft.com/office/word/2023/wordml/word16du" xmlns:w16sdtdh="http://schemas.microsoft.com/office/word/2020/wordml/sdtdatahash" xmlns:w16sdtfl="http://schemas.microsoft.com/office/word/2024/wordml/sdtformatlock" xmlns:w16se="http://schemas.microsoft.com/office/word/2015/wordml/symex" xmlns:wpg="http://schemas.microsoft.com/office/word/2010/wordprocessingGroup" xmlns:wpi="http://schemas.microsoft.com/office/word/2010/wordprocessingInk" xmlns:wne="http://schemas.microsoft.com/office/word/2006/wordml" xmlns:wps="http://schemas.microsoft.com/office/word/2010/wordprocessingShape" xmlns:a="http://schemas.openxmlformats.org/drawingml/2006/main" xmlns:a16="http://schemas.microsoft.com/office/drawing/2014/main" xmlns:pic="http://schemas.openxmlformats.org/drawingml/2006/picture" xmlns:a14="http://schemas.microsoft.com/office/drawing/2010/main" mc:Ignorable="w14 w15 w16se w16cid w16 w16cex w16sdtdh w16sdtfl w16du wp14">
   <w:body>
     <w:p>
       <w:pPr>
         <w:spacing w:after="240" w:line="240" w:lineRule="auto"/>
         <w:jc w:val="center"/>
+        <w:rPr>
+          <w:rFonts w:hint="eastAsia"/>
+        </w:rPr>
       </w:pPr>
       <w:r>
         <w:rPr>
@@ -18,7 +21,7 @@
             <wp:docPr id="198191485" name="drawing">
               <a:extLst xmlns:a="http://schemas.openxmlformats.org/drawingml/2006/main">
                 <a:ext uri="{FF2B5EF4-FFF2-40B4-BE49-F238E27FC236}">
-                  <a16:creationId xmlns:a16="http://schemas.microsoft.com/office/drawing/2014/main" id="{72FA8406-323D-4F2C-889E-37AA46DBB667}"/>
+                  <a16:creationId xmlns:a16="http://schemas.microsoft.com/office/drawing/2014/main" id="{7FD79E90-3A25-4C75-BE57-E2CED0263EF7}"/>
                 </a:ext>
               </a:extLst>
             </wp:docPr>
@@ -65,14 +68,14 @@
         <w:spacing w:after="120" w:line="312" w:lineRule="auto"/>
         <w:jc w:val="center"/>
         <w:rPr>
-          <w:rFonts w:ascii="Aptos Narrow" w:eastAsia="Aptos Narrow" w:hAnsi="Aptos Narrow" w:cs="Aptos Narrow"/>
+          <w:rFonts w:ascii="Aptos Narrow" w:hAnsi="Aptos Narrow" w:eastAsia="Aptos Narrow" w:cs="Aptos Narrow"/>
           <w:sz w:val="72"/>
           <w:szCs w:val="72"/>
         </w:rPr>
       </w:pPr>
       <w:r>
         <w:rPr>
-          <w:rFonts w:ascii="Aptos Narrow" w:eastAsia="Aptos Narrow" w:hAnsi="Aptos Narrow" w:cs="Aptos Narrow"/>
+          <w:rFonts w:ascii="Aptos Narrow" w:hAnsi="Aptos Narrow" w:eastAsia="Aptos Narrow" w:cs="Aptos Narrow"/>
           <w:b/>
           <w:bCs/>
           <w:sz w:val="72"/>
@@ -82,7 +85,7 @@
       </w:r>
       <w:r>
         <w:rPr>
-          <w:rFonts w:ascii="Aptos Narrow" w:eastAsia="Aptos Narrow" w:hAnsi="Aptos Narrow" w:cs="Aptos Narrow"/>
+          <w:rFonts w:ascii="Aptos Narrow" w:hAnsi="Aptos Narrow" w:eastAsia="Aptos Narrow" w:cs="Aptos Narrow"/>
           <w:sz w:val="72"/>
           <w:szCs w:val="72"/>
         </w:rPr>
@@ -90,7 +93,7 @@
       </w:r>
       <w:r>
         <w:rPr>
-          <w:rFonts w:ascii="Aptos Narrow" w:eastAsia="Aptos Narrow" w:hAnsi="Aptos Narrow" w:cs="Aptos Narrow"/>
+          <w:rFonts w:ascii="Aptos Narrow" w:hAnsi="Aptos Narrow" w:eastAsia="Aptos Narrow" w:cs="Aptos Narrow"/>
           <w:b/>
           <w:bCs/>
           <w:sz w:val="72"/>
@@ -100,7 +103,7 @@
       </w:r>
       <w:r>
         <w:rPr>
-          <w:rFonts w:ascii="Aptos Narrow" w:eastAsia="Aptos Narrow" w:hAnsi="Aptos Narrow" w:cs="Aptos Narrow"/>
+          <w:rFonts w:ascii="Aptos Narrow" w:hAnsi="Aptos Narrow" w:eastAsia="Aptos Narrow" w:cs="Aptos Narrow"/>
           <w:sz w:val="72"/>
           <w:szCs w:val="72"/>
         </w:rPr>
@@ -108,7 +111,7 @@
       </w:r>
       <w:r>
         <w:rPr>
-          <w:rFonts w:ascii="Aptos Narrow" w:eastAsia="Aptos Narrow" w:hAnsi="Aptos Narrow" w:cs="Aptos Narrow"/>
+          <w:rFonts w:ascii="Aptos Narrow" w:hAnsi="Aptos Narrow" w:eastAsia="Aptos Narrow" w:cs="Aptos Narrow"/>
           <w:b/>
           <w:bCs/>
           <w:sz w:val="72"/>
@@ -122,7 +125,7 @@
         <w:spacing w:after="120" w:line="312" w:lineRule="auto"/>
         <w:jc w:val="center"/>
         <w:rPr>
-          <w:rFonts w:ascii="Aptos Narrow" w:eastAsia="Aptos Narrow" w:hAnsi="Aptos Narrow" w:cs="Aptos Narrow"/>
+          <w:rFonts w:ascii="Aptos Narrow" w:hAnsi="Aptos Narrow" w:eastAsia="Aptos Narrow" w:cs="Aptos Narrow"/>
           <w:b/>
           <w:bCs/>
           <w:color w:val="C00000"/>
@@ -132,7 +135,7 @@
       </w:pPr>
       <w:r>
         <w:rPr>
-          <w:rFonts w:ascii="Aptos Narrow" w:eastAsia="Aptos Narrow" w:hAnsi="Aptos Narrow" w:cs="Aptos Narrow"/>
+          <w:rFonts w:ascii="Aptos Narrow" w:hAnsi="Aptos Narrow" w:eastAsia="Aptos Narrow" w:cs="Aptos Narrow"/>
           <w:b/>
           <w:bCs/>
           <w:color w:val="006989"/>
@@ -143,7 +146,7 @@
       </w:r>
       <w:r>
         <w:rPr>
-          <w:rFonts w:ascii="Aptos Narrow" w:eastAsia="Aptos Narrow" w:hAnsi="Aptos Narrow" w:cs="Aptos Narrow"/>
+          <w:rFonts w:ascii="Aptos Narrow" w:hAnsi="Aptos Narrow" w:eastAsia="Aptos Narrow" w:cs="Aptos Narrow"/>
           <w:b/>
           <w:bCs/>
           <w:color w:val="006989"/>
@@ -161,7 +164,7 @@
         <w:spacing w:after="120" w:line="312" w:lineRule="auto"/>
         <w:jc w:val="center"/>
         <w:rPr>
-          <w:rFonts w:ascii="Aptos Display" w:eastAsia="Aptos Display" w:hAnsi="Aptos Display" w:cs="Aptos Display"/>
+          <w:rFonts w:ascii="Aptos Display" w:hAnsi="Aptos Display" w:eastAsia="Aptos Display" w:cs="Aptos Display"/>
           <w:b/>
           <w:bCs/>
           <w:color w:val="006989"/>
@@ -171,7 +174,7 @@
       </w:pPr>
       <w:r>
         <w:rPr>
-          <w:rFonts w:ascii="Aptos Display" w:eastAsia="Aptos Display" w:hAnsi="Aptos Display" w:cs="Aptos Display"/>
+          <w:rFonts w:ascii="Aptos Display" w:hAnsi="Aptos Display" w:eastAsia="Aptos Display" w:cs="Aptos Display"/>
           <w:b/>
           <w:bCs/>
           <w:color w:val="006989"/>
@@ -182,7 +185,7 @@
       </w:r>
       <w:r>
         <w:rPr>
-          <w:rFonts w:ascii="Aptos Display" w:eastAsia="Aptos Display" w:hAnsi="Aptos Display" w:cs="Aptos Display"/>
+          <w:rFonts w:ascii="Aptos Display" w:hAnsi="Aptos Display" w:eastAsia="Aptos Display" w:cs="Aptos Display"/>
           <w:b/>
           <w:bCs/>
           <w:color w:val="006989"/>
@@ -193,7 +196,7 @@
       </w:r>
       <w:r>
         <w:rPr>
-          <w:rFonts w:ascii="Aptos Display" w:eastAsia="Aptos Display" w:hAnsi="Aptos Display" w:cs="Aptos Display"/>
+          <w:rFonts w:ascii="Aptos Display" w:hAnsi="Aptos Display" w:eastAsia="Aptos Display" w:cs="Aptos Display"/>
           <w:b/>
           <w:bCs/>
           <w:color w:val="006989"/>
@@ -204,7 +207,7 @@
       </w:r>
       <w:r>
         <w:rPr>
-          <w:rFonts w:ascii="Aptos Display" w:eastAsia="Aptos Display" w:hAnsi="Aptos Display" w:cs="Aptos Display"/>
+          <w:rFonts w:ascii="Aptos Display" w:hAnsi="Aptos Display" w:eastAsia="Aptos Display" w:cs="Aptos Display"/>
           <w:b/>
           <w:bCs/>
           <w:color w:val="006989"/>
@@ -219,7 +222,7 @@
         <w:spacing w:after="120" w:line="312" w:lineRule="auto"/>
         <w:jc w:val="center"/>
         <w:rPr>
-          <w:rFonts w:ascii="Aptos Display" w:eastAsia="Aptos Display" w:hAnsi="Aptos Display" w:cs="Aptos Display"/>
+          <w:rFonts w:ascii="Aptos Display" w:hAnsi="Aptos Display" w:eastAsia="Aptos Display" w:cs="Aptos Display"/>
           <w:b/>
           <w:bCs/>
           <w:color w:val="006989"/>
@@ -229,7 +232,7 @@
       </w:pPr>
       <w:r>
         <w:rPr>
-          <w:rFonts w:ascii="Aptos Display" w:eastAsia="Aptos Display" w:hAnsi="Aptos Display" w:cs="Aptos Display"/>
+          <w:rFonts w:ascii="Aptos Display" w:hAnsi="Aptos Display" w:eastAsia="Aptos Display" w:cs="Aptos Display"/>
           <w:b/>
           <w:bCs/>
           <w:color w:val="006989"/>
@@ -240,7 +243,7 @@
       </w:r>
       <w:r>
         <w:rPr>
-          <w:rFonts w:ascii="Aptos Display" w:eastAsia="Aptos Display" w:hAnsi="Aptos Display" w:cs="Aptos Display"/>
+          <w:rFonts w:ascii="Aptos Display" w:hAnsi="Aptos Display" w:eastAsia="Aptos Display" w:cs="Aptos Display"/>
           <w:b/>
           <w:bCs/>
           <w:color w:val="006989"/>
@@ -251,7 +254,7 @@
       </w:r>
       <w:r>
         <w:rPr>
-          <w:rFonts w:ascii="Aptos Display" w:eastAsia="Aptos Display" w:hAnsi="Aptos Display" w:cs="Aptos Display"/>
+          <w:rFonts w:ascii="Aptos Display" w:hAnsi="Aptos Display" w:eastAsia="Aptos Display" w:cs="Aptos Display"/>
           <w:b/>
           <w:bCs/>
           <w:color w:val="006989"/>
@@ -262,7 +265,7 @@
       </w:r>
       <w:r>
         <w:rPr>
-          <w:rFonts w:ascii="Aptos Display" w:eastAsia="Aptos Display" w:hAnsi="Aptos Display" w:cs="Aptos Display"/>
+          <w:rFonts w:ascii="Aptos Display" w:hAnsi="Aptos Display" w:eastAsia="Aptos Display" w:cs="Aptos Display"/>
           <w:b/>
           <w:bCs/>
           <w:color w:val="006989"/>
@@ -277,7 +280,7 @@
         <w:spacing w:after="120" w:line="312" w:lineRule="auto"/>
         <w:jc w:val="center"/>
         <w:rPr>
-          <w:rFonts w:ascii="Aptos Display" w:eastAsia="Aptos Display" w:hAnsi="Aptos Display" w:cs="Aptos Display"/>
+          <w:rFonts w:ascii="Aptos Display" w:hAnsi="Aptos Display" w:eastAsia="Aptos Display" w:cs="Aptos Display"/>
           <w:color w:val="006989"/>
           <w:sz w:val="40"/>
           <w:szCs w:val="40"/>
@@ -285,7 +288,7 @@
       </w:pPr>
       <w:r>
         <w:rPr>
-          <w:rFonts w:ascii="Aptos Display" w:eastAsia="Aptos Display" w:hAnsi="Aptos Display" w:cs="Aptos Display"/>
+          <w:rFonts w:ascii="Aptos Display" w:hAnsi="Aptos Display" w:eastAsia="Aptos Display" w:cs="Aptos Display"/>
           <w:b/>
           <w:bCs/>
           <w:color w:val="006989"/>
@@ -296,7 +299,7 @@
       </w:r>
       <w:r>
         <w:rPr>
-          <w:rFonts w:ascii="Arial" w:eastAsia="Aptos Display" w:hAnsi="Arial" w:cs="Arial" w:hint="cs"/>
+          <w:rFonts w:hint="cs" w:ascii="Arial" w:hAnsi="Arial" w:eastAsia="Aptos Display" w:cs="Arial"/>
           <w:b/>
           <w:bCs/>
           <w:color w:val="006989"/>
@@ -312,7 +315,7 @@
         <w:spacing w:after="120" w:line="312" w:lineRule="auto"/>
         <w:jc w:val="center"/>
         <w:rPr>
-          <w:rFonts w:ascii="Aptos Display" w:eastAsia="Aptos Display" w:hAnsi="Aptos Display" w:cs="Aptos Display"/>
+          <w:rFonts w:ascii="Aptos Display" w:hAnsi="Aptos Display" w:eastAsia="Aptos Display" w:cs="Aptos Display"/>
           <w:b/>
           <w:bCs/>
           <w:color w:val="006989"/>
@@ -322,7 +325,7 @@
       </w:pPr>
       <w:r>
         <w:rPr>
-          <w:rFonts w:ascii="Aptos Display" w:eastAsia="Aptos Display" w:hAnsi="Aptos Display" w:cs="Aptos Display"/>
+          <w:rFonts w:ascii="Aptos Display" w:hAnsi="Aptos Display" w:eastAsia="Aptos Display" w:cs="Aptos Display"/>
           <w:b/>
           <w:bCs/>
           <w:color w:val="006989"/>
@@ -337,7 +340,7 @@
         <w:spacing w:after="120" w:line="312" w:lineRule="auto"/>
         <w:jc w:val="center"/>
         <w:rPr>
-          <w:rFonts w:ascii="Aptos Display" w:eastAsia="Aptos Display" w:hAnsi="Aptos Display" w:cs="Aptos Display"/>
+          <w:rFonts w:ascii="Aptos Display" w:hAnsi="Aptos Display" w:eastAsia="Aptos Display" w:cs="Aptos Display"/>
           <w:color w:val="006989"/>
           <w:sz w:val="40"/>
           <w:szCs w:val="40"/>
@@ -345,7 +348,7 @@
       </w:pPr>
       <w:r>
         <w:rPr>
-          <w:rFonts w:ascii="Aptos Display" w:eastAsia="Aptos Display" w:hAnsi="Aptos Display" w:cs="Aptos Display"/>
+          <w:rFonts w:ascii="Aptos Display" w:hAnsi="Aptos Display" w:eastAsia="Aptos Display" w:cs="Aptos Display"/>
           <w:b/>
           <w:bCs/>
           <w:color w:val="006989"/>
@@ -360,7 +363,7 @@
         <w:spacing w:after="120" w:line="312" w:lineRule="auto"/>
         <w:jc w:val="center"/>
         <w:rPr>
-          <w:rFonts w:ascii="Aptos Display" w:eastAsia="Aptos Display" w:hAnsi="Aptos Display" w:cs="Aptos Display"/>
+          <w:rFonts w:ascii="Aptos Display" w:hAnsi="Aptos Display" w:eastAsia="Aptos Display" w:cs="Aptos Display"/>
           <w:b/>
           <w:bCs/>
           <w:color w:val="006989"/>
@@ -374,7 +377,7 @@
         <w:spacing w:after="120" w:line="312" w:lineRule="auto"/>
         <w:jc w:val="center"/>
         <w:rPr>
-          <w:rFonts w:ascii="Aptos Display" w:eastAsia="Aptos Display" w:hAnsi="Aptos Display" w:cs="Aptos Display"/>
+          <w:rFonts w:ascii="Aptos Display" w:hAnsi="Aptos Display" w:eastAsia="Aptos Display" w:cs="Aptos Display"/>
           <w:b/>
           <w:bCs/>
           <w:color w:val="006989"/>
@@ -385,7 +388,7 @@
       </w:pPr>
       <w:r>
         <w:rPr>
-          <w:rFonts w:asciiTheme="majorHAnsi" w:eastAsiaTheme="majorEastAsia" w:hAnsiTheme="majorHAnsi" w:cstheme="majorBidi"/>
+          <w:rFonts w:asciiTheme="majorHAnsi" w:hAnsiTheme="majorHAnsi" w:eastAsiaTheme="majorEastAsia" w:cstheme="majorBidi"/>
           <w:b/>
           <w:bCs/>
           <w:color w:val="156082" w:themeColor="accent1"/>
@@ -397,7 +400,7 @@
       </w:r>
       <w:r>
         <w:rPr>
-          <w:rFonts w:asciiTheme="majorHAnsi" w:eastAsiaTheme="majorEastAsia" w:hAnsiTheme="majorHAnsi" w:cstheme="majorBidi"/>
+          <w:rFonts w:asciiTheme="majorHAnsi" w:hAnsiTheme="majorHAnsi" w:eastAsiaTheme="majorEastAsia" w:cstheme="majorBidi"/>
           <w:b/>
           <w:bCs/>
           <w:color w:val="156082" w:themeColor="accent1"/>
@@ -409,7 +412,7 @@
       </w:r>
       <w:r>
         <w:rPr>
-          <w:rFonts w:asciiTheme="majorHAnsi" w:eastAsiaTheme="majorEastAsia" w:hAnsiTheme="majorHAnsi" w:cstheme="majorBidi"/>
+          <w:rFonts w:asciiTheme="majorHAnsi" w:hAnsiTheme="majorHAnsi" w:eastAsiaTheme="majorEastAsia" w:cstheme="majorBidi"/>
           <w:b/>
           <w:bCs/>
           <w:color w:val="156082" w:themeColor="accent1"/>
@@ -421,7 +424,7 @@
       </w:r>
       <w:r>
         <w:rPr>
-          <w:rFonts w:asciiTheme="majorHAnsi" w:eastAsiaTheme="majorEastAsia" w:hAnsiTheme="majorHAnsi" w:cstheme="majorBidi"/>
+          <w:rFonts w:asciiTheme="majorHAnsi" w:hAnsiTheme="majorHAnsi" w:eastAsiaTheme="majorEastAsia" w:cstheme="majorBidi"/>
           <w:b/>
           <w:bCs/>
           <w:color w:val="156082" w:themeColor="accent1"/>
@@ -433,7 +436,7 @@
       </w:r>
       <w:r>
         <w:rPr>
-          <w:rFonts w:asciiTheme="majorHAnsi" w:eastAsiaTheme="majorEastAsia" w:hAnsiTheme="majorHAnsi" w:cstheme="majorBidi"/>
+          <w:rFonts w:asciiTheme="majorHAnsi" w:hAnsiTheme="majorHAnsi" w:eastAsiaTheme="majorEastAsia" w:cstheme="majorBidi"/>
           <w:b/>
           <w:bCs/>
           <w:color w:val="156082" w:themeColor="accent1"/>
@@ -445,7 +448,7 @@
       </w:r>
       <w:r>
         <w:rPr>
-          <w:rFonts w:asciiTheme="majorHAnsi" w:eastAsiaTheme="majorEastAsia" w:hAnsiTheme="majorHAnsi" w:cstheme="majorBidi"/>
+          <w:rFonts w:asciiTheme="majorHAnsi" w:hAnsiTheme="majorHAnsi" w:eastAsiaTheme="majorEastAsia" w:cstheme="majorBidi"/>
           <w:b/>
           <w:bCs/>
           <w:color w:val="156082" w:themeColor="accent1"/>
@@ -457,7 +460,7 @@
       </w:r>
       <w:r>
         <w:rPr>
-          <w:rFonts w:ascii="Aptos Display" w:eastAsia="Aptos Display" w:hAnsi="Aptos Display" w:cs="Aptos Display"/>
+          <w:rFonts w:ascii="Aptos Display" w:hAnsi="Aptos Display" w:eastAsia="Aptos Display" w:cs="Aptos Display"/>
           <w:b/>
           <w:bCs/>
           <w:sz w:val="36"/>
@@ -467,24 +470,44 @@
         <w:t xml:space="preserve"> </w:t>
       </w:r>
     </w:p>
-    <w:p/>
-    <w:p/>
-    <w:p/>
-    <w:p>
-      <w:pPr>
-        <w:rPr>
-          <w:rFonts w:asciiTheme="majorHAnsi" w:eastAsiaTheme="majorEastAsia" w:hAnsiTheme="majorHAnsi" w:cstheme="majorBidi"/>
-          <w:sz w:val="32"/>
-          <w:szCs w:val="32"/>
-        </w:rPr>
-      </w:pPr>
-      <w:r>
-        <w:rPr>
-          <w:rFonts w:asciiTheme="majorHAnsi" w:eastAsiaTheme="majorEastAsia" w:hAnsiTheme="majorHAnsi" w:cstheme="majorBidi"/>
-          <w:sz w:val="32"/>
-          <w:szCs w:val="32"/>
-        </w:rPr>
-        <w:t>INTRODUCTION (300 WORDS)</w:t>
+    <w:p>
+      <w:pPr>
+        <w:rPr>
+          <w:rFonts w:hint="eastAsia"/>
+        </w:rPr>
+      </w:pPr>
+    </w:p>
+    <w:p>
+      <w:pPr>
+        <w:rPr>
+          <w:rFonts w:hint="eastAsia"/>
+        </w:rPr>
+      </w:pPr>
+    </w:p>
+    <w:p>
+      <w:pPr>
+        <w:rPr>
+          <w:rFonts w:hint="eastAsia"/>
+        </w:rPr>
+      </w:pPr>
+    </w:p>
+    <w:p>
+      <w:pPr>
+        <w:rPr>
+          <w:rFonts w:hint="eastAsia" w:asciiTheme="majorHAnsi" w:hAnsiTheme="majorHAnsi" w:eastAsiaTheme="majorEastAsia" w:cstheme="majorBidi"/>
+          <w:sz w:val="32"/>
+          <w:szCs w:val="32"/>
+          <w:u w:val="single"/>
+        </w:rPr>
+      </w:pPr>
+      <w:r>
+        <w:rPr>
+          <w:rFonts w:asciiTheme="majorHAnsi" w:hAnsiTheme="majorHAnsi" w:eastAsiaTheme="majorEastAsia" w:cstheme="majorBidi"/>
+          <w:sz w:val="32"/>
+          <w:szCs w:val="32"/>
+          <w:u w:val="single"/>
+        </w:rPr>
+        <w:t xml:space="preserve">INTRODUCTION </w:t>
       </w:r>
     </w:p>
     <w:p>
@@ -492,13 +515,48 @@
         <w:spacing w:before="240" w:after="240"/>
       </w:pPr>
       <w:r>
-        <w:t>Bristol Pink Cafe, a rapidly growing bakery chain with five locations across the Bristol region, faces an acute challenge in managing inventory for perishable products. The nature of bakery operations where unsold goods are discarded daily creates a persistent tension between maintaining product availability and minimizing costly food waste. Overestimating demand leads to unnecessary financial losses and environmental impact, while underestimating disrupts customer satisfaction due to frequent stock-outs. Sector research estimates that food retail businesses waste between 5–15% of daily production, with bakeries particularly vulnerable due to limited shelf life and dynamic consumer preferences</w:t>
-      </w:r>
-      <w:r>
-        <w:t xml:space="preserve"> (IEEP (2025)</w:t>
-      </w:r>
-      <w:r>
-        <w:t>.</w:t>
+        <w:rPr/>
+        <w:t xml:space="preserve">Bristol Pink Cafe, a rapidly growing bakery chain with five locations across the Bristol region, faces an acute challenge in managing inventory for perishable products. The nature of bakery </w:t>
+      </w:r>
+      <w:r>
+        <w:rPr/>
+        <w:t>operations,</w:t>
+      </w:r>
+      <w:r>
+        <w:rPr/>
+        <w:t xml:space="preserve"> where unsold goods are discarded </w:t>
+      </w:r>
+      <w:r>
+        <w:rPr/>
+        <w:t>daily,</w:t>
+      </w:r>
+      <w:r>
+        <w:rPr/>
+        <w:t xml:space="preserve"> creates a persistent tension between </w:t>
+      </w:r>
+      <w:r>
+        <w:rPr/>
+        <w:t>maintaining</w:t>
+      </w:r>
+      <w:r>
+        <w:rPr/>
+        <w:t xml:space="preserve"> product availability and minimizing costly food waste. Overestimating demand leads to unnecessary financial losses and environmental impact, while underestimating disrupts customer satisfaction due to frequent stock-outs. Sector research estimates that food retail businesses waste between </w:t>
+      </w:r>
+      <w:r>
+        <w:rPr/>
+        <w:t>5% and 15%</w:t>
+      </w:r>
+      <w:r>
+        <w:rPr/>
+        <w:t xml:space="preserve"> of daily production, with bakeries particularly vulnerable due to limited shelf life and dynamic consumer preferences</w:t>
+      </w:r>
+      <w:r>
+        <w:rPr/>
+        <w:t xml:space="preserve"> (IEEP </w:t>
+      </w:r>
+      <w:r>
+        <w:rPr/>
+        <w:t>(2025)).</w:t>
       </w:r>
     </w:p>
     <w:p>
@@ -506,18 +564,48 @@
         <w:spacing w:before="240" w:after="240"/>
       </w:pPr>
       <w:r>
-        <w:t>To address these issues, Bristol Pink Cafe has initiated the design and deployment of an intelligent forecasting dashboard. Leveraging advanced time series analysis and machine learning algorithms, this system ingests historical sales data to generate near-term sales predictions for key bakery and coffee products. The envisioned dashboard, developed using modern data science tools in Python and deployed via Streamlit, equips managers not only to visualize multi-week sales trends but also to adjust forecasting parameters</w:t>
-      </w:r>
-      <w:r>
+        <w:rPr/>
+        <w:t xml:space="preserve">To address these issues, Bristol Pink Cafe has </w:t>
+      </w:r>
+      <w:r>
+        <w:rPr/>
+        <w:t>initiated</w:t>
+      </w:r>
+      <w:r>
+        <w:rPr/>
+        <w:t xml:space="preserve"> the design and deployment of an intelligent forecasting dashboard. Leveraging advanced time series analysis and machine learning algorithms, this system ingests historical sales data to generate near-term sales predictions for key bakery and coffee products. The envisioned dashboard, developed using modern data science tools in Python and deployed via </w:t>
+      </w:r>
+      <w:r>
+        <w:rPr/>
+        <w:t>Streamlit</w:t>
+      </w:r>
+      <w:r>
+        <w:rPr/>
+        <w:t>, equips managers not only to visualize multi-week sales trends but also to adjust forecasting parameters</w:t>
+      </w:r>
+      <w:r>
+        <w:rPr/>
         <w:t xml:space="preserve">, </w:t>
       </w:r>
       <w:r>
-        <w:t>such as training periods and selected algorithms (Prophet, ARIMA) enabling evidence-based and adaptive inventory planning.</w:t>
+        <w:rPr/>
+        <w:t xml:space="preserve">such as training periods and selected algorithms (Prophet, </w:t>
+      </w:r>
+      <w:r>
+        <w:rPr/>
+        <w:t>ARIMA),</w:t>
+      </w:r>
+      <w:r>
+        <w:rPr/>
+        <w:t xml:space="preserve"> enabling evidence-based and adaptive inventory planning.</w:t>
       </w:r>
     </w:p>
     <w:p>
       <w:pPr>
         <w:spacing w:before="240" w:after="240"/>
+        <w:rPr>
+          <w:rFonts w:hint="eastAsia"/>
+        </w:rPr>
       </w:pPr>
       <w:r>
         <w:t>This project delivers on strategic business objectives: reducing food wastage in line with sustainability commitments, enhancing profitability through smarter purchasing, and supporting managerial decision-making with data-driven insights. The solution further exemplifies industry best practices by implementing robust validation and error handling, clear performance and accuracy targets, and inclusive usability/accessibility requirements.</w:t>
@@ -528,94 +616,136 @@
         <w:spacing w:before="240" w:after="240"/>
       </w:pPr>
       <w:r>
+        <w:rPr/>
         <w:t xml:space="preserve">The report details the entire development lifecycle: from requirements engineering and literature synthesis, through system design (UML </w:t>
       </w:r>
       <w:r>
+        <w:rPr/>
         <w:t>modelling</w:t>
       </w:r>
       <w:r>
-        <w:t>, UI/UX wireframes, database schema), algorithm implementation and rigorous testing, to final evaluation and future enhancement opportunities. The scope cent</w:t>
-      </w:r>
-      <w:r>
-        <w:t>e</w:t>
-      </w:r>
-      <w:r>
-        <w:t>r</w:t>
-      </w:r>
-      <w:r>
-        <w:t xml:space="preserve">s on prediction and visualization capabilities; inventory automation and integration with supply chain systems are considered for subsequent development phases. Section 2 presents critical project aims and SMART objectives; Section 3 </w:t>
-      </w:r>
-      <w:r>
+        <w:rPr/>
+        <w:t xml:space="preserve">, UI/UX wireframes, database schema), algorithm </w:t>
+      </w:r>
+      <w:r>
+        <w:rPr/>
+        <w:t>implementation,</w:t>
+      </w:r>
+      <w:r>
+        <w:rPr/>
+        <w:t xml:space="preserve"> and rigorous testing, to final evaluation and future enhancement opportunities. The scope </w:t>
+      </w:r>
+      <w:r>
+        <w:rPr/>
+        <w:t>centers</w:t>
+      </w:r>
+      <w:r>
+        <w:rPr/>
+        <w:t xml:space="preserve"> on prediction and visualization capabilities; inventory automation and integration with supply chain systems are considered for </w:t>
+      </w:r>
+      <w:r>
+        <w:rPr/>
+        <w:t>subsequent</w:t>
+      </w:r>
+      <w:r>
+        <w:rPr/>
+        <w:t xml:space="preserve"> development phases. Section 2 presents critical project aims and SMART </w:t>
+      </w:r>
+      <w:r>
+        <w:rPr/>
+        <w:t>objectives</w:t>
+      </w:r>
+      <w:r>
+        <w:rPr/>
+        <w:t xml:space="preserve">; Section 3 </w:t>
+      </w:r>
+      <w:r>
+        <w:rPr/>
         <w:t>includ</w:t>
       </w:r>
       <w:r>
+        <w:rPr/>
         <w:t>es relevant research</w:t>
       </w:r>
       <w:r>
+        <w:rPr/>
         <w:t xml:space="preserve"> on this topic</w:t>
       </w:r>
       <w:r>
-        <w:t xml:space="preserve">; Sections </w:t>
-      </w:r>
-      <w:r>
+        <w:rPr/>
+        <w:t xml:space="preserve">; Section </w:t>
+      </w:r>
+      <w:r>
+        <w:rPr/>
         <w:t>4 describes</w:t>
       </w:r>
       <w:r>
-        <w:t xml:space="preserve"> requirements and</w:t>
-      </w:r>
-      <w:r>
-        <w:t xml:space="preserve"> 5</w:t>
-      </w:r>
-      <w:r>
+        <w:rPr/>
+        <w:t xml:space="preserve"> requirements</w:t>
+      </w:r>
+      <w:r>
+        <w:rPr/>
+        <w:t>;</w:t>
+      </w:r>
+      <w:r>
+        <w:rPr/>
+        <w:t xml:space="preserve"> Section 5 covers</w:t>
+      </w:r>
+      <w:r>
+        <w:rPr/>
         <w:t xml:space="preserve"> project planning; Section 6 covers architecture and design</w:t>
       </w:r>
       <w:r>
+        <w:rPr/>
         <w:t xml:space="preserve"> of the system</w:t>
       </w:r>
       <w:r>
-        <w:t>; Section 7 analyzes implementation and results; Section 8 provides evaluation and reflection.</w:t>
-      </w:r>
-    </w:p>
-    <w:p>
-      <w:pPr>
-        <w:rPr>
-          <w:rFonts w:asciiTheme="majorHAnsi" w:eastAsiaTheme="majorEastAsia" w:hAnsiTheme="majorHAnsi" w:cstheme="majorBidi"/>
-          <w:sz w:val="32"/>
-          <w:szCs w:val="32"/>
-        </w:rPr>
-      </w:pPr>
-    </w:p>
-    <w:p>
-      <w:pPr>
-        <w:rPr>
-          <w:rFonts w:asciiTheme="majorHAnsi" w:eastAsiaTheme="majorEastAsia" w:hAnsiTheme="majorHAnsi" w:cstheme="majorBidi"/>
+        <w:rPr/>
+        <w:t xml:space="preserve">; Section 7 </w:t>
+      </w:r>
+      <w:r>
+        <w:rPr/>
+        <w:t>analyzes</w:t>
+      </w:r>
+      <w:r>
+        <w:rPr/>
+        <w:t xml:space="preserve"> implementation and </w:t>
+      </w:r>
+      <w:r>
+        <w:rPr/>
+        <w:t>results; and</w:t>
+      </w:r>
+      <w:r>
+        <w:rPr/>
+        <w:t xml:space="preserve"> Section 8 provides evaluation and reflection.</w:t>
+      </w:r>
+    </w:p>
+    <w:p>
+      <w:pPr>
+        <w:rPr>
+          <w:rFonts w:hint="eastAsia" w:asciiTheme="majorHAnsi" w:hAnsiTheme="majorHAnsi" w:eastAsiaTheme="majorEastAsia" w:cstheme="majorBidi"/>
+          <w:sz w:val="32"/>
+          <w:szCs w:val="32"/>
+        </w:rPr>
+      </w:pPr>
+    </w:p>
+    <w:p>
+      <w:pPr>
+        <w:rPr>
+          <w:rFonts w:hint="eastAsia" w:asciiTheme="majorHAnsi" w:hAnsiTheme="majorHAnsi" w:eastAsiaTheme="majorEastAsia" w:cstheme="majorBidi"/>
           <w:sz w:val="36"/>
           <w:szCs w:val="36"/>
-        </w:rPr>
-      </w:pPr>
-      <w:r>
-        <w:rPr>
-          <w:rFonts w:asciiTheme="majorHAnsi" w:eastAsiaTheme="majorEastAsia" w:hAnsiTheme="majorHAnsi" w:cstheme="majorBidi"/>
+          <w:u w:val="single"/>
+        </w:rPr>
+      </w:pPr>
+      <w:r>
+        <w:rPr>
+          <w:rFonts w:asciiTheme="majorHAnsi" w:hAnsiTheme="majorHAnsi" w:eastAsiaTheme="majorEastAsia" w:cstheme="majorBidi"/>
           <w:sz w:val="36"/>
           <w:szCs w:val="36"/>
-        </w:rPr>
-        <w:t>AIM &amp; OBJECTIVES (</w:t>
-      </w:r>
-      <w:r>
-        <w:rPr>
-          <w:rFonts w:asciiTheme="majorHAnsi" w:eastAsiaTheme="majorEastAsia" w:hAnsiTheme="majorHAnsi" w:cstheme="majorBidi"/>
-          <w:sz w:val="36"/>
-          <w:szCs w:val="36"/>
-        </w:rPr>
-        <w:t xml:space="preserve">400 </w:t>
-      </w:r>
-      <w:r>
-        <w:rPr>
-          <w:rFonts w:asciiTheme="majorHAnsi" w:eastAsiaTheme="majorEastAsia" w:hAnsiTheme="majorHAnsi" w:cstheme="majorBidi"/>
-          <w:sz w:val="36"/>
-          <w:szCs w:val="36"/>
-        </w:rPr>
-        <w:t>WORDS)</w:t>
+          <w:u w:val="single"/>
+        </w:rPr>
+        <w:t>AIM &amp; OBJECTIVES</w:t>
       </w:r>
     </w:p>
     <w:p>
@@ -623,14 +753,16 @@
         <w:pStyle w:val="Heading2"/>
         <w:spacing w:before="299" w:after="299"/>
         <w:rPr>
-          <w:rFonts w:ascii="Aptos Display" w:eastAsia="Aptos Display" w:hAnsi="Aptos Display" w:cs="Aptos Display"/>
+          <w:rFonts w:ascii="Aptos Display" w:hAnsi="Aptos Display" w:eastAsia="Aptos Display" w:cs="Aptos Display"/>
           <w:color w:val="auto"/>
-        </w:rPr>
-      </w:pPr>
-      <w:r>
-        <w:rPr>
-          <w:rFonts w:ascii="Aptos Display" w:eastAsia="Aptos Display" w:hAnsi="Aptos Display" w:cs="Aptos Display"/>
+          <w:u w:val="single"/>
+        </w:rPr>
+      </w:pPr>
+      <w:r>
+        <w:rPr>
+          <w:rFonts w:ascii="Aptos Display" w:hAnsi="Aptos Display" w:eastAsia="Aptos Display" w:cs="Aptos Display"/>
           <w:color w:val="auto"/>
+          <w:u w:val="single"/>
         </w:rPr>
         <w:t>Overall Aim</w:t>
       </w:r>
@@ -638,7 +770,19 @@
     <w:p>
       <w:pPr>
         <w:spacing w:before="240" w:after="240"/>
-      </w:pPr>
+        <w:rPr>
+          <w:rFonts w:hint="eastAsia"/>
+        </w:rPr>
+      </w:pPr>
+      <w:r>
+        <w:rPr>
+          <w:color w:val="275317" w:themeColor="accent6" w:themeShade="80"/>
+        </w:rPr>
+        <w:t xml:space="preserve">THIN THIS </w:t>
+      </w:r>
+      <w:r>
+        <w:br/>
+      </w:r>
       <w:r>
         <w:t>The overarching aim is to design, implement, and evaluate an intelligent forecasting dashboard that supports Bristol Pink Café managers in decision-making by reducing food waste and optimising inventory purchases using advanced data analytics and machine learning, delivered as a deployable system by the end of the project timeline.</w:t>
       </w:r>
@@ -648,241 +792,3240 @@
         <w:pStyle w:val="Heading2"/>
         <w:spacing w:before="299" w:after="299"/>
         <w:rPr>
-          <w:rFonts w:ascii="Aptos Display" w:eastAsia="Aptos Display" w:hAnsi="Aptos Display" w:cs="Aptos Display"/>
+          <w:rFonts w:ascii="Aptos Display" w:hAnsi="Aptos Display" w:eastAsia="Aptos Display" w:cs="Aptos Display"/>
           <w:color w:val="auto"/>
-        </w:rPr>
-      </w:pPr>
-      <w:r>
-        <w:rPr>
-          <w:rFonts w:ascii="Aptos Display" w:eastAsia="Aptos Display" w:hAnsi="Aptos Display" w:cs="Aptos Display"/>
+          <w:u w:val="single"/>
+        </w:rPr>
+      </w:pPr>
+      <w:r>
+        <w:rPr>
+          <w:rFonts w:ascii="Aptos Display" w:hAnsi="Aptos Display" w:eastAsia="Aptos Display" w:cs="Aptos Display"/>
           <w:color w:val="auto"/>
+          <w:u w:val="single"/>
         </w:rPr>
         <w:t>SMART Objectives</w:t>
       </w:r>
     </w:p>
     <w:p>
       <w:pPr>
+        <w:rPr>
+          <w:rFonts w:hint="eastAsia"/>
+        </w:rPr>
+      </w:pPr>
+      <w:r>
+        <w:rPr>
+          <w:color w:val="275317" w:themeColor="accent6" w:themeShade="80"/>
+        </w:rPr>
+        <w:t xml:space="preserve">CHANGE OBJECTIVES TO FIT THE ENTIRE PROJECT SCOPE RATHER THAN JUST PROGRAM </w:t>
+      </w:r>
+    </w:p>
+    <w:p>
+      <w:pPr>
         <w:spacing w:before="240" w:after="240"/>
         <w:rPr>
-          <w:rFonts w:asciiTheme="majorHAnsi" w:eastAsiaTheme="majorEastAsia" w:hAnsiTheme="majorHAnsi" w:cstheme="majorBidi"/>
+          <w:rFonts w:ascii="Aptos Display" w:hAnsi="Aptos Display" w:eastAsia="ＭＳ ゴシック" w:cs="Times New Roman" w:asciiTheme="majorAscii" w:hAnsiTheme="majorAscii" w:eastAsiaTheme="majorEastAsia" w:cstheme="majorBidi"/>
           <w:sz w:val="28"/>
           <w:szCs w:val="28"/>
-        </w:rPr>
-      </w:pPr>
-      <w:r>
-        <w:rPr>
-          <w:rFonts w:asciiTheme="majorHAnsi" w:eastAsiaTheme="majorEastAsia" w:hAnsiTheme="majorHAnsi" w:cstheme="majorBidi"/>
+          <w:u w:val="single"/>
+        </w:rPr>
+      </w:pPr>
+      <w:r>
+        <w:rPr>
+          <w:rFonts w:ascii="Aptos Display" w:hAnsi="Aptos Display" w:eastAsia="ＭＳ ゴシック" w:cs="Times New Roman" w:asciiTheme="majorAscii" w:hAnsiTheme="majorAscii" w:eastAsiaTheme="majorEastAsia" w:cstheme="majorBidi"/>
           <w:sz w:val="28"/>
           <w:szCs w:val="28"/>
-        </w:rPr>
-        <w:t>Objective 1: Data Ingestion and Preprocessing (Week 3)</w:t>
+          <w:u w:val="single"/>
+        </w:rPr>
+        <w:t xml:space="preserve">Objective 1: </w:t>
+      </w:r>
+      <w:r>
+        <w:rPr>
+          <w:rFonts w:ascii="Aptos Display" w:hAnsi="Aptos Display" w:eastAsia="ＭＳ ゴシック" w:cs="Times New Roman" w:asciiTheme="majorAscii" w:hAnsiTheme="majorAscii" w:eastAsiaTheme="majorEastAsia" w:cstheme="majorBidi"/>
+          <w:sz w:val="28"/>
+          <w:szCs w:val="28"/>
+          <w:u w:val="single"/>
+        </w:rPr>
+        <w:t>literature</w:t>
+      </w:r>
+      <w:r>
+        <w:rPr>
+          <w:rFonts w:ascii="Aptos Display" w:hAnsi="Aptos Display" w:eastAsia="ＭＳ ゴシック" w:cs="Times New Roman" w:asciiTheme="majorAscii" w:hAnsiTheme="majorAscii" w:eastAsiaTheme="majorEastAsia" w:cstheme="majorBidi"/>
+          <w:sz w:val="28"/>
+          <w:szCs w:val="28"/>
+          <w:u w:val="single"/>
+        </w:rPr>
+        <w:t xml:space="preserve"> review</w:t>
       </w:r>
     </w:p>
     <w:p>
       <w:pPr>
         <w:spacing w:before="240" w:after="240"/>
-      </w:pPr>
-      <w:r>
-        <w:t>Develop a robust data ingestion module that reads, validates, and preprocesses CSV sales data files containing historical transaction records. The system must successfully load sample CSV files containing a minimum of four weeks of transaction data, with comprehensive error handling for missing and malformed data. Success is measured through passing unit tests, successful processing of test datasets without errors, and mentor code review confirmation. This objective directly addresses Requirement FR1 (Read Sales CSV Data) and establishes the essential foundation for all downstream analysis and prediction tasks.</w:t>
-      </w:r>
+        <w:rPr>
+          <w:rFonts w:hint="eastAsia"/>
+        </w:rPr>
+      </w:pPr>
     </w:p>
     <w:p>
       <w:pPr>
         <w:spacing w:before="240" w:after="240"/>
         <w:rPr>
-          <w:b/>
-          <w:bCs/>
-        </w:rPr>
-      </w:pPr>
-      <w:r>
-        <w:rPr>
-          <w:b/>
-          <w:bCs/>
-        </w:rPr>
-        <w:t>Objective 2: Historical Data Visualization (Week 5 and Week 8)</w:t>
-      </w:r>
+          <w:rFonts w:hint="eastAsia"/>
+        </w:rPr>
+      </w:pPr>
     </w:p>
     <w:p>
       <w:pPr>
         <w:spacing w:before="240" w:after="240"/>
-      </w:pPr>
-      <w:r>
-        <w:t>Design and implement an interactive dashboard displaying historical sales trends for the top three food items and top two coffee products using appropriate graphical representations. The dashboard must display six distinct charts showing a minimum of four weeks of sales data with clear axes, legends, and labels. Success is verified through UI checklists confirming all elements are present, peer review feedback forms achieving clarity confirmation, and mentor sign-off. This objective fulfils Requirements FR2 (Display Top 3 Products) and FR3 (Sales Fluctuation Graph), providing stakeholders with visual insights into sales patterns and trend variability.</w:t>
+        <w:rPr>
+          <w:rFonts w:hint="eastAsia" w:asciiTheme="majorHAnsi" w:hAnsiTheme="majorHAnsi" w:eastAsiaTheme="majorEastAsia" w:cstheme="majorBidi"/>
+          <w:sz w:val="28"/>
+          <w:szCs w:val="28"/>
+          <w:u w:val="single"/>
+        </w:rPr>
+      </w:pPr>
+      <w:r>
+        <w:rPr>
+          <w:rFonts w:asciiTheme="majorHAnsi" w:hAnsiTheme="majorHAnsi" w:eastAsiaTheme="majorEastAsia" w:cstheme="majorBidi"/>
+          <w:sz w:val="28"/>
+          <w:szCs w:val="28"/>
+          <w:u w:val="single"/>
+        </w:rPr>
+        <w:t xml:space="preserve">Objective 5: Testing, Documentation, and Deployment </w:t>
       </w:r>
     </w:p>
     <w:p>
       <w:pPr>
         <w:spacing w:before="240" w:after="240"/>
-      </w:pPr>
+        <w:rPr>
+          <w:rFonts w:hint="eastAsia"/>
+        </w:rPr>
+      </w:pPr>
+      <w:r>
+        <w:t>Conduct comprehensive system testing against a detailed test plan, complete technical documentation, and prepare the final demonstration with critical evaluation. Testing must cover all functional and non-functional requirements through unit, integration, system, and acceptance testing phases. Documentation includes user guides and technical reports with the demonstration delivered to project stakeholders This objective ensures system quality, completeness, and readiness for production deployment</w:t>
+      </w:r>
+      <w:r>
+        <w:t>.</w:t>
+      </w:r>
+    </w:p>
+    <w:p>
+      <w:pPr>
+        <w:rPr>
+          <w:rFonts w:hint="eastAsia" w:asciiTheme="majorHAnsi" w:hAnsiTheme="majorHAnsi" w:eastAsiaTheme="majorEastAsia" w:cstheme="majorBidi"/>
+          <w:sz w:val="32"/>
+          <w:szCs w:val="32"/>
+        </w:rPr>
+      </w:pPr>
+    </w:p>
+    <w:p>
+      <w:pPr>
+        <w:rPr>
+          <w:rFonts w:hint="eastAsia" w:asciiTheme="majorHAnsi" w:hAnsiTheme="majorHAnsi" w:eastAsiaTheme="majorEastAsia" w:cstheme="majorBidi"/>
+          <w:sz w:val="32"/>
+          <w:szCs w:val="32"/>
+        </w:rPr>
+      </w:pPr>
+      <w:r>
+        <w:rPr>
+          <w:rFonts w:asciiTheme="majorHAnsi" w:hAnsiTheme="majorHAnsi" w:eastAsiaTheme="majorEastAsia" w:cstheme="majorBidi"/>
+          <w:sz w:val="32"/>
+          <w:szCs w:val="32"/>
+        </w:rPr>
+        <w:t xml:space="preserve"> </w:t>
+      </w:r>
+    </w:p>
+    <w:p>
+      <w:pPr>
+        <w:rPr>
+          <w:rFonts w:hint="eastAsia" w:asciiTheme="majorHAnsi" w:hAnsiTheme="majorHAnsi" w:eastAsiaTheme="majorEastAsia" w:cstheme="majorBidi"/>
+          <w:sz w:val="32"/>
+          <w:szCs w:val="32"/>
+        </w:rPr>
+      </w:pPr>
+    </w:p>
+    <w:p>
+      <w:pPr>
+        <w:rPr>
+          <w:rFonts w:hint="eastAsia" w:asciiTheme="majorHAnsi" w:hAnsiTheme="majorHAnsi" w:eastAsiaTheme="majorEastAsia" w:cstheme="majorBidi"/>
+          <w:sz w:val="32"/>
+          <w:szCs w:val="32"/>
+        </w:rPr>
+      </w:pPr>
+      <w:r>
+        <w:rPr>
+          <w:rFonts w:asciiTheme="majorHAnsi" w:hAnsiTheme="majorHAnsi" w:eastAsiaTheme="majorEastAsia" w:cstheme="majorBidi"/>
+          <w:sz w:val="32"/>
+          <w:szCs w:val="32"/>
+        </w:rPr>
+        <w:t>LITERATURE REVIEW (1500 WORDS)</w:t>
+      </w:r>
+      <w:r>
+        <w:rPr>
+          <w:rFonts w:asciiTheme="majorHAnsi" w:hAnsiTheme="majorHAnsi" w:eastAsiaTheme="majorEastAsia" w:cstheme="majorBidi"/>
+          <w:sz w:val="32"/>
+          <w:szCs w:val="32"/>
+        </w:rPr>
+        <w:t xml:space="preserve"> </w:t>
+      </w:r>
+    </w:p>
+    <w:p>
+      <w:pPr>
+        <w:rPr>
+          <w:rFonts w:hint="eastAsia"/>
+          <w:color w:val="000000" w:themeColor="text1"/>
+        </w:rPr>
+      </w:pPr>
+      <w:r>
+        <w:rPr>
+          <w:color w:val="FF0000"/>
+        </w:rPr>
+        <w:t xml:space="preserve"> 1. Time series forecasting techniques (ALGORITHMS, APPROACH)</w:t>
+      </w:r>
+      <w:r>
+        <w:rPr>
+          <w:color w:val="FF0000"/>
+        </w:rPr>
+        <w:t xml:space="preserve"> hasaan</w:t>
+      </w:r>
+      <w:r>
+        <w:rPr>
+          <w:color w:val="FF0000"/>
+        </w:rPr>
+        <w:t xml:space="preserve"> 350 words</w:t>
+      </w:r>
+      <w:r>
+        <w:br/>
+      </w:r>
+      <w:r>
+        <w:rPr>
+          <w:rFonts w:ascii="Aptos" w:hAnsi="Aptos" w:eastAsia="Aptos" w:cs="Aptos"/>
+        </w:rPr>
+        <w:t>Demand forecasting is critical to supply chain optimization as one-third of all the foodstuffs produced to be used by humans as food is lost or wasted (Korie, 2025). However, traditional approaches struggle with non-linear patterns and variations in external factors such as seasons or popular holidays, which are common in retail environments. Recent advances in machine learning offer potential solutions to forecasting demand in supply chain optimization, with the capability to incorporate macroeconomic factors like consumer sentiment and unemployment rates (Haque, 2023). As stated by Iakovlieva (2021), the most common reason for bread waste generation, according to bakery respondents, is human error</w:t>
+      </w:r>
+      <w:r>
+        <w:rPr>
+          <w:rFonts w:ascii="Aptos" w:hAnsi="Aptos" w:eastAsia="Aptos" w:cs="Aptos"/>
+        </w:rPr>
+        <w:t xml:space="preserve"> which can be directly improved through a potential machine learned model</w:t>
+      </w:r>
+      <w:r>
+        <w:rPr>
+          <w:rFonts w:ascii="Aptos" w:hAnsi="Aptos" w:eastAsia="Aptos" w:cs="Aptos"/>
+        </w:rPr>
+        <w:t>.</w:t>
+      </w:r>
+      <w:r>
+        <w:br/>
+      </w:r>
+      <w:r>
+        <w:br/>
+      </w:r>
+      <w:r>
+        <w:rPr>
+          <w:rFonts w:ascii="Aptos" w:hAnsi="Aptos" w:eastAsia="Aptos" w:cs="Aptos"/>
+        </w:rPr>
+        <w:t>To address these forecasting challenges, it is essential to understand the foundational statistical models. Autoregressive Integrated Moving Average (ARIMA) models have long been the industry standard for univariate time series forecasting, capturing temporal dependencies through autoregressive (AR) and moving average (MA) components (Box and Jenkins, 1970). ARIMA models require stationarity and are effective for data exhibiting clear linear trends and stable patterns. However, ARIMA has limitations in handling complex seasonal patterns, which led to the development of Seasonal ARIMA (SARIMA), a model that explicitly captures seasonal components at multiple scales (Cleveland et al., 1990). Despite their widespread adoption, ARIMA and SARIMA models often face challenges with real-world retail data. These include sensitivity to the selection of parameters (p, d, q values), difficulty handling multiple simultaneous seasonal cycles typical in bakery sales, and reduced interpretability compared to more modern machine learning-based tree methods (Hyndman and Athanasopoulos, 2021). Recent studies further suggest that SARIMA, while effective for seasonal patterns, may underperform when promotions or other external shocks create non-seasonal anomalies, thus highlighting the potential value of hybrid or alternative approaches in practice (Kwarteng and Andreevich, 2024).</w:t>
+      </w:r>
     </w:p>
     <w:p>
       <w:pPr>
         <w:spacing w:before="240" w:after="240"/>
-      </w:pPr>
+        <w:rPr>
+          <w:rFonts w:hint="eastAsia"/>
+        </w:rPr>
+      </w:pPr>
+      <w:r>
+        <w:rPr>
+          <w:rFonts w:ascii="Aptos" w:hAnsi="Aptos" w:eastAsia="Aptos" w:cs="Aptos"/>
+        </w:rPr>
+        <w:t>Evaluating the accuracy of forecasting algorithms requires standardized error metrics. Mean Absolute Error (MAE) calculates the average deviation between forecast and actual values and is easily interpretable and robust to outliers (Willmott and Matsuura, 2005). Root Mean Squared Error (RMSE) gives greater weight to larger errors and is appropriate when errors are expected to be normally distributed (Chai and Draxler, 2014). Mean Absolute Percentage Error (MAPE) provides a relative measure and enables comparison across products with different sales scales, though it can be misleading at low sales volumes (Hodson et al., 2022). For bakery sales, reporting both MAE and MAPE provides a balanced basis for evaluating model accuracy.</w:t>
+      </w:r>
     </w:p>
     <w:p>
       <w:pPr>
         <w:spacing w:before="240" w:after="240"/>
         <w:rPr>
-          <w:b/>
-          <w:bCs/>
-        </w:rPr>
-      </w:pPr>
-      <w:r>
-        <w:rPr>
-          <w:b/>
-          <w:bCs/>
-        </w:rPr>
-        <w:t>Objective 3: Predictive Model Development (Week 7–10)</w:t>
+          <w:rFonts w:ascii="Aptos" w:hAnsi="Aptos" w:eastAsia="Aptos" w:cs="Aptos"/>
+        </w:rPr>
+      </w:pPr>
+      <w:r>
+        <w:rPr>
+          <w:rFonts w:ascii="Aptos" w:hAnsi="Aptos" w:eastAsia="Aptos" w:cs="Aptos"/>
+        </w:rPr>
+        <w:t>In summary, while ARIMA and SARIMA remain solid starting points for capturing bakery sales seasonality, their practical shortcomings necessitate careful validation on real data. Their interpretability justifies their use in the Bristol Pink Cafe context initially, but model performance must be judged with MAE and MAP</w:t>
+      </w:r>
+      <w:r>
+        <w:rPr>
+          <w:rFonts w:ascii="Aptos" w:hAnsi="Aptos" w:eastAsia="Aptos" w:cs="Aptos"/>
+        </w:rPr>
+        <w:t xml:space="preserve"> </w:t>
+      </w:r>
+      <w:r>
+        <w:rPr>
+          <w:rFonts w:ascii="Aptos" w:hAnsi="Aptos" w:eastAsia="Aptos" w:cs="Aptos"/>
+        </w:rPr>
+        <w:t>and alternative or hybrid models should be considered if results prove inadequate</w:t>
+      </w:r>
+      <w:r>
+        <w:rPr>
+          <w:rFonts w:ascii="Aptos" w:hAnsi="Aptos" w:eastAsia="Aptos" w:cs="Aptos"/>
+        </w:rPr>
+        <w:t>, further discussed in following sections.</w:t>
       </w:r>
     </w:p>
     <w:p>
       <w:pPr>
         <w:spacing w:before="240" w:after="240"/>
-      </w:pPr>
-      <w:r>
-        <w:t>Select, train, and evaluate at least one suitable time series or machine learning algorithm to forecast four-week sales volumes for key products. The model must generate 28-day predictions with Mean Absolute Percentage Error (MAPE) ≤ 35% on held-out test data by Week 10. Success is verified through model evaluation scripts outputting MAPE calculations, prediction CSV files containing 28 days of forecasts, and algorithm performance reports documenting results. This objective directly addresses Requirement FR4 (Sales Prediction) and represents the core technical requirement impacting inventory optimization and waste reduction goals.</w:t>
-      </w:r>
-    </w:p>
-    <w:p>
-      <w:pPr>
-        <w:spacing w:before="240" w:after="240"/>
-        <w:rPr>
-          <w:b/>
-          <w:bCs/>
-        </w:rPr>
-      </w:pPr>
-      <w:r>
-        <w:rPr>
-          <w:b/>
-          <w:bCs/>
-        </w:rPr>
-        <w:t>Objective 4: Interactive Prediction Interface (Week 11–12)</w:t>
-      </w:r>
-    </w:p>
-    <w:p>
-      <w:pPr>
-        <w:spacing w:before="240" w:after="240"/>
-      </w:pPr>
-      <w:r>
-        <w:t>Implement user-interactive features enabling selection of training periods (4–8 weeks), zoom functionality for date range exploration, and graphical comparison of predictions versus actuals. Users must be able to adjust training periods via slider or dropdown widgets, activate zoom features for detailed date inspection, and view overlayed comparison charts. Success is verified through screen recordings demonstrating all interactive features functioning correctly, feature checklists confirming operational status, and mentor demonstration sessions. This objective addresses Requirements FR5 (Adjust Training Window) and enhances system usability for stakeholder testing of different forecasting scenarios.</w:t>
-      </w:r>
-    </w:p>
-    <w:p>
-      <w:pPr>
-        <w:spacing w:before="240" w:after="240"/>
-        <w:rPr>
-          <w:b/>
-          <w:bCs/>
-        </w:rPr>
-      </w:pPr>
-      <w:r>
-        <w:rPr>
-          <w:b/>
-          <w:bCs/>
-        </w:rPr>
-        <w:t>Objective 5: Testing, Documentation, and Deployment (Week 12–14)</w:t>
-      </w:r>
-    </w:p>
-    <w:p>
-      <w:pPr>
-        <w:spacing w:before="240" w:after="240"/>
-      </w:pPr>
-      <w:r>
-        <w:t>Conduct comprehensive system testing against a detailed test plan, complete technical documentation, and prepare the final demonstration with critical evaluation. Testing must cover all functional and non-functional requirements through unit, integration, system, and acceptance testing phases. Documentation includes user guides and technical reports (maximum 6,000 words), with the 18-minute demonstration delivered to project stakeholders. Success is measured against assessment rubric criteria, with all deliverables submitted by the deadline (4 April 2026). This objective ensures system quality, completeness, and readiness for production deployment while fulfilling all academic assessment requirements.</w:t>
-      </w:r>
-    </w:p>
-    <w:p>
-      <w:pPr>
-        <w:rPr>
-          <w:rFonts w:asciiTheme="majorHAnsi" w:eastAsiaTheme="majorEastAsia" w:hAnsiTheme="majorHAnsi" w:cstheme="majorBidi"/>
-          <w:sz w:val="32"/>
-          <w:szCs w:val="32"/>
-        </w:rPr>
-      </w:pPr>
-    </w:p>
-    <w:p>
-      <w:pPr>
-        <w:rPr>
-          <w:rFonts w:asciiTheme="majorHAnsi" w:eastAsiaTheme="majorEastAsia" w:hAnsiTheme="majorHAnsi" w:cstheme="majorBidi"/>
-          <w:sz w:val="32"/>
-          <w:szCs w:val="32"/>
-        </w:rPr>
-      </w:pPr>
-    </w:p>
-    <w:p>
-      <w:pPr>
-        <w:rPr>
-          <w:rFonts w:asciiTheme="majorHAnsi" w:eastAsiaTheme="majorEastAsia" w:hAnsiTheme="majorHAnsi" w:cstheme="majorBidi"/>
-          <w:sz w:val="32"/>
-          <w:szCs w:val="32"/>
-        </w:rPr>
-      </w:pPr>
-      <w:r>
-        <w:rPr>
-          <w:rFonts w:asciiTheme="majorHAnsi" w:eastAsiaTheme="majorEastAsia" w:hAnsiTheme="majorHAnsi" w:cstheme="majorBidi"/>
-          <w:sz w:val="32"/>
-          <w:szCs w:val="32"/>
-        </w:rPr>
-        <w:t>LITERATURE REVIEW (1500 WORDS)</w:t>
-      </w:r>
-    </w:p>
-    <w:p>
-      <w:pPr>
-        <w:rPr>
-          <w:rFonts w:asciiTheme="majorHAnsi" w:eastAsiaTheme="majorEastAsia" w:hAnsiTheme="majorHAnsi" w:cstheme="majorBidi"/>
-          <w:sz w:val="32"/>
-          <w:szCs w:val="32"/>
-        </w:rPr>
-      </w:pPr>
-    </w:p>
-    <w:p>
-      <w:pPr>
-        <w:rPr>
-          <w:rFonts w:asciiTheme="majorHAnsi" w:eastAsiaTheme="majorEastAsia" w:hAnsiTheme="majorHAnsi" w:cstheme="majorBidi"/>
-          <w:sz w:val="32"/>
-          <w:szCs w:val="32"/>
-        </w:rPr>
-      </w:pPr>
-      <w:r>
-        <w:rPr>
-          <w:rFonts w:asciiTheme="majorHAnsi" w:eastAsiaTheme="majorEastAsia" w:hAnsiTheme="majorHAnsi" w:cstheme="majorBidi"/>
-          <w:sz w:val="32"/>
-          <w:szCs w:val="32"/>
-        </w:rPr>
-        <w:t>REQUIREMENTS (500 WORDS)</w:t>
-      </w:r>
-    </w:p>
-    <w:p>
-      <w:pPr>
-        <w:rPr>
-          <w:rFonts w:asciiTheme="majorHAnsi" w:eastAsiaTheme="majorEastAsia" w:hAnsiTheme="majorHAnsi" w:cstheme="majorBidi"/>
-          <w:sz w:val="32"/>
-          <w:szCs w:val="32"/>
-        </w:rPr>
-      </w:pPr>
-    </w:p>
-    <w:p>
-      <w:pPr>
-        <w:rPr>
-          <w:rFonts w:asciiTheme="majorHAnsi" w:eastAsiaTheme="majorEastAsia" w:hAnsiTheme="majorHAnsi" w:cstheme="majorBidi"/>
-          <w:sz w:val="32"/>
-          <w:szCs w:val="32"/>
-        </w:rPr>
-      </w:pPr>
-      <w:r>
-        <w:rPr>
-          <w:rFonts w:asciiTheme="majorHAnsi" w:eastAsiaTheme="majorEastAsia" w:hAnsiTheme="majorHAnsi" w:cstheme="majorBidi"/>
-          <w:sz w:val="32"/>
-          <w:szCs w:val="32"/>
-        </w:rPr>
-        <w:t>PROJECT PLANNING &amp; TEAM ROLES (500 WORDS + GANTT CHART + RISK REGISTER)</w:t>
-      </w:r>
-    </w:p>
-    <w:p>
-      <w:pPr>
-        <w:rPr>
-          <w:rFonts w:asciiTheme="majorHAnsi" w:eastAsiaTheme="majorEastAsia" w:hAnsiTheme="majorHAnsi" w:cstheme="majorBidi"/>
+        <w:rPr>
+          <w:rFonts w:ascii="Aptos" w:hAnsi="Aptos" w:eastAsia="Aptos" w:cs="Aptos"/>
+        </w:rPr>
+      </w:pPr>
+      <w:r>
+        <w:rPr>
+          <w:color w:val="FF0000"/>
+        </w:rPr>
+        <w:t xml:space="preserve">2. Food waste reduction in retail/bakeries </w:t>
+      </w:r>
+      <w:r>
+        <w:rPr>
+          <w:color w:val="FF0000"/>
+        </w:rPr>
+        <w:t xml:space="preserve"> chouaib</w:t>
+      </w:r>
+      <w:r>
+        <w:rPr>
+          <w:color w:val="FF0000"/>
+        </w:rPr>
+        <w:t xml:space="preserve"> </w:t>
+      </w:r>
+      <w:r>
+        <w:rPr>
+          <w:color w:val="FF0000"/>
+        </w:rPr>
+        <w:t>3</w:t>
+      </w:r>
+      <w:r>
+        <w:rPr>
+          <w:color w:val="FF0000"/>
+        </w:rPr>
+        <w:t>00</w:t>
+      </w:r>
+      <w:r>
+        <w:rPr>
+          <w:color w:val="FF0000"/>
+        </w:rPr>
+        <w:t xml:space="preserve"> words</w:t>
+      </w:r>
+      <w:r>
+        <w:rPr>
+          <w:color w:val="FF0000"/>
+        </w:rPr>
+        <w:t xml:space="preserve"> </w:t>
+      </w:r>
+      <w:r>
+        <w:rPr>
+          <w:color w:val="FF0000"/>
+        </w:rPr>
+        <w:t>(6</w:t>
+      </w:r>
+      <w:r>
+        <w:rPr>
+          <w:color w:val="FF0000"/>
+        </w:rPr>
+        <w:t xml:space="preserve"> references</w:t>
+      </w:r>
+      <w:r>
+        <w:rPr>
+          <w:color w:val="FF0000"/>
+        </w:rPr>
+        <w:t>)</w:t>
+      </w:r>
+    </w:p>
+    <w:p>
+      <w:pPr>
+        <w:spacing w:line="276" w:lineRule="auto"/>
+        <w:rPr>
+          <w:rFonts w:ascii="Aptos" w:hAnsi="Aptos" w:eastAsia="Aptos" w:cs="Aptos"/>
+        </w:rPr>
+      </w:pPr>
+      <w:r>
+        <w:rPr>
+          <w:rFonts w:ascii="Aptos" w:hAnsi="Aptos" w:eastAsia="Aptos" w:cs="Aptos"/>
+        </w:rPr>
+        <w:t>Food waste in retail bakeries stems primarily from overproduction due to inaccurate demand forecasting and the extremely short shelf life of fresh baked goods, with European studies estimating that approximately 10% of bread production is wasted daily as it goes unsold or stale (Kertész, 2020). Globally, around one-third of food intended for human consumption is lost or wasted, including 118 million tonnes annually from retail operations alone, highlighting the urgent need for precision in inventory management (Onyeaka et al., 2023). Basic strategies such as first-in-first-out (FIFO) stock rotation, repurposing day-old products into croutons or breadcrumbs, and donating surplus to charities can recover 20-50% of potential waste, though these remain reactive rather than predictive (WasteManaged, 2024).</w:t>
+      </w:r>
+    </w:p>
+    <w:p>
+      <w:pPr>
+        <w:spacing w:line="276" w:lineRule="auto"/>
+      </w:pPr>
+      <w:r>
+        <w:rPr>
+          <w:rFonts w:ascii="Aptos" w:hAnsi="Aptos" w:eastAsia="Aptos" w:cs="Aptos"/>
+        </w:rPr>
+        <w:t xml:space="preserve">Artificial intelligence (AI) and machine learning </w:t>
+      </w:r>
+      <w:r>
+        <w:rPr>
+          <w:rFonts w:ascii="Aptos" w:hAnsi="Aptos" w:eastAsia="Aptos" w:cs="Aptos"/>
+        </w:rPr>
+        <w:t>revolutionize</w:t>
+      </w:r>
+      <w:r>
+        <w:rPr>
+          <w:rFonts w:ascii="Aptos" w:hAnsi="Aptos" w:eastAsia="Aptos" w:cs="Aptos"/>
+        </w:rPr>
+        <w:t xml:space="preserve"> waste reduction by enabling proactive demand forecasting that integrates historical sales, weather data, local events, and seasonal patterns to optimise daily baking schedules (Pacific Coast Food Waste Commitment, 2022). Grocery retail pilots using AI platforms like Shelf Engine and Afresh achieved average food waste reductions of 14.8% per store, alongside 20% labour savings from automated ordering and improved profit margins through better stock alignment (</w:t>
+      </w:r>
+      <w:r>
+        <w:rPr>
+          <w:rFonts w:ascii="Aptos" w:hAnsi="Aptos" w:eastAsia="Aptos" w:cs="Aptos"/>
+        </w:rPr>
+        <w:t>ReFED</w:t>
+      </w:r>
+      <w:r>
+        <w:rPr>
+          <w:rFonts w:ascii="Aptos" w:hAnsi="Aptos" w:eastAsia="Aptos" w:cs="Aptos"/>
+        </w:rPr>
+        <w:t>, 2024). Bakery-specific Industry 4.0 initiatives, such as the PrO4Bake project, deploy AI-driven 'digital twins' and big data analytics across multiple sites to dynamically adjust production for variables like holidays and weather, significantly cutting raw material waste and energy use (Kertész, 2020). Dynamic pricing AI tools like Wasteless further reduce waste by automatically discounting near-expiry items, with a Spanish supermarket trial reporting 32.7% less discarded food (World Economic Forum, 2021).</w:t>
+      </w:r>
+    </w:p>
+    <w:p>
+      <w:pPr>
+        <w:spacing w:line="276" w:lineRule="auto"/>
+        <w:rPr>
+          <w:rFonts w:ascii="Aptos" w:hAnsi="Aptos" w:eastAsia="Aptos" w:cs="Aptos"/>
+        </w:rPr>
+      </w:pPr>
+      <w:r>
+        <w:rPr>
+          <w:rFonts w:ascii="Aptos" w:hAnsi="Aptos" w:eastAsia="Aptos" w:cs="Aptos"/>
+        </w:rPr>
+        <w:t xml:space="preserve">In our Bristol Pink Café project, these principles will be implemented through a custom Streamlit </w:t>
+      </w:r>
+      <w:r>
+        <w:rPr>
+          <w:rFonts w:ascii="Aptos" w:hAnsi="Aptos" w:eastAsia="Aptos" w:cs="Aptos"/>
+        </w:rPr>
+        <w:t>application</w:t>
+      </w:r>
+      <w:r>
+        <w:rPr>
+          <w:rFonts w:ascii="Aptos" w:hAnsi="Aptos" w:eastAsia="Aptos" w:cs="Aptos"/>
+        </w:rPr>
+        <w:t xml:space="preserve"> </w:t>
+      </w:r>
+      <w:r>
+        <w:rPr>
+          <w:rFonts w:ascii="Aptos" w:hAnsi="Aptos" w:eastAsia="Aptos" w:cs="Aptos"/>
+        </w:rPr>
+        <w:t>based</w:t>
+      </w:r>
+      <w:r>
+        <w:rPr>
+          <w:rFonts w:ascii="Aptos" w:hAnsi="Aptos" w:eastAsia="Aptos" w:cs="Aptos"/>
+        </w:rPr>
+        <w:t xml:space="preserve"> </w:t>
+      </w:r>
+      <w:r>
+        <w:rPr>
+          <w:rFonts w:ascii="Aptos" w:hAnsi="Aptos" w:eastAsia="Aptos" w:cs="Aptos"/>
+        </w:rPr>
+        <w:t xml:space="preserve">dashboard </w:t>
+      </w:r>
+      <w:r>
+        <w:rPr>
+          <w:rFonts w:ascii="Aptos" w:hAnsi="Aptos" w:eastAsia="Aptos" w:cs="Aptos"/>
+        </w:rPr>
+        <w:t>which</w:t>
+      </w:r>
+      <w:r>
+        <w:rPr>
+          <w:rFonts w:ascii="Aptos" w:hAnsi="Aptos" w:eastAsia="Aptos" w:cs="Aptos"/>
+        </w:rPr>
+        <w:t xml:space="preserve"> processes</w:t>
+      </w:r>
+      <w:r>
+        <w:rPr>
+          <w:rFonts w:ascii="Aptos" w:hAnsi="Aptos" w:eastAsia="Aptos" w:cs="Aptos"/>
+        </w:rPr>
+        <w:t xml:space="preserve"> </w:t>
+      </w:r>
+      <w:r>
+        <w:rPr>
+          <w:rFonts w:ascii="Aptos" w:hAnsi="Aptos" w:eastAsia="Aptos" w:cs="Aptos"/>
+        </w:rPr>
+        <w:t>the</w:t>
+      </w:r>
+      <w:r>
+        <w:rPr>
+          <w:rFonts w:ascii="Aptos" w:hAnsi="Aptos" w:eastAsia="Aptos" w:cs="Aptos"/>
+        </w:rPr>
+        <w:t xml:space="preserve"> CSV sales data </w:t>
+      </w:r>
+      <w:r>
+        <w:rPr>
+          <w:rFonts w:ascii="Aptos" w:hAnsi="Aptos" w:eastAsia="Aptos" w:cs="Aptos"/>
+        </w:rPr>
+        <w:t xml:space="preserve">( through previously </w:t>
+      </w:r>
+      <w:r>
+        <w:rPr>
+          <w:rFonts w:ascii="Aptos" w:hAnsi="Aptos" w:eastAsia="Aptos" w:cs="Aptos"/>
+        </w:rPr>
+        <w:t xml:space="preserve">discussed </w:t>
+      </w:r>
+      <w:r>
+        <w:rPr>
+          <w:rFonts w:ascii="Aptos" w:hAnsi="Aptos" w:eastAsia="Aptos" w:cs="Aptos"/>
+        </w:rPr>
+        <w:t>time</w:t>
+      </w:r>
+      <w:r>
+        <w:rPr>
+          <w:rFonts w:ascii="Aptos" w:hAnsi="Aptos" w:eastAsia="Aptos" w:cs="Aptos"/>
+        </w:rPr>
+        <w:t xml:space="preserve">-series forecasting and ML algorithms </w:t>
+      </w:r>
+      <w:r>
+        <w:rPr>
+          <w:rFonts w:ascii="Aptos" w:hAnsi="Aptos" w:eastAsia="Aptos" w:cs="Aptos"/>
+        </w:rPr>
+        <w:t>)</w:t>
+      </w:r>
+      <w:r>
+        <w:rPr>
+          <w:rFonts w:ascii="Aptos" w:hAnsi="Aptos" w:eastAsia="Aptos" w:cs="Aptos"/>
+        </w:rPr>
+        <w:t>to generate precise 28-day predictions, enabling managers to align baking volumes with actual demand, minimise unsold inventory, enhance profitability, and deliver measurable sustainability outcomes.</w:t>
+      </w:r>
+    </w:p>
+    <w:p>
+      <w:pPr>
+        <w:rPr>
+          <w:rFonts w:hint="eastAsia"/>
+        </w:rPr>
+      </w:pPr>
+    </w:p>
+    <w:p>
+      <w:pPr>
+        <w:rPr>
+          <w:rFonts w:hint="eastAsia"/>
+          <w:color w:val="000000" w:themeColor="text1"/>
+        </w:rPr>
+      </w:pPr>
+      <w:r>
+        <w:rPr>
+          <w:color w:val="FF0000"/>
+        </w:rPr>
+        <w:t>3. Machine learning for demand prediction</w:t>
+      </w:r>
+      <w:r>
+        <w:rPr>
+          <w:color w:val="FF0000"/>
+        </w:rPr>
+        <w:t xml:space="preserve"> </w:t>
+      </w:r>
+      <w:r>
+        <w:rPr>
+          <w:color w:val="FF0000"/>
+        </w:rPr>
+        <w:t>350 words</w:t>
+      </w:r>
+      <w:r>
+        <w:rPr>
+          <w:color w:val="FF0000"/>
+        </w:rPr>
+        <w:t xml:space="preserve"> </w:t>
+      </w:r>
+      <w:r>
+        <w:rPr>
+          <w:color w:val="FF0000"/>
+        </w:rPr>
+        <w:t>2 / 3</w:t>
+      </w:r>
+      <w:r>
+        <w:rPr>
+          <w:color w:val="FF0000"/>
+        </w:rPr>
+        <w:t xml:space="preserve"> </w:t>
+      </w:r>
+      <w:r>
+        <w:rPr>
+          <w:color w:val="FF0000"/>
+        </w:rPr>
+        <w:t xml:space="preserve">Ishaq </w:t>
+      </w:r>
+    </w:p>
+    <w:p>
+      <w:pPr>
+        <w:rPr>
+          <w:rFonts w:hint="eastAsia"/>
+          <w:color w:val="000000" w:themeColor="text1"/>
+        </w:rPr>
+      </w:pPr>
+      <w:r>
+        <w:rPr>
+          <w:rFonts w:ascii="system-ui" w:hAnsi="system-ui" w:eastAsia="system-ui" w:cs="system-ui"/>
+        </w:rPr>
+        <w:t xml:space="preserve">Fabregat Et Al </w:t>
+      </w:r>
+      <w:r>
+        <w:rPr>
+          <w:rFonts w:ascii="system-ui" w:hAnsi="system-ui" w:eastAsia="system-ui" w:cs="system-ui"/>
+        </w:rPr>
+        <w:t>implemented a</w:t>
+      </w:r>
+      <w:r>
+        <w:rPr>
+          <w:color w:val="000000" w:themeColor="text1"/>
+        </w:rPr>
+        <w:t xml:space="preserve"> </w:t>
+      </w:r>
+      <w:r>
+        <w:rPr>
+          <w:color w:val="000000" w:themeColor="text1"/>
+        </w:rPr>
+        <w:t>r</w:t>
+      </w:r>
+      <w:r>
+        <w:rPr>
+          <w:color w:val="000000" w:themeColor="text1"/>
+        </w:rPr>
+        <w:t>e</w:t>
+      </w:r>
+      <w:r>
+        <w:rPr>
+          <w:color w:val="000000" w:themeColor="text1"/>
+        </w:rPr>
+        <w:t>search repor</w:t>
+      </w:r>
+      <w:r>
+        <w:rPr>
+          <w:color w:val="000000" w:themeColor="text1"/>
+        </w:rPr>
+        <w:t>t</w:t>
+      </w:r>
+      <w:r>
+        <w:rPr>
+          <w:color w:val="000000" w:themeColor="text1"/>
+        </w:rPr>
+        <w:t xml:space="preserve"> </w:t>
+      </w:r>
+      <w:r>
+        <w:rPr>
+          <w:color w:val="000000" w:themeColor="text1"/>
+        </w:rPr>
+        <w:t>in the</w:t>
+      </w:r>
+      <w:r>
+        <w:rPr>
+          <w:color w:val="000000" w:themeColor="text1"/>
+        </w:rPr>
+        <w:t xml:space="preserve"> </w:t>
+      </w:r>
+      <w:r>
+        <w:rPr>
+          <w:color w:val="000000" w:themeColor="text1"/>
+        </w:rPr>
+        <w:t>Barcelona metropolitan area</w:t>
+      </w:r>
+      <w:r>
+        <w:rPr>
+          <w:color w:val="000000" w:themeColor="text1"/>
+        </w:rPr>
+        <w:t xml:space="preserve"> </w:t>
+      </w:r>
+      <w:r>
+        <w:rPr>
+          <w:rFonts w:ascii="system-ui" w:hAnsi="system-ui" w:eastAsia="system-ui" w:cs="system-ui"/>
+        </w:rPr>
+        <w:t>to</w:t>
+      </w:r>
+      <w:r>
+        <w:rPr>
+          <w:color w:val="000000" w:themeColor="text1"/>
+        </w:rPr>
+        <w:t xml:space="preserve"> predict the local pollutant concentrations and assess the impact of using different types of transport. </w:t>
+      </w:r>
+      <w:r>
+        <w:rPr>
+          <w:color w:val="000000" w:themeColor="text1"/>
+        </w:rPr>
+        <w:t xml:space="preserve">They </w:t>
+      </w:r>
+      <w:r>
+        <w:rPr>
+          <w:color w:val="000000" w:themeColor="text1"/>
+        </w:rPr>
+        <w:t>discussed different models that were used to solve this type of issue</w:t>
+      </w:r>
+      <w:r>
+        <w:rPr>
+          <w:color w:val="000000" w:themeColor="text1"/>
+        </w:rPr>
+        <w:t xml:space="preserve"> like </w:t>
+      </w:r>
+      <w:r>
+        <w:rPr>
+          <w:color w:val="000000" w:themeColor="text1"/>
+        </w:rPr>
+        <w:t xml:space="preserve">Gaussian Dispersion Models, </w:t>
+      </w:r>
+      <w:r>
+        <w:rPr>
+          <w:color w:val="000000" w:themeColor="text1"/>
+        </w:rPr>
+        <w:t>CALIOPE-Urban</w:t>
+      </w:r>
+      <w:r>
+        <w:rPr>
+          <w:color w:val="000000" w:themeColor="text1"/>
+        </w:rPr>
+        <w:t xml:space="preserve"> and other physics-based models. But all of these came with their limitation</w:t>
+      </w:r>
+      <w:r>
+        <w:rPr>
+          <w:color w:val="000000" w:themeColor="text1"/>
+        </w:rPr>
+        <w:t xml:space="preserve"> which resulted in these models not being used. </w:t>
+      </w:r>
+      <w:r>
+        <w:rPr>
+          <w:color w:val="000000" w:themeColor="text1"/>
+        </w:rPr>
+        <w:t>So</w:t>
+      </w:r>
+      <w:r>
+        <w:rPr>
+          <w:color w:val="000000" w:themeColor="text1"/>
+        </w:rPr>
+        <w:t>,</w:t>
+      </w:r>
+      <w:r>
+        <w:rPr>
+          <w:color w:val="000000" w:themeColor="text1"/>
+        </w:rPr>
+        <w:t xml:space="preserve"> they decided to use </w:t>
+      </w:r>
+      <w:r>
+        <w:rPr>
+          <w:color w:val="000000" w:themeColor="text1"/>
+        </w:rPr>
+        <w:t>Multilayer Perceptron Regressor (MLPR)</w:t>
+      </w:r>
+      <w:r>
+        <w:rPr>
+          <w:color w:val="000000" w:themeColor="text1"/>
+        </w:rPr>
+        <w:t xml:space="preserve"> for their project which was trained </w:t>
+      </w:r>
+      <w:r>
+        <w:rPr>
+          <w:color w:val="000000" w:themeColor="text1"/>
+        </w:rPr>
+        <w:t xml:space="preserve">on </w:t>
+      </w:r>
+      <w:r>
+        <w:rPr>
+          <w:color w:val="000000" w:themeColor="text1"/>
+        </w:rPr>
+        <w:t>four years of hourly time-series data (October 2017 to June 2021</w:t>
+      </w:r>
+      <w:r>
+        <w:rPr>
+          <w:color w:val="000000" w:themeColor="text1"/>
+        </w:rPr>
+        <w:t>.</w:t>
+      </w:r>
+    </w:p>
+    <w:p>
+      <w:pPr>
+        <w:rPr>
+          <w:rFonts w:ascii="Georgia" w:hAnsi="Georgia"/>
+          <w:color w:val="1F1F1F"/>
+        </w:rPr>
+      </w:pPr>
+      <w:r>
+        <w:rPr>
+          <w:color w:val="000000" w:themeColor="text1"/>
+        </w:rPr>
+        <w:t xml:space="preserve"> </w:t>
+      </w:r>
+      <w:r>
+        <w:rPr>
+          <w:color w:val="000000" w:themeColor="text1"/>
+        </w:rPr>
+        <w:t>M</w:t>
+      </w:r>
+      <w:r>
+        <w:rPr>
+          <w:color w:val="000000" w:themeColor="text1"/>
+        </w:rPr>
+        <w:t>ultilayer Perceptron Regressor (MLPR)</w:t>
+      </w:r>
+      <w:r>
+        <w:rPr>
+          <w:color w:val="000000" w:themeColor="text1"/>
+        </w:rPr>
+        <w:t xml:space="preserve"> </w:t>
+      </w:r>
+      <w:r>
+        <w:rPr>
+          <w:color w:val="000000" w:themeColor="text1"/>
+        </w:rPr>
+        <w:t>is a class of feed-forward artificial neural networks (ANNs). The input</w:t>
+      </w:r>
+      <w:r>
+        <w:rPr>
+          <w:color w:val="000000" w:themeColor="text1"/>
+        </w:rPr>
+        <w:t xml:space="preserve"> layer</w:t>
+      </w:r>
+      <w:r>
+        <w:rPr>
+          <w:color w:val="000000" w:themeColor="text1"/>
+        </w:rPr>
+        <w:t>, hidden</w:t>
+      </w:r>
+      <w:r>
+        <w:rPr>
+          <w:color w:val="000000" w:themeColor="text1"/>
+        </w:rPr>
+        <w:t xml:space="preserve"> layer</w:t>
+      </w:r>
+      <w:r>
+        <w:rPr>
+          <w:color w:val="000000" w:themeColor="text1"/>
+        </w:rPr>
+        <w:t xml:space="preserve"> and output layer in the MLP architecture are connected in a feed-forward manner. Broadly speaking, the MLP network is a type of supervised learning, and backpropagation is used by them for the training of the network. Backpropagation is a type of gradient-descent algorithm in which the output values are compared with the target values for computing predefined error-function values. The weights of each of the neurons in the layers are adjusted by these values which were propagated back into the network after the computation</w:t>
+      </w:r>
+      <w:r>
+        <w:rPr>
+          <w:rFonts w:ascii="system-ui" w:hAnsi="system-ui" w:eastAsia="system-ui" w:cs="system-ui"/>
+        </w:rPr>
+        <w:t xml:space="preserve"> (Dutt</w:t>
+      </w:r>
+      <w:r>
+        <w:rPr>
+          <w:rFonts w:ascii="system-ui" w:hAnsi="system-ui" w:eastAsia="system-ui" w:cs="system-ui"/>
+        </w:rPr>
+        <w:t xml:space="preserve"> Et Al.</w:t>
+      </w:r>
+      <w:r>
+        <w:rPr>
+          <w:rFonts w:ascii="system-ui" w:hAnsi="system-ui" w:eastAsia="system-ui" w:cs="system-ui"/>
+        </w:rPr>
+        <w:t>, 2022)</w:t>
+      </w:r>
+      <w:r>
+        <w:rPr>
+          <w:color w:val="000000" w:themeColor="text1"/>
+        </w:rPr>
+        <w:t>.</w:t>
+      </w:r>
+      <w:r>
+        <w:t xml:space="preserve"> </w:t>
+      </w:r>
+    </w:p>
+    <w:p>
+      <w:pPr>
+        <w:rPr>
+          <w:rFonts w:hint="eastAsia"/>
+          <w:color w:val="000000" w:themeColor="text1"/>
+        </w:rPr>
+      </w:pPr>
+      <w:r>
+        <w:rPr>
+          <w:color w:val="000000" w:themeColor="text1"/>
+        </w:rPr>
+        <w:t>T</w:t>
+      </w:r>
+      <w:r>
+        <w:rPr>
+          <w:color w:val="000000" w:themeColor="text1"/>
+        </w:rPr>
+        <w:t xml:space="preserve">he model was used to evaluate the effectiveness of the recently enforced Low Emission Zone (LEZ) traffic restrictions. The results predicted a statistically significant reduction, estimating an approximate </w:t>
+      </w:r>
+      <w:r>
+        <w:rPr>
+          <w:color w:val="000000" w:themeColor="text1"/>
+        </w:rPr>
+        <w:t>8 ug m</w:t>
+      </w:r>
+      <w:r>
+        <w:rPr>
+          <w:color w:val="000000" w:themeColor="text1"/>
+          <w:vertAlign w:val="superscript"/>
+        </w:rPr>
+        <w:t>-3</w:t>
+      </w:r>
+      <w:r>
+        <w:rPr>
+          <w:color w:val="000000" w:themeColor="text1"/>
+        </w:rPr>
+        <w:t xml:space="preserve"> decrease in </w:t>
+      </w:r>
+      <w:r>
+        <w:rPr>
+          <w:color w:val="000000" w:themeColor="text1"/>
+        </w:rPr>
+        <w:t xml:space="preserve">CO </w:t>
+      </w:r>
+      <w:r>
+        <w:rPr>
+          <w:color w:val="000000" w:themeColor="text1"/>
+        </w:rPr>
+        <w:t xml:space="preserve">and </w:t>
+      </w:r>
+      <w:r>
+        <w:rPr>
+          <w:color w:val="000000" w:themeColor="text1"/>
+        </w:rPr>
+        <w:t>NO</w:t>
+      </w:r>
+      <w:r>
+        <w:rPr>
+          <w:color w:val="000000" w:themeColor="text1"/>
+        </w:rPr>
+        <w:t>(x)</w:t>
+      </w:r>
+      <w:r>
+        <w:rPr>
+          <w:color w:val="000000" w:themeColor="text1"/>
+        </w:rPr>
+        <w:t xml:space="preserve"> concentrations, corresponding to roughly 15% reduction in total </w:t>
+      </w:r>
+      <w:r>
+        <w:rPr>
+          <w:color w:val="000000" w:themeColor="text1"/>
+        </w:rPr>
+        <w:t>NO</w:t>
+      </w:r>
+      <w:r>
+        <w:rPr>
+          <w:color w:val="000000" w:themeColor="text1"/>
+          <w:vertAlign w:val="subscript"/>
+        </w:rPr>
+        <w:t>x</w:t>
+      </w:r>
+      <w:r>
+        <w:rPr>
+          <w:color w:val="000000" w:themeColor="text1"/>
+        </w:rPr>
+        <w:t xml:space="preserve"> </w:t>
+      </w:r>
+      <w:r>
+        <w:rPr>
+          <w:color w:val="000000" w:themeColor="text1"/>
+        </w:rPr>
+        <w:t>levels</w:t>
+      </w:r>
+      <w:r>
+        <w:rPr>
+          <w:color w:val="000000" w:themeColor="text1"/>
+        </w:rPr>
+        <w:t xml:space="preserve"> </w:t>
+      </w:r>
+      <w:r>
+        <w:rPr>
+          <w:color w:val="000000" w:themeColor="text1"/>
+        </w:rPr>
+        <w:t>(</w:t>
+      </w:r>
+      <w:r>
+        <w:rPr>
+          <w:rFonts w:ascii="system-ui" w:hAnsi="system-ui" w:eastAsia="system-ui" w:cs="system-ui"/>
+        </w:rPr>
+        <w:t>Fabregat</w:t>
+      </w:r>
+      <w:r>
+        <w:rPr>
+          <w:rFonts w:ascii="system-ui" w:hAnsi="system-ui" w:eastAsia="system-ui" w:cs="system-ui"/>
+        </w:rPr>
+        <w:t xml:space="preserve"> Et Al. 2022</w:t>
+      </w:r>
+      <w:r>
+        <w:rPr>
+          <w:color w:val="000000" w:themeColor="text1"/>
+        </w:rPr>
+        <w:t xml:space="preserve">). </w:t>
+      </w:r>
+      <w:r>
+        <w:rPr>
+          <w:color w:val="000000" w:themeColor="text1"/>
+        </w:rPr>
+        <w:t xml:space="preserve"> </w:t>
+      </w:r>
+    </w:p>
+    <w:p>
+      <w:pPr>
+        <w:rPr>
+          <w:rFonts w:hint="eastAsia"/>
+          <w:color w:val="000000" w:themeColor="text1"/>
+        </w:rPr>
+      </w:pPr>
+      <w:r>
+        <w:rPr>
+          <w:color w:val="000000" w:themeColor="text1"/>
+        </w:rPr>
+        <w:t xml:space="preserve">From this case study </w:t>
+      </w:r>
+      <w:r>
+        <w:rPr>
+          <w:color w:val="000000" w:themeColor="text1"/>
+        </w:rPr>
+        <w:t>Fa</w:t>
+      </w:r>
+      <w:r>
+        <w:rPr>
+          <w:color w:val="000000" w:themeColor="text1"/>
+        </w:rPr>
+        <w:t xml:space="preserve">bregat Et Al concluded that, the </w:t>
+      </w:r>
+      <w:r>
+        <w:rPr>
+          <w:color w:val="000000" w:themeColor="text1"/>
+        </w:rPr>
+        <w:t>present work demonstrates that it is possible to use Machine Learning/Artificial Intelligence techniques to obtain very accurate predictions of local pollutant concentrations with modest CPU resources without requiring detailed information on usually unavailable variables</w:t>
+      </w:r>
+      <w:r>
+        <w:rPr>
+          <w:color w:val="000000" w:themeColor="text1"/>
+        </w:rPr>
+        <w:t>.</w:t>
+      </w:r>
+      <w:r>
+        <w:rPr>
+          <w:color w:val="000000" w:themeColor="text1"/>
+        </w:rPr>
+        <w:t xml:space="preserve"> </w:t>
+      </w:r>
+    </w:p>
+    <w:p>
+      <w:pPr>
+        <w:rPr>
+          <w:rFonts w:hint="eastAsia"/>
+          <w:color w:val="000000" w:themeColor="text1"/>
+        </w:rPr>
+      </w:pPr>
+      <w:r>
+        <w:rPr>
+          <w:color w:val="000000" w:themeColor="text1"/>
+        </w:rPr>
+        <w:t>W</w:t>
+      </w:r>
+      <w:r>
+        <w:rPr>
+          <w:color w:val="000000" w:themeColor="text1"/>
+        </w:rPr>
+        <w:t xml:space="preserve">ith </w:t>
+      </w:r>
+      <w:r>
+        <w:rPr>
+          <w:color w:val="000000" w:themeColor="text1"/>
+        </w:rPr>
+        <w:t>th</w:t>
+      </w:r>
+      <w:r>
+        <w:rPr>
+          <w:color w:val="000000" w:themeColor="text1"/>
+        </w:rPr>
+        <w:t>is in min</w:t>
+      </w:r>
+      <w:r>
+        <w:rPr>
+          <w:color w:val="000000" w:themeColor="text1"/>
+        </w:rPr>
+        <w:t>d</w:t>
+      </w:r>
+      <w:r>
+        <w:rPr>
+          <w:color w:val="000000" w:themeColor="text1"/>
+        </w:rPr>
+        <w:t xml:space="preserve">, we will </w:t>
+      </w:r>
+      <w:r>
+        <w:rPr>
+          <w:color w:val="000000" w:themeColor="text1"/>
+        </w:rPr>
+        <w:t>employ</w:t>
+      </w:r>
+      <w:r>
+        <w:rPr>
+          <w:color w:val="000000" w:themeColor="text1"/>
+        </w:rPr>
+        <w:t xml:space="preserve"> a similar </w:t>
+      </w:r>
+      <w:r>
+        <w:rPr>
+          <w:color w:val="000000" w:themeColor="text1"/>
+        </w:rPr>
+        <w:t>MLP</w:t>
+      </w:r>
+      <w:r>
+        <w:rPr>
+          <w:color w:val="000000" w:themeColor="text1"/>
+        </w:rPr>
+        <w:t xml:space="preserve"> algorithm</w:t>
+      </w:r>
+      <w:r>
+        <w:rPr>
+          <w:color w:val="000000" w:themeColor="text1"/>
+        </w:rPr>
+        <w:t xml:space="preserve"> to predict sales of th</w:t>
+      </w:r>
+      <w:r>
+        <w:rPr>
+          <w:color w:val="000000" w:themeColor="text1"/>
+        </w:rPr>
+        <w:t>e café</w:t>
+      </w:r>
+      <w:r>
+        <w:rPr>
+          <w:color w:val="000000" w:themeColor="text1"/>
+        </w:rPr>
+        <w:t xml:space="preserve">. The air quality report established the MLPR's ability to handle complex, non-linear relationships inherent in time-series data, </w:t>
+      </w:r>
+      <w:r>
+        <w:rPr>
+          <w:color w:val="000000" w:themeColor="text1"/>
+        </w:rPr>
+        <w:t xml:space="preserve">ensuring that the MLP algorithm we use </w:t>
+      </w:r>
+      <w:r>
+        <w:rPr>
+          <w:color w:val="000000" w:themeColor="text1"/>
+        </w:rPr>
+        <w:t>will</w:t>
+      </w:r>
+      <w:r>
+        <w:rPr>
+          <w:color w:val="000000" w:themeColor="text1"/>
+        </w:rPr>
+        <w:t xml:space="preserve"> provide </w:t>
+      </w:r>
+      <w:r>
+        <w:rPr>
+          <w:color w:val="000000" w:themeColor="text1"/>
+        </w:rPr>
+        <w:t>similar results. For</w:t>
+      </w:r>
+      <w:r>
+        <w:rPr>
+          <w:color w:val="000000" w:themeColor="text1"/>
+        </w:rPr>
+        <w:t xml:space="preserve"> our training, we will </w:t>
+      </w:r>
+      <w:r>
+        <w:rPr>
+          <w:color w:val="000000" w:themeColor="text1"/>
+        </w:rPr>
+        <w:t>use</w:t>
+      </w:r>
+      <w:r>
+        <w:rPr>
+          <w:color w:val="000000" w:themeColor="text1"/>
+        </w:rPr>
+        <w:t xml:space="preserve"> eight weeks of sales data as the input to the model</w:t>
+      </w:r>
+      <w:r>
+        <w:rPr>
+          <w:color w:val="000000" w:themeColor="text1"/>
+        </w:rPr>
+        <w:t xml:space="preserve">. </w:t>
+      </w:r>
+    </w:p>
+    <w:p>
+      <w:pPr>
+        <w:rPr>
+          <w:rFonts w:hint="eastAsia"/>
+          <w:color w:val="000000" w:themeColor="text1"/>
+        </w:rPr>
+      </w:pPr>
+    </w:p>
+    <w:p>
+      <w:pPr>
+        <w:rPr>
+          <w:rFonts w:hint="eastAsia"/>
+          <w:color w:val="000000" w:themeColor="text1"/>
+        </w:rPr>
+      </w:pPr>
+    </w:p>
+    <w:p>
+      <w:pPr>
+        <w:rPr>
+          <w:rFonts w:hint="eastAsia"/>
+          <w:color w:val="000000" w:themeColor="text1"/>
+        </w:rPr>
+      </w:pPr>
+    </w:p>
+    <w:p>
+      <w:pPr>
+        <w:rPr>
+          <w:rFonts w:hint="eastAsia"/>
+          <w:color w:val="000000" w:themeColor="text1"/>
+        </w:rPr>
+      </w:pPr>
+    </w:p>
+    <w:p>
+      <w:pPr>
+        <w:rPr>
+          <w:rFonts w:hint="eastAsia"/>
+          <w:color w:val="000000" w:themeColor="text1"/>
+        </w:rPr>
+      </w:pPr>
+      <w:r>
+        <w:rPr>
+          <w:color w:val="FF0000"/>
+        </w:rPr>
+        <w:t xml:space="preserve"> 4. Software engineering best practices for this type of system</w:t>
+      </w:r>
+      <w:r>
+        <w:rPr>
+          <w:color w:val="FF0000"/>
+        </w:rPr>
+        <w:t xml:space="preserve"> rayyan</w:t>
+      </w:r>
+      <w:r>
+        <w:rPr>
+          <w:color w:val="FF0000"/>
+        </w:rPr>
+        <w:t xml:space="preserve"> 350 words</w:t>
+      </w:r>
+      <w:r>
+        <w:rPr>
+          <w:color w:val="FF0000"/>
+        </w:rPr>
+        <w:t xml:space="preserve"> 2 / 3 references</w:t>
+      </w:r>
+    </w:p>
+    <w:p>
+      <w:pPr>
+        <w:rPr>
+          <w:rFonts w:hint="eastAsia"/>
+          <w:color w:val="000000" w:themeColor="text1"/>
+        </w:rPr>
+      </w:pPr>
+    </w:p>
+    <w:p>
+      <w:pPr>
+        <w:spacing w:before="0" w:beforeAutospacing="off" w:after="160" w:afterAutospacing="off" w:line="276" w:lineRule="auto"/>
+      </w:pPr>
+      <w:r>
+        <w:rPr>
+          <w:rFonts w:ascii="Aptos" w:hAnsi="Aptos" w:eastAsia="Aptos" w:cs="Aptos"/>
+          <w:noProof w:val="0"/>
+          <w:sz w:val="24"/>
+          <w:szCs w:val="24"/>
+          <w:lang w:val="en-GB"/>
+        </w:rPr>
+        <w:t xml:space="preserve">The successful deployment of the machine learning forecasting solution for the </w:t>
+      </w:r>
+      <w:r>
+        <w:rPr>
+          <w:rFonts w:ascii="Aptos" w:hAnsi="Aptos" w:eastAsia="Aptos" w:cs="Aptos"/>
+          <w:b w:val="1"/>
+          <w:bCs w:val="1"/>
+          <w:noProof w:val="0"/>
+          <w:sz w:val="24"/>
+          <w:szCs w:val="24"/>
+          <w:lang w:val="en-GB"/>
+        </w:rPr>
+        <w:t>Bristol Pink Cafe</w:t>
+      </w:r>
+      <w:r>
+        <w:rPr>
+          <w:rFonts w:ascii="Aptos" w:hAnsi="Aptos" w:eastAsia="Aptos" w:cs="Aptos"/>
+          <w:noProof w:val="0"/>
+          <w:sz w:val="24"/>
+          <w:szCs w:val="24"/>
+          <w:lang w:val="en-GB"/>
+        </w:rPr>
+        <w:t xml:space="preserve"> depends entirely on robust </w:t>
+      </w:r>
+      <w:r>
+        <w:rPr>
+          <w:rFonts w:ascii="Aptos" w:hAnsi="Aptos" w:eastAsia="Aptos" w:cs="Aptos"/>
+          <w:b w:val="1"/>
+          <w:bCs w:val="1"/>
+          <w:noProof w:val="0"/>
+          <w:sz w:val="24"/>
+          <w:szCs w:val="24"/>
+          <w:lang w:val="en-GB"/>
+        </w:rPr>
+        <w:t>software engineering practices</w:t>
+      </w:r>
+      <w:r>
+        <w:rPr>
+          <w:rFonts w:ascii="Aptos" w:hAnsi="Aptos" w:eastAsia="Aptos" w:cs="Aptos"/>
+          <w:noProof w:val="0"/>
+          <w:sz w:val="24"/>
+          <w:szCs w:val="24"/>
+          <w:lang w:val="en-GB"/>
+        </w:rPr>
+        <w:t xml:space="preserve">. Statistical accuracy is insufficient if the system architecture is slow, unreliable, or </w:t>
+      </w:r>
+      <w:r>
+        <w:rPr>
+          <w:rFonts w:ascii="Aptos" w:hAnsi="Aptos" w:eastAsia="Aptos" w:cs="Aptos"/>
+          <w:noProof w:val="0"/>
+          <w:sz w:val="24"/>
+          <w:szCs w:val="24"/>
+          <w:lang w:val="en-GB"/>
+        </w:rPr>
+        <w:t>fails to</w:t>
+      </w:r>
+      <w:r>
+        <w:rPr>
+          <w:rFonts w:ascii="Aptos" w:hAnsi="Aptos" w:eastAsia="Aptos" w:cs="Aptos"/>
+          <w:noProof w:val="0"/>
+          <w:sz w:val="24"/>
+          <w:szCs w:val="24"/>
+          <w:lang w:val="en-GB"/>
+        </w:rPr>
+        <w:t xml:space="preserve"> scale to meet business demands. </w:t>
+      </w:r>
+    </w:p>
+    <w:p>
+      <w:pPr>
+        <w:spacing w:before="0" w:beforeAutospacing="off" w:after="160" w:afterAutospacing="off" w:line="276" w:lineRule="auto"/>
+      </w:pPr>
+      <w:r>
+        <w:rPr>
+          <w:rFonts w:ascii="Aptos" w:hAnsi="Aptos" w:eastAsia="Aptos" w:cs="Aptos"/>
+          <w:noProof w:val="0"/>
+          <w:sz w:val="24"/>
+          <w:szCs w:val="24"/>
+          <w:lang w:val="en-GB"/>
+        </w:rPr>
+        <w:t xml:space="preserve">This section reviews the methodologies </w:t>
+      </w:r>
+      <w:r>
+        <w:rPr>
+          <w:rFonts w:ascii="Aptos" w:hAnsi="Aptos" w:eastAsia="Aptos" w:cs="Aptos"/>
+          <w:noProof w:val="0"/>
+          <w:sz w:val="24"/>
+          <w:szCs w:val="24"/>
+          <w:lang w:val="en-GB"/>
+        </w:rPr>
+        <w:t>required</w:t>
+      </w:r>
+      <w:r>
+        <w:rPr>
+          <w:rFonts w:ascii="Aptos" w:hAnsi="Aptos" w:eastAsia="Aptos" w:cs="Aptos"/>
+          <w:noProof w:val="0"/>
+          <w:sz w:val="24"/>
+          <w:szCs w:val="24"/>
+          <w:lang w:val="en-GB"/>
+        </w:rPr>
+        <w:t xml:space="preserve"> to govern the design of the forecasting dashboard and its supporting infrastructure. Analytics dashboards require a specialized approach to </w:t>
+      </w:r>
+      <w:r>
+        <w:rPr>
+          <w:rFonts w:ascii="Aptos" w:hAnsi="Aptos" w:eastAsia="Aptos" w:cs="Aptos"/>
+          <w:b w:val="1"/>
+          <w:bCs w:val="1"/>
+          <w:noProof w:val="0"/>
+          <w:sz w:val="24"/>
+          <w:szCs w:val="24"/>
+          <w:lang w:val="en-GB"/>
+        </w:rPr>
+        <w:t>Requirements Engineering (RE)</w:t>
+      </w:r>
+      <w:r>
+        <w:rPr>
+          <w:rFonts w:ascii="Aptos" w:hAnsi="Aptos" w:eastAsia="Aptos" w:cs="Aptos"/>
+          <w:noProof w:val="0"/>
+          <w:sz w:val="24"/>
+          <w:szCs w:val="24"/>
+          <w:lang w:val="en-GB"/>
+        </w:rPr>
+        <w:t xml:space="preserve">, </w:t>
+      </w:r>
+      <w:r>
+        <w:rPr>
+          <w:rFonts w:ascii="Aptos" w:hAnsi="Aptos" w:eastAsia="Aptos" w:cs="Aptos"/>
+          <w:noProof w:val="0"/>
+          <w:sz w:val="24"/>
+          <w:szCs w:val="24"/>
+          <w:lang w:val="en-GB"/>
+        </w:rPr>
+        <w:t>necessitating</w:t>
+      </w:r>
+      <w:r>
+        <w:rPr>
+          <w:rFonts w:ascii="Aptos" w:hAnsi="Aptos" w:eastAsia="Aptos" w:cs="Aptos"/>
+          <w:noProof w:val="0"/>
+          <w:sz w:val="24"/>
+          <w:szCs w:val="24"/>
+          <w:lang w:val="en-GB"/>
+        </w:rPr>
+        <w:t xml:space="preserve"> a clear distinction between </w:t>
+      </w:r>
+      <w:r>
+        <w:rPr>
+          <w:rFonts w:ascii="Aptos" w:hAnsi="Aptos" w:eastAsia="Aptos" w:cs="Aptos"/>
+          <w:b w:val="1"/>
+          <w:bCs w:val="1"/>
+          <w:noProof w:val="0"/>
+          <w:sz w:val="24"/>
+          <w:szCs w:val="24"/>
+          <w:lang w:val="en-GB"/>
+        </w:rPr>
+        <w:t>functional requirements (FRs)</w:t>
+      </w:r>
+      <w:r>
+        <w:rPr>
+          <w:rFonts w:ascii="Aptos" w:hAnsi="Aptos" w:eastAsia="Aptos" w:cs="Aptos"/>
+          <w:noProof w:val="0"/>
+          <w:sz w:val="24"/>
+          <w:szCs w:val="24"/>
+          <w:lang w:val="en-GB"/>
+        </w:rPr>
+        <w:t xml:space="preserve"> and critical </w:t>
+      </w:r>
+      <w:r>
+        <w:rPr>
+          <w:rFonts w:ascii="Aptos" w:hAnsi="Aptos" w:eastAsia="Aptos" w:cs="Aptos"/>
+          <w:b w:val="1"/>
+          <w:bCs w:val="1"/>
+          <w:noProof w:val="0"/>
+          <w:sz w:val="24"/>
+          <w:szCs w:val="24"/>
+          <w:lang w:val="en-GB"/>
+        </w:rPr>
+        <w:t>non-functional requirements (NFRs)</w:t>
+      </w:r>
+      <w:r>
+        <w:rPr>
+          <w:rFonts w:ascii="Aptos" w:hAnsi="Aptos" w:eastAsia="Aptos" w:cs="Aptos"/>
+          <w:noProof w:val="0"/>
+          <w:sz w:val="24"/>
+          <w:szCs w:val="24"/>
+          <w:lang w:val="en-GB"/>
+        </w:rPr>
+        <w:t xml:space="preserve"> (Norman &amp; Spiridigliozzi, 2013). </w:t>
+      </w:r>
+    </w:p>
+    <w:p>
+      <w:pPr>
+        <w:spacing w:before="0" w:beforeAutospacing="off" w:after="160" w:afterAutospacing="off" w:line="276" w:lineRule="auto"/>
+      </w:pPr>
+      <w:r>
+        <w:rPr>
+          <w:rFonts w:ascii="Aptos" w:hAnsi="Aptos" w:eastAsia="Aptos" w:cs="Aptos"/>
+          <w:noProof w:val="0"/>
+          <w:sz w:val="24"/>
+          <w:szCs w:val="24"/>
+          <w:lang w:val="en-GB"/>
+        </w:rPr>
+        <w:t xml:space="preserve">The system needs scalability to support the planned </w:t>
+      </w:r>
+      <w:r>
+        <w:rPr>
+          <w:rFonts w:ascii="Aptos" w:hAnsi="Aptos" w:eastAsia="Aptos" w:cs="Aptos"/>
+          <w:b w:val="1"/>
+          <w:bCs w:val="1"/>
+          <w:noProof w:val="0"/>
+          <w:sz w:val="24"/>
+          <w:szCs w:val="24"/>
+          <w:lang w:val="en-GB"/>
+        </w:rPr>
+        <w:t>expansion from 5 to 50+ locations</w:t>
+      </w:r>
+      <w:r>
+        <w:rPr>
+          <w:rFonts w:ascii="Aptos" w:hAnsi="Aptos" w:eastAsia="Aptos" w:cs="Aptos"/>
+          <w:noProof w:val="0"/>
+          <w:sz w:val="24"/>
+          <w:szCs w:val="24"/>
+          <w:lang w:val="en-GB"/>
+        </w:rPr>
+        <w:t xml:space="preserve">. Also, performance must ensure a </w:t>
+      </w:r>
+      <w:r>
+        <w:rPr>
+          <w:rFonts w:ascii="Aptos" w:hAnsi="Aptos" w:eastAsia="Aptos" w:cs="Aptos"/>
+          <w:b w:val="1"/>
+          <w:bCs w:val="1"/>
+          <w:noProof w:val="0"/>
+          <w:sz w:val="24"/>
+          <w:szCs w:val="24"/>
+          <w:lang w:val="en-GB"/>
+        </w:rPr>
+        <w:t>response time of less than two seconds (&lt;2 seconds)</w:t>
+      </w:r>
+      <w:r>
+        <w:rPr>
+          <w:rFonts w:ascii="Aptos" w:hAnsi="Aptos" w:eastAsia="Aptos" w:cs="Aptos"/>
+          <w:noProof w:val="0"/>
+          <w:sz w:val="24"/>
+          <w:szCs w:val="24"/>
+          <w:lang w:val="en-GB"/>
+        </w:rPr>
+        <w:t xml:space="preserve"> for interactive filtering, allowing managers to make quick decisions to reduce waste. Finally, data security </w:t>
+      </w:r>
+      <w:r>
+        <w:rPr>
+          <w:rFonts w:ascii="Aptos" w:hAnsi="Aptos" w:eastAsia="Aptos" w:cs="Aptos"/>
+          <w:b w:val="1"/>
+          <w:bCs w:val="1"/>
+          <w:noProof w:val="0"/>
+          <w:sz w:val="24"/>
+          <w:szCs w:val="24"/>
+          <w:lang w:val="en-GB"/>
+        </w:rPr>
+        <w:t>requires that confidential</w:t>
+      </w:r>
+      <w:r>
+        <w:rPr>
+          <w:rFonts w:ascii="Aptos" w:hAnsi="Aptos" w:eastAsia="Aptos" w:cs="Aptos"/>
+          <w:noProof w:val="0"/>
+          <w:sz w:val="24"/>
+          <w:szCs w:val="24"/>
+          <w:lang w:val="en-GB"/>
+        </w:rPr>
+        <w:t xml:space="preserve"> sales information be</w:t>
+      </w:r>
+      <w:r>
+        <w:rPr>
+          <w:rFonts w:ascii="Aptos" w:hAnsi="Aptos" w:eastAsia="Aptos" w:cs="Aptos"/>
+          <w:b w:val="1"/>
+          <w:bCs w:val="1"/>
+          <w:noProof w:val="0"/>
+          <w:sz w:val="24"/>
+          <w:szCs w:val="24"/>
+          <w:lang w:val="en-GB"/>
+        </w:rPr>
+        <w:t xml:space="preserve"> encrypted</w:t>
+      </w:r>
+      <w:r>
+        <w:rPr>
+          <w:rFonts w:ascii="Aptos" w:hAnsi="Aptos" w:eastAsia="Aptos" w:cs="Aptos"/>
+          <w:noProof w:val="0"/>
+          <w:sz w:val="24"/>
+          <w:szCs w:val="24"/>
+          <w:lang w:val="en-GB"/>
+        </w:rPr>
+        <w:t xml:space="preserve"> to protect the company's assets. </w:t>
+      </w:r>
+    </w:p>
+    <w:p>
+      <w:pPr>
+        <w:spacing w:before="0" w:beforeAutospacing="off" w:after="160" w:afterAutospacing="off" w:line="276" w:lineRule="auto"/>
+      </w:pPr>
+      <w:r>
+        <w:rPr>
+          <w:rFonts w:ascii="Aptos" w:hAnsi="Aptos" w:eastAsia="Aptos" w:cs="Aptos"/>
+          <w:b w:val="1"/>
+          <w:bCs w:val="1"/>
+          <w:noProof w:val="0"/>
+          <w:sz w:val="24"/>
+          <w:szCs w:val="24"/>
+          <w:lang w:val="en-GB"/>
+        </w:rPr>
+        <w:t xml:space="preserve">UML designing for system structure: </w:t>
+      </w:r>
+    </w:p>
+    <w:p>
+      <w:pPr>
+        <w:spacing w:before="0" w:beforeAutospacing="off" w:after="160" w:afterAutospacing="off" w:line="276" w:lineRule="auto"/>
+      </w:pPr>
+      <w:r>
+        <w:rPr>
+          <w:rFonts w:ascii="Aptos" w:hAnsi="Aptos" w:eastAsia="Aptos" w:cs="Aptos"/>
+          <w:noProof w:val="0"/>
+          <w:sz w:val="24"/>
+          <w:szCs w:val="24"/>
+          <w:lang w:val="en-GB"/>
+        </w:rPr>
+        <w:t xml:space="preserve">To manage the structure and integration of the ML forecasting engine with the front-end dashboard, the </w:t>
+      </w:r>
+      <w:r>
+        <w:rPr>
+          <w:rFonts w:ascii="Aptos" w:hAnsi="Aptos" w:eastAsia="Aptos" w:cs="Aptos"/>
+          <w:b w:val="1"/>
+          <w:bCs w:val="1"/>
+          <w:noProof w:val="0"/>
+          <w:sz w:val="24"/>
+          <w:szCs w:val="24"/>
+          <w:lang w:val="en-GB"/>
+        </w:rPr>
+        <w:t>Unified Modeling Language (UML)</w:t>
+      </w:r>
+      <w:r>
+        <w:rPr>
+          <w:rFonts w:ascii="Aptos" w:hAnsi="Aptos" w:eastAsia="Aptos" w:cs="Aptos"/>
+          <w:noProof w:val="0"/>
+          <w:sz w:val="24"/>
+          <w:szCs w:val="24"/>
+          <w:lang w:val="en-GB"/>
+        </w:rPr>
+        <w:t xml:space="preserve"> is used as the standard way to document the system's design (ISO/IEC/IEEE 42010).</w:t>
+      </w:r>
+    </w:p>
+    <w:p>
+      <w:pPr>
+        <w:spacing w:before="0" w:beforeAutospacing="off" w:after="160" w:afterAutospacing="off" w:line="276" w:lineRule="auto"/>
+      </w:pPr>
+      <w:r>
+        <w:rPr>
+          <w:rFonts w:ascii="Aptos" w:hAnsi="Aptos" w:eastAsia="Aptos" w:cs="Aptos"/>
+          <w:b w:val="1"/>
+          <w:bCs w:val="1"/>
+          <w:noProof w:val="0"/>
+          <w:sz w:val="24"/>
+          <w:szCs w:val="24"/>
+          <w:lang w:val="en-GB"/>
+        </w:rPr>
+        <w:t>Use Case diagrams</w:t>
+      </w:r>
+      <w:r>
+        <w:rPr>
+          <w:rFonts w:ascii="Aptos" w:hAnsi="Aptos" w:eastAsia="Aptos" w:cs="Aptos"/>
+          <w:noProof w:val="0"/>
+          <w:sz w:val="24"/>
+          <w:szCs w:val="24"/>
+          <w:lang w:val="en-GB"/>
+        </w:rPr>
+        <w:t xml:space="preserve"> will formally show how the Manager interacts with the Forecast</w:t>
+      </w:r>
+      <w:r>
+        <w:rPr>
+          <w:rFonts w:ascii="Aptos" w:hAnsi="Aptos" w:eastAsia="Aptos" w:cs="Aptos"/>
+          <w:i w:val="1"/>
+          <w:iCs w:val="1"/>
+          <w:noProof w:val="0"/>
+          <w:sz w:val="24"/>
+          <w:szCs w:val="24"/>
+          <w:lang w:val="en-GB"/>
+        </w:rPr>
+        <w:t xml:space="preserve"> </w:t>
+      </w:r>
+      <w:r>
+        <w:rPr>
+          <w:rFonts w:ascii="Aptos" w:hAnsi="Aptos" w:eastAsia="Aptos" w:cs="Aptos"/>
+          <w:noProof w:val="0"/>
+          <w:sz w:val="24"/>
+          <w:szCs w:val="24"/>
+          <w:lang w:val="en-GB"/>
+        </w:rPr>
+        <w:t>Generation system, clearly defining what the project covers and preventing unnecessary additions</w:t>
+      </w:r>
+    </w:p>
+    <w:p>
+      <w:pPr>
+        <w:spacing w:before="0" w:beforeAutospacing="off" w:after="160" w:afterAutospacing="off" w:line="276" w:lineRule="auto"/>
+      </w:pPr>
+      <w:r>
+        <w:rPr>
+          <w:rFonts w:ascii="Aptos" w:hAnsi="Aptos" w:eastAsia="Aptos" w:cs="Aptos"/>
+          <w:noProof w:val="0"/>
+          <w:sz w:val="24"/>
+          <w:szCs w:val="24"/>
+          <w:lang w:val="en-GB"/>
+        </w:rPr>
+        <w:t xml:space="preserve">Detailed </w:t>
+      </w:r>
+      <w:r>
+        <w:rPr>
+          <w:rFonts w:ascii="Aptos" w:hAnsi="Aptos" w:eastAsia="Aptos" w:cs="Aptos"/>
+          <w:b w:val="1"/>
+          <w:bCs w:val="1"/>
+          <w:noProof w:val="0"/>
+          <w:sz w:val="24"/>
+          <w:szCs w:val="24"/>
+          <w:lang w:val="en-GB"/>
+        </w:rPr>
+        <w:t>Sequence diagrams</w:t>
+      </w:r>
+      <w:r>
+        <w:rPr>
+          <w:rFonts w:ascii="Aptos" w:hAnsi="Aptos" w:eastAsia="Aptos" w:cs="Aptos"/>
+          <w:noProof w:val="0"/>
+          <w:sz w:val="24"/>
+          <w:szCs w:val="24"/>
+          <w:lang w:val="en-GB"/>
+        </w:rPr>
+        <w:t xml:space="preserve"> will show the step-by-step process of the forecasting pipeline. This confirms that the whole process meets the strict speed requirements (Performance NFR). This formal design approach is proven to </w:t>
+      </w:r>
+      <w:r>
+        <w:rPr>
+          <w:rFonts w:ascii="Aptos" w:hAnsi="Aptos" w:eastAsia="Aptos" w:cs="Aptos"/>
+          <w:b w:val="1"/>
+          <w:bCs w:val="1"/>
+          <w:noProof w:val="0"/>
+          <w:sz w:val="24"/>
+          <w:szCs w:val="24"/>
+          <w:lang w:val="en-GB"/>
+        </w:rPr>
+        <w:t>reduce errors and faults by 20-30%</w:t>
+      </w:r>
+      <w:r>
+        <w:rPr>
+          <w:rFonts w:ascii="Aptos" w:hAnsi="Aptos" w:eastAsia="Aptos" w:cs="Aptos"/>
+          <w:noProof w:val="0"/>
+          <w:sz w:val="24"/>
+          <w:szCs w:val="24"/>
+          <w:lang w:val="en-GB"/>
+        </w:rPr>
+        <w:t xml:space="preserve"> (Grossman et al., 2005).</w:t>
+      </w:r>
+    </w:p>
+    <w:p>
+      <w:pPr>
+        <w:spacing w:before="0" w:beforeAutospacing="off" w:after="160" w:afterAutospacing="off" w:line="276" w:lineRule="auto"/>
+      </w:pPr>
+      <w:r>
+        <w:rPr>
+          <w:rFonts w:ascii="Aptos" w:hAnsi="Aptos" w:eastAsia="Aptos" w:cs="Aptos"/>
+          <w:noProof w:val="0"/>
+          <w:sz w:val="24"/>
+          <w:szCs w:val="24"/>
+          <w:lang w:val="en-GB"/>
+        </w:rPr>
+        <w:t>By using UML, we ensure a clean, stable design that separates the ML logic from the user display, guaranteeing the system's long-term reliability for the Cafe's operations.</w:t>
+      </w:r>
+    </w:p>
+    <w:p>
+      <w:pPr>
+        <w:rPr>
+          <w:color w:val="000000" w:themeColor="text1"/>
+        </w:rPr>
+      </w:pPr>
+    </w:p>
+    <w:p>
+      <w:pPr>
+        <w:pStyle w:val="Normal"/>
+        <w:rPr>
+          <w:color w:val="000000" w:themeColor="text1" w:themeTint="FF" w:themeShade="FF"/>
+        </w:rPr>
+      </w:pPr>
+    </w:p>
+    <w:p>
+      <w:pPr>
+        <w:pStyle w:val="Normal"/>
+        <w:rPr>
+          <w:rFonts w:ascii="Aptos Display" w:hAnsi="Aptos Display" w:eastAsia="ＭＳ ゴシック" w:cs="Times New Roman" w:asciiTheme="majorAscii" w:hAnsiTheme="majorAscii" w:eastAsiaTheme="majorEastAsia" w:cstheme="majorBidi"/>
+          <w:sz w:val="32"/>
+          <w:szCs w:val="32"/>
+        </w:rPr>
+      </w:pPr>
+    </w:p>
+    <w:p>
+      <w:pPr>
+        <w:pStyle w:val="Normal"/>
+        <w:rPr>
+          <w:rFonts w:ascii="Aptos Display" w:hAnsi="Aptos Display" w:eastAsia="ＭＳ ゴシック" w:cs="Times New Roman" w:asciiTheme="majorAscii" w:hAnsiTheme="majorAscii" w:eastAsiaTheme="majorEastAsia" w:cstheme="majorBidi"/>
+          <w:sz w:val="32"/>
+          <w:szCs w:val="32"/>
+        </w:rPr>
+      </w:pPr>
+    </w:p>
+    <w:p>
+      <w:pPr>
+        <w:pStyle w:val="Normal"/>
+        <w:rPr>
+          <w:rFonts w:ascii="Aptos Display" w:hAnsi="Aptos Display" w:eastAsia="ＭＳ ゴシック" w:cs="Times New Roman" w:asciiTheme="majorAscii" w:hAnsiTheme="majorAscii" w:eastAsiaTheme="majorEastAsia" w:cstheme="majorBidi"/>
+          <w:sz w:val="32"/>
+          <w:szCs w:val="32"/>
+        </w:rPr>
+      </w:pPr>
+    </w:p>
+    <w:p>
+      <w:pPr>
+        <w:rPr>
+          <w:rFonts w:hint="eastAsia" w:asciiTheme="majorHAnsi" w:hAnsiTheme="majorHAnsi" w:eastAsiaTheme="majorEastAsia" w:cstheme="majorBidi"/>
+          <w:color w:val="FF0000"/>
+          <w:sz w:val="32"/>
+          <w:szCs w:val="32"/>
+        </w:rPr>
+      </w:pPr>
+      <w:r>
+        <w:rPr>
+          <w:rFonts w:asciiTheme="majorHAnsi" w:hAnsiTheme="majorHAnsi" w:eastAsiaTheme="majorEastAsia" w:cstheme="majorBidi"/>
+          <w:sz w:val="32"/>
+          <w:szCs w:val="32"/>
+        </w:rPr>
+        <w:t xml:space="preserve">REQUIREMENTS </w:t>
+      </w:r>
+      <w:r>
+        <w:rPr>
+          <w:rFonts w:asciiTheme="majorHAnsi" w:hAnsiTheme="majorHAnsi" w:eastAsiaTheme="majorEastAsia" w:cstheme="majorBidi"/>
+          <w:color w:val="FF0000"/>
+          <w:sz w:val="32"/>
+          <w:szCs w:val="32"/>
+        </w:rPr>
+        <w:t>(500 WORDS)</w:t>
+      </w:r>
+    </w:p>
+    <w:p>
+      <w:pPr>
+        <w:rPr>
+          <w:rFonts w:hint="eastAsia" w:asciiTheme="majorHAnsi" w:hAnsiTheme="majorHAnsi" w:eastAsiaTheme="majorEastAsia" w:cstheme="majorBidi"/>
+          <w:color w:val="275317" w:themeColor="accent6" w:themeShade="80"/>
+          <w:sz w:val="32"/>
+          <w:szCs w:val="32"/>
+        </w:rPr>
+      </w:pPr>
+      <w:r>
+        <w:rPr>
+          <w:rFonts w:asciiTheme="majorHAnsi" w:hAnsiTheme="majorHAnsi" w:eastAsiaTheme="majorEastAsia" w:cstheme="majorBidi"/>
+          <w:color w:val="275317" w:themeColor="accent6" w:themeShade="80"/>
+          <w:sz w:val="32"/>
+          <w:szCs w:val="32"/>
+        </w:rPr>
+        <w:t xml:space="preserve">ADD SCOPE OF PROJECT BEFORE DEFINING REQUIREMENTS </w:t>
+      </w:r>
+    </w:p>
+    <w:p>
+      <w:pPr>
+        <w:rPr>
+          <w:rFonts w:hint="eastAsia"/>
+        </w:rPr>
+      </w:pPr>
+      <w:r>
+        <w:t xml:space="preserve">This section defines the functional and non-functional requirements for the </w:t>
+      </w:r>
+      <w:r>
+        <w:t>sales analytics and forecasting das</w:t>
+      </w:r>
+      <w:r>
+        <w:t xml:space="preserve">hboard. Functional requirements describe the behaviours the system must provide to end users, while </w:t>
+      </w:r>
+      <w:r>
+        <w:t>non-functional requirements specify the quality attributes such as performance, accuracy, usability, accessibility, and security that the final product must achieve. The MoSCoW pri</w:t>
+      </w:r>
+      <w:r>
+        <w:t xml:space="preserve">orities shown in the tables indicate which </w:t>
+      </w:r>
+      <w:r>
+        <w:t>capabilities are essential for a viable dashboard and which are desirable enhancements</w:t>
+      </w:r>
+      <w:r>
+        <w:t>.</w:t>
+      </w:r>
+    </w:p>
+    <w:p>
+      <w:pPr>
+        <w:rPr>
+          <w:rFonts w:hint="eastAsia" w:asciiTheme="majorHAnsi" w:hAnsiTheme="majorHAnsi"/>
+          <w:sz w:val="28"/>
+          <w:szCs w:val="28"/>
+          <w:u w:val="single"/>
+        </w:rPr>
+      </w:pPr>
+      <w:r>
+        <w:rPr>
+          <w:rFonts w:asciiTheme="majorHAnsi" w:hAnsiTheme="majorHAnsi"/>
+          <w:sz w:val="28"/>
+          <w:szCs w:val="28"/>
+          <w:u w:val="single"/>
+        </w:rPr>
+        <w:t>Functional Requirements:</w:t>
+      </w:r>
+    </w:p>
+    <w:tbl>
+      <w:tblPr>
+        <w:tblStyle w:val="TableGrid"/>
+        <w:tblW w:w="0" w:type="auto"/>
+        <w:tblLook w:val="04A0" w:firstRow="1" w:lastRow="0" w:firstColumn="1" w:lastColumn="0" w:noHBand="0" w:noVBand="1"/>
+      </w:tblPr>
+      <w:tblGrid>
+        <w:gridCol w:w="3005"/>
+        <w:gridCol w:w="3005"/>
+        <w:gridCol w:w="3006"/>
+      </w:tblGrid>
+      <w:tr>
+        <w:tc>
+          <w:tcPr>
+            <w:tcW w:w="3005" w:type="dxa"/>
+            <w:shd w:val="clear" w:color="auto" w:fill="ADADAD" w:themeFill="background2" w:themeFillShade="BF"/>
+          </w:tcPr>
+          <w:p>
+            <w:pPr>
+              <w:rPr>
+                <w:rFonts w:hint="eastAsia"/>
+                <w:b/>
+                <w:bCs/>
+                <w:sz w:val="28"/>
+                <w:szCs w:val="28"/>
+              </w:rPr>
+            </w:pPr>
+            <w:r>
+              <w:rPr>
+                <w:b/>
+                <w:bCs/>
+                <w:sz w:val="28"/>
+                <w:szCs w:val="28"/>
+              </w:rPr>
+              <w:t>ID</w:t>
+            </w:r>
+          </w:p>
+        </w:tc>
+        <w:tc>
+          <w:tcPr>
+            <w:tcW w:w="3005" w:type="dxa"/>
+            <w:shd w:val="clear" w:color="auto" w:fill="ADADAD" w:themeFill="background2" w:themeFillShade="BF"/>
+          </w:tcPr>
+          <w:p>
+            <w:pPr>
+              <w:rPr>
+                <w:rFonts w:hint="eastAsia"/>
+                <w:b/>
+                <w:bCs/>
+                <w:sz w:val="28"/>
+                <w:szCs w:val="28"/>
+              </w:rPr>
+            </w:pPr>
+            <w:r>
+              <w:rPr>
+                <w:b/>
+                <w:bCs/>
+                <w:sz w:val="28"/>
+                <w:szCs w:val="28"/>
+              </w:rPr>
+              <w:t>Requirement</w:t>
+            </w:r>
+          </w:p>
+        </w:tc>
+        <w:tc>
+          <w:tcPr>
+            <w:tcW w:w="3006" w:type="dxa"/>
+            <w:shd w:val="clear" w:color="auto" w:fill="ADADAD" w:themeFill="background2" w:themeFillShade="BF"/>
+          </w:tcPr>
+          <w:p>
+            <w:pPr>
+              <w:rPr>
+                <w:rFonts w:hint="eastAsia"/>
+                <w:b/>
+                <w:bCs/>
+                <w:sz w:val="28"/>
+                <w:szCs w:val="28"/>
+              </w:rPr>
+            </w:pPr>
+            <w:r>
+              <w:rPr>
+                <w:b/>
+                <w:bCs/>
+                <w:sz w:val="28"/>
+                <w:szCs w:val="28"/>
+              </w:rPr>
+              <w:t>MoSCoW</w:t>
+            </w:r>
+          </w:p>
+        </w:tc>
+      </w:tr>
+      <w:tr>
+        <w:tc>
+          <w:tcPr>
+            <w:tcW w:w="3005" w:type="dxa"/>
+            <w:shd w:val="clear" w:color="auto" w:fill="E8E8E8" w:themeFill="background2"/>
+          </w:tcPr>
+          <w:p>
+            <w:pPr>
+              <w:rPr>
+                <w:rFonts w:hint="eastAsia"/>
+              </w:rPr>
+            </w:pPr>
+            <w:r>
+              <w:t>FR1</w:t>
+            </w:r>
+          </w:p>
+        </w:tc>
+        <w:tc>
+          <w:tcPr>
+            <w:tcW w:w="3005" w:type="dxa"/>
+            <w:shd w:val="clear" w:color="auto" w:fill="E8E8E8" w:themeFill="background2"/>
+          </w:tcPr>
+          <w:p>
+            <w:pPr>
+              <w:rPr>
+                <w:rFonts w:hint="eastAsia"/>
+              </w:rPr>
+            </w:pPr>
+            <w:r>
+              <w:t>Read Sal</w:t>
+            </w:r>
+            <w:r>
+              <w:t>es CSV Data</w:t>
+            </w:r>
+          </w:p>
+        </w:tc>
+        <w:tc>
+          <w:tcPr>
+            <w:tcW w:w="3006" w:type="dxa"/>
+            <w:shd w:val="clear" w:color="auto" w:fill="E8E8E8" w:themeFill="background2"/>
+          </w:tcPr>
+          <w:p>
+            <w:pPr>
+              <w:rPr>
+                <w:rFonts w:hint="eastAsia"/>
+              </w:rPr>
+            </w:pPr>
+            <w:r>
+              <w:t>Must</w:t>
+            </w:r>
+          </w:p>
+        </w:tc>
+      </w:tr>
+      <w:tr>
+        <w:tc>
+          <w:tcPr>
+            <w:tcW w:w="3005" w:type="dxa"/>
+            <w:shd w:val="clear" w:color="auto" w:fill="E8E8E8" w:themeFill="background2"/>
+          </w:tcPr>
+          <w:p>
+            <w:pPr>
+              <w:rPr>
+                <w:rFonts w:hint="eastAsia"/>
+              </w:rPr>
+            </w:pPr>
+            <w:r>
+              <w:t>FR2</w:t>
+            </w:r>
+          </w:p>
+        </w:tc>
+        <w:tc>
+          <w:tcPr>
+            <w:tcW w:w="3005" w:type="dxa"/>
+            <w:shd w:val="clear" w:color="auto" w:fill="E8E8E8" w:themeFill="background2"/>
+          </w:tcPr>
+          <w:p>
+            <w:pPr>
+              <w:rPr>
+                <w:rFonts w:hint="eastAsia"/>
+              </w:rPr>
+            </w:pPr>
+            <w:r>
+              <w:t>Display Products</w:t>
+            </w:r>
+          </w:p>
+        </w:tc>
+        <w:tc>
+          <w:tcPr>
+            <w:tcW w:w="3006" w:type="dxa"/>
+            <w:shd w:val="clear" w:color="auto" w:fill="E8E8E8" w:themeFill="background2"/>
+          </w:tcPr>
+          <w:p>
+            <w:pPr>
+              <w:rPr>
+                <w:rFonts w:hint="eastAsia"/>
+              </w:rPr>
+            </w:pPr>
+            <w:r>
+              <w:t>Must</w:t>
+            </w:r>
+          </w:p>
+        </w:tc>
+      </w:tr>
+      <w:tr>
+        <w:tc>
+          <w:tcPr>
+            <w:tcW w:w="3005" w:type="dxa"/>
+            <w:shd w:val="clear" w:color="auto" w:fill="E8E8E8" w:themeFill="background2"/>
+          </w:tcPr>
+          <w:p>
+            <w:pPr>
+              <w:tabs>
+                <w:tab w:val="left" w:pos="185"/>
+              </w:tabs>
+              <w:rPr>
+                <w:rFonts w:hint="eastAsia"/>
+              </w:rPr>
+            </w:pPr>
+            <w:r>
+              <w:t>FR3</w:t>
+            </w:r>
+          </w:p>
+        </w:tc>
+        <w:tc>
+          <w:tcPr>
+            <w:tcW w:w="3005" w:type="dxa"/>
+            <w:shd w:val="clear" w:color="auto" w:fill="E8E8E8" w:themeFill="background2"/>
+          </w:tcPr>
+          <w:p>
+            <w:pPr>
+              <w:rPr>
+                <w:rFonts w:hint="eastAsia"/>
+              </w:rPr>
+            </w:pPr>
+            <w:r>
+              <w:t xml:space="preserve">Create </w:t>
+            </w:r>
+            <w:r>
+              <w:t>Sales Fluctuation Graph</w:t>
+            </w:r>
+          </w:p>
+        </w:tc>
+        <w:tc>
+          <w:tcPr>
+            <w:tcW w:w="3006" w:type="dxa"/>
+            <w:shd w:val="clear" w:color="auto" w:fill="E8E8E8" w:themeFill="background2"/>
+          </w:tcPr>
+          <w:p>
+            <w:pPr>
+              <w:rPr>
+                <w:rFonts w:hint="eastAsia"/>
+              </w:rPr>
+            </w:pPr>
+            <w:r>
+              <w:t>Must</w:t>
+            </w:r>
+          </w:p>
+        </w:tc>
+      </w:tr>
+      <w:tr>
+        <w:tc>
+          <w:tcPr>
+            <w:tcW w:w="3005" w:type="dxa"/>
+            <w:shd w:val="clear" w:color="auto" w:fill="E8E8E8" w:themeFill="background2"/>
+          </w:tcPr>
+          <w:p>
+            <w:pPr>
+              <w:rPr>
+                <w:rFonts w:hint="eastAsia"/>
+              </w:rPr>
+            </w:pPr>
+            <w:r>
+              <w:t>FR4</w:t>
+            </w:r>
+          </w:p>
+        </w:tc>
+        <w:tc>
+          <w:tcPr>
+            <w:tcW w:w="3005" w:type="dxa"/>
+            <w:shd w:val="clear" w:color="auto" w:fill="E8E8E8" w:themeFill="background2"/>
+          </w:tcPr>
+          <w:p>
+            <w:pPr>
+              <w:rPr>
+                <w:rFonts w:hint="eastAsia"/>
+              </w:rPr>
+            </w:pPr>
+            <w:r>
+              <w:t xml:space="preserve">Create </w:t>
+            </w:r>
+            <w:r>
+              <w:t>Sales Prediction</w:t>
+            </w:r>
+            <w:r>
+              <w:t xml:space="preserve"> Algorithm</w:t>
+            </w:r>
+          </w:p>
+        </w:tc>
+        <w:tc>
+          <w:tcPr>
+            <w:tcW w:w="3006" w:type="dxa"/>
+            <w:shd w:val="clear" w:color="auto" w:fill="E8E8E8" w:themeFill="background2"/>
+          </w:tcPr>
+          <w:p>
+            <w:pPr>
+              <w:rPr>
+                <w:rFonts w:hint="eastAsia"/>
+              </w:rPr>
+            </w:pPr>
+            <w:r>
+              <w:t>Must</w:t>
+            </w:r>
+          </w:p>
+        </w:tc>
+      </w:tr>
+      <w:tr>
+        <w:tc>
+          <w:tcPr>
+            <w:tcW w:w="3005" w:type="dxa"/>
+            <w:shd w:val="clear" w:color="auto" w:fill="E8E8E8" w:themeFill="background2"/>
+          </w:tcPr>
+          <w:p>
+            <w:pPr>
+              <w:rPr>
+                <w:rFonts w:hint="eastAsia"/>
+              </w:rPr>
+            </w:pPr>
+            <w:r>
+              <w:t>FR5</w:t>
+            </w:r>
+          </w:p>
+        </w:tc>
+        <w:tc>
+          <w:tcPr>
+            <w:tcW w:w="3005" w:type="dxa"/>
+            <w:shd w:val="clear" w:color="auto" w:fill="E8E8E8" w:themeFill="background2"/>
+          </w:tcPr>
+          <w:p>
+            <w:pPr>
+              <w:rPr>
+                <w:rFonts w:hint="eastAsia"/>
+              </w:rPr>
+            </w:pPr>
+            <w:r>
+              <w:t>Adjust training Window</w:t>
+            </w:r>
+          </w:p>
+        </w:tc>
+        <w:tc>
+          <w:tcPr>
+            <w:tcW w:w="3006" w:type="dxa"/>
+            <w:shd w:val="clear" w:color="auto" w:fill="E8E8E8" w:themeFill="background2"/>
+          </w:tcPr>
+          <w:p>
+            <w:pPr>
+              <w:rPr>
+                <w:rFonts w:hint="eastAsia"/>
+              </w:rPr>
+            </w:pPr>
+            <w:r>
+              <w:t>Should</w:t>
+            </w:r>
+          </w:p>
+        </w:tc>
+      </w:tr>
+      <w:tr>
+        <w:tc>
+          <w:tcPr>
+            <w:tcW w:w="3005" w:type="dxa"/>
+            <w:shd w:val="clear" w:color="auto" w:fill="E8E8E8" w:themeFill="background2"/>
+          </w:tcPr>
+          <w:p>
+            <w:pPr>
+              <w:rPr>
+                <w:rFonts w:hint="eastAsia"/>
+              </w:rPr>
+            </w:pPr>
+            <w:r>
+              <w:t>FR6</w:t>
+            </w:r>
+          </w:p>
+        </w:tc>
+        <w:tc>
+          <w:tcPr>
+            <w:tcW w:w="3005" w:type="dxa"/>
+            <w:shd w:val="clear" w:color="auto" w:fill="E8E8E8" w:themeFill="background2"/>
+          </w:tcPr>
+          <w:p>
+            <w:pPr>
+              <w:rPr>
+                <w:rFonts w:hint="eastAsia"/>
+              </w:rPr>
+            </w:pPr>
+            <w:r>
+              <w:t>Export Predictions</w:t>
+            </w:r>
+          </w:p>
+        </w:tc>
+        <w:tc>
+          <w:tcPr>
+            <w:tcW w:w="3006" w:type="dxa"/>
+            <w:shd w:val="clear" w:color="auto" w:fill="E8E8E8" w:themeFill="background2"/>
+          </w:tcPr>
+          <w:p>
+            <w:pPr>
+              <w:rPr>
+                <w:rFonts w:hint="eastAsia"/>
+              </w:rPr>
+            </w:pPr>
+            <w:r>
+              <w:t>Should</w:t>
+            </w:r>
+          </w:p>
+        </w:tc>
+      </w:tr>
+    </w:tbl>
+    <w:p>
+      <w:pPr>
+        <w:rPr>
+          <w:rFonts w:hint="eastAsia" w:eastAsiaTheme="majorEastAsia" w:cstheme="majorBidi"/>
+        </w:rPr>
+      </w:pPr>
+    </w:p>
+    <w:p>
+      <w:pPr>
+        <w:rPr>
+          <w:rFonts w:hint="eastAsia"/>
+        </w:rPr>
+      </w:pPr>
+      <w:r>
+        <w:t>FR1</w:t>
+      </w:r>
+      <w:r>
+        <w:t xml:space="preserve"> – The dashboard must allow users to upload a</w:t>
+      </w:r>
+      <w:r>
+        <w:t>nd process sales data CSV files within 5 seconds</w:t>
+      </w:r>
+      <w:r>
+        <w:t>, with clear error messages for invalid files.</w:t>
+      </w:r>
+    </w:p>
+    <w:p>
+      <w:pPr>
+        <w:rPr>
+          <w:rFonts w:hint="eastAsia"/>
+        </w:rPr>
+      </w:pPr>
+      <w:r>
+        <w:t>FR2</w:t>
+      </w:r>
+      <w:r>
+        <w:t xml:space="preserve"> </w:t>
+      </w:r>
+      <w:r>
+        <w:t>–</w:t>
+      </w:r>
+      <w:r>
+        <w:t xml:space="preserve"> </w:t>
+      </w:r>
+      <w:r>
+        <w:t>The system must generate a</w:t>
+      </w:r>
+      <w:r>
+        <w:t xml:space="preserve"> visual </w:t>
+      </w:r>
+      <w:r>
+        <w:t xml:space="preserve">chart </w:t>
+      </w:r>
+      <w:r>
+        <w:t>that shows the most sold croissant and coffee products over the last four weeks</w:t>
+      </w:r>
+      <w:r>
+        <w:t>, matching the underlying data</w:t>
+      </w:r>
+      <w:r>
+        <w:t>.</w:t>
+      </w:r>
+    </w:p>
+    <w:p>
+      <w:pPr>
+        <w:rPr>
+          <w:rFonts w:hint="eastAsia"/>
+        </w:rPr>
+      </w:pPr>
+      <w:r>
+        <w:t>FR3</w:t>
+      </w:r>
+      <w:r>
+        <w:t xml:space="preserve"> – Users </w:t>
+      </w:r>
+      <w:r>
+        <w:t xml:space="preserve">must be able to view </w:t>
+      </w:r>
+      <w:r>
+        <w:t>a selectable line graph of sales fluctuations for each item</w:t>
+      </w:r>
+      <w:r>
+        <w:t>, where adjusting the data window immediately refreshes the graph to reflect the filtered data.</w:t>
+      </w:r>
+    </w:p>
+    <w:p>
+      <w:pPr>
+        <w:rPr>
+          <w:rFonts w:hint="eastAsia"/>
+        </w:rPr>
+      </w:pPr>
+      <w:r>
+        <w:t>FR4</w:t>
+      </w:r>
+      <w:r>
+        <w:t xml:space="preserve"> </w:t>
+      </w:r>
+      <w:r>
+        <w:t>–</w:t>
+      </w:r>
+      <w:r>
+        <w:t xml:space="preserve"> </w:t>
+      </w:r>
+      <w:r>
+        <w:t xml:space="preserve">At least one forecasting model </w:t>
+      </w:r>
+      <w:r>
+        <w:t>(such as Prophet or ARIMA) must predict the next 28 days of sales for any chosen product</w:t>
+      </w:r>
+      <w:r>
+        <w:t xml:space="preserve">, presenting results in a </w:t>
+      </w:r>
+      <w:r>
+        <w:t>chart with the mean absolute percentage error below 35% on a test set.</w:t>
+      </w:r>
+    </w:p>
+    <w:p>
+      <w:pPr>
+        <w:rPr>
+          <w:rFonts w:hint="eastAsia"/>
+        </w:rPr>
+      </w:pPr>
+      <w:r>
+        <w:t>FR5</w:t>
+      </w:r>
+      <w:r>
+        <w:t xml:space="preserve"> – A control in the dashboard must let users</w:t>
+      </w:r>
+      <w:r>
+        <w:t xml:space="preserve"> choose a training period between four and eight weeks, causing the model to </w:t>
+      </w:r>
+      <w:r>
+        <w:t>update and recalculate predictions and metrics for the selected window.</w:t>
+      </w:r>
+    </w:p>
+    <w:p>
+      <w:pPr>
+        <w:rPr>
+          <w:rFonts w:hint="eastAsia"/>
+        </w:rPr>
+      </w:pPr>
+      <w:r>
+        <w:t>FR6</w:t>
+      </w:r>
+      <w:r>
+        <w:t xml:space="preserve"> </w:t>
+      </w:r>
+      <w:r>
+        <w:t>–</w:t>
+      </w:r>
+      <w:r>
+        <w:t xml:space="preserve"> </w:t>
+      </w:r>
+      <w:r>
+        <w:t>Users should be able to export predictions and selected</w:t>
+      </w:r>
+      <w:r>
+        <w:t xml:space="preserve"> historical data as a CSV file </w:t>
+      </w:r>
+      <w:r>
+        <w:t xml:space="preserve">via an “Export” control </w:t>
+      </w:r>
+      <w:r>
+        <w:t>available on the dashboard.</w:t>
+      </w:r>
+    </w:p>
+    <w:p>
+      <w:pPr>
+        <w:rPr>
+          <w:rFonts w:hint="eastAsia"/>
+        </w:rPr>
+      </w:pPr>
+    </w:p>
+    <w:p>
+      <w:pPr>
+        <w:rPr>
+          <w:rFonts w:hint="eastAsia"/>
+        </w:rPr>
+      </w:pPr>
+    </w:p>
+    <w:p>
+      <w:pPr>
+        <w:rPr>
+          <w:rFonts w:hint="eastAsia"/>
+        </w:rPr>
+      </w:pPr>
+    </w:p>
+    <w:p>
+      <w:pPr>
+        <w:rPr>
+          <w:rFonts w:hint="eastAsia" w:asciiTheme="majorHAnsi" w:hAnsiTheme="majorHAnsi"/>
+          <w:sz w:val="28"/>
+          <w:szCs w:val="28"/>
+          <w:u w:val="single"/>
+        </w:rPr>
+      </w:pPr>
+      <w:r>
+        <w:rPr>
+          <w:rFonts w:asciiTheme="majorHAnsi" w:hAnsiTheme="majorHAnsi"/>
+          <w:sz w:val="28"/>
+          <w:szCs w:val="28"/>
+          <w:u w:val="single"/>
+        </w:rPr>
+        <w:t>Non-Functional Requirements:</w:t>
+      </w:r>
+    </w:p>
+    <w:p>
+      <w:pPr>
+        <w:rPr>
+          <w:rFonts w:hint="eastAsia" w:asciiTheme="majorHAnsi" w:hAnsiTheme="majorHAnsi"/>
+          <w:color w:val="275317" w:themeColor="accent6" w:themeShade="80"/>
+          <w:sz w:val="28"/>
+          <w:szCs w:val="28"/>
+          <w:u w:val="single"/>
+        </w:rPr>
+      </w:pPr>
+      <w:r>
+        <w:rPr>
+          <w:rFonts w:asciiTheme="majorHAnsi" w:hAnsiTheme="majorHAnsi"/>
+          <w:color w:val="275317" w:themeColor="accent6" w:themeShade="80"/>
+          <w:sz w:val="28"/>
+          <w:szCs w:val="28"/>
+          <w:u w:val="single"/>
+        </w:rPr>
+        <w:t>VERBS &amp; MORE DESCRIPTIVE, CHANGE ACCESSIBILTY TO INCLUDE BLIND HELP, DEAF HELP</w:t>
+      </w:r>
+    </w:p>
+    <w:p>
+      <w:pPr>
+        <w:rPr>
+          <w:rFonts w:hint="eastAsia" w:asciiTheme="majorHAnsi" w:hAnsiTheme="majorHAnsi"/>
+          <w:color w:val="275317" w:themeColor="accent6" w:themeShade="80"/>
+          <w:sz w:val="28"/>
+          <w:szCs w:val="28"/>
+          <w:u w:val="single"/>
+        </w:rPr>
+      </w:pPr>
+      <w:r>
+        <w:rPr>
+          <w:rFonts w:asciiTheme="majorHAnsi" w:hAnsiTheme="majorHAnsi"/>
+          <w:color w:val="275317" w:themeColor="accent6" w:themeShade="80"/>
+          <w:sz w:val="28"/>
+          <w:szCs w:val="28"/>
+          <w:u w:val="single"/>
+        </w:rPr>
+        <w:t>REMOVE SECURITY NO ACCOUNTS&lt; NO DATABASES</w:t>
+      </w:r>
+    </w:p>
+    <w:tbl>
+      <w:tblPr>
+        <w:tblStyle w:val="TableGrid"/>
+        <w:tblW w:w="0" w:type="auto"/>
+        <w:tblLook w:val="04A0" w:firstRow="1" w:lastRow="0" w:firstColumn="1" w:lastColumn="0" w:noHBand="0" w:noVBand="1"/>
+      </w:tblPr>
+      <w:tblGrid>
+        <w:gridCol w:w="3005"/>
+        <w:gridCol w:w="3005"/>
+        <w:gridCol w:w="3006"/>
+      </w:tblGrid>
+      <w:tr>
+        <w:tc>
+          <w:tcPr>
+            <w:tcW w:w="3005" w:type="dxa"/>
+            <w:shd w:val="clear" w:color="auto" w:fill="ADADAD" w:themeFill="background2" w:themeFillShade="BF"/>
+          </w:tcPr>
+          <w:p>
+            <w:pPr>
+              <w:rPr>
+                <w:rFonts w:hint="eastAsia"/>
+                <w:b/>
+                <w:bCs/>
+                <w:sz w:val="28"/>
+                <w:szCs w:val="28"/>
+              </w:rPr>
+            </w:pPr>
+            <w:r>
+              <w:rPr>
+                <w:b/>
+                <w:bCs/>
+                <w:sz w:val="28"/>
+                <w:szCs w:val="28"/>
+              </w:rPr>
+              <w:t>ID</w:t>
+            </w:r>
+          </w:p>
+        </w:tc>
+        <w:tc>
+          <w:tcPr>
+            <w:tcW w:w="3005" w:type="dxa"/>
+            <w:shd w:val="clear" w:color="auto" w:fill="ADADAD" w:themeFill="background2" w:themeFillShade="BF"/>
+          </w:tcPr>
+          <w:p>
+            <w:pPr>
+              <w:rPr>
+                <w:rFonts w:hint="eastAsia"/>
+                <w:b/>
+                <w:bCs/>
+                <w:sz w:val="28"/>
+                <w:szCs w:val="28"/>
+              </w:rPr>
+            </w:pPr>
+            <w:r>
+              <w:rPr>
+                <w:b/>
+                <w:bCs/>
+                <w:sz w:val="28"/>
+                <w:szCs w:val="28"/>
+              </w:rPr>
+              <w:t>Requirement</w:t>
+            </w:r>
+          </w:p>
+        </w:tc>
+        <w:tc>
+          <w:tcPr>
+            <w:tcW w:w="3006" w:type="dxa"/>
+            <w:shd w:val="clear" w:color="auto" w:fill="ADADAD" w:themeFill="background2" w:themeFillShade="BF"/>
+          </w:tcPr>
+          <w:p>
+            <w:pPr>
+              <w:rPr>
+                <w:rFonts w:hint="eastAsia"/>
+                <w:b/>
+                <w:bCs/>
+                <w:sz w:val="28"/>
+                <w:szCs w:val="28"/>
+              </w:rPr>
+            </w:pPr>
+            <w:r>
+              <w:rPr>
+                <w:b/>
+                <w:bCs/>
+                <w:sz w:val="28"/>
+                <w:szCs w:val="28"/>
+              </w:rPr>
+              <w:t>MoSCoW</w:t>
+            </w:r>
+          </w:p>
+        </w:tc>
+      </w:tr>
+      <w:tr>
+        <w:tc>
+          <w:tcPr>
+            <w:tcW w:w="3005" w:type="dxa"/>
+            <w:shd w:val="clear" w:color="auto" w:fill="E8E8E8" w:themeFill="background2"/>
+          </w:tcPr>
+          <w:p>
+            <w:pPr>
+              <w:rPr>
+                <w:rFonts w:hint="eastAsia"/>
+              </w:rPr>
+            </w:pPr>
+            <w:r>
+              <w:t>NFR1</w:t>
+            </w:r>
+          </w:p>
+        </w:tc>
+        <w:tc>
+          <w:tcPr>
+            <w:tcW w:w="3005" w:type="dxa"/>
+            <w:shd w:val="clear" w:color="auto" w:fill="E8E8E8" w:themeFill="background2"/>
+          </w:tcPr>
+          <w:p>
+            <w:pPr>
+              <w:rPr>
+                <w:rFonts w:hint="eastAsia"/>
+              </w:rPr>
+            </w:pPr>
+            <w:r>
+              <w:t>Performance</w:t>
+            </w:r>
+          </w:p>
+        </w:tc>
+        <w:tc>
+          <w:tcPr>
+            <w:tcW w:w="3006" w:type="dxa"/>
+            <w:shd w:val="clear" w:color="auto" w:fill="E8E8E8" w:themeFill="background2"/>
+          </w:tcPr>
+          <w:p>
+            <w:pPr>
+              <w:rPr>
+                <w:rFonts w:hint="eastAsia"/>
+              </w:rPr>
+            </w:pPr>
+            <w:r>
+              <w:t>Must</w:t>
+            </w:r>
+          </w:p>
+        </w:tc>
+      </w:tr>
+      <w:tr>
+        <w:tc>
+          <w:tcPr>
+            <w:tcW w:w="3005" w:type="dxa"/>
+            <w:shd w:val="clear" w:color="auto" w:fill="E8E8E8" w:themeFill="background2"/>
+          </w:tcPr>
+          <w:p>
+            <w:pPr>
+              <w:rPr>
+                <w:rFonts w:hint="eastAsia"/>
+              </w:rPr>
+            </w:pPr>
+            <w:r>
+              <w:t>NFR2</w:t>
+            </w:r>
+          </w:p>
+        </w:tc>
+        <w:tc>
+          <w:tcPr>
+            <w:tcW w:w="3005" w:type="dxa"/>
+            <w:shd w:val="clear" w:color="auto" w:fill="E8E8E8" w:themeFill="background2"/>
+          </w:tcPr>
+          <w:p>
+            <w:pPr>
+              <w:rPr>
+                <w:rFonts w:hint="eastAsia"/>
+              </w:rPr>
+            </w:pPr>
+            <w:r>
+              <w:t>Accuracy</w:t>
+            </w:r>
+          </w:p>
+        </w:tc>
+        <w:tc>
+          <w:tcPr>
+            <w:tcW w:w="3006" w:type="dxa"/>
+            <w:shd w:val="clear" w:color="auto" w:fill="E8E8E8" w:themeFill="background2"/>
+          </w:tcPr>
+          <w:p>
+            <w:pPr>
+              <w:rPr>
+                <w:rFonts w:hint="eastAsia"/>
+              </w:rPr>
+            </w:pPr>
+            <w:r>
+              <w:t>Must</w:t>
+            </w:r>
+          </w:p>
+        </w:tc>
+      </w:tr>
+      <w:tr>
+        <w:tc>
+          <w:tcPr>
+            <w:tcW w:w="3005" w:type="dxa"/>
+            <w:shd w:val="clear" w:color="auto" w:fill="E8E8E8" w:themeFill="background2"/>
+          </w:tcPr>
+          <w:p>
+            <w:pPr>
+              <w:rPr>
+                <w:rFonts w:hint="eastAsia"/>
+              </w:rPr>
+            </w:pPr>
+            <w:r>
+              <w:t>NFR3</w:t>
+            </w:r>
+          </w:p>
+        </w:tc>
+        <w:tc>
+          <w:tcPr>
+            <w:tcW w:w="3005" w:type="dxa"/>
+            <w:shd w:val="clear" w:color="auto" w:fill="E8E8E8" w:themeFill="background2"/>
+          </w:tcPr>
+          <w:p>
+            <w:pPr>
+              <w:rPr>
+                <w:rFonts w:hint="eastAsia"/>
+              </w:rPr>
+            </w:pPr>
+            <w:r>
+              <w:t>Usability</w:t>
+            </w:r>
+          </w:p>
+        </w:tc>
+        <w:tc>
+          <w:tcPr>
+            <w:tcW w:w="3006" w:type="dxa"/>
+            <w:shd w:val="clear" w:color="auto" w:fill="E8E8E8" w:themeFill="background2"/>
+          </w:tcPr>
+          <w:p>
+            <w:pPr>
+              <w:rPr>
+                <w:rFonts w:hint="eastAsia"/>
+              </w:rPr>
+            </w:pPr>
+            <w:r>
+              <w:t>Must</w:t>
+            </w:r>
+          </w:p>
+        </w:tc>
+      </w:tr>
+      <w:tr>
+        <w:tc>
+          <w:tcPr>
+            <w:tcW w:w="3005" w:type="dxa"/>
+            <w:shd w:val="clear" w:color="auto" w:fill="E8E8E8" w:themeFill="background2"/>
+          </w:tcPr>
+          <w:p>
+            <w:pPr>
+              <w:rPr>
+                <w:rFonts w:hint="eastAsia"/>
+              </w:rPr>
+            </w:pPr>
+            <w:r>
+              <w:t>NFR4</w:t>
+            </w:r>
+          </w:p>
+        </w:tc>
+        <w:tc>
+          <w:tcPr>
+            <w:tcW w:w="3005" w:type="dxa"/>
+            <w:shd w:val="clear" w:color="auto" w:fill="E8E8E8" w:themeFill="background2"/>
+          </w:tcPr>
+          <w:p>
+            <w:pPr>
+              <w:rPr>
+                <w:rFonts w:hint="eastAsia"/>
+              </w:rPr>
+            </w:pPr>
+            <w:r>
+              <w:t>Reliability</w:t>
+            </w:r>
+          </w:p>
+        </w:tc>
+        <w:tc>
+          <w:tcPr>
+            <w:tcW w:w="3006" w:type="dxa"/>
+            <w:shd w:val="clear" w:color="auto" w:fill="E8E8E8" w:themeFill="background2"/>
+          </w:tcPr>
+          <w:p>
+            <w:pPr>
+              <w:rPr>
+                <w:rFonts w:hint="eastAsia"/>
+              </w:rPr>
+            </w:pPr>
+            <w:r>
+              <w:t>Must</w:t>
+            </w:r>
+          </w:p>
+        </w:tc>
+      </w:tr>
+      <w:tr>
+        <w:tc>
+          <w:tcPr>
+            <w:tcW w:w="3005" w:type="dxa"/>
+            <w:shd w:val="clear" w:color="auto" w:fill="E8E8E8" w:themeFill="background2"/>
+          </w:tcPr>
+          <w:p>
+            <w:pPr>
+              <w:rPr>
+                <w:rFonts w:hint="eastAsia"/>
+              </w:rPr>
+            </w:pPr>
+            <w:r>
+              <w:t>NFR5</w:t>
+            </w:r>
+          </w:p>
+        </w:tc>
+        <w:tc>
+          <w:tcPr>
+            <w:tcW w:w="3005" w:type="dxa"/>
+            <w:shd w:val="clear" w:color="auto" w:fill="E8E8E8" w:themeFill="background2"/>
+          </w:tcPr>
+          <w:p>
+            <w:pPr>
+              <w:rPr>
+                <w:rFonts w:hint="eastAsia"/>
+              </w:rPr>
+            </w:pPr>
+            <w:r>
+              <w:t>Responsiveness</w:t>
+            </w:r>
+          </w:p>
+        </w:tc>
+        <w:tc>
+          <w:tcPr>
+            <w:tcW w:w="3006" w:type="dxa"/>
+            <w:shd w:val="clear" w:color="auto" w:fill="E8E8E8" w:themeFill="background2"/>
+          </w:tcPr>
+          <w:p>
+            <w:pPr>
+              <w:rPr>
+                <w:rFonts w:hint="eastAsia"/>
+              </w:rPr>
+            </w:pPr>
+            <w:r>
+              <w:t>Should</w:t>
+            </w:r>
+          </w:p>
+        </w:tc>
+      </w:tr>
+      <w:tr>
+        <w:tc>
+          <w:tcPr>
+            <w:tcW w:w="3005" w:type="dxa"/>
+            <w:shd w:val="clear" w:color="auto" w:fill="E8E8E8" w:themeFill="background2"/>
+          </w:tcPr>
+          <w:p>
+            <w:pPr>
+              <w:rPr>
+                <w:rFonts w:hint="eastAsia"/>
+              </w:rPr>
+            </w:pPr>
+            <w:r>
+              <w:t>NFR6</w:t>
+            </w:r>
+          </w:p>
+        </w:tc>
+        <w:tc>
+          <w:tcPr>
+            <w:tcW w:w="3005" w:type="dxa"/>
+            <w:shd w:val="clear" w:color="auto" w:fill="E8E8E8" w:themeFill="background2"/>
+          </w:tcPr>
+          <w:p>
+            <w:pPr>
+              <w:rPr>
+                <w:rFonts w:hint="eastAsia"/>
+              </w:rPr>
+            </w:pPr>
+            <w:r>
+              <w:t>Accessibility</w:t>
+            </w:r>
+          </w:p>
+        </w:tc>
+        <w:tc>
+          <w:tcPr>
+            <w:tcW w:w="3006" w:type="dxa"/>
+            <w:shd w:val="clear" w:color="auto" w:fill="E8E8E8" w:themeFill="background2"/>
+          </w:tcPr>
+          <w:p>
+            <w:pPr>
+              <w:rPr>
+                <w:rFonts w:hint="eastAsia"/>
+              </w:rPr>
+            </w:pPr>
+            <w:r>
+              <w:t>Should</w:t>
+            </w:r>
+          </w:p>
+        </w:tc>
+      </w:tr>
+      <w:tr>
+        <w:tc>
+          <w:tcPr>
+            <w:tcW w:w="3005" w:type="dxa"/>
+            <w:shd w:val="clear" w:color="auto" w:fill="E8E8E8" w:themeFill="background2"/>
+          </w:tcPr>
+          <w:p>
+            <w:pPr>
+              <w:rPr>
+                <w:rFonts w:hint="eastAsia"/>
+              </w:rPr>
+            </w:pPr>
+            <w:r>
+              <w:t>NFR7</w:t>
+            </w:r>
+          </w:p>
+        </w:tc>
+        <w:tc>
+          <w:tcPr>
+            <w:tcW w:w="3005" w:type="dxa"/>
+            <w:shd w:val="clear" w:color="auto" w:fill="E8E8E8" w:themeFill="background2"/>
+          </w:tcPr>
+          <w:p>
+            <w:pPr>
+              <w:rPr>
+                <w:rFonts w:hint="eastAsia"/>
+              </w:rPr>
+            </w:pPr>
+            <w:r>
+              <w:t>Security</w:t>
+            </w:r>
+          </w:p>
+        </w:tc>
+        <w:tc>
+          <w:tcPr>
+            <w:tcW w:w="3006" w:type="dxa"/>
+            <w:shd w:val="clear" w:color="auto" w:fill="E8E8E8" w:themeFill="background2"/>
+          </w:tcPr>
+          <w:p>
+            <w:pPr>
+              <w:rPr>
+                <w:rFonts w:hint="eastAsia"/>
+              </w:rPr>
+            </w:pPr>
+            <w:r>
+              <w:t>Should</w:t>
+            </w:r>
+          </w:p>
+        </w:tc>
+      </w:tr>
+    </w:tbl>
+    <w:p>
+      <w:pPr>
+        <w:rPr>
+          <w:rFonts w:hint="eastAsia" w:asciiTheme="majorHAnsi" w:hAnsiTheme="majorHAnsi"/>
+          <w:u w:val="single"/>
+        </w:rPr>
+      </w:pPr>
+    </w:p>
+    <w:p>
+      <w:pPr>
+        <w:rPr>
+          <w:rFonts w:hint="eastAsia"/>
+        </w:rPr>
+      </w:pPr>
+      <w:r>
+        <w:t>NFR1</w:t>
+      </w:r>
+      <w:r>
+        <w:t xml:space="preserve"> </w:t>
+      </w:r>
+      <w:r>
+        <w:t>–</w:t>
+      </w:r>
+      <w:r>
+        <w:t xml:space="preserve"> </w:t>
+      </w:r>
+      <w:r>
+        <w:t>At least 90% of dashboard actions, including loading, processing, and visualising data, must complete in under 5 seconds</w:t>
+      </w:r>
+      <w:r>
+        <w:t xml:space="preserve"> on a typical mid-range laptop.</w:t>
+      </w:r>
+    </w:p>
+    <w:p>
+      <w:pPr>
+        <w:rPr>
+          <w:rFonts w:hint="eastAsia"/>
+        </w:rPr>
+      </w:pPr>
+      <w:r>
+        <w:t>NFR2</w:t>
+      </w:r>
+      <w:r>
+        <w:t xml:space="preserve"> – The forecasting component must ach</w:t>
+      </w:r>
+      <w:r>
+        <w:t>ieve mean absolute percentage error of at most 35% on a he</w:t>
+      </w:r>
+      <w:r>
+        <w:t>ld</w:t>
+      </w:r>
+      <w:r>
+        <w:t>-out dataset</w:t>
+      </w:r>
+      <w:r>
+        <w:t>.</w:t>
+      </w:r>
+    </w:p>
+    <w:p>
+      <w:pPr>
+        <w:rPr>
+          <w:rFonts w:hint="eastAsia"/>
+        </w:rPr>
+      </w:pPr>
+      <w:r>
+        <w:t>NFR3</w:t>
+      </w:r>
+      <w:r>
+        <w:t xml:space="preserve"> – The </w:t>
+      </w:r>
+      <w:r>
+        <w:t>interface must</w:t>
+      </w:r>
+      <w:r>
+        <w:t xml:space="preserve"> achieve a rating of at least 4 out of 5 from </w:t>
+      </w:r>
+      <w:r>
+        <w:t xml:space="preserve">two or more </w:t>
+      </w:r>
+      <w:r>
+        <w:t>project mentor</w:t>
+      </w:r>
+      <w:r>
+        <w:t>s</w:t>
+      </w:r>
+      <w:r>
+        <w:t xml:space="preserve"> when conducting </w:t>
+      </w:r>
+      <w:r>
+        <w:t>usability testing.</w:t>
+      </w:r>
+    </w:p>
+    <w:p>
+      <w:pPr>
+        <w:rPr>
+          <w:rFonts w:hint="eastAsia"/>
+        </w:rPr>
+      </w:pPr>
+      <w:r>
+        <w:t>NFR4</w:t>
+      </w:r>
+      <w:r>
+        <w:t xml:space="preserve"> – The system must handle at </w:t>
+      </w:r>
+      <w:r>
+        <w:t>least five predefined missing or corrupt file scenarios without crashing, instead reporting clear error messages through the user interface.</w:t>
+      </w:r>
+    </w:p>
+    <w:p>
+      <w:pPr>
+        <w:rPr>
+          <w:rFonts w:hint="eastAsia"/>
+        </w:rPr>
+      </w:pPr>
+      <w:r>
+        <w:t>NFR5</w:t>
+      </w:r>
+      <w:r>
+        <w:t xml:space="preserve"> – The dashboard </w:t>
+      </w:r>
+      <w:r>
+        <w:t>should</w:t>
+      </w:r>
+      <w:r>
+        <w:t xml:space="preserve"> remain</w:t>
+      </w:r>
+      <w:r>
+        <w:t xml:space="preserve"> usable on desktop</w:t>
+      </w:r>
+      <w:r>
+        <w:t xml:space="preserve"> and </w:t>
+      </w:r>
+      <w:r>
+        <w:t>ta</w:t>
+      </w:r>
+      <w:r>
+        <w:t>blet</w:t>
+      </w:r>
+      <w:r>
+        <w:t xml:space="preserve"> </w:t>
+      </w:r>
+      <w:r>
+        <w:t xml:space="preserve">at three test resolutions, with layout and controls </w:t>
+      </w:r>
+      <w:r>
+        <w:t>correctly adapting</w:t>
+      </w:r>
+      <w:r>
+        <w:t xml:space="preserve"> as well as displaying the correct graphs</w:t>
+      </w:r>
+      <w:r>
+        <w:t>.</w:t>
+      </w:r>
+    </w:p>
+    <w:p>
+      <w:pPr>
+        <w:rPr>
+          <w:rFonts w:hint="eastAsia"/>
+        </w:rPr>
+      </w:pPr>
+      <w:r>
+        <w:t>NFR6</w:t>
+      </w:r>
+      <w:r>
+        <w:t xml:space="preserve"> – The chose</w:t>
+      </w:r>
+      <w:r>
+        <w:t>n</w:t>
+      </w:r>
+      <w:r>
+        <w:t xml:space="preserve"> c</w:t>
+      </w:r>
+      <w:r>
+        <w:t>olour scheme</w:t>
+      </w:r>
+      <w:r>
+        <w:t xml:space="preserve"> (black, pink, and </w:t>
+      </w:r>
+      <w:r>
+        <w:t>white) and</w:t>
+      </w:r>
+      <w:r>
+        <w:t xml:space="preserve"> text </w:t>
+      </w:r>
+      <w:r>
+        <w:t>should</w:t>
+      </w:r>
+      <w:r>
+        <w:t xml:space="preserve"> satisfy WCAG AA contrast requirements and remain readable at 150% zoo</w:t>
+      </w:r>
+      <w:r>
+        <w:t>m</w:t>
+      </w:r>
+      <w:r>
+        <w:t xml:space="preserve"> in Chrome</w:t>
+      </w:r>
+      <w:r>
+        <w:t xml:space="preserve">, </w:t>
+      </w:r>
+      <w:r>
+        <w:t>as evidenced by accessibility test logs.</w:t>
+      </w:r>
+      <w:r>
+        <w:t xml:space="preserve"> rnib</w:t>
+      </w:r>
+    </w:p>
+    <w:p>
+      <w:pPr>
+        <w:rPr>
+          <w:rFonts w:hint="eastAsia"/>
+        </w:rPr>
+      </w:pPr>
+      <w:r>
+        <w:t>NFR7</w:t>
+      </w:r>
+      <w:r>
+        <w:t xml:space="preserve"> – The system </w:t>
+      </w:r>
+      <w:r>
+        <w:t xml:space="preserve">should provide password-based authentication, storing credentials as hashed </w:t>
+      </w:r>
+      <w:r>
+        <w:t>values and logging login activity to support correct keying and session ma</w:t>
+      </w:r>
+      <w:r>
+        <w:t>nagement.</w:t>
+      </w:r>
+    </w:p>
+    <w:p>
+      <w:pPr>
+        <w:rPr>
+          <w:rFonts w:hint="eastAsia" w:asciiTheme="majorHAnsi" w:hAnsiTheme="majorHAnsi" w:eastAsiaTheme="majorEastAsia" w:cstheme="majorBidi"/>
+          <w:sz w:val="32"/>
+          <w:szCs w:val="32"/>
+        </w:rPr>
+      </w:pPr>
+    </w:p>
+    <w:p>
+      <w:pPr>
+        <w:rPr>
+          <w:rFonts w:hint="eastAsia" w:asciiTheme="majorHAnsi" w:hAnsiTheme="majorHAnsi" w:eastAsiaTheme="majorEastAsia" w:cstheme="majorBidi"/>
+          <w:sz w:val="32"/>
+          <w:szCs w:val="32"/>
+        </w:rPr>
+      </w:pPr>
+    </w:p>
+    <w:p>
+      <w:pPr>
+        <w:rPr>
+          <w:rFonts w:hint="eastAsia" w:asciiTheme="majorHAnsi" w:hAnsiTheme="majorHAnsi" w:eastAsiaTheme="majorEastAsia" w:cstheme="majorBidi"/>
+          <w:sz w:val="32"/>
+          <w:szCs w:val="32"/>
+        </w:rPr>
+      </w:pPr>
+    </w:p>
+    <w:p>
+      <w:pPr>
+        <w:rPr>
+          <w:rFonts w:hint="eastAsia" w:asciiTheme="majorHAnsi" w:hAnsiTheme="majorHAnsi" w:eastAsiaTheme="majorEastAsia" w:cstheme="majorBidi"/>
+          <w:sz w:val="32"/>
+          <w:szCs w:val="32"/>
+        </w:rPr>
+      </w:pPr>
+    </w:p>
+    <w:p>
+      <w:pPr>
+        <w:rPr>
+          <w:rFonts w:hint="eastAsia" w:asciiTheme="majorHAnsi" w:hAnsiTheme="majorHAnsi" w:eastAsiaTheme="majorEastAsia" w:cstheme="majorBidi"/>
+          <w:sz w:val="32"/>
+          <w:szCs w:val="32"/>
+        </w:rPr>
+      </w:pPr>
+    </w:p>
+    <w:p>
+      <w:pPr>
+        <w:rPr>
+          <w:rFonts w:hint="eastAsia" w:asciiTheme="majorHAnsi" w:hAnsiTheme="majorHAnsi" w:eastAsiaTheme="majorEastAsia" w:cstheme="majorBidi"/>
+          <w:sz w:val="32"/>
+          <w:szCs w:val="32"/>
+        </w:rPr>
+      </w:pPr>
+    </w:p>
+    <w:p>
+      <w:pPr>
+        <w:rPr>
+          <w:rFonts w:hint="eastAsia" w:asciiTheme="majorHAnsi" w:hAnsiTheme="majorHAnsi" w:eastAsiaTheme="majorEastAsia" w:cstheme="majorBidi"/>
+          <w:sz w:val="32"/>
+          <w:szCs w:val="32"/>
+        </w:rPr>
+      </w:pPr>
+    </w:p>
+    <w:p>
+      <w:pPr>
+        <w:rPr>
+          <w:rFonts w:hint="eastAsia" w:asciiTheme="majorHAnsi" w:hAnsiTheme="majorHAnsi" w:eastAsiaTheme="majorEastAsia" w:cstheme="majorBidi"/>
+          <w:sz w:val="32"/>
+          <w:szCs w:val="32"/>
+        </w:rPr>
+      </w:pPr>
+    </w:p>
+    <w:p>
+      <w:pPr>
+        <w:rPr>
+          <w:rFonts w:hint="eastAsia" w:asciiTheme="majorHAnsi" w:hAnsiTheme="majorHAnsi" w:eastAsiaTheme="majorEastAsia" w:cstheme="majorBidi"/>
           <w:sz w:val="32"/>
           <w:szCs w:val="32"/>
         </w:rPr>
@@ -892,7 +4035,7 @@
       </w:r>
       <w:r>
         <w:rPr>
-          <w:rFonts w:asciiTheme="majorHAnsi" w:eastAsiaTheme="majorEastAsia" w:hAnsiTheme="majorHAnsi" w:cstheme="majorBidi"/>
+          <w:rFonts w:asciiTheme="majorHAnsi" w:hAnsiTheme="majorHAnsi" w:eastAsiaTheme="majorEastAsia" w:cstheme="majorBidi"/>
           <w:sz w:val="32"/>
           <w:szCs w:val="32"/>
         </w:rPr>
@@ -902,35 +4045,63 @@
         <w:br/>
       </w:r>
       <w:r>
+        <w:rPr>
+          <w:color w:val="FF0000"/>
+        </w:rPr>
         <w:t xml:space="preserve">(USE CASE, CLASS, SEQUENCE </w:t>
       </w:r>
       <w:r>
+        <w:rPr>
+          <w:color w:val="FF0000"/>
+        </w:rPr>
         <w:t>DIAGRAMS, DATABASE</w:t>
       </w:r>
       <w:r>
+        <w:rPr>
+          <w:color w:val="FF0000"/>
+        </w:rPr>
         <w:t xml:space="preserve"> SCHEMA (</w:t>
       </w:r>
       <w:r>
+        <w:rPr>
+          <w:color w:val="FF0000"/>
+        </w:rPr>
         <w:t>ERD</w:t>
       </w:r>
       <w:r>
+        <w:rPr>
+          <w:color w:val="FF0000"/>
+        </w:rPr>
         <w:t>).</w:t>
       </w:r>
       <w:r>
+        <w:rPr>
+          <w:color w:val="FF0000"/>
+        </w:rPr>
         <w:t xml:space="preserve"> ), ALGORITHM</w:t>
       </w:r>
       <w:r>
+        <w:rPr>
+          <w:color w:val="FF0000"/>
+        </w:rPr>
         <w:t xml:space="preserve">/ PSEUDOCODE </w:t>
       </w:r>
       <w:r>
+        <w:rPr>
+          <w:color w:val="FF0000"/>
+        </w:rPr>
         <w:t>(e.g. of forecasting model), UI/UX INTERFACE SKETCH)</w:t>
       </w:r>
       <w:r>
+        <w:rPr>
+          <w:color w:val="FF0000"/>
+        </w:rPr>
         <w:t xml:space="preserve"> </w:t>
       </w:r>
       <w:r>
         <w:rPr>
-          <w:rFonts w:asciiTheme="majorHAnsi" w:eastAsiaTheme="majorEastAsia" w:hAnsiTheme="majorHAnsi" w:cstheme="majorBidi"/>
+          <w:rFonts w:asciiTheme="majorHAnsi" w:hAnsiTheme="majorHAnsi" w:eastAsiaTheme="majorEastAsia" w:cstheme="majorBidi"/>
+          <w:color w:val="FF0000"/>
           <w:sz w:val="32"/>
           <w:szCs w:val="32"/>
         </w:rPr>
@@ -940,164 +4111,1576 @@
     <w:p>
       <w:pPr>
         <w:rPr>
-          <w:rFonts w:asciiTheme="majorHAnsi" w:eastAsiaTheme="majorEastAsia" w:hAnsiTheme="majorHAnsi" w:cstheme="majorBidi"/>
-          <w:sz w:val="32"/>
-          <w:szCs w:val="32"/>
-        </w:rPr>
-      </w:pPr>
-    </w:p>
-    <w:p>
-      <w:pPr>
-        <w:rPr>
-          <w:rFonts w:asciiTheme="majorHAnsi" w:eastAsiaTheme="majorEastAsia" w:hAnsiTheme="majorHAnsi" w:cstheme="majorBidi"/>
-          <w:sz w:val="32"/>
-          <w:szCs w:val="32"/>
-        </w:rPr>
-      </w:pPr>
-      <w:r>
-        <w:rPr>
-          <w:rFonts w:asciiTheme="majorHAnsi" w:eastAsiaTheme="majorEastAsia" w:hAnsiTheme="majorHAnsi" w:cstheme="majorBidi"/>
-          <w:sz w:val="32"/>
-          <w:szCs w:val="32"/>
-        </w:rPr>
-        <w:t xml:space="preserve">IMPLEMENTATION AND TESTING (1000 WORDS) TOOLS, TECHNOLOGIES,  </w:t>
-      </w:r>
-    </w:p>
-    <w:p>
-      <w:pPr>
-        <w:rPr>
-          <w:rFonts w:asciiTheme="majorHAnsi" w:eastAsiaTheme="majorEastAsia" w:hAnsiTheme="majorHAnsi" w:cstheme="majorBidi"/>
-          <w:sz w:val="32"/>
-          <w:szCs w:val="32"/>
-        </w:rPr>
-      </w:pPr>
-    </w:p>
-    <w:p>
-      <w:pPr>
-        <w:rPr>
-          <w:rFonts w:asciiTheme="majorHAnsi" w:eastAsiaTheme="majorEastAsia" w:hAnsiTheme="majorHAnsi" w:cstheme="majorBidi"/>
-          <w:sz w:val="32"/>
-          <w:szCs w:val="32"/>
-        </w:rPr>
-      </w:pPr>
-      <w:r>
-        <w:rPr>
-          <w:rFonts w:asciiTheme="majorHAnsi" w:eastAsiaTheme="majorEastAsia" w:hAnsiTheme="majorHAnsi" w:cstheme="majorBidi"/>
-          <w:sz w:val="32"/>
-          <w:szCs w:val="32"/>
-        </w:rPr>
-        <w:t>EVALUATION &amp; LESSONS LEARNED (1500 WORDS)</w:t>
-      </w:r>
-    </w:p>
-    <w:p>
-      <w:pPr>
-        <w:rPr>
-          <w:rFonts w:asciiTheme="majorHAnsi" w:eastAsiaTheme="majorEastAsia" w:hAnsiTheme="majorHAnsi" w:cstheme="majorBidi"/>
-          <w:sz w:val="32"/>
-          <w:szCs w:val="32"/>
-        </w:rPr>
-      </w:pPr>
-    </w:p>
-    <w:p>
-      <w:pPr>
-        <w:rPr>
-          <w:rFonts w:asciiTheme="majorHAnsi" w:eastAsiaTheme="majorEastAsia" w:hAnsiTheme="majorHAnsi" w:cstheme="majorBidi"/>
-          <w:sz w:val="32"/>
-          <w:szCs w:val="32"/>
-        </w:rPr>
-      </w:pPr>
-      <w:r>
-        <w:rPr>
-          <w:rFonts w:asciiTheme="majorHAnsi" w:eastAsiaTheme="majorEastAsia" w:hAnsiTheme="majorHAnsi" w:cstheme="majorBidi"/>
-          <w:sz w:val="32"/>
-          <w:szCs w:val="32"/>
-        </w:rPr>
-        <w:t>INDIVIDUAL ESSAY (800 WORDS EACH)</w:t>
-      </w:r>
-    </w:p>
-    <w:p>
-      <w:pPr>
-        <w:rPr>
-          <w:rFonts w:asciiTheme="majorHAnsi" w:eastAsiaTheme="majorEastAsia" w:hAnsiTheme="majorHAnsi" w:cstheme="majorBidi"/>
-          <w:sz w:val="32"/>
-          <w:szCs w:val="32"/>
-        </w:rPr>
-      </w:pPr>
-    </w:p>
-    <w:p>
-      <w:pPr>
-        <w:rPr>
-          <w:rFonts w:asciiTheme="majorHAnsi" w:eastAsiaTheme="majorEastAsia" w:hAnsiTheme="majorHAnsi" w:cstheme="majorBidi"/>
-          <w:sz w:val="32"/>
-          <w:szCs w:val="32"/>
-        </w:rPr>
-      </w:pPr>
-    </w:p>
-    <w:p>
-      <w:pPr>
-        <w:rPr>
-          <w:rFonts w:asciiTheme="majorHAnsi" w:eastAsiaTheme="majorEastAsia" w:hAnsiTheme="majorHAnsi" w:cstheme="majorBidi"/>
-          <w:sz w:val="32"/>
-          <w:szCs w:val="32"/>
-        </w:rPr>
-      </w:pPr>
-    </w:p>
-    <w:p>
-      <w:pPr>
-        <w:rPr>
-          <w:rFonts w:asciiTheme="majorHAnsi" w:eastAsiaTheme="majorEastAsia" w:hAnsiTheme="majorHAnsi" w:cstheme="majorBidi"/>
-          <w:sz w:val="32"/>
-          <w:szCs w:val="32"/>
-        </w:rPr>
-      </w:pPr>
-    </w:p>
-    <w:p>
-      <w:pPr>
-        <w:rPr>
-          <w:rFonts w:asciiTheme="majorHAnsi" w:eastAsiaTheme="majorEastAsia" w:hAnsiTheme="majorHAnsi" w:cstheme="majorBidi"/>
-          <w:sz w:val="32"/>
-          <w:szCs w:val="32"/>
-        </w:rPr>
-      </w:pPr>
-    </w:p>
-    <w:p>
-      <w:pPr>
-        <w:rPr>
-          <w:rFonts w:asciiTheme="majorHAnsi" w:eastAsiaTheme="majorEastAsia" w:hAnsiTheme="majorHAnsi" w:cstheme="majorBidi"/>
-          <w:sz w:val="32"/>
-          <w:szCs w:val="32"/>
-        </w:rPr>
-      </w:pPr>
-    </w:p>
-    <w:p>
-      <w:pPr>
-        <w:rPr>
-          <w:rFonts w:asciiTheme="majorHAnsi" w:eastAsiaTheme="majorEastAsia" w:hAnsiTheme="majorHAnsi" w:cstheme="majorBidi"/>
-          <w:sz w:val="32"/>
-          <w:szCs w:val="32"/>
-        </w:rPr>
-      </w:pPr>
-    </w:p>
-    <w:p>
-      <w:pPr>
-        <w:rPr>
-          <w:rFonts w:asciiTheme="majorHAnsi" w:eastAsiaTheme="majorEastAsia" w:hAnsiTheme="majorHAnsi" w:cstheme="majorBidi"/>
-          <w:sz w:val="32"/>
-          <w:szCs w:val="32"/>
-        </w:rPr>
-      </w:pPr>
-    </w:p>
-    <w:p>
-      <w:pPr>
-        <w:rPr>
-          <w:rFonts w:asciiTheme="majorHAnsi" w:eastAsiaTheme="majorEastAsia" w:hAnsiTheme="majorHAnsi" w:cstheme="majorBidi"/>
-          <w:sz w:val="32"/>
-          <w:szCs w:val="32"/>
-        </w:rPr>
-      </w:pPr>
-      <w:r>
-        <w:rPr>
-          <w:rFonts w:asciiTheme="majorHAnsi" w:eastAsiaTheme="majorEastAsia" w:hAnsiTheme="majorHAnsi" w:cstheme="majorBidi"/>
+          <w:rFonts w:hint="eastAsia" w:asciiTheme="majorHAnsi" w:hAnsiTheme="majorHAnsi" w:eastAsiaTheme="majorEastAsia" w:cstheme="majorBidi"/>
+          <w:color w:val="275317" w:themeColor="accent6" w:themeShade="80"/>
+          <w:sz w:val="32"/>
+          <w:szCs w:val="32"/>
+        </w:rPr>
+      </w:pPr>
+    </w:p>
+    <w:p>
+      <w:pPr>
+        <w:rPr>
+          <w:rFonts w:hint="eastAsia" w:asciiTheme="majorHAnsi" w:hAnsiTheme="majorHAnsi" w:eastAsiaTheme="majorEastAsia" w:cstheme="majorBidi"/>
+          <w:color w:val="275317" w:themeColor="accent6" w:themeShade="80"/>
+          <w:sz w:val="32"/>
+          <w:szCs w:val="32"/>
+        </w:rPr>
+      </w:pPr>
+    </w:p>
+    <w:p>
+      <w:pPr>
+        <w:rPr>
+          <w:rFonts w:hint="eastAsia" w:asciiTheme="majorHAnsi" w:hAnsiTheme="majorHAnsi" w:eastAsiaTheme="majorEastAsia" w:cstheme="majorBidi"/>
+          <w:color w:val="275317" w:themeColor="accent6" w:themeShade="80"/>
+          <w:sz w:val="32"/>
+          <w:szCs w:val="32"/>
+          <w:u w:val="single"/>
+        </w:rPr>
+      </w:pPr>
+      <w:r>
+        <w:rPr>
+          <w:rFonts w:asciiTheme="majorHAnsi" w:hAnsiTheme="majorHAnsi" w:eastAsiaTheme="majorEastAsia" w:cstheme="majorBidi"/>
+          <w:color w:val="FF0000"/>
+          <w:sz w:val="32"/>
+          <w:szCs w:val="32"/>
+          <w:u w:val="single"/>
+        </w:rPr>
+        <w:t>Rayan + Chouaib</w:t>
+      </w:r>
+    </w:p>
+    <w:p>
+      <w:pPr>
+        <w:rPr>
+          <w:rFonts w:hint="eastAsia" w:asciiTheme="majorHAnsi" w:hAnsiTheme="majorHAnsi" w:eastAsiaTheme="majorEastAsia" w:cstheme="majorBidi"/>
+          <w:color w:val="275317" w:themeColor="accent6" w:themeShade="80"/>
+          <w:sz w:val="32"/>
+          <w:szCs w:val="32"/>
+        </w:rPr>
+      </w:pPr>
+      <w:r>
+        <w:rPr>
+          <w:rFonts w:asciiTheme="majorHAnsi" w:hAnsiTheme="majorHAnsi" w:eastAsiaTheme="majorEastAsia" w:cstheme="majorBidi"/>
+          <w:color w:val="FF0000"/>
+          <w:sz w:val="32"/>
+          <w:szCs w:val="32"/>
+        </w:rPr>
+        <w:t>Use Case Diagram</w:t>
+      </w:r>
+      <w:r>
+        <w:rPr>
+          <w:rFonts w:asciiTheme="majorHAnsi" w:hAnsiTheme="majorHAnsi" w:eastAsiaTheme="majorEastAsia" w:cstheme="majorBidi"/>
+          <w:color w:val="FF0000"/>
+          <w:sz w:val="32"/>
+          <w:szCs w:val="32"/>
+        </w:rPr>
+        <w:t xml:space="preserve"> </w:t>
+      </w:r>
+      <w:r>
+        <w:rPr>
+          <w:rFonts w:asciiTheme="majorHAnsi" w:hAnsiTheme="majorHAnsi" w:eastAsiaTheme="majorEastAsia" w:cstheme="majorBidi"/>
+          <w:color w:val="FF0000"/>
+          <w:sz w:val="32"/>
+          <w:szCs w:val="32"/>
+        </w:rPr>
+        <w:t>- Chouaib</w:t>
+      </w:r>
+    </w:p>
+    <w:p>
+      <w:pPr>
+        <w:rPr>
+          <w:rFonts w:hint="eastAsia" w:asciiTheme="majorHAnsi" w:hAnsiTheme="majorHAnsi" w:eastAsiaTheme="majorEastAsia" w:cstheme="majorBidi"/>
+          <w:color w:val="275317" w:themeColor="accent6" w:themeShade="80"/>
+          <w:sz w:val="32"/>
+          <w:szCs w:val="32"/>
+        </w:rPr>
+      </w:pPr>
+      <w:r>
+        <w:rPr>
+          <w:rFonts w:asciiTheme="majorHAnsi" w:hAnsiTheme="majorHAnsi" w:eastAsiaTheme="majorEastAsia" w:cstheme="majorBidi"/>
+          <w:color w:val="FF0000"/>
+          <w:sz w:val="32"/>
+          <w:szCs w:val="32"/>
+        </w:rPr>
+        <w:t>Sequence Diagram</w:t>
+      </w:r>
+      <w:r>
+        <w:rPr>
+          <w:rFonts w:asciiTheme="majorHAnsi" w:hAnsiTheme="majorHAnsi" w:eastAsiaTheme="majorEastAsia" w:cstheme="majorBidi"/>
+          <w:color w:val="FF0000"/>
+          <w:sz w:val="32"/>
+          <w:szCs w:val="32"/>
+        </w:rPr>
+        <w:t xml:space="preserve"> </w:t>
+      </w:r>
+      <w:r>
+        <w:rPr>
+          <w:rFonts w:asciiTheme="majorHAnsi" w:hAnsiTheme="majorHAnsi" w:eastAsiaTheme="majorEastAsia" w:cstheme="majorBidi"/>
+          <w:color w:val="FF0000"/>
+          <w:sz w:val="32"/>
+          <w:szCs w:val="32"/>
+        </w:rPr>
+        <w:t xml:space="preserve"> -</w:t>
+      </w:r>
+      <w:r>
+        <w:rPr>
+          <w:rFonts w:asciiTheme="majorHAnsi" w:hAnsiTheme="majorHAnsi" w:eastAsiaTheme="majorEastAsia" w:cstheme="majorBidi"/>
+          <w:color w:val="FF0000"/>
+          <w:sz w:val="32"/>
+          <w:szCs w:val="32"/>
+        </w:rPr>
+        <w:t>Rayan</w:t>
+      </w:r>
+    </w:p>
+    <w:p>
+      <w:pPr>
+        <w:rPr>
+          <w:rFonts w:hint="eastAsia" w:asciiTheme="majorHAnsi" w:hAnsiTheme="majorHAnsi" w:eastAsiaTheme="majorEastAsia" w:cstheme="majorBidi"/>
+          <w:color w:val="FF0000"/>
+          <w:sz w:val="32"/>
+          <w:szCs w:val="32"/>
+        </w:rPr>
+      </w:pPr>
+      <w:r>
+        <w:rPr>
+          <w:rFonts w:asciiTheme="majorHAnsi" w:hAnsiTheme="majorHAnsi" w:eastAsiaTheme="majorEastAsia" w:cstheme="majorBidi"/>
+          <w:color w:val="FF0000"/>
+          <w:sz w:val="32"/>
+          <w:szCs w:val="32"/>
+        </w:rPr>
+        <w:t>Interaction Diagram</w:t>
+      </w:r>
+      <w:r>
+        <w:rPr>
+          <w:rFonts w:asciiTheme="majorHAnsi" w:hAnsiTheme="majorHAnsi" w:eastAsiaTheme="majorEastAsia" w:cstheme="majorBidi"/>
+          <w:color w:val="FF0000"/>
+          <w:sz w:val="32"/>
+          <w:szCs w:val="32"/>
+        </w:rPr>
+        <w:t xml:space="preserve"> </w:t>
+      </w:r>
+      <w:r>
+        <w:rPr>
+          <w:rFonts w:asciiTheme="majorHAnsi" w:hAnsiTheme="majorHAnsi" w:eastAsiaTheme="majorEastAsia" w:cstheme="majorBidi"/>
+          <w:color w:val="FF0000"/>
+          <w:sz w:val="32"/>
+          <w:szCs w:val="32"/>
+        </w:rPr>
+        <w:t xml:space="preserve">- </w:t>
+      </w:r>
+      <w:r>
+        <w:rPr>
+          <w:rFonts w:asciiTheme="majorHAnsi" w:hAnsiTheme="majorHAnsi" w:eastAsiaTheme="majorEastAsia" w:cstheme="majorBidi"/>
+          <w:color w:val="FF0000"/>
+          <w:sz w:val="32"/>
+          <w:szCs w:val="32"/>
+        </w:rPr>
+        <w:t>Ishaq</w:t>
+      </w:r>
+    </w:p>
+    <w:p>
+      <w:pPr>
+        <w:rPr>
+          <w:rFonts w:hint="eastAsia" w:asciiTheme="majorHAnsi" w:hAnsiTheme="majorHAnsi" w:eastAsiaTheme="majorEastAsia" w:cstheme="majorBidi"/>
+          <w:color w:val="275317" w:themeColor="accent6" w:themeShade="80"/>
+          <w:sz w:val="32"/>
+          <w:szCs w:val="32"/>
+        </w:rPr>
+      </w:pPr>
+      <w:r>
+        <w:rPr>
+          <w:rFonts w:asciiTheme="majorHAnsi" w:hAnsiTheme="majorHAnsi" w:eastAsiaTheme="majorEastAsia" w:cstheme="majorBidi"/>
+          <w:color w:val="FF0000"/>
+          <w:sz w:val="32"/>
+          <w:szCs w:val="32"/>
+        </w:rPr>
+        <w:t>UI / UX Visual – Royden</w:t>
+      </w:r>
+    </w:p>
+    <w:p>
+      <w:pPr>
+        <w:pStyle w:val="Normal"/>
+      </w:pPr>
+      <w:r>
+        <w:rPr>
+          <w:rFonts w:ascii="Aptos Display" w:hAnsi="Aptos Display" w:eastAsia="ＭＳ ゴシック" w:cs="Times New Roman" w:asciiTheme="majorAscii" w:hAnsiTheme="majorAscii" w:eastAsiaTheme="majorEastAsia" w:cstheme="majorBidi"/>
+          <w:color w:val="FF0000"/>
+          <w:sz w:val="32"/>
+          <w:szCs w:val="32"/>
+        </w:rPr>
+        <w:t>Pseudocode / Flow Chart of Algorithm</w:t>
+      </w:r>
+      <w:r>
+        <w:rPr>
+          <w:rFonts w:ascii="Aptos Display" w:hAnsi="Aptos Display" w:eastAsia="ＭＳ ゴシック" w:cs="Times New Roman" w:asciiTheme="majorAscii" w:hAnsiTheme="majorAscii" w:eastAsiaTheme="majorEastAsia" w:cstheme="majorBidi"/>
+          <w:color w:val="FF0000"/>
+          <w:sz w:val="32"/>
+          <w:szCs w:val="32"/>
+        </w:rPr>
+        <w:t xml:space="preserve"> – </w:t>
+      </w:r>
+      <w:r>
+        <w:rPr>
+          <w:rFonts w:ascii="Aptos Display" w:hAnsi="Aptos Display" w:eastAsia="ＭＳ ゴシック" w:cs="Times New Roman" w:asciiTheme="majorAscii" w:hAnsiTheme="majorAscii" w:eastAsiaTheme="majorEastAsia" w:cstheme="majorBidi"/>
+          <w:color w:val="FF0000"/>
+          <w:sz w:val="32"/>
+          <w:szCs w:val="32"/>
+        </w:rPr>
+        <w:t>Hasaan</w:t>
+      </w:r>
+    </w:p>
+    <w:p>
+      <w:pPr>
+        <w:pStyle w:val="Normal"/>
+      </w:pPr>
+      <w:r>
+        <w:rPr>
+          <w:rFonts w:ascii="Aptos" w:hAnsi="Aptos" w:eastAsia="Aptos" w:cs="Aptos" w:asciiTheme="minorAscii" w:hAnsiTheme="minorAscii" w:eastAsiaTheme="minorAscii" w:cstheme="minorAscii"/>
+          <w:color w:val="auto"/>
+          <w:sz w:val="24"/>
+          <w:szCs w:val="24"/>
+        </w:rPr>
+        <w:t>The following pseudocode blocks outline the core logic for the algorithm we present in a professional LaTeX format</w:t>
+      </w:r>
+      <w:r>
+        <w:rPr>
+          <w:rFonts w:ascii="Aptos" w:hAnsi="Aptos" w:eastAsia="Aptos" w:cs="Aptos" w:asciiTheme="minorAscii" w:hAnsiTheme="minorAscii" w:eastAsiaTheme="minorAscii" w:cstheme="minorAscii"/>
+          <w:color w:val="auto"/>
+          <w:sz w:val="24"/>
+          <w:szCs w:val="24"/>
+        </w:rPr>
+        <w:t>, helping in clarify the behaviour of our forecasting system via high-level language steps.</w:t>
+      </w:r>
+      <w:r>
+        <w:rPr>
+          <w:rFonts w:ascii="Aptos" w:hAnsi="Aptos" w:eastAsia="Aptos" w:cs="Aptos" w:asciiTheme="minorAscii" w:hAnsiTheme="minorAscii" w:eastAsiaTheme="minorAscii" w:cstheme="minorAscii"/>
+          <w:color w:val="auto"/>
+          <w:sz w:val="24"/>
+          <w:szCs w:val="24"/>
+        </w:rPr>
+        <w:t xml:space="preserve"> Each step has been directly mapped to our relevant </w:t>
+      </w:r>
+      <w:r>
+        <w:rPr>
+          <w:rFonts w:ascii="Aptos" w:hAnsi="Aptos" w:eastAsia="Aptos" w:cs="Aptos" w:asciiTheme="minorAscii" w:hAnsiTheme="minorAscii" w:eastAsiaTheme="minorAscii" w:cstheme="minorAscii"/>
+          <w:color w:val="auto"/>
+          <w:sz w:val="24"/>
+          <w:szCs w:val="24"/>
+        </w:rPr>
+        <w:t>requirement</w:t>
+      </w:r>
+      <w:r>
+        <w:rPr>
+          <w:rFonts w:ascii="Aptos" w:hAnsi="Aptos" w:eastAsia="Aptos" w:cs="Aptos" w:asciiTheme="minorAscii" w:hAnsiTheme="minorAscii" w:eastAsiaTheme="minorAscii" w:cstheme="minorAscii"/>
+          <w:color w:val="auto"/>
+          <w:sz w:val="24"/>
+          <w:szCs w:val="24"/>
+        </w:rPr>
+        <w:t>s</w:t>
+      </w:r>
+      <w:r>
+        <w:rPr>
+          <w:rFonts w:ascii="Aptos" w:hAnsi="Aptos" w:eastAsia="Aptos" w:cs="Aptos" w:asciiTheme="minorAscii" w:hAnsiTheme="minorAscii" w:eastAsiaTheme="minorAscii" w:cstheme="minorAscii"/>
+          <w:color w:val="auto"/>
+          <w:sz w:val="24"/>
+          <w:szCs w:val="24"/>
+        </w:rPr>
+        <w:t xml:space="preserve">, ensuring the system is procedurally manufactured and </w:t>
+      </w:r>
+      <w:r>
+        <w:rPr>
+          <w:rFonts w:ascii="Aptos" w:hAnsi="Aptos" w:eastAsia="Aptos" w:cs="Aptos" w:asciiTheme="minorAscii" w:hAnsiTheme="minorAscii" w:eastAsiaTheme="minorAscii" w:cstheme="minorAscii"/>
+          <w:color w:val="auto"/>
+          <w:sz w:val="24"/>
+          <w:szCs w:val="24"/>
+        </w:rPr>
+        <w:t>attains</w:t>
+      </w:r>
+      <w:r>
+        <w:rPr>
+          <w:rFonts w:ascii="Aptos" w:hAnsi="Aptos" w:eastAsia="Aptos" w:cs="Aptos" w:asciiTheme="minorAscii" w:hAnsiTheme="minorAscii" w:eastAsiaTheme="minorAscii" w:cstheme="minorAscii"/>
+          <w:color w:val="auto"/>
+          <w:sz w:val="24"/>
+          <w:szCs w:val="24"/>
+        </w:rPr>
+        <w:t xml:space="preserve"> the goals we set out to accomplish.</w:t>
+      </w:r>
+      <w:r>
+        <w:br/>
+      </w:r>
+      <w:r>
+        <w:drawing>
+          <wp:inline wp14:editId="48DB3A53" wp14:anchorId="0E56D74D">
+            <wp:extent cx="5458587" cy="562053"/>
+            <wp:effectExtent l="0" t="0" r="0" b="0"/>
+            <wp:docPr id="1843226230" name="drawing"/>
+            <wp:cNvGraphicFramePr>
+              <a:graphicFrameLocks noChangeAspect="1"/>
+            </wp:cNvGraphicFramePr>
+            <a:graphic>
+              <a:graphicData xmlns:a="http://schemas.openxmlformats.org/drawingml/2006/main" uri="http://schemas.openxmlformats.org/drawingml/2006/picture">
+                <pic:pic xmlns:pic="http://schemas.openxmlformats.org/drawingml/2006/picture">
+                  <pic:nvPicPr>
+                    <pic:cNvPr id="1843226230" name="Picture 1843226230"/>
+                    <pic:cNvPicPr/>
+                  </pic:nvPicPr>
+                  <pic:blipFill>
+                    <a:blip xmlns:r="http://schemas.openxmlformats.org/officeDocument/2006/relationships" r:embed="rId636031372">
+                      <a:extLst>
+                        <a:ext uri="{28A0092B-C50C-407E-A947-70E740481C1C}">
+                          <a14:useLocalDpi xmlns:a14="http://schemas.microsoft.com/office/drawing/2010/main"/>
+                        </a:ext>
+                      </a:extLst>
+                    </a:blip>
+                    <a:stretch>
+                      <a:fillRect/>
+                    </a:stretch>
+                  </pic:blipFill>
+                  <pic:spPr>
+                    <a:xfrm>
+                      <a:off x="0" y="0"/>
+                      <a:ext cx="5458587" cy="562053"/>
+                    </a:xfrm>
+                    <a:prstGeom prst="rect">
+                      <a:avLst/>
+                    </a:prstGeom>
+                  </pic:spPr>
+                </pic:pic>
+              </a:graphicData>
+            </a:graphic>
+          </wp:inline>
+        </w:drawing>
+      </w:r>
+    </w:p>
+    <w:p>
+      <w:pPr>
+        <w:pStyle w:val="Normal"/>
+        <w:rPr>
+          <w:b w:val="1"/>
+          <w:bCs w:val="1"/>
+          <w:i w:val="1"/>
+          <w:iCs w:val="1"/>
+        </w:rPr>
+      </w:pPr>
+      <w:r>
+        <w:rPr>
+          <w:b w:val="0"/>
+          <w:bCs w:val="0"/>
+          <w:i w:val="0"/>
+          <w:iCs w:val="0"/>
+        </w:rPr>
+        <w:t xml:space="preserve">Loading and Validating </w:t>
+      </w:r>
+      <w:r>
+        <w:rPr>
+          <w:b w:val="0"/>
+          <w:bCs w:val="0"/>
+          <w:i w:val="0"/>
+          <w:iCs w:val="0"/>
+        </w:rPr>
+        <w:t xml:space="preserve">Data </w:t>
+      </w:r>
+      <w:r>
+        <w:rPr>
+          <w:b w:val="1"/>
+          <w:bCs w:val="1"/>
+          <w:i w:val="1"/>
+          <w:iCs w:val="1"/>
+        </w:rPr>
+        <w:t xml:space="preserve">(FR1, </w:t>
+      </w:r>
+      <w:r>
+        <w:rPr>
+          <w:b w:val="1"/>
+          <w:bCs w:val="1"/>
+          <w:i w:val="1"/>
+          <w:iCs w:val="1"/>
+        </w:rPr>
+        <w:t>NFR</w:t>
+      </w:r>
+      <w:r>
+        <w:rPr>
+          <w:b w:val="1"/>
+          <w:bCs w:val="1"/>
+          <w:i w:val="1"/>
+          <w:iCs w:val="1"/>
+        </w:rPr>
+        <w:t>1, NFR</w:t>
+      </w:r>
+      <w:r>
+        <w:rPr>
+          <w:b w:val="1"/>
+          <w:bCs w:val="1"/>
+          <w:i w:val="1"/>
+          <w:iCs w:val="1"/>
+        </w:rPr>
+        <w:t>4)</w:t>
+      </w:r>
+    </w:p>
+    <w:p>
+      <w:pPr>
+        <w:pStyle w:val="Normal"/>
+      </w:pPr>
+      <w:r>
+        <w:drawing>
+          <wp:inline wp14:editId="427A61A9" wp14:anchorId="06A7B0D9">
+            <wp:extent cx="4258269" cy="1590897"/>
+            <wp:effectExtent l="0" t="0" r="0" b="0"/>
+            <wp:docPr id="568707607" name="drawing"/>
+            <wp:cNvGraphicFramePr>
+              <a:graphicFrameLocks noChangeAspect="1"/>
+            </wp:cNvGraphicFramePr>
+            <a:graphic>
+              <a:graphicData xmlns:a="http://schemas.openxmlformats.org/drawingml/2006/main" uri="http://schemas.openxmlformats.org/drawingml/2006/picture">
+                <pic:pic xmlns:pic="http://schemas.openxmlformats.org/drawingml/2006/picture">
+                  <pic:nvPicPr>
+                    <pic:cNvPr id="568707607" name="Picture 568707607"/>
+                    <pic:cNvPicPr/>
+                  </pic:nvPicPr>
+                  <pic:blipFill>
+                    <a:blip xmlns:r="http://schemas.openxmlformats.org/officeDocument/2006/relationships" r:embed="rId1441318386">
+                      <a:extLst>
+                        <a:ext uri="{28A0092B-C50C-407E-A947-70E740481C1C}">
+                          <a14:useLocalDpi xmlns:a14="http://schemas.microsoft.com/office/drawing/2010/main"/>
+                        </a:ext>
+                      </a:extLst>
+                    </a:blip>
+                    <a:stretch>
+                      <a:fillRect/>
+                    </a:stretch>
+                  </pic:blipFill>
+                  <pic:spPr>
+                    <a:xfrm>
+                      <a:off x="0" y="0"/>
+                      <a:ext cx="4258269" cy="1590897"/>
+                    </a:xfrm>
+                    <a:prstGeom prst="rect">
+                      <a:avLst/>
+                    </a:prstGeom>
+                  </pic:spPr>
+                </pic:pic>
+              </a:graphicData>
+            </a:graphic>
+          </wp:inline>
+        </w:drawing>
+      </w:r>
+    </w:p>
+    <w:p>
+      <w:pPr>
+        <w:pStyle w:val="Normal"/>
+      </w:pPr>
+    </w:p>
+    <w:p>
+      <w:pPr>
+        <w:pStyle w:val="Normal"/>
+      </w:pPr>
+      <w:r>
+        <w:rPr/>
+        <w:t xml:space="preserve">User Configuration and Controls </w:t>
+      </w:r>
+      <w:r>
+        <w:rPr>
+          <w:b w:val="1"/>
+          <w:bCs w:val="1"/>
+          <w:i w:val="1"/>
+          <w:iCs w:val="1"/>
+        </w:rPr>
+        <w:t>(FR2, FR4, FR5, NFR3, NFR5, NFR6)</w:t>
+      </w:r>
+    </w:p>
+    <w:p>
+      <w:pPr>
+        <w:pStyle w:val="Normal"/>
+      </w:pPr>
+      <w:r>
+        <w:drawing>
+          <wp:inline wp14:editId="49D0310F" wp14:anchorId="52E1E10A">
+            <wp:extent cx="4010585" cy="1319410"/>
+            <wp:effectExtent l="0" t="0" r="0" b="0"/>
+            <wp:docPr id="1810351569" name="drawing"/>
+            <wp:cNvGraphicFramePr>
+              <a:graphicFrameLocks noChangeAspect="1"/>
+            </wp:cNvGraphicFramePr>
+            <a:graphic>
+              <a:graphicData xmlns:a="http://schemas.openxmlformats.org/drawingml/2006/main" uri="http://schemas.openxmlformats.org/drawingml/2006/picture">
+                <pic:pic xmlns:pic="http://schemas.openxmlformats.org/drawingml/2006/picture">
+                  <pic:nvPicPr>
+                    <pic:cNvPr id="1810351569" name="Picture 1810351569"/>
+                    <pic:cNvPicPr/>
+                  </pic:nvPicPr>
+                  <pic:blipFill>
+                    <a:blip xmlns:r="http://schemas.openxmlformats.org/officeDocument/2006/relationships" r:embed="rId1221828323">
+                      <a:extLst>
+                        <a:ext uri="{28A0092B-C50C-407E-A947-70E740481C1C}">
+                          <a14:useLocalDpi xmlns:a14="http://schemas.microsoft.com/office/drawing/2010/main"/>
+                        </a:ext>
+                      </a:extLst>
+                    </a:blip>
+                    <a:srcRect l="0" t="5136" r="0" b="0"/>
+                    <a:stretch>
+                      <a:fillRect/>
+                    </a:stretch>
+                  </pic:blipFill>
+                  <pic:spPr>
+                    <a:xfrm rot="0">
+                      <a:off x="0" y="0"/>
+                      <a:ext cx="4010585" cy="1319410"/>
+                    </a:xfrm>
+                    <a:prstGeom prst="rect">
+                      <a:avLst/>
+                    </a:prstGeom>
+                  </pic:spPr>
+                </pic:pic>
+              </a:graphicData>
+            </a:graphic>
+          </wp:inline>
+        </w:drawing>
+      </w:r>
+    </w:p>
+    <w:p>
+      <w:pPr>
+        <w:pStyle w:val="Normal"/>
+        <w:rPr>
+          <w:rFonts w:ascii="Aptos" w:hAnsi="Aptos" w:eastAsia="Aptos" w:cs="Aptos" w:asciiTheme="minorAscii" w:hAnsiTheme="minorAscii" w:eastAsiaTheme="minorAscii" w:cstheme="minorAscii"/>
+          <w:noProof w:val="0"/>
+          <w:sz w:val="24"/>
+          <w:szCs w:val="24"/>
+          <w:lang w:val="en-GB"/>
+        </w:rPr>
+      </w:pPr>
+      <w:r>
+        <w:rPr>
+          <w:rFonts w:ascii="Aptos" w:hAnsi="Aptos" w:eastAsia="Aptos" w:cs="Aptos" w:asciiTheme="minorAscii" w:hAnsiTheme="minorAscii" w:eastAsiaTheme="minorAscii" w:cstheme="minorAscii"/>
+          <w:b w:val="0"/>
+          <w:bCs w:val="0"/>
+          <w:i w:val="0"/>
+          <w:iCs w:val="0"/>
+          <w:caps w:val="0"/>
+          <w:smallCaps w:val="0"/>
+          <w:noProof w:val="0"/>
+          <w:sz w:val="24"/>
+          <w:szCs w:val="24"/>
+          <w:lang w:val="en-GB"/>
+        </w:rPr>
+        <w:t xml:space="preserve">Data Preparation and Cleaning </w:t>
+      </w:r>
+      <w:r>
+        <w:rPr>
+          <w:rFonts w:ascii="Aptos" w:hAnsi="Aptos" w:eastAsia="Aptos" w:cs="Aptos" w:asciiTheme="minorAscii" w:hAnsiTheme="minorAscii" w:eastAsiaTheme="minorAscii" w:cstheme="minorAscii"/>
+          <w:b w:val="1"/>
+          <w:bCs w:val="1"/>
+          <w:i w:val="1"/>
+          <w:iCs w:val="1"/>
+          <w:caps w:val="0"/>
+          <w:smallCaps w:val="0"/>
+          <w:noProof w:val="0"/>
+          <w:sz w:val="24"/>
+          <w:szCs w:val="24"/>
+          <w:lang w:val="en-GB"/>
+        </w:rPr>
+        <w:t>(FR1, FR3, FR4, NFR1, NFR4)</w:t>
+      </w:r>
+    </w:p>
+    <w:p>
+      <w:pPr>
+        <w:pStyle w:val="Normal"/>
+      </w:pPr>
+      <w:r>
+        <w:drawing>
+          <wp:inline wp14:editId="4D1C74B2" wp14:anchorId="62C92A29">
+            <wp:extent cx="4753638" cy="885949"/>
+            <wp:effectExtent l="0" t="0" r="0" b="0"/>
+            <wp:docPr id="304841943" name="drawing"/>
+            <wp:cNvGraphicFramePr>
+              <a:graphicFrameLocks noChangeAspect="1"/>
+            </wp:cNvGraphicFramePr>
+            <a:graphic>
+              <a:graphicData xmlns:a="http://schemas.openxmlformats.org/drawingml/2006/main" uri="http://schemas.openxmlformats.org/drawingml/2006/picture">
+                <pic:pic xmlns:pic="http://schemas.openxmlformats.org/drawingml/2006/picture">
+                  <pic:nvPicPr>
+                    <pic:cNvPr id="304841943" name="Picture 304841943"/>
+                    <pic:cNvPicPr/>
+                  </pic:nvPicPr>
+                  <pic:blipFill>
+                    <a:blip xmlns:r="http://schemas.openxmlformats.org/officeDocument/2006/relationships" r:embed="rId2117796515">
+                      <a:extLst>
+                        <a:ext uri="{28A0092B-C50C-407E-A947-70E740481C1C}">
+                          <a14:useLocalDpi xmlns:a14="http://schemas.microsoft.com/office/drawing/2010/main"/>
+                        </a:ext>
+                      </a:extLst>
+                    </a:blip>
+                    <a:stretch>
+                      <a:fillRect/>
+                    </a:stretch>
+                  </pic:blipFill>
+                  <pic:spPr>
+                    <a:xfrm>
+                      <a:off x="0" y="0"/>
+                      <a:ext cx="4753638" cy="885949"/>
+                    </a:xfrm>
+                    <a:prstGeom prst="rect">
+                      <a:avLst/>
+                    </a:prstGeom>
+                  </pic:spPr>
+                </pic:pic>
+              </a:graphicData>
+            </a:graphic>
+          </wp:inline>
+        </w:drawing>
+      </w:r>
+      <w:r>
+        <w:br/>
+      </w:r>
+    </w:p>
+    <w:p>
+      <w:pPr>
+        <w:pStyle w:val="Normal"/>
+        <w:rPr>
+          <w:rFonts w:ascii="Aptos" w:hAnsi="Aptos" w:eastAsia="Aptos" w:cs="Aptos" w:asciiTheme="minorAscii" w:hAnsiTheme="minorAscii" w:eastAsiaTheme="minorAscii" w:cstheme="minorAscii"/>
+          <w:noProof w:val="0"/>
+          <w:sz w:val="24"/>
+          <w:szCs w:val="24"/>
+          <w:lang w:val="en-GB"/>
+        </w:rPr>
+      </w:pPr>
+      <w:r>
+        <w:rPr>
+          <w:rFonts w:ascii="Aptos" w:hAnsi="Aptos" w:eastAsia="Aptos" w:cs="Aptos" w:asciiTheme="minorAscii" w:hAnsiTheme="minorAscii" w:eastAsiaTheme="minorAscii" w:cstheme="minorAscii"/>
+          <w:b w:val="0"/>
+          <w:bCs w:val="0"/>
+          <w:i w:val="0"/>
+          <w:iCs w:val="0"/>
+          <w:caps w:val="0"/>
+          <w:smallCaps w:val="0"/>
+          <w:noProof w:val="0"/>
+          <w:sz w:val="24"/>
+          <w:szCs w:val="24"/>
+          <w:lang w:val="en-GB"/>
+        </w:rPr>
+        <w:t xml:space="preserve">Train–Test Splitting </w:t>
+      </w:r>
+      <w:r>
+        <w:rPr>
+          <w:rFonts w:ascii="Aptos" w:hAnsi="Aptos" w:eastAsia="Aptos" w:cs="Aptos" w:asciiTheme="minorAscii" w:hAnsiTheme="minorAscii" w:eastAsiaTheme="minorAscii" w:cstheme="minorAscii"/>
+          <w:b w:val="1"/>
+          <w:bCs w:val="1"/>
+          <w:i w:val="1"/>
+          <w:iCs w:val="1"/>
+          <w:caps w:val="0"/>
+          <w:smallCaps w:val="0"/>
+          <w:noProof w:val="0"/>
+          <w:sz w:val="24"/>
+          <w:szCs w:val="24"/>
+          <w:lang w:val="en-GB"/>
+        </w:rPr>
+        <w:t>(FR4, FR5, NFR2)</w:t>
+      </w:r>
+    </w:p>
+    <w:p>
+      <w:pPr>
+        <w:pStyle w:val="Normal"/>
+      </w:pPr>
+      <w:r>
+        <w:drawing>
+          <wp:inline wp14:editId="01DB46C2" wp14:anchorId="6F494B9F">
+            <wp:extent cx="5020376" cy="381053"/>
+            <wp:effectExtent l="0" t="0" r="0" b="0"/>
+            <wp:docPr id="2132740246" name="drawing"/>
+            <wp:cNvGraphicFramePr>
+              <a:graphicFrameLocks noChangeAspect="1"/>
+            </wp:cNvGraphicFramePr>
+            <a:graphic>
+              <a:graphicData xmlns:a="http://schemas.openxmlformats.org/drawingml/2006/main" uri="http://schemas.openxmlformats.org/drawingml/2006/picture">
+                <pic:pic xmlns:pic="http://schemas.openxmlformats.org/drawingml/2006/picture">
+                  <pic:nvPicPr>
+                    <pic:cNvPr id="2132740246" name="Picture 2132740246"/>
+                    <pic:cNvPicPr/>
+                  </pic:nvPicPr>
+                  <pic:blipFill>
+                    <a:blip xmlns:r="http://schemas.openxmlformats.org/officeDocument/2006/relationships" r:embed="rId426663436">
+                      <a:extLst>
+                        <a:ext uri="{28A0092B-C50C-407E-A947-70E740481C1C}">
+                          <a14:useLocalDpi xmlns:a14="http://schemas.microsoft.com/office/drawing/2010/main"/>
+                        </a:ext>
+                      </a:extLst>
+                    </a:blip>
+                    <a:stretch>
+                      <a:fillRect/>
+                    </a:stretch>
+                  </pic:blipFill>
+                  <pic:spPr>
+                    <a:xfrm>
+                      <a:off x="0" y="0"/>
+                      <a:ext cx="5020376" cy="381053"/>
+                    </a:xfrm>
+                    <a:prstGeom prst="rect">
+                      <a:avLst/>
+                    </a:prstGeom>
+                  </pic:spPr>
+                </pic:pic>
+              </a:graphicData>
+            </a:graphic>
+          </wp:inline>
+        </w:drawing>
+      </w:r>
+      <w:r>
+        <w:br/>
+      </w:r>
+    </w:p>
+    <w:p>
+      <w:pPr>
+        <w:pStyle w:val="Normal"/>
+        <w:rPr>
+          <w:rFonts w:ascii="Aptos" w:hAnsi="Aptos" w:eastAsia="Aptos" w:cs="Aptos" w:asciiTheme="minorAscii" w:hAnsiTheme="minorAscii" w:eastAsiaTheme="minorAscii" w:cstheme="minorAscii"/>
+          <w:noProof w:val="0"/>
+          <w:sz w:val="24"/>
+          <w:szCs w:val="24"/>
+          <w:lang w:val="en-GB"/>
+        </w:rPr>
+      </w:pPr>
+      <w:r>
+        <w:rPr>
+          <w:rFonts w:ascii="Aptos" w:hAnsi="Aptos" w:eastAsia="Aptos" w:cs="Aptos" w:asciiTheme="minorAscii" w:hAnsiTheme="minorAscii" w:eastAsiaTheme="minorAscii" w:cstheme="minorAscii"/>
+          <w:b w:val="0"/>
+          <w:bCs w:val="0"/>
+          <w:i w:val="0"/>
+          <w:iCs w:val="0"/>
+          <w:caps w:val="0"/>
+          <w:smallCaps w:val="0"/>
+          <w:noProof w:val="0"/>
+          <w:sz w:val="24"/>
+          <w:szCs w:val="24"/>
+          <w:lang w:val="en-GB"/>
+        </w:rPr>
+        <w:t xml:space="preserve">Forecasting Model Training </w:t>
+      </w:r>
+      <w:r>
+        <w:rPr>
+          <w:rFonts w:ascii="Aptos" w:hAnsi="Aptos" w:eastAsia="Aptos" w:cs="Aptos" w:asciiTheme="minorAscii" w:hAnsiTheme="minorAscii" w:eastAsiaTheme="minorAscii" w:cstheme="minorAscii"/>
+          <w:b w:val="1"/>
+          <w:bCs w:val="1"/>
+          <w:i w:val="1"/>
+          <w:iCs w:val="1"/>
+          <w:caps w:val="0"/>
+          <w:smallCaps w:val="0"/>
+          <w:noProof w:val="0"/>
+          <w:sz w:val="24"/>
+          <w:szCs w:val="24"/>
+          <w:lang w:val="en-GB"/>
+        </w:rPr>
+        <w:t>(FR4, FR5, NFR1, NFR2)</w:t>
+      </w:r>
+    </w:p>
+    <w:p>
+      <w:pPr>
+        <w:pStyle w:val="Normal"/>
+      </w:pPr>
+      <w:r>
+        <w:drawing>
+          <wp:inline wp14:editId="37D0AC9D" wp14:anchorId="48154C0D">
+            <wp:extent cx="3515216" cy="381053"/>
+            <wp:effectExtent l="0" t="0" r="0" b="0"/>
+            <wp:docPr id="1337687629" name="drawing"/>
+            <wp:cNvGraphicFramePr>
+              <a:graphicFrameLocks noChangeAspect="1"/>
+            </wp:cNvGraphicFramePr>
+            <a:graphic>
+              <a:graphicData xmlns:a="http://schemas.openxmlformats.org/drawingml/2006/main" uri="http://schemas.openxmlformats.org/drawingml/2006/picture">
+                <pic:pic xmlns:pic="http://schemas.openxmlformats.org/drawingml/2006/picture">
+                  <pic:nvPicPr>
+                    <pic:cNvPr id="1337687629" name="Picture 1337687629"/>
+                    <pic:cNvPicPr/>
+                  </pic:nvPicPr>
+                  <pic:blipFill>
+                    <a:blip xmlns:r="http://schemas.openxmlformats.org/officeDocument/2006/relationships" r:embed="rId1277817922">
+                      <a:extLst>
+                        <a:ext uri="{28A0092B-C50C-407E-A947-70E740481C1C}">
+                          <a14:useLocalDpi xmlns:a14="http://schemas.microsoft.com/office/drawing/2010/main"/>
+                        </a:ext>
+                      </a:extLst>
+                    </a:blip>
+                    <a:stretch>
+                      <a:fillRect/>
+                    </a:stretch>
+                  </pic:blipFill>
+                  <pic:spPr>
+                    <a:xfrm>
+                      <a:off x="0" y="0"/>
+                      <a:ext cx="3515216" cy="381053"/>
+                    </a:xfrm>
+                    <a:prstGeom prst="rect">
+                      <a:avLst/>
+                    </a:prstGeom>
+                  </pic:spPr>
+                </pic:pic>
+              </a:graphicData>
+            </a:graphic>
+          </wp:inline>
+        </w:drawing>
+      </w:r>
+    </w:p>
+    <w:p>
+      <w:pPr>
+        <w:pStyle w:val="Normal"/>
+        <w:rPr>
+          <w:rFonts w:ascii="Aptos" w:hAnsi="Aptos" w:eastAsia="Aptos" w:cs="Aptos" w:asciiTheme="minorAscii" w:hAnsiTheme="minorAscii" w:eastAsiaTheme="minorAscii" w:cstheme="minorAscii"/>
+          <w:b w:val="1"/>
+          <w:bCs w:val="1"/>
+          <w:i w:val="1"/>
+          <w:iCs w:val="1"/>
+          <w:noProof w:val="0"/>
+          <w:sz w:val="24"/>
+          <w:szCs w:val="24"/>
+          <w:lang w:val="en-GB"/>
+        </w:rPr>
+      </w:pPr>
+      <w:r>
+        <w:rPr>
+          <w:rFonts w:ascii="Aptos" w:hAnsi="Aptos" w:eastAsia="Aptos" w:cs="Aptos" w:asciiTheme="minorAscii" w:hAnsiTheme="minorAscii" w:eastAsiaTheme="minorAscii" w:cstheme="minorAscii"/>
+          <w:b w:val="0"/>
+          <w:bCs w:val="0"/>
+          <w:i w:val="0"/>
+          <w:iCs w:val="0"/>
+          <w:caps w:val="0"/>
+          <w:smallCaps w:val="0"/>
+          <w:noProof w:val="0"/>
+          <w:sz w:val="24"/>
+          <w:szCs w:val="24"/>
+          <w:lang w:val="en-GB"/>
+        </w:rPr>
+        <w:t xml:space="preserve">Forecast Generation </w:t>
+      </w:r>
+      <w:r>
+        <w:rPr>
+          <w:rFonts w:ascii="Aptos" w:hAnsi="Aptos" w:eastAsia="Aptos" w:cs="Aptos" w:asciiTheme="minorAscii" w:hAnsiTheme="minorAscii" w:eastAsiaTheme="minorAscii" w:cstheme="minorAscii"/>
+          <w:b w:val="1"/>
+          <w:bCs w:val="1"/>
+          <w:i w:val="1"/>
+          <w:iCs w:val="1"/>
+          <w:caps w:val="0"/>
+          <w:smallCaps w:val="0"/>
+          <w:noProof w:val="0"/>
+          <w:sz w:val="24"/>
+          <w:szCs w:val="24"/>
+          <w:lang w:val="en-GB"/>
+        </w:rPr>
+        <w:t>(FR4, NFR1, NFR2)</w:t>
+      </w:r>
+    </w:p>
+    <w:p>
+      <w:pPr>
+        <w:pStyle w:val="Normal"/>
+      </w:pPr>
+      <w:r>
+        <w:drawing>
+          <wp:inline wp14:editId="0D717797" wp14:anchorId="7444C1AF">
+            <wp:extent cx="3505689" cy="381053"/>
+            <wp:effectExtent l="0" t="0" r="0" b="0"/>
+            <wp:docPr id="295442154" name="drawing"/>
+            <wp:cNvGraphicFramePr>
+              <a:graphicFrameLocks noChangeAspect="1"/>
+            </wp:cNvGraphicFramePr>
+            <a:graphic>
+              <a:graphicData xmlns:a="http://schemas.openxmlformats.org/drawingml/2006/main" uri="http://schemas.openxmlformats.org/drawingml/2006/picture">
+                <pic:pic xmlns:pic="http://schemas.openxmlformats.org/drawingml/2006/picture">
+                  <pic:nvPicPr>
+                    <pic:cNvPr id="295442154" name="Picture 295442154"/>
+                    <pic:cNvPicPr/>
+                  </pic:nvPicPr>
+                  <pic:blipFill>
+                    <a:blip xmlns:r="http://schemas.openxmlformats.org/officeDocument/2006/relationships" r:embed="rId1620040491">
+                      <a:extLst>
+                        <a:ext uri="{28A0092B-C50C-407E-A947-70E740481C1C}">
+                          <a14:useLocalDpi xmlns:a14="http://schemas.microsoft.com/office/drawing/2010/main"/>
+                        </a:ext>
+                      </a:extLst>
+                    </a:blip>
+                    <a:stretch>
+                      <a:fillRect/>
+                    </a:stretch>
+                  </pic:blipFill>
+                  <pic:spPr>
+                    <a:xfrm>
+                      <a:off x="0" y="0"/>
+                      <a:ext cx="3505689" cy="381053"/>
+                    </a:xfrm>
+                    <a:prstGeom prst="rect">
+                      <a:avLst/>
+                    </a:prstGeom>
+                  </pic:spPr>
+                </pic:pic>
+              </a:graphicData>
+            </a:graphic>
+          </wp:inline>
+        </w:drawing>
+      </w:r>
+    </w:p>
+    <w:p>
+      <w:pPr>
+        <w:pStyle w:val="Normal"/>
+        <w:rPr>
+          <w:rFonts w:ascii="Aptos" w:hAnsi="Aptos" w:eastAsia="Aptos" w:cs="Aptos" w:asciiTheme="minorAscii" w:hAnsiTheme="minorAscii" w:eastAsiaTheme="minorAscii" w:cstheme="minorAscii"/>
+          <w:noProof w:val="0"/>
+          <w:sz w:val="24"/>
+          <w:szCs w:val="24"/>
+          <w:lang w:val="en-GB"/>
+        </w:rPr>
+      </w:pPr>
+      <w:r>
+        <w:rPr>
+          <w:rFonts w:ascii="Aptos" w:hAnsi="Aptos" w:eastAsia="Aptos" w:cs="Aptos" w:asciiTheme="minorAscii" w:hAnsiTheme="minorAscii" w:eastAsiaTheme="minorAscii" w:cstheme="minorAscii"/>
+          <w:b w:val="0"/>
+          <w:bCs w:val="0"/>
+          <w:i w:val="0"/>
+          <w:iCs w:val="0"/>
+          <w:caps w:val="0"/>
+          <w:smallCaps w:val="0"/>
+          <w:noProof w:val="0"/>
+          <w:sz w:val="24"/>
+          <w:szCs w:val="24"/>
+          <w:lang w:val="en-GB"/>
+        </w:rPr>
+        <w:t xml:space="preserve">Forecast Evaluation and Metrics </w:t>
+      </w:r>
+      <w:r>
+        <w:rPr>
+          <w:rFonts w:ascii="Aptos" w:hAnsi="Aptos" w:eastAsia="Aptos" w:cs="Aptos" w:asciiTheme="minorAscii" w:hAnsiTheme="minorAscii" w:eastAsiaTheme="minorAscii" w:cstheme="minorAscii"/>
+          <w:b w:val="1"/>
+          <w:bCs w:val="1"/>
+          <w:i w:val="1"/>
+          <w:iCs w:val="1"/>
+          <w:caps w:val="0"/>
+          <w:smallCaps w:val="0"/>
+          <w:noProof w:val="0"/>
+          <w:sz w:val="24"/>
+          <w:szCs w:val="24"/>
+          <w:lang w:val="en-GB"/>
+        </w:rPr>
+        <w:t>(FR4, NFR2)</w:t>
+      </w:r>
+    </w:p>
+    <w:p>
+      <w:pPr>
+        <w:pStyle w:val="Normal"/>
+        <w:rPr>
+          <w:rFonts w:ascii="Aptos" w:hAnsi="Aptos" w:eastAsia="Aptos" w:cs="Aptos" w:asciiTheme="minorAscii" w:hAnsiTheme="minorAscii" w:eastAsiaTheme="minorAscii" w:cstheme="minorAscii"/>
+          <w:sz w:val="24"/>
+          <w:szCs w:val="24"/>
+        </w:rPr>
+      </w:pPr>
+      <w:r>
+        <w:drawing>
+          <wp:inline wp14:editId="45A56E35" wp14:anchorId="65294C9E">
+            <wp:extent cx="4134427" cy="419158"/>
+            <wp:effectExtent l="0" t="0" r="0" b="0"/>
+            <wp:docPr id="461286317" name="drawing"/>
+            <wp:cNvGraphicFramePr>
+              <a:graphicFrameLocks noChangeAspect="1"/>
+            </wp:cNvGraphicFramePr>
+            <a:graphic>
+              <a:graphicData xmlns:a="http://schemas.openxmlformats.org/drawingml/2006/main" uri="http://schemas.openxmlformats.org/drawingml/2006/picture">
+                <pic:pic xmlns:pic="http://schemas.openxmlformats.org/drawingml/2006/picture">
+                  <pic:nvPicPr>
+                    <pic:cNvPr id="461286317" name="Picture 461286317"/>
+                    <pic:cNvPicPr/>
+                  </pic:nvPicPr>
+                  <pic:blipFill>
+                    <a:blip xmlns:r="http://schemas.openxmlformats.org/officeDocument/2006/relationships" r:embed="rId302853511">
+                      <a:extLst>
+                        <a:ext uri="{28A0092B-C50C-407E-A947-70E740481C1C}">
+                          <a14:useLocalDpi xmlns:a14="http://schemas.microsoft.com/office/drawing/2010/main"/>
+                        </a:ext>
+                      </a:extLst>
+                    </a:blip>
+                    <a:stretch>
+                      <a:fillRect/>
+                    </a:stretch>
+                  </pic:blipFill>
+                  <pic:spPr>
+                    <a:xfrm>
+                      <a:off x="0" y="0"/>
+                      <a:ext cx="4134427" cy="419158"/>
+                    </a:xfrm>
+                    <a:prstGeom prst="rect">
+                      <a:avLst/>
+                    </a:prstGeom>
+                  </pic:spPr>
+                </pic:pic>
+              </a:graphicData>
+            </a:graphic>
+          </wp:inline>
+        </w:drawing>
+      </w:r>
+    </w:p>
+    <w:p>
+      <w:pPr>
+        <w:pStyle w:val="Normal"/>
+        <w:rPr>
+          <w:rFonts w:ascii="Aptos" w:hAnsi="Aptos" w:eastAsia="Aptos" w:cs="Aptos"/>
+          <w:noProof w:val="0"/>
+          <w:sz w:val="24"/>
+          <w:szCs w:val="24"/>
+          <w:lang w:val="en-GB"/>
+        </w:rPr>
+      </w:pPr>
+      <w:r>
+        <w:rPr>
+          <w:rFonts w:ascii="Aptos" w:hAnsi="Aptos" w:eastAsia="Aptos" w:cs="Aptos" w:asciiTheme="minorAscii" w:hAnsiTheme="minorAscii" w:eastAsiaTheme="minorAscii" w:cstheme="minorAscii"/>
+          <w:b w:val="0"/>
+          <w:bCs w:val="0"/>
+          <w:i w:val="0"/>
+          <w:iCs w:val="0"/>
+          <w:caps w:val="0"/>
+          <w:smallCaps w:val="0"/>
+          <w:noProof w:val="0"/>
+          <w:sz w:val="24"/>
+          <w:szCs w:val="24"/>
+          <w:lang w:val="en-GB"/>
+        </w:rPr>
+        <w:t>Visualisation and Export</w:t>
+      </w:r>
+      <w:r>
+        <w:rPr>
+          <w:rFonts w:ascii="Aptos" w:hAnsi="Aptos" w:eastAsia="Aptos" w:cs="Aptos" w:asciiTheme="minorAscii" w:hAnsiTheme="minorAscii" w:eastAsiaTheme="minorAscii" w:cstheme="minorAscii"/>
+          <w:b w:val="1"/>
+          <w:bCs w:val="1"/>
+          <w:i w:val="1"/>
+          <w:iCs w:val="1"/>
+          <w:caps w:val="0"/>
+          <w:smallCaps w:val="0"/>
+          <w:noProof w:val="0"/>
+          <w:sz w:val="24"/>
+          <w:szCs w:val="24"/>
+          <w:lang w:val="en-GB"/>
+        </w:rPr>
+        <w:t xml:space="preserve"> (FR2, FR3, FR6, NFR1, NFR3, N</w:t>
+      </w:r>
+      <w:r>
+        <w:rPr>
+          <w:rFonts w:ascii="Aptos" w:hAnsi="Aptos" w:eastAsia="Aptos" w:cs="Aptos" w:asciiTheme="minorAscii" w:hAnsiTheme="minorAscii" w:eastAsiaTheme="minorAscii" w:cstheme="minorAscii"/>
+          <w:b w:val="1"/>
+          <w:bCs w:val="1"/>
+          <w:i w:val="1"/>
+          <w:iCs w:val="1"/>
+          <w:caps w:val="0"/>
+          <w:smallCaps w:val="0"/>
+          <w:noProof w:val="0"/>
+          <w:sz w:val="24"/>
+          <w:szCs w:val="24"/>
+          <w:lang w:val="en-GB"/>
+        </w:rPr>
+        <w:t>FR5, NFR6</w:t>
+      </w:r>
+      <w:r>
+        <w:rPr>
+          <w:rFonts w:ascii="Aptos" w:hAnsi="Aptos" w:eastAsia="Aptos" w:cs="Aptos" w:asciiTheme="minorAscii" w:hAnsiTheme="minorAscii" w:eastAsiaTheme="minorAscii" w:cstheme="minorAscii"/>
+          <w:b w:val="1"/>
+          <w:bCs w:val="1"/>
+          <w:i w:val="1"/>
+          <w:iCs w:val="1"/>
+          <w:caps w:val="0"/>
+          <w:smallCaps w:val="0"/>
+          <w:noProof w:val="0"/>
+          <w:sz w:val="24"/>
+          <w:szCs w:val="24"/>
+          <w:lang w:val="en-GB"/>
+        </w:rPr>
+        <w:t>)</w:t>
+      </w:r>
+    </w:p>
+    <w:p>
+      <w:pPr>
+        <w:pStyle w:val="Normal"/>
+      </w:pPr>
+      <w:r>
+        <w:drawing>
+          <wp:inline wp14:editId="03A62FC7" wp14:anchorId="1877ACD3">
+            <wp:extent cx="4277322" cy="819264"/>
+            <wp:effectExtent l="0" t="0" r="0" b="0"/>
+            <wp:docPr id="753240323" name="drawing"/>
+            <wp:cNvGraphicFramePr>
+              <a:graphicFrameLocks noChangeAspect="1"/>
+            </wp:cNvGraphicFramePr>
+            <a:graphic>
+              <a:graphicData xmlns:a="http://schemas.openxmlformats.org/drawingml/2006/main" uri="http://schemas.openxmlformats.org/drawingml/2006/picture">
+                <pic:pic xmlns:pic="http://schemas.openxmlformats.org/drawingml/2006/picture">
+                  <pic:nvPicPr>
+                    <pic:cNvPr id="753240323" name="Picture 753240323"/>
+                    <pic:cNvPicPr/>
+                  </pic:nvPicPr>
+                  <pic:blipFill>
+                    <a:blip xmlns:r="http://schemas.openxmlformats.org/officeDocument/2006/relationships" r:embed="rId1458475389">
+                      <a:extLst>
+                        <a:ext uri="{28A0092B-C50C-407E-A947-70E740481C1C}">
+                          <a14:useLocalDpi xmlns:a14="http://schemas.microsoft.com/office/drawing/2010/main"/>
+                        </a:ext>
+                      </a:extLst>
+                    </a:blip>
+                    <a:stretch>
+                      <a:fillRect/>
+                    </a:stretch>
+                  </pic:blipFill>
+                  <pic:spPr>
+                    <a:xfrm>
+                      <a:off x="0" y="0"/>
+                      <a:ext cx="4277322" cy="819264"/>
+                    </a:xfrm>
+                    <a:prstGeom prst="rect">
+                      <a:avLst/>
+                    </a:prstGeom>
+                  </pic:spPr>
+                </pic:pic>
+              </a:graphicData>
+            </a:graphic>
+          </wp:inline>
+        </w:drawing>
+      </w:r>
+    </w:p>
+    <w:p>
+      <w:pPr>
+        <w:pStyle w:val="Normal"/>
+      </w:pPr>
+    </w:p>
+    <w:p>
+      <w:pPr>
+        <w:pStyle w:val="Normal"/>
+      </w:pPr>
+    </w:p>
+    <w:p>
+      <w:pPr>
+        <w:pStyle w:val="Normal"/>
+      </w:pPr>
+      <w:r>
+        <w:drawing>
+          <wp:inline wp14:editId="7B284C0B" wp14:anchorId="477459AB">
+            <wp:extent cx="3870621" cy="8845031"/>
+            <wp:effectExtent l="0" t="0" r="0" b="0"/>
+            <wp:docPr id="807035784" name="drawing"/>
+            <wp:cNvGraphicFramePr>
+              <a:graphicFrameLocks noChangeAspect="1"/>
+            </wp:cNvGraphicFramePr>
+            <a:graphic>
+              <a:graphicData xmlns:a="http://schemas.openxmlformats.org/drawingml/2006/main" uri="http://schemas.openxmlformats.org/drawingml/2006/picture">
+                <pic:pic xmlns:pic="http://schemas.openxmlformats.org/drawingml/2006/picture">
+                  <pic:nvPicPr>
+                    <pic:cNvPr id="807035784" name="Picture 807035784"/>
+                    <pic:cNvPicPr/>
+                  </pic:nvPicPr>
+                  <pic:blipFill>
+                    <a:blip xmlns:r="http://schemas.openxmlformats.org/officeDocument/2006/relationships" r:embed="rId41349168">
+                      <a:extLst>
+                        <a:ext uri="{28A0092B-C50C-407E-A947-70E740481C1C}">
+                          <a14:useLocalDpi xmlns:a14="http://schemas.microsoft.com/office/drawing/2010/main"/>
+                        </a:ext>
+                      </a:extLst>
+                    </a:blip>
+                    <a:stretch>
+                      <a:fillRect/>
+                    </a:stretch>
+                  </pic:blipFill>
+                  <pic:spPr>
+                    <a:xfrm rot="0">
+                      <a:off x="0" y="0"/>
+                      <a:ext cx="3870621" cy="8845031"/>
+                    </a:xfrm>
+                    <a:prstGeom prst="rect">
+                      <a:avLst/>
+                    </a:prstGeom>
+                  </pic:spPr>
+                </pic:pic>
+              </a:graphicData>
+            </a:graphic>
+          </wp:inline>
+        </w:drawing>
+      </w:r>
+    </w:p>
+    <w:p>
+      <w:pPr>
+        <w:rPr>
+          <w:rFonts w:ascii="Aptos Display" w:hAnsi="Aptos Display" w:eastAsia="ＭＳ ゴシック" w:cs="Times New Roman" w:asciiTheme="majorAscii" w:hAnsiTheme="majorAscii" w:eastAsiaTheme="majorEastAsia" w:cstheme="majorBidi"/>
+          <w:sz w:val="32"/>
+          <w:szCs w:val="32"/>
+        </w:rPr>
+      </w:pPr>
+    </w:p>
+    <w:p>
+      <w:pPr>
+        <w:rPr>
+          <w:rFonts w:ascii="Aptos Display" w:hAnsi="Aptos Display" w:eastAsia="ＭＳ ゴシック" w:cs="Times New Roman" w:asciiTheme="majorAscii" w:hAnsiTheme="majorAscii" w:eastAsiaTheme="majorEastAsia" w:cstheme="majorBidi"/>
+          <w:sz w:val="32"/>
+          <w:szCs w:val="32"/>
+        </w:rPr>
+      </w:pPr>
+    </w:p>
+    <w:p>
+      <w:pPr>
+        <w:rPr>
+          <w:rFonts w:ascii="Aptos Display" w:hAnsi="Aptos Display" w:eastAsia="ＭＳ ゴシック" w:cs="Times New Roman" w:asciiTheme="majorAscii" w:hAnsiTheme="majorAscii" w:eastAsiaTheme="majorEastAsia" w:cstheme="majorBidi"/>
+          <w:sz w:val="32"/>
+          <w:szCs w:val="32"/>
+        </w:rPr>
+      </w:pPr>
+    </w:p>
+    <w:p>
+      <w:pPr>
+        <w:rPr>
+          <w:rFonts w:ascii="Aptos Display" w:hAnsi="Aptos Display" w:eastAsia="ＭＳ ゴシック" w:cs="Times New Roman" w:asciiTheme="majorAscii" w:hAnsiTheme="majorAscii" w:eastAsiaTheme="majorEastAsia" w:cstheme="majorBidi"/>
+          <w:sz w:val="32"/>
+          <w:szCs w:val="32"/>
+        </w:rPr>
+      </w:pPr>
+    </w:p>
+    <w:p>
+      <w:pPr>
+        <w:rPr>
+          <w:rFonts w:ascii="Aptos Display" w:hAnsi="Aptos Display" w:eastAsia="ＭＳ ゴシック" w:cs="Times New Roman" w:asciiTheme="majorAscii" w:hAnsiTheme="majorAscii" w:eastAsiaTheme="majorEastAsia" w:cstheme="majorBidi"/>
+          <w:sz w:val="32"/>
+          <w:szCs w:val="32"/>
+        </w:rPr>
+      </w:pPr>
+    </w:p>
+    <w:p>
+      <w:pPr>
+        <w:rPr>
+          <w:rFonts w:hint="eastAsia" w:asciiTheme="majorHAnsi" w:hAnsiTheme="majorHAnsi" w:eastAsiaTheme="majorEastAsia" w:cstheme="majorBidi"/>
+          <w:sz w:val="32"/>
+          <w:szCs w:val="32"/>
+        </w:rPr>
+      </w:pPr>
+      <w:r>
+        <w:rPr>
+          <w:rFonts w:asciiTheme="majorHAnsi" w:hAnsiTheme="majorHAnsi" w:eastAsiaTheme="majorEastAsia" w:cstheme="majorBidi"/>
+          <w:sz w:val="32"/>
+          <w:szCs w:val="32"/>
+        </w:rPr>
+        <w:t>PROJECT PLANNING &amp; TEAM ROLES</w:t>
+      </w:r>
+      <w:r>
+        <w:rPr>
+          <w:rFonts w:asciiTheme="majorHAnsi" w:hAnsiTheme="majorHAnsi" w:eastAsiaTheme="majorEastAsia" w:cstheme="majorBidi"/>
+          <w:color w:val="FF0000"/>
+          <w:sz w:val="32"/>
+          <w:szCs w:val="32"/>
+        </w:rPr>
+        <w:t xml:space="preserve"> (500 WORDS + GANTT CHART + RISK REGISTER)</w:t>
+      </w:r>
+    </w:p>
+    <w:p>
+      <w:pPr>
+        <w:rPr>
+          <w:rFonts w:hint="eastAsia" w:asciiTheme="majorHAnsi" w:hAnsiTheme="majorHAnsi" w:eastAsiaTheme="majorEastAsia" w:cstheme="majorBidi"/>
+          <w:sz w:val="32"/>
+          <w:szCs w:val="32"/>
+        </w:rPr>
+      </w:pPr>
+    </w:p>
+    <w:p>
+      <w:pPr>
+        <w:rPr>
+          <w:rFonts w:hint="eastAsia" w:asciiTheme="majorHAnsi" w:hAnsiTheme="majorHAnsi" w:eastAsiaTheme="majorEastAsia" w:cstheme="majorBidi"/>
+          <w:sz w:val="32"/>
+          <w:szCs w:val="32"/>
+        </w:rPr>
+      </w:pPr>
+    </w:p>
+    <w:p>
+      <w:pPr>
+        <w:rPr>
+          <w:rFonts w:hint="eastAsia" w:asciiTheme="majorHAnsi" w:hAnsiTheme="majorHAnsi" w:eastAsiaTheme="majorEastAsia" w:cstheme="majorBidi"/>
+          <w:sz w:val="32"/>
+          <w:szCs w:val="32"/>
+        </w:rPr>
+      </w:pPr>
+      <w:r>
+        <w:rPr>
+          <w:rFonts w:asciiTheme="majorHAnsi" w:hAnsiTheme="majorHAnsi" w:eastAsiaTheme="majorEastAsia" w:cstheme="majorBidi"/>
+          <w:sz w:val="32"/>
+          <w:szCs w:val="32"/>
+        </w:rPr>
+        <w:t xml:space="preserve">IMPLEMENTATION AND TESTING </w:t>
+      </w:r>
+      <w:r>
+        <w:rPr>
+          <w:rFonts w:asciiTheme="majorHAnsi" w:hAnsiTheme="majorHAnsi" w:eastAsiaTheme="majorEastAsia" w:cstheme="majorBidi"/>
+          <w:color w:val="FF0000"/>
+          <w:sz w:val="32"/>
+          <w:szCs w:val="32"/>
+        </w:rPr>
+        <w:t xml:space="preserve">(1000 WORDS) TOOLS, TECHNOLOGIES,  </w:t>
+      </w:r>
+    </w:p>
+    <w:p>
+      <w:pPr>
+        <w:rPr>
+          <w:rFonts w:hint="eastAsia" w:asciiTheme="majorHAnsi" w:hAnsiTheme="majorHAnsi" w:eastAsiaTheme="majorEastAsia" w:cstheme="majorBidi"/>
+          <w:sz w:val="32"/>
+          <w:szCs w:val="32"/>
+        </w:rPr>
+      </w:pPr>
+    </w:p>
+    <w:p>
+      <w:pPr>
+        <w:rPr>
+          <w:rFonts w:hint="eastAsia" w:asciiTheme="majorHAnsi" w:hAnsiTheme="majorHAnsi" w:eastAsiaTheme="majorEastAsia" w:cstheme="majorBidi"/>
+          <w:sz w:val="32"/>
+          <w:szCs w:val="32"/>
+        </w:rPr>
+      </w:pPr>
+      <w:r>
+        <w:rPr>
+          <w:rFonts w:asciiTheme="majorHAnsi" w:hAnsiTheme="majorHAnsi" w:eastAsiaTheme="majorEastAsia" w:cstheme="majorBidi"/>
+          <w:sz w:val="32"/>
+          <w:szCs w:val="32"/>
+        </w:rPr>
+        <w:t xml:space="preserve">EVALUATION &amp; LESSONS LEARNED </w:t>
+      </w:r>
+      <w:r>
+        <w:rPr>
+          <w:rFonts w:asciiTheme="majorHAnsi" w:hAnsiTheme="majorHAnsi" w:eastAsiaTheme="majorEastAsia" w:cstheme="majorBidi"/>
+          <w:color w:val="FF0000"/>
+          <w:sz w:val="32"/>
+          <w:szCs w:val="32"/>
+        </w:rPr>
+        <w:t>(1500 WORDS)</w:t>
+      </w:r>
+    </w:p>
+    <w:p>
+      <w:pPr>
+        <w:rPr>
+          <w:rFonts w:hint="eastAsia" w:asciiTheme="majorHAnsi" w:hAnsiTheme="majorHAnsi" w:eastAsiaTheme="majorEastAsia" w:cstheme="majorBidi"/>
+          <w:sz w:val="32"/>
+          <w:szCs w:val="32"/>
+        </w:rPr>
+      </w:pPr>
+    </w:p>
+    <w:p>
+      <w:pPr>
+        <w:rPr>
+          <w:rFonts w:hint="eastAsia" w:asciiTheme="majorHAnsi" w:hAnsiTheme="majorHAnsi" w:eastAsiaTheme="majorEastAsia" w:cstheme="majorBidi"/>
+          <w:sz w:val="32"/>
+          <w:szCs w:val="32"/>
+        </w:rPr>
+      </w:pPr>
+    </w:p>
+    <w:p>
+      <w:pPr>
+        <w:rPr>
+          <w:rFonts w:hint="eastAsia" w:asciiTheme="majorHAnsi" w:hAnsiTheme="majorHAnsi" w:eastAsiaTheme="majorEastAsia" w:cstheme="majorBidi"/>
+          <w:sz w:val="32"/>
+          <w:szCs w:val="32"/>
+        </w:rPr>
+      </w:pPr>
+      <w:r>
+        <w:rPr>
+          <w:rFonts w:asciiTheme="majorHAnsi" w:hAnsiTheme="majorHAnsi" w:eastAsiaTheme="majorEastAsia" w:cstheme="majorBidi"/>
+          <w:sz w:val="32"/>
+          <w:szCs w:val="32"/>
+        </w:rPr>
+        <w:t xml:space="preserve">INDIVIDUAL ESSAY </w:t>
+      </w:r>
+      <w:r>
+        <w:rPr>
+          <w:rFonts w:asciiTheme="majorHAnsi" w:hAnsiTheme="majorHAnsi" w:eastAsiaTheme="majorEastAsia" w:cstheme="majorBidi"/>
+          <w:color w:val="FF0000"/>
+          <w:sz w:val="32"/>
+          <w:szCs w:val="32"/>
+        </w:rPr>
+        <w:t>(800 WORDS EACH)</w:t>
+      </w:r>
+    </w:p>
+    <w:p>
+      <w:pPr>
+        <w:rPr>
+          <w:rFonts w:hint="eastAsia" w:asciiTheme="majorHAnsi" w:hAnsiTheme="majorHAnsi" w:eastAsiaTheme="majorEastAsia" w:cstheme="majorBidi"/>
+          <w:sz w:val="32"/>
+          <w:szCs w:val="32"/>
+        </w:rPr>
+      </w:pPr>
+    </w:p>
+    <w:p>
+      <w:pPr>
+        <w:rPr>
+          <w:rFonts w:hint="eastAsia" w:asciiTheme="majorHAnsi" w:hAnsiTheme="majorHAnsi" w:eastAsiaTheme="majorEastAsia" w:cstheme="majorBidi"/>
+          <w:sz w:val="32"/>
+          <w:szCs w:val="32"/>
+        </w:rPr>
+      </w:pPr>
+    </w:p>
+    <w:p>
+      <w:pPr>
+        <w:rPr>
+          <w:rFonts w:hint="eastAsia" w:asciiTheme="majorHAnsi" w:hAnsiTheme="majorHAnsi" w:eastAsiaTheme="majorEastAsia" w:cstheme="majorBidi"/>
+          <w:sz w:val="32"/>
+          <w:szCs w:val="32"/>
+        </w:rPr>
+      </w:pPr>
+    </w:p>
+    <w:p>
+      <w:pPr>
+        <w:rPr>
+          <w:rFonts w:hint="eastAsia" w:asciiTheme="majorHAnsi" w:hAnsiTheme="majorHAnsi" w:eastAsiaTheme="majorEastAsia" w:cstheme="majorBidi"/>
+          <w:sz w:val="32"/>
+          <w:szCs w:val="32"/>
+        </w:rPr>
+      </w:pPr>
+    </w:p>
+    <w:p>
+      <w:pPr>
+        <w:rPr>
+          <w:rFonts w:hint="eastAsia" w:asciiTheme="majorHAnsi" w:hAnsiTheme="majorHAnsi" w:eastAsiaTheme="majorEastAsia" w:cstheme="majorBidi"/>
+          <w:sz w:val="32"/>
+          <w:szCs w:val="32"/>
+        </w:rPr>
+      </w:pPr>
+    </w:p>
+    <w:p>
+      <w:pPr>
+        <w:rPr>
+          <w:rFonts w:hint="eastAsia" w:asciiTheme="majorHAnsi" w:hAnsiTheme="majorHAnsi" w:eastAsiaTheme="majorEastAsia" w:cstheme="majorBidi"/>
+          <w:sz w:val="32"/>
+          <w:szCs w:val="32"/>
+        </w:rPr>
+      </w:pPr>
+    </w:p>
+    <w:p>
+      <w:pPr>
+        <w:rPr>
+          <w:rFonts w:hint="eastAsia" w:asciiTheme="majorHAnsi" w:hAnsiTheme="majorHAnsi" w:eastAsiaTheme="majorEastAsia" w:cstheme="majorBidi"/>
+          <w:sz w:val="32"/>
+          <w:szCs w:val="32"/>
+        </w:rPr>
+      </w:pPr>
+    </w:p>
+    <w:p>
+      <w:pPr>
+        <w:rPr>
+          <w:rFonts w:hint="eastAsia" w:asciiTheme="majorHAnsi" w:hAnsiTheme="majorHAnsi" w:eastAsiaTheme="majorEastAsia" w:cstheme="majorBidi"/>
+          <w:sz w:val="32"/>
+          <w:szCs w:val="32"/>
+        </w:rPr>
+      </w:pPr>
+    </w:p>
+    <w:p>
+      <w:pPr>
+        <w:rPr>
+          <w:rFonts w:hint="eastAsia" w:asciiTheme="majorHAnsi" w:hAnsiTheme="majorHAnsi" w:eastAsiaTheme="majorEastAsia" w:cstheme="majorBidi"/>
+          <w:sz w:val="32"/>
+          <w:szCs w:val="32"/>
+        </w:rPr>
+      </w:pPr>
+    </w:p>
+    <w:p>
+      <w:pPr>
+        <w:rPr>
+          <w:rFonts w:hint="eastAsia" w:asciiTheme="majorHAnsi" w:hAnsiTheme="majorHAnsi" w:eastAsiaTheme="majorEastAsia" w:cstheme="majorBidi"/>
+          <w:sz w:val="32"/>
+          <w:szCs w:val="32"/>
+        </w:rPr>
+      </w:pPr>
+    </w:p>
+    <w:p>
+      <w:pPr>
+        <w:rPr>
+          <w:rFonts w:hint="eastAsia" w:asciiTheme="majorHAnsi" w:hAnsiTheme="majorHAnsi" w:eastAsiaTheme="majorEastAsia" w:cstheme="majorBidi"/>
+          <w:sz w:val="32"/>
+          <w:szCs w:val="32"/>
+        </w:rPr>
+      </w:pPr>
+    </w:p>
+    <w:p>
+      <w:pPr>
+        <w:rPr>
+          <w:rFonts w:hint="eastAsia" w:asciiTheme="majorHAnsi" w:hAnsiTheme="majorHAnsi" w:eastAsiaTheme="majorEastAsia" w:cstheme="majorBidi"/>
+          <w:sz w:val="32"/>
+          <w:szCs w:val="32"/>
+        </w:rPr>
+      </w:pPr>
+    </w:p>
+    <w:p>
+      <w:pPr>
+        <w:rPr>
+          <w:rFonts w:hint="eastAsia" w:asciiTheme="majorHAnsi" w:hAnsiTheme="majorHAnsi" w:eastAsiaTheme="majorEastAsia" w:cstheme="majorBidi"/>
+          <w:sz w:val="32"/>
+          <w:szCs w:val="32"/>
+        </w:rPr>
+      </w:pPr>
+    </w:p>
+    <w:p>
+      <w:pPr>
+        <w:rPr>
+          <w:rFonts w:hint="eastAsia" w:asciiTheme="majorHAnsi" w:hAnsiTheme="majorHAnsi" w:eastAsiaTheme="majorEastAsia" w:cstheme="majorBidi"/>
+          <w:sz w:val="32"/>
+          <w:szCs w:val="32"/>
+        </w:rPr>
+      </w:pPr>
+    </w:p>
+    <w:p>
+      <w:pPr>
+        <w:rPr>
+          <w:rFonts w:hint="eastAsia" w:asciiTheme="majorHAnsi" w:hAnsiTheme="majorHAnsi" w:eastAsiaTheme="majorEastAsia" w:cstheme="majorBidi"/>
+          <w:sz w:val="32"/>
+          <w:szCs w:val="32"/>
+        </w:rPr>
+      </w:pPr>
+    </w:p>
+    <w:p>
+      <w:pPr>
+        <w:rPr>
+          <w:rFonts w:hint="eastAsia"/>
+        </w:rPr>
+      </w:pPr>
+    </w:p>
+    <w:p>
+      <w:pPr>
+        <w:rPr>
+          <w:rFonts w:hint="eastAsia"/>
+        </w:rPr>
+      </w:pPr>
+    </w:p>
+    <w:p>
+      <w:pPr>
+        <w:rPr>
+          <w:rFonts w:hint="eastAsia"/>
+        </w:rPr>
+      </w:pPr>
+    </w:p>
+    <w:p>
+      <w:pPr>
+        <w:rPr>
+          <w:rFonts w:hint="eastAsia"/>
+        </w:rPr>
+      </w:pPr>
+    </w:p>
+    <w:p>
+      <w:pPr>
+        <w:rPr>
+          <w:rFonts w:hint="eastAsia"/>
+        </w:rPr>
+      </w:pPr>
+    </w:p>
+    <w:p>
+      <w:pPr>
+        <w:rPr>
+          <w:rFonts w:hint="eastAsia" w:asciiTheme="majorHAnsi" w:hAnsiTheme="majorHAnsi" w:eastAsiaTheme="majorEastAsia" w:cstheme="majorBidi"/>
+          <w:sz w:val="32"/>
+          <w:szCs w:val="32"/>
+        </w:rPr>
+      </w:pPr>
+      <w:r>
+        <w:br/>
+      </w:r>
+    </w:p>
+    <w:p>
+      <w:pPr>
+        <w:rPr>
+          <w:rFonts w:hint="eastAsia" w:asciiTheme="majorHAnsi" w:hAnsiTheme="majorHAnsi" w:eastAsiaTheme="majorEastAsia" w:cstheme="majorBidi"/>
+          <w:sz w:val="32"/>
+          <w:szCs w:val="32"/>
+        </w:rPr>
+      </w:pPr>
+      <w:r>
+        <w:rPr>
+          <w:rFonts w:asciiTheme="majorHAnsi" w:hAnsiTheme="majorHAnsi" w:eastAsiaTheme="majorEastAsia" w:cstheme="majorBidi"/>
           <w:sz w:val="32"/>
           <w:szCs w:val="32"/>
         </w:rPr>
@@ -1105,6 +5688,13 @@
       </w:r>
     </w:p>
     <w:p>
+      <w:pPr>
+        <w:rPr>
+          <w:rFonts w:hint="eastAsia"/>
+          <w:i/>
+          <w:iCs/>
+        </w:rPr>
+      </w:pPr>
       <w:r>
         <w:rPr>
           <w:i/>
@@ -1130,10 +5720,1256 @@
         <w:t xml:space="preserve"> (Accessed: 23 November 2025).</w:t>
       </w:r>
     </w:p>
-    <w:p/>
-    <w:p/>
+    <w:p>
+      <w:pPr>
+        <w:spacing w:before="120" w:after="120"/>
+        <w:rPr>
+          <w:rFonts w:hint="eastAsia"/>
+          <w:i/>
+          <w:iCs/>
+        </w:rPr>
+      </w:pPr>
+      <w:r>
+        <w:rPr>
+          <w:i/>
+          <w:iCs/>
+        </w:rPr>
+        <w:t xml:space="preserve">Box, G.E.P. and Jenkins, G.M. (1970) </w:t>
+      </w:r>
+      <w:r>
+        <w:rPr>
+          <w:i/>
+          <w:iCs/>
+        </w:rPr>
+        <w:t>Time Series Analysis: Forecasting and Control</w:t>
+      </w:r>
+      <w:r>
+        <w:rPr>
+          <w:i/>
+          <w:iCs/>
+        </w:rPr>
+        <w:t xml:space="preserve">. San Francisco: Holden-Day. Available from: </w:t>
+      </w:r>
+      <w:hyperlink r:id="rId7">
+        <w:r>
+          <w:rPr>
+            <w:rStyle w:val="Hyperlink"/>
+            <w:i/>
+            <w:iCs/>
+          </w:rPr>
+          <w:t>https://books.google.com/books/about/Time_Series_Analysis.html?id=5BVfnXaq03oC</w:t>
+        </w:r>
+      </w:hyperlink>
+      <w:r>
+        <w:rPr>
+          <w:i/>
+          <w:iCs/>
+        </w:rPr>
+        <w:t xml:space="preserve"> [Accessed: 26 November 2025].</w:t>
+      </w:r>
+    </w:p>
+    <w:p>
+      <w:pPr>
+        <w:spacing w:before="240" w:after="120"/>
+        <w:rPr>
+          <w:rFonts w:hint="eastAsia"/>
+          <w:i/>
+          <w:iCs/>
+        </w:rPr>
+      </w:pPr>
+      <w:r>
+        <w:rPr>
+          <w:i/>
+          <w:iCs/>
+        </w:rPr>
+        <w:t xml:space="preserve">Chai, T. and Draxler, R.R. (2014) 'Root mean square error (RMSE) or mean absolute error (MAE)? Arguments against avoiding RMSE in the literature', </w:t>
+      </w:r>
+      <w:r>
+        <w:rPr>
+          <w:i/>
+          <w:iCs/>
+        </w:rPr>
+        <w:t>Geoscientific Model Development</w:t>
+      </w:r>
+      <w:r>
+        <w:rPr>
+          <w:i/>
+          <w:iCs/>
+        </w:rPr>
+        <w:t xml:space="preserve">, 7(3), pp. 1247-1250. Available from: </w:t>
+      </w:r>
+      <w:hyperlink r:id="rId8">
+        <w:r>
+          <w:rPr>
+            <w:rStyle w:val="Hyperlink"/>
+            <w:i/>
+            <w:iCs/>
+          </w:rPr>
+          <w:t>https://gmd.copernicus.org/articles/7/1247/2014/</w:t>
+        </w:r>
+      </w:hyperlink>
+      <w:r>
+        <w:rPr>
+          <w:i/>
+          <w:iCs/>
+        </w:rPr>
+        <w:t xml:space="preserve"> [Accessed: 26 November 2025].</w:t>
+      </w:r>
+    </w:p>
+    <w:p>
+      <w:pPr>
+        <w:spacing w:before="240" w:after="120"/>
+        <w:rPr>
+          <w:rFonts w:hint="eastAsia"/>
+          <w:i/>
+          <w:iCs/>
+        </w:rPr>
+      </w:pPr>
+      <w:r>
+        <w:rPr>
+          <w:i/>
+          <w:iCs/>
+        </w:rPr>
+        <w:t xml:space="preserve">Cleveland, R.B., Cleveland, W.S., McRae, J.E. and Terpenning, I. (1990) 'STL: A Seasonal-Trend Decomposition Procedure Based on Loess', </w:t>
+      </w:r>
+      <w:r>
+        <w:rPr>
+          <w:i/>
+          <w:iCs/>
+        </w:rPr>
+        <w:t>Journal of Official Statistics</w:t>
+      </w:r>
+      <w:r>
+        <w:rPr>
+          <w:i/>
+          <w:iCs/>
+        </w:rPr>
+        <w:t xml:space="preserve">, 6(1), pp. 3-73. Available from: </w:t>
+      </w:r>
+      <w:hyperlink r:id="rId9">
+        <w:r>
+          <w:rPr>
+            <w:rStyle w:val="Hyperlink"/>
+            <w:i/>
+            <w:iCs/>
+          </w:rPr>
+          <w:t>https://www.semanticscholar.org/paper/STL-:-A-Seasonal-Trend-Decomposition-Procedure-on-Cleveland/</w:t>
+        </w:r>
+      </w:hyperlink>
+      <w:r>
+        <w:rPr>
+          <w:i/>
+          <w:iCs/>
+        </w:rPr>
+        <w:t xml:space="preserve"> [Accessed: 26 November 2025].</w:t>
+      </w:r>
+    </w:p>
+    <w:p>
+      <w:pPr>
+        <w:spacing w:before="240" w:after="120"/>
+        <w:rPr>
+          <w:rFonts w:hint="eastAsia"/>
+          <w:i/>
+          <w:iCs/>
+        </w:rPr>
+      </w:pPr>
+      <w:r>
+        <w:rPr>
+          <w:i/>
+          <w:iCs/>
+        </w:rPr>
+        <w:t xml:space="preserve">Haque, S. (2023) 'Machine Learning in Supply Chain: A Review', </w:t>
+      </w:r>
+      <w:r>
+        <w:rPr>
+          <w:i/>
+          <w:iCs/>
+        </w:rPr>
+        <w:t>Journal of Logistics and Operations</w:t>
+      </w:r>
+      <w:r>
+        <w:rPr>
+          <w:i/>
+          <w:iCs/>
+        </w:rPr>
+        <w:t>, 15(2), pp. 45-67.</w:t>
+      </w:r>
+    </w:p>
+    <w:p>
+      <w:pPr>
+        <w:spacing w:before="240" w:after="120"/>
+        <w:rPr>
+          <w:rFonts w:hint="eastAsia"/>
+          <w:i/>
+          <w:iCs/>
+        </w:rPr>
+      </w:pPr>
+      <w:r>
+        <w:rPr>
+          <w:i/>
+          <w:iCs/>
+        </w:rPr>
+        <w:t xml:space="preserve">Hodson, T.O., Zanna, L., Bruneau, N. and Farneti, R. (2022) 'Root-mean-square error (RMSE) or mean absolute error (MAE)? When to use them or not', </w:t>
+      </w:r>
+      <w:r>
+        <w:rPr>
+          <w:i/>
+          <w:iCs/>
+        </w:rPr>
+        <w:t>Geoscientific Model Development</w:t>
+      </w:r>
+      <w:r>
+        <w:rPr>
+          <w:i/>
+          <w:iCs/>
+        </w:rPr>
+        <w:t xml:space="preserve">, 15(14), pp. 5481-5489. Available from: </w:t>
+      </w:r>
+      <w:hyperlink r:id="rId10">
+        <w:r>
+          <w:rPr>
+            <w:rStyle w:val="Hyperlink"/>
+            <w:i/>
+            <w:iCs/>
+          </w:rPr>
+          <w:t>https://gmd.copernicus.org/articles/15/5481/2022/</w:t>
+        </w:r>
+      </w:hyperlink>
+      <w:r>
+        <w:rPr>
+          <w:i/>
+          <w:iCs/>
+        </w:rPr>
+        <w:t xml:space="preserve"> [Accessed: 26 November 2025].</w:t>
+      </w:r>
+    </w:p>
+    <w:p>
+      <w:pPr>
+        <w:spacing w:before="240" w:after="120"/>
+        <w:rPr>
+          <w:rFonts w:hint="eastAsia"/>
+          <w:i/>
+          <w:iCs/>
+        </w:rPr>
+      </w:pPr>
+      <w:r>
+        <w:rPr>
+          <w:i/>
+          <w:iCs/>
+        </w:rPr>
+        <w:t xml:space="preserve">Hyndman, R.J. and Athanasopoulos, G. (2021) </w:t>
+      </w:r>
+      <w:r>
+        <w:rPr>
+          <w:i/>
+          <w:iCs/>
+        </w:rPr>
+        <w:t>Forecasting: Principles and Practice</w:t>
+      </w:r>
+      <w:r>
+        <w:rPr>
+          <w:i/>
+          <w:iCs/>
+        </w:rPr>
+        <w:t xml:space="preserve">. 3rd edn. Melbourne: OTexts. Available from: </w:t>
+      </w:r>
+      <w:hyperlink r:id="rId11">
+        <w:r>
+          <w:rPr>
+            <w:rStyle w:val="Hyperlink"/>
+            <w:i/>
+            <w:iCs/>
+          </w:rPr>
+          <w:t>https://otexts.com/fpp3/</w:t>
+        </w:r>
+      </w:hyperlink>
+      <w:r>
+        <w:rPr>
+          <w:i/>
+          <w:iCs/>
+        </w:rPr>
+        <w:t xml:space="preserve"> [Accessed: 26 November 2025].</w:t>
+      </w:r>
+    </w:p>
+    <w:p>
+      <w:pPr>
+        <w:spacing w:before="240" w:after="120"/>
+        <w:rPr>
+          <w:rFonts w:hint="eastAsia"/>
+          <w:i/>
+          <w:iCs/>
+        </w:rPr>
+      </w:pPr>
+      <w:r>
+        <w:rPr>
+          <w:i/>
+          <w:iCs/>
+        </w:rPr>
+        <w:t xml:space="preserve">Iakovlieva, M. (2021) </w:t>
+      </w:r>
+      <w:r>
+        <w:rPr>
+          <w:i/>
+          <w:iCs/>
+        </w:rPr>
+        <w:t>Food waste in bakeries - quantities, causes and treatment</w:t>
+      </w:r>
+      <w:r>
+        <w:rPr>
+          <w:i/>
+          <w:iCs/>
+        </w:rPr>
+        <w:t xml:space="preserve">. Master thesis, Swedish University of Agricultural Sciences, Uppsala. Available from: </w:t>
+      </w:r>
+      <w:hyperlink r:id="rId12">
+        <w:r>
+          <w:rPr>
+            <w:rStyle w:val="Hyperlink"/>
+            <w:i/>
+            <w:iCs/>
+          </w:rPr>
+          <w:t>https://stud.epsilon.slu.se/17180/1/Iakovlieva-m-210826.pdf</w:t>
+        </w:r>
+      </w:hyperlink>
+      <w:r>
+        <w:rPr>
+          <w:i/>
+          <w:iCs/>
+        </w:rPr>
+        <w:t xml:space="preserve"> [Accessed: 24 November 2025].</w:t>
+      </w:r>
+    </w:p>
+    <w:p>
+      <w:pPr>
+        <w:spacing w:before="240" w:after="120"/>
+        <w:rPr>
+          <w:rFonts w:hint="eastAsia"/>
+          <w:i/>
+          <w:iCs/>
+        </w:rPr>
+      </w:pPr>
+      <w:r>
+        <w:t xml:space="preserve">Korie, C.A. (2025) 'Leveraging Artificial Intelligence to Minimise Food Waste and Enhance Global Food Security', </w:t>
+      </w:r>
+      <w:r>
+        <w:rPr>
+          <w:i/>
+          <w:iCs/>
+        </w:rPr>
+        <w:t>International Journal of Science and Research Archive</w:t>
+      </w:r>
+      <w:r>
+        <w:t>, 14(1), pp. 389-398.</w:t>
+      </w:r>
+      <w:r>
+        <w:t xml:space="preserve"> [Accessed: 25 November 2025].</w:t>
+      </w:r>
+    </w:p>
+    <w:p>
+      <w:pPr>
+        <w:spacing w:before="240" w:after="120"/>
+        <w:rPr>
+          <w:rFonts w:hint="eastAsia"/>
+          <w:i/>
+          <w:iCs/>
+        </w:rPr>
+      </w:pPr>
+      <w:r>
+        <w:t xml:space="preserve">Kwarteng, S.B. and Andreevich, P.A. (2024) 'Comparative Analysis of ARIMA, SARIMA and Prophet Model in Forecasting', </w:t>
+      </w:r>
+      <w:r>
+        <w:rPr>
+          <w:i/>
+          <w:iCs/>
+        </w:rPr>
+        <w:t>Research &amp; Development</w:t>
+      </w:r>
+      <w:r>
+        <w:t xml:space="preserve">, 5(4), pp. 110-120. Available from: </w:t>
+      </w:r>
+      <w:hyperlink r:id="rId13">
+        <w:r>
+          <w:rPr>
+            <w:rStyle w:val="Hyperlink"/>
+          </w:rPr>
+          <w:t>https://www.sciencepublishinggroup.com/article/10.11648/j.rd.20240504.13</w:t>
+        </w:r>
+      </w:hyperlink>
+      <w:r>
+        <w:t xml:space="preserve"> [Accessed: </w:t>
+      </w:r>
+      <w:r>
+        <w:t>2</w:t>
+      </w:r>
+      <w:r>
+        <w:t>5</w:t>
+      </w:r>
+      <w:r>
+        <w:t xml:space="preserve"> November 2025].</w:t>
+      </w:r>
+    </w:p>
+    <w:p>
+      <w:pPr>
+        <w:spacing w:before="240" w:after="120"/>
+        <w:rPr>
+          <w:rFonts w:hint="eastAsia"/>
+          <w:i/>
+          <w:iCs/>
+        </w:rPr>
+      </w:pPr>
+      <w:r>
+        <w:rPr>
+          <w:i/>
+          <w:iCs/>
+        </w:rPr>
+        <w:t xml:space="preserve">Willmott, C.J. and Matsuura, K. (2005) 'Advantages of the mean absolute error (MAE) over the root mean square error (RMSE) in assessing average model performance', </w:t>
+      </w:r>
+      <w:r>
+        <w:rPr>
+          <w:i/>
+          <w:iCs/>
+        </w:rPr>
+        <w:t>Climate Research</w:t>
+      </w:r>
+      <w:r>
+        <w:rPr>
+          <w:i/>
+          <w:iCs/>
+        </w:rPr>
+        <w:t xml:space="preserve">, 30(1), pp. 79-82. Available from: </w:t>
+      </w:r>
+      <w:hyperlink r:id="rId14">
+        <w:r>
+          <w:rPr>
+            <w:rStyle w:val="Hyperlink"/>
+            <w:i/>
+            <w:iCs/>
+          </w:rPr>
+          <w:t>https://www.semanticscholar.org/paper/Advantages-of-the-mean-absolute-error-(MAE)-over-in-Willmott-Matsuura/</w:t>
+        </w:r>
+      </w:hyperlink>
+      <w:r>
+        <w:rPr>
+          <w:i/>
+          <w:iCs/>
+        </w:rPr>
+        <w:t xml:space="preserve"> [Accessed: 26 November 2025].</w:t>
+      </w:r>
+    </w:p>
+    <w:p>
+      <w:pPr>
+        <w:pStyle w:val="Normal"/>
+        <w:rPr>
+          <w:rFonts w:ascii="system-ui" w:hAnsi="system-ui" w:eastAsia="system-ui" w:cs="system-ui"/>
+        </w:rPr>
+      </w:pPr>
+    </w:p>
+    <w:p>
+      <w:pPr>
+        <w:pStyle w:val="Normal"/>
+        <w:rPr>
+          <w:rFonts w:ascii="system-ui" w:hAnsi="system-ui" w:eastAsia="system-ui" w:cs="system-ui"/>
+        </w:rPr>
+      </w:pPr>
+    </w:p>
+    <w:p>
+      <w:pPr>
+        <w:pStyle w:val="Normal"/>
+        <w:rPr>
+          <w:rFonts w:ascii="system-ui" w:hAnsi="system-ui" w:eastAsia="system-ui" w:cs="system-ui"/>
+        </w:rPr>
+      </w:pPr>
+    </w:p>
+    <w:p>
+      <w:pPr>
+        <w:rPr>
+          <w:rFonts w:ascii="system-ui" w:hAnsi="system-ui" w:eastAsia="system-ui" w:cs="system-ui"/>
+        </w:rPr>
+      </w:pPr>
+      <w:r>
+        <w:rPr>
+          <w:rFonts w:ascii="system-ui" w:hAnsi="system-ui" w:eastAsia="system-ui" w:cs="system-ui"/>
+        </w:rPr>
+        <w:t>Fabregat</w:t>
+      </w:r>
+      <w:r>
+        <w:rPr>
+          <w:rFonts w:ascii="system-ui" w:hAnsi="system-ui" w:eastAsia="system-ui" w:cs="system-ui"/>
+        </w:rPr>
+        <w:t xml:space="preserve">, </w:t>
+      </w:r>
+      <w:r>
+        <w:rPr>
+          <w:rFonts w:ascii="system-ui" w:hAnsi="system-ui" w:eastAsia="system-ui" w:cs="system-ui"/>
+        </w:rPr>
+        <w:t>A</w:t>
+      </w:r>
+      <w:r>
+        <w:rPr>
+          <w:rFonts w:ascii="system-ui" w:hAnsi="system-ui" w:eastAsia="system-ui" w:cs="system-ui"/>
+        </w:rPr>
+        <w:t xml:space="preserve">., </w:t>
+      </w:r>
+      <w:r>
+        <w:rPr>
+          <w:rFonts w:ascii="system-ui" w:hAnsi="system-ui" w:eastAsia="system-ui" w:cs="system-ui"/>
+        </w:rPr>
+        <w:t>Vernet</w:t>
+      </w:r>
+      <w:r>
+        <w:rPr>
+          <w:rFonts w:ascii="system-ui" w:hAnsi="system-ui" w:eastAsia="system-ui" w:cs="system-ui"/>
+        </w:rPr>
+        <w:t xml:space="preserve">, </w:t>
+      </w:r>
+      <w:r>
+        <w:rPr>
+          <w:rFonts w:ascii="system-ui" w:hAnsi="system-ui" w:eastAsia="system-ui" w:cs="system-ui"/>
+        </w:rPr>
+        <w:t>A</w:t>
+      </w:r>
+      <w:r>
+        <w:rPr>
+          <w:rFonts w:ascii="system-ui" w:hAnsi="system-ui" w:eastAsia="system-ui" w:cs="system-ui"/>
+        </w:rPr>
+        <w:t xml:space="preserve">., </w:t>
+      </w:r>
+      <w:r>
+        <w:rPr>
+          <w:rFonts w:ascii="system-ui" w:hAnsi="system-ui" w:eastAsia="system-ui" w:cs="system-ui"/>
+        </w:rPr>
+        <w:t>Vernet</w:t>
+      </w:r>
+      <w:r>
+        <w:rPr>
+          <w:rFonts w:ascii="system-ui" w:hAnsi="system-ui" w:eastAsia="system-ui" w:cs="system-ui"/>
+        </w:rPr>
+        <w:t xml:space="preserve">, </w:t>
+      </w:r>
+      <w:r>
+        <w:rPr>
+          <w:rFonts w:ascii="system-ui" w:hAnsi="system-ui" w:eastAsia="system-ui" w:cs="system-ui"/>
+        </w:rPr>
+        <w:t>M</w:t>
+      </w:r>
+      <w:r>
+        <w:rPr>
+          <w:rFonts w:ascii="system-ui" w:hAnsi="system-ui" w:eastAsia="system-ui" w:cs="system-ui"/>
+        </w:rPr>
+        <w:t xml:space="preserve">., </w:t>
+      </w:r>
+      <w:r>
+        <w:rPr>
+          <w:rFonts w:ascii="system-ui" w:hAnsi="system-ui" w:eastAsia="system-ui" w:cs="system-ui"/>
+        </w:rPr>
+        <w:t>Vázquez</w:t>
+      </w:r>
+      <w:r>
+        <w:rPr>
+          <w:rFonts w:ascii="system-ui" w:hAnsi="system-ui" w:eastAsia="system-ui" w:cs="system-ui"/>
+        </w:rPr>
+        <w:t xml:space="preserve">, </w:t>
+      </w:r>
+      <w:r>
+        <w:rPr>
+          <w:rFonts w:ascii="system-ui" w:hAnsi="system-ui" w:eastAsia="system-ui" w:cs="system-ui"/>
+        </w:rPr>
+        <w:t>L</w:t>
+      </w:r>
+      <w:r>
+        <w:rPr>
+          <w:rFonts w:ascii="system-ui" w:hAnsi="system-ui" w:eastAsia="system-ui" w:cs="system-ui"/>
+        </w:rPr>
+        <w:t xml:space="preserve">. and </w:t>
+      </w:r>
+      <w:r>
+        <w:rPr>
+          <w:rFonts w:ascii="system-ui" w:hAnsi="system-ui" w:eastAsia="system-ui" w:cs="system-ui"/>
+        </w:rPr>
+        <w:t>Ferré</w:t>
+      </w:r>
+      <w:r>
+        <w:rPr>
+          <w:rFonts w:ascii="system-ui" w:hAnsi="system-ui" w:eastAsia="system-ui" w:cs="system-ui"/>
+        </w:rPr>
+        <w:t xml:space="preserve"> </w:t>
+      </w:r>
+      <w:r>
+        <w:rPr>
+          <w:rFonts w:ascii="system-ui" w:hAnsi="system-ui" w:eastAsia="system-ui" w:cs="system-ui"/>
+        </w:rPr>
+        <w:t>J</w:t>
+      </w:r>
+      <w:r>
+        <w:rPr>
+          <w:rFonts w:ascii="system-ui" w:hAnsi="system-ui" w:eastAsia="system-ui" w:cs="system-ui"/>
+        </w:rPr>
+        <w:t>.</w:t>
+      </w:r>
+      <w:r>
+        <w:rPr>
+          <w:rFonts w:ascii="system-ui" w:hAnsi="system-ui" w:eastAsia="system-ui" w:cs="system-ui"/>
+        </w:rPr>
+        <w:t>A</w:t>
+      </w:r>
+      <w:r>
+        <w:rPr>
+          <w:rFonts w:ascii="system-ui" w:hAnsi="system-ui" w:eastAsia="system-ui" w:cs="system-ui"/>
+        </w:rPr>
+        <w:t>. (2022) Using Machine Learning to Estimate the Impact of Different Modes of Transport and Traffic Restriction Strategies on Urban Air Quality. </w:t>
+      </w:r>
+      <w:r>
+        <w:rPr>
+          <w:rFonts w:ascii="system-ui" w:hAnsi="system-ui" w:eastAsia="system-ui" w:cs="system-ui"/>
+        </w:rPr>
+        <w:t>A</w:t>
+      </w:r>
+      <w:r>
+        <w:rPr>
+          <w:rFonts w:ascii="system-ui" w:hAnsi="system-ui" w:eastAsia="system-ui" w:cs="system-ui"/>
+        </w:rPr>
+        <w:t>vaila</w:t>
+      </w:r>
+      <w:r>
+        <w:rPr>
+          <w:rFonts w:ascii="system-ui" w:hAnsi="system-ui" w:eastAsia="system-ui" w:cs="system-ui"/>
+        </w:rPr>
+        <w:t>b</w:t>
+      </w:r>
+      <w:r>
+        <w:rPr>
+          <w:rFonts w:ascii="system-ui" w:hAnsi="system-ui" w:eastAsia="system-ui" w:cs="system-ui"/>
+        </w:rPr>
+        <w:t>le a</w:t>
+      </w:r>
+      <w:r>
+        <w:rPr>
+          <w:rFonts w:ascii="system-ui" w:hAnsi="system-ui" w:eastAsia="system-ui" w:cs="system-ui"/>
+        </w:rPr>
+        <w:t>t</w:t>
+      </w:r>
+      <w:r>
+        <w:rPr>
+          <w:rFonts w:ascii="system-ui" w:hAnsi="system-ui" w:eastAsia="system-ui" w:cs="system-ui"/>
+        </w:rPr>
+        <w:t xml:space="preserve">: </w:t>
+      </w:r>
+      <w:hyperlink w:anchor="bi0005" r:id="rId15">
+        <w:r>
+          <w:rPr>
+            <w:rStyle w:val="Hyperlink"/>
+            <w:rFonts w:ascii="system-ui" w:hAnsi="system-ui" w:eastAsia="system-ui" w:cs="system-ui"/>
+          </w:rPr>
+          <w:t>https://www-sciencedirect-com.uwe.idm.oclc.org/science/article/pii/S2212095522002024#bi0005</w:t>
+        </w:r>
+      </w:hyperlink>
+      <w:r>
+        <w:rPr>
+          <w:rFonts w:ascii="system-ui" w:hAnsi="system-ui" w:eastAsia="system-ui" w:cs="system-ui"/>
+        </w:rPr>
+        <w:t xml:space="preserve"> [Accessed 25 September 2025].</w:t>
+      </w:r>
+    </w:p>
+    <w:p>
+      <w:pPr>
+        <w:rPr>
+          <w:rFonts w:ascii="system-ui" w:hAnsi="system-ui" w:eastAsia="system-ui" w:cs="system-ui"/>
+        </w:rPr>
+      </w:pPr>
+      <w:r>
+        <w:rPr>
+          <w:rFonts w:ascii="system-ui" w:hAnsi="system-ui" w:eastAsia="system-ui" w:cs="system-ui"/>
+        </w:rPr>
+        <w:t xml:space="preserve">Dutt, M.I. and Saadeh, W. (2022) A Multilayer Perceptron (Mlp) Regressor Network For Monitoring the Depth of Anesthesia. </w:t>
+      </w:r>
+      <w:r>
+        <w:rPr>
+          <w:rFonts w:ascii="system-ui" w:hAnsi="system-ui" w:eastAsia="system-ui" w:cs="system-ui"/>
+        </w:rPr>
+        <w:t>Available a</w:t>
+      </w:r>
+      <w:r>
+        <w:rPr>
+          <w:rFonts w:ascii="system-ui" w:hAnsi="system-ui" w:eastAsia="system-ui" w:cs="system-ui"/>
+        </w:rPr>
+        <w:t>t</w:t>
+      </w:r>
+      <w:r>
+        <w:rPr>
+          <w:rFonts w:ascii="system-ui" w:hAnsi="system-ui" w:eastAsia="system-ui" w:cs="system-ui"/>
+        </w:rPr>
+        <w:t xml:space="preserve">: </w:t>
+      </w:r>
+      <w:hyperlink w:history="1" w:anchor="authors" r:id="rId16">
+        <w:r>
+          <w:rPr>
+            <w:rStyle w:val="Hyperlink"/>
+            <w:rFonts w:ascii="system-ui" w:hAnsi="system-ui" w:eastAsia="system-ui" w:cs="system-ui"/>
+          </w:rPr>
+          <w:t>https://ieeexplore-ieee-org.uwe.idm.oclc.org/document/9842242/authors#authors</w:t>
+        </w:r>
+      </w:hyperlink>
+      <w:r>
+        <w:rPr>
+          <w:rFonts w:ascii="system-ui" w:hAnsi="system-ui" w:eastAsia="system-ui" w:cs="system-ui"/>
+        </w:rPr>
+        <w:t xml:space="preserve"> </w:t>
+      </w:r>
+      <w:r>
+        <w:rPr>
+          <w:rFonts w:ascii="system-ui" w:hAnsi="system-ui" w:eastAsia="system-ui" w:cs="system-ui"/>
+        </w:rPr>
+        <w:t xml:space="preserve"> [Accessed 26 September 2025].</w:t>
+      </w:r>
+    </w:p>
+    <w:p>
+      <w:pPr>
+        <w:rPr>
+          <w:rFonts w:ascii="system-ui" w:hAnsi="system-ui" w:eastAsia="system-ui" w:cs="system-ui"/>
+        </w:rPr>
+      </w:pPr>
+      <w:r>
+        <w:rPr>
+          <w:rFonts w:ascii="system-ui" w:hAnsi="system-ui" w:eastAsia="system-ui" w:cs="system-ui"/>
+        </w:rPr>
+        <w:t>Alexandre Fabregat, </w:t>
+      </w:r>
+      <w:bookmarkStart w:name="bau0010-profile" w:id="0"/>
+      <w:r>
+        <w:rPr>
+          <w:rFonts w:ascii="system-ui" w:hAnsi="system-ui" w:eastAsia="system-ui" w:cs="system-ui"/>
+        </w:rPr>
+        <w:fldChar w:fldCharType="begin"/>
+      </w:r>
+      <w:r>
+        <w:rPr>
+          <w:rFonts w:ascii="system-ui" w:hAnsi="system-ui" w:eastAsia="system-ui" w:cs="system-ui"/>
+        </w:rPr>
+        <w:instrText>HYPERLINK "https://www-sciencedirect-com.uwe.idm.oclc.org/author/7003611565/anton-vernet"</w:instrText>
+      </w:r>
+      <w:r>
+        <w:rPr>
+          <w:rFonts w:ascii="system-ui" w:hAnsi="system-ui" w:eastAsia="system-ui" w:cs="system-ui"/>
+        </w:rPr>
+      </w:r>
+      <w:r>
+        <w:rPr>
+          <w:rFonts w:ascii="system-ui" w:hAnsi="system-ui" w:eastAsia="system-ui" w:cs="system-ui"/>
+        </w:rPr>
+        <w:fldChar w:fldCharType="separate"/>
+      </w:r>
+      <w:r>
+        <w:rPr>
+          <w:rStyle w:val="Hyperlink"/>
+          <w:rFonts w:ascii="system-ui" w:hAnsi="system-ui" w:eastAsia="system-ui" w:cs="system-ui"/>
+        </w:rPr>
+        <w:t>Anton Vernet</w:t>
+      </w:r>
+      <w:r>
+        <w:rPr>
+          <w:rFonts w:ascii="system-ui" w:hAnsi="system-ui" w:eastAsia="system-ui" w:cs="system-ui"/>
+        </w:rPr>
+        <w:fldChar w:fldCharType="end"/>
+      </w:r>
+      <w:bookmarkEnd w:id="0"/>
+      <w:r>
+        <w:rPr>
+          <w:rFonts w:ascii="system-ui" w:hAnsi="system-ui" w:eastAsia="system-ui" w:cs="system-ui"/>
+        </w:rPr>
+        <w:t>, Marc Vernet, Lluís Vázquez, Josep A. Ferré</w:t>
+      </w:r>
+    </w:p>
+    <w:p>
+      <w:pPr>
+        <w:spacing w:line="276" w:lineRule="auto"/>
+        <w:rPr>
+          <w:rFonts w:hint="eastAsia"/>
+        </w:rPr>
+      </w:pPr>
+      <w:r>
+        <w:rPr>
+          <w:rFonts w:ascii="Aptos" w:hAnsi="Aptos" w:eastAsia="Aptos" w:cs="Aptos"/>
+        </w:rPr>
+        <w:t xml:space="preserve">Kertész, Z. (2020) 'Applying Industry 4.0 to reduce energy consumption and bakery food waste', </w:t>
+      </w:r>
+      <w:r>
+        <w:rPr>
+          <w:rFonts w:ascii="Aptos" w:hAnsi="Aptos" w:eastAsia="Aptos" w:cs="Aptos"/>
+          <w:i/>
+          <w:iCs/>
+        </w:rPr>
+        <w:t>Campden BRI Blog</w:t>
+      </w:r>
+      <w:r>
+        <w:rPr>
+          <w:rFonts w:ascii="Aptos" w:hAnsi="Aptos" w:eastAsia="Aptos" w:cs="Aptos"/>
+        </w:rPr>
+        <w:t xml:space="preserve">, 14 December. Available at: </w:t>
+      </w:r>
+      <w:hyperlink r:id="rId17">
+        <w:r>
+          <w:rPr>
+            <w:rStyle w:val="Hyperlink"/>
+            <w:rFonts w:ascii="Aptos" w:hAnsi="Aptos" w:eastAsia="Aptos" w:cs="Aptos"/>
+          </w:rPr>
+          <w:t>https://www.campdenbri.co.uk/blogs/reducing-bakery-waste.php</w:t>
+        </w:r>
+      </w:hyperlink>
+      <w:r>
+        <w:rPr>
+          <w:rFonts w:ascii="Aptos" w:hAnsi="Aptos" w:eastAsia="Aptos" w:cs="Aptos"/>
+        </w:rPr>
+        <w:t xml:space="preserve"> (Accessed: 25 November 2025).</w:t>
+      </w:r>
+    </w:p>
+    <w:p>
+      <w:pPr>
+        <w:spacing w:line="276" w:lineRule="auto"/>
+        <w:rPr>
+          <w:rFonts w:hint="eastAsia"/>
+        </w:rPr>
+      </w:pPr>
+      <w:r>
+        <w:rPr>
+          <w:rFonts w:ascii="Aptos" w:hAnsi="Aptos" w:eastAsia="Aptos" w:cs="Aptos"/>
+        </w:rPr>
+        <w:t xml:space="preserve">Onyeaka, H. et al. (2023) 'Using Artificial Intelligence to Tackle Food Waste and Enhance the Circular Economy: Maximising Resource Efficiency and Minimising Environmental Impact: A Review', </w:t>
+      </w:r>
+      <w:r>
+        <w:rPr>
+          <w:rFonts w:ascii="Aptos" w:hAnsi="Aptos" w:eastAsia="Aptos" w:cs="Aptos"/>
+          <w:i/>
+          <w:iCs/>
+        </w:rPr>
+        <w:t>Sustainability</w:t>
+      </w:r>
+      <w:r>
+        <w:rPr>
+          <w:rFonts w:ascii="Aptos" w:hAnsi="Aptos" w:eastAsia="Aptos" w:cs="Aptos"/>
+        </w:rPr>
+        <w:t xml:space="preserve">, 15(13), p. 10482. Available at: </w:t>
+      </w:r>
+      <w:hyperlink r:id="rId18">
+        <w:r>
+          <w:rPr>
+            <w:rStyle w:val="Hyperlink"/>
+            <w:rFonts w:ascii="Aptos" w:hAnsi="Aptos" w:eastAsia="Aptos" w:cs="Aptos"/>
+          </w:rPr>
+          <w:t>https://pure-oai.bham.ac.uk/ws/portalfiles/portal/202688107/sustainability-15-10482.pdf</w:t>
+        </w:r>
+      </w:hyperlink>
+      <w:r>
+        <w:rPr>
+          <w:rFonts w:ascii="Aptos" w:hAnsi="Aptos" w:eastAsia="Aptos" w:cs="Aptos"/>
+        </w:rPr>
+        <w:t xml:space="preserve"> (Accessed: 25 November 2025).</w:t>
+      </w:r>
+    </w:p>
+    <w:p>
+      <w:pPr>
+        <w:spacing w:line="276" w:lineRule="auto"/>
+        <w:rPr>
+          <w:rFonts w:hint="eastAsia"/>
+        </w:rPr>
+      </w:pPr>
+      <w:r>
+        <w:rPr>
+          <w:rFonts w:ascii="Aptos" w:hAnsi="Aptos" w:eastAsia="Aptos" w:cs="Aptos"/>
+        </w:rPr>
+        <w:t xml:space="preserve">Pacific Coast Food Waste Commitment (2022) </w:t>
+      </w:r>
+      <w:r>
+        <w:rPr>
+          <w:rFonts w:ascii="Aptos" w:hAnsi="Aptos" w:eastAsia="Aptos" w:cs="Aptos"/>
+          <w:i/>
+          <w:iCs/>
+        </w:rPr>
+        <w:t>Using Artificial Intelligence to Reduce Food Waste in Grocery Retail: Progress on the Path to Cut Food Waste in Half by 2030</w:t>
+      </w:r>
+      <w:r>
+        <w:rPr>
+          <w:rFonts w:ascii="Aptos" w:hAnsi="Aptos" w:eastAsia="Aptos" w:cs="Aptos"/>
+        </w:rPr>
+        <w:t xml:space="preserve">. [pdf] Pacific Coast Food Waste Commitment. Available at: </w:t>
+      </w:r>
+      <w:hyperlink r:id="rId19">
+        <w:r>
+          <w:rPr>
+            <w:rStyle w:val="Hyperlink"/>
+            <w:rFonts w:ascii="Aptos" w:hAnsi="Aptos" w:eastAsia="Aptos" w:cs="Aptos"/>
+          </w:rPr>
+          <w:t>https://pacificcoastcollaborative.org/wp-content/uploads/2022/12/PCFWC-Case-Study_AI_Final.pdf</w:t>
+        </w:r>
+      </w:hyperlink>
+      <w:r>
+        <w:rPr>
+          <w:rFonts w:ascii="Aptos" w:hAnsi="Aptos" w:eastAsia="Aptos" w:cs="Aptos"/>
+        </w:rPr>
+        <w:t xml:space="preserve"> (Accessed: 26 November 2025).</w:t>
+      </w:r>
+    </w:p>
+    <w:p>
+      <w:pPr>
+        <w:spacing w:line="276" w:lineRule="auto"/>
+        <w:rPr>
+          <w:rFonts w:hint="eastAsia"/>
+        </w:rPr>
+      </w:pPr>
+      <w:r>
+        <w:rPr>
+          <w:rFonts w:ascii="Aptos" w:hAnsi="Aptos" w:eastAsia="Aptos" w:cs="Aptos"/>
+        </w:rPr>
+        <w:t xml:space="preserve">ReFED (2024) 'Three Ways AI Is Driving Reductions in Food Loss and Waste', </w:t>
+      </w:r>
+      <w:r>
+        <w:rPr>
+          <w:rFonts w:ascii="Aptos" w:hAnsi="Aptos" w:eastAsia="Aptos" w:cs="Aptos"/>
+          <w:i/>
+          <w:iCs/>
+        </w:rPr>
+        <w:t>ReFED Blog</w:t>
+      </w:r>
+      <w:r>
+        <w:rPr>
+          <w:rFonts w:ascii="Aptos" w:hAnsi="Aptos" w:eastAsia="Aptos" w:cs="Aptos"/>
+        </w:rPr>
+        <w:t xml:space="preserve">, 22 October. Available at: </w:t>
+      </w:r>
+      <w:hyperlink r:id="rId20">
+        <w:r>
+          <w:rPr>
+            <w:rStyle w:val="Hyperlink"/>
+            <w:rFonts w:ascii="Aptos" w:hAnsi="Aptos" w:eastAsia="Aptos" w:cs="Aptos"/>
+          </w:rPr>
+          <w:t>https://refed.org/articles/three-ways-ai-is-driving-reductions-in-food-loss-and-waste/</w:t>
+        </w:r>
+      </w:hyperlink>
+      <w:r>
+        <w:rPr>
+          <w:rFonts w:ascii="Aptos" w:hAnsi="Aptos" w:eastAsia="Aptos" w:cs="Aptos"/>
+        </w:rPr>
+        <w:t xml:space="preserve"> (Accessed: 27 November 2025).</w:t>
+      </w:r>
+    </w:p>
+    <w:p>
+      <w:pPr>
+        <w:spacing w:line="276" w:lineRule="auto"/>
+        <w:rPr>
+          <w:rFonts w:hint="eastAsia"/>
+        </w:rPr>
+      </w:pPr>
+      <w:r>
+        <w:rPr>
+          <w:rFonts w:ascii="Aptos" w:hAnsi="Aptos" w:eastAsia="Aptos" w:cs="Aptos"/>
+        </w:rPr>
+        <w:t xml:space="preserve">WasteManaged (2024) 'How to Reduce Bakery Waste', </w:t>
+      </w:r>
+      <w:r>
+        <w:rPr>
+          <w:rFonts w:ascii="Aptos" w:hAnsi="Aptos" w:eastAsia="Aptos" w:cs="Aptos"/>
+          <w:i/>
+          <w:iCs/>
+        </w:rPr>
+        <w:t>WasteManaged Blog</w:t>
+      </w:r>
+      <w:r>
+        <w:rPr>
+          <w:rFonts w:ascii="Aptos" w:hAnsi="Aptos" w:eastAsia="Aptos" w:cs="Aptos"/>
+        </w:rPr>
+        <w:t xml:space="preserve">. Available at: </w:t>
+      </w:r>
+      <w:hyperlink r:id="rId21">
+        <w:r>
+          <w:rPr>
+            <w:rStyle w:val="Hyperlink"/>
+            <w:rFonts w:ascii="Aptos" w:hAnsi="Aptos" w:eastAsia="Aptos" w:cs="Aptos"/>
+          </w:rPr>
+          <w:t>https://www.wastemanaged.co.uk/our-news/bakery/how-to-reduce-bakery-waste/</w:t>
+        </w:r>
+      </w:hyperlink>
+      <w:r>
+        <w:rPr>
+          <w:rFonts w:ascii="Aptos" w:hAnsi="Aptos" w:eastAsia="Aptos" w:cs="Aptos"/>
+        </w:rPr>
+        <w:t xml:space="preserve"> (Accessed: 27 November 2025).</w:t>
+      </w:r>
+    </w:p>
+    <w:p>
+      <w:pPr>
+        <w:spacing w:line="276" w:lineRule="auto"/>
+      </w:pPr>
+      <w:r>
+        <w:rPr>
+          <w:rFonts w:ascii="Aptos" w:hAnsi="Aptos" w:eastAsia="Aptos" w:cs="Aptos"/>
+        </w:rPr>
+        <w:t xml:space="preserve">World Economic Forum (2021) 'How AI can reduce supermarket food waste', </w:t>
+      </w:r>
+      <w:r>
+        <w:rPr>
+          <w:rFonts w:ascii="Aptos" w:hAnsi="Aptos" w:eastAsia="Aptos" w:cs="Aptos"/>
+          <w:i w:val="1"/>
+          <w:iCs w:val="1"/>
+        </w:rPr>
+        <w:t>World Economic Forum</w:t>
+      </w:r>
+      <w:r>
+        <w:rPr>
+          <w:rFonts w:ascii="Aptos" w:hAnsi="Aptos" w:eastAsia="Aptos" w:cs="Aptos"/>
+        </w:rPr>
+        <w:t xml:space="preserve">, 10 June. Available at: </w:t>
+      </w:r>
+      <w:hyperlink r:id="R936f8552af69480c">
+        <w:r>
+          <w:rPr>
+            <w:rStyle w:val="Hyperlink"/>
+            <w:rFonts w:ascii="Aptos" w:hAnsi="Aptos" w:eastAsia="Aptos" w:cs="Aptos"/>
+          </w:rPr>
+          <w:t>https://www.weforum.org/stories/2021/06/wasteless-ai-retail-food-waste/</w:t>
+        </w:r>
+      </w:hyperlink>
+      <w:r>
+        <w:rPr>
+          <w:rFonts w:ascii="Aptos" w:hAnsi="Aptos" w:eastAsia="Aptos" w:cs="Aptos"/>
+        </w:rPr>
+        <w:t xml:space="preserve"> (Accessed: 27 November 2025).</w:t>
+      </w:r>
+    </w:p>
+    <w:p>
+      <w:pPr>
+        <w:spacing w:line="276" w:lineRule="auto"/>
+        <w:rPr>
+          <w:rFonts w:ascii="Aptos" w:hAnsi="Aptos" w:eastAsia="Aptos" w:cs="Aptos"/>
+        </w:rPr>
+      </w:pPr>
+    </w:p>
+    <w:p>
+      <w:pPr>
+        <w:spacing w:line="276" w:lineRule="auto"/>
+        <w:rPr>
+          <w:rFonts w:ascii="Aptos" w:hAnsi="Aptos" w:eastAsia="Aptos" w:cs="Aptos"/>
+        </w:rPr>
+      </w:pPr>
+    </w:p>
+    <w:p>
+      <w:pPr>
+        <w:pStyle w:val="Normal"/>
+        <w:spacing w:line="276" w:lineRule="auto"/>
+      </w:pPr>
+      <w:r>
+        <w:rPr>
+          <w:rFonts w:ascii="Aptos" w:hAnsi="Aptos" w:eastAsia="Aptos" w:cs="Aptos"/>
+          <w:b w:val="1"/>
+          <w:bCs w:val="1"/>
+          <w:noProof w:val="0"/>
+          <w:sz w:val="24"/>
+          <w:szCs w:val="24"/>
+          <w:lang w:val="en-GB"/>
+        </w:rPr>
+        <w:t>Norman</w:t>
+      </w:r>
+      <w:r>
+        <w:rPr>
+          <w:rFonts w:ascii="Aptos" w:hAnsi="Aptos" w:eastAsia="Aptos" w:cs="Aptos"/>
+          <w:noProof w:val="0"/>
+          <w:sz w:val="24"/>
+          <w:szCs w:val="24"/>
+          <w:lang w:val="en-GB"/>
+        </w:rPr>
+        <w:t xml:space="preserve">, M. A. and </w:t>
+      </w:r>
+      <w:r>
+        <w:rPr>
+          <w:rFonts w:ascii="Aptos" w:hAnsi="Aptos" w:eastAsia="Aptos" w:cs="Aptos"/>
+          <w:b w:val="1"/>
+          <w:bCs w:val="1"/>
+          <w:noProof w:val="0"/>
+          <w:sz w:val="24"/>
+          <w:szCs w:val="24"/>
+          <w:lang w:val="en-GB"/>
+        </w:rPr>
+        <w:t>Spiridigliozzi</w:t>
+      </w:r>
+      <w:r>
+        <w:rPr>
+          <w:rFonts w:ascii="Aptos" w:hAnsi="Aptos" w:eastAsia="Aptos" w:cs="Aptos"/>
+          <w:noProof w:val="0"/>
+          <w:sz w:val="24"/>
+          <w:szCs w:val="24"/>
+          <w:lang w:val="en-GB"/>
+        </w:rPr>
+        <w:t xml:space="preserve">, J. A. (2013) ‘A framework for distinguishing between functional and nonfunctional requirements for analytical dashboards’, </w:t>
+      </w:r>
+      <w:r>
+        <w:rPr>
+          <w:rFonts w:ascii="Aptos" w:hAnsi="Aptos" w:eastAsia="Aptos" w:cs="Aptos"/>
+          <w:i w:val="1"/>
+          <w:iCs w:val="1"/>
+          <w:noProof w:val="0"/>
+          <w:sz w:val="24"/>
+          <w:szCs w:val="24"/>
+          <w:lang w:val="en-GB"/>
+        </w:rPr>
+        <w:t>Proceedings of the 2013 International Conference on Information Systems</w:t>
+      </w:r>
+      <w:r>
+        <w:rPr>
+          <w:rFonts w:ascii="Aptos" w:hAnsi="Aptos" w:eastAsia="Aptos" w:cs="Aptos"/>
+          <w:noProof w:val="0"/>
+          <w:sz w:val="24"/>
+          <w:szCs w:val="24"/>
+          <w:lang w:val="en-GB"/>
+        </w:rPr>
+        <w:t>, Milan, Italy, 15–18 December, pp. 1–11.</w:t>
+      </w:r>
+    </w:p>
+    <w:p>
+      <w:pPr>
+        <w:rPr>
+          <w:rFonts w:ascii="system-ui" w:hAnsi="system-ui" w:eastAsia="system-ui" w:cs="system-ui"/>
+        </w:rPr>
+      </w:pPr>
+    </w:p>
+    <w:p>
+      <w:pPr>
+        <w:rPr>
+          <w:rFonts w:ascii="system-ui" w:hAnsi="system-ui" w:eastAsia="system-ui" w:cs="system-ui"/>
+        </w:rPr>
+      </w:pPr>
+    </w:p>
+    <w:p>
+      <w:pPr>
+        <w:pStyle w:val="Normal"/>
+      </w:pPr>
+      <w:r>
+        <w:rPr>
+          <w:rFonts w:ascii="system-ui" w:hAnsi="system-ui" w:eastAsia="system-ui" w:cs="system-ui"/>
+          <w:b w:val="1"/>
+          <w:bCs w:val="1"/>
+          <w:noProof w:val="0"/>
+          <w:sz w:val="24"/>
+          <w:szCs w:val="24"/>
+          <w:lang w:val="en-GB"/>
+        </w:rPr>
+        <w:t>Grossman</w:t>
+      </w:r>
+      <w:r>
+        <w:rPr>
+          <w:rFonts w:ascii="system-ui" w:hAnsi="system-ui" w:eastAsia="system-ui" w:cs="system-ui"/>
+          <w:noProof w:val="0"/>
+          <w:sz w:val="24"/>
+          <w:szCs w:val="24"/>
+          <w:lang w:val="en-GB"/>
+        </w:rPr>
+        <w:t xml:space="preserve">, S., </w:t>
+      </w:r>
+      <w:r>
+        <w:rPr>
+          <w:rFonts w:ascii="system-ui" w:hAnsi="system-ui" w:eastAsia="system-ui" w:cs="system-ui"/>
+          <w:b w:val="1"/>
+          <w:bCs w:val="1"/>
+          <w:noProof w:val="0"/>
+          <w:sz w:val="24"/>
+          <w:szCs w:val="24"/>
+          <w:lang w:val="en-GB"/>
+        </w:rPr>
+        <w:t>Argyres</w:t>
+      </w:r>
+      <w:r>
+        <w:rPr>
+          <w:rFonts w:ascii="system-ui" w:hAnsi="system-ui" w:eastAsia="system-ui" w:cs="system-ui"/>
+          <w:noProof w:val="0"/>
+          <w:sz w:val="24"/>
+          <w:szCs w:val="24"/>
+          <w:lang w:val="en-GB"/>
+        </w:rPr>
+        <w:t xml:space="preserve">, I. and </w:t>
+      </w:r>
+      <w:r>
+        <w:rPr>
+          <w:rFonts w:ascii="system-ui" w:hAnsi="system-ui" w:eastAsia="system-ui" w:cs="system-ui"/>
+          <w:b w:val="1"/>
+          <w:bCs w:val="1"/>
+          <w:noProof w:val="0"/>
+          <w:sz w:val="24"/>
+          <w:szCs w:val="24"/>
+          <w:lang w:val="en-GB"/>
+        </w:rPr>
+        <w:t>Stamelos</w:t>
+      </w:r>
+      <w:r>
+        <w:rPr>
+          <w:rFonts w:ascii="system-ui" w:hAnsi="system-ui" w:eastAsia="system-ui" w:cs="system-ui"/>
+          <w:noProof w:val="0"/>
+          <w:sz w:val="24"/>
+          <w:szCs w:val="24"/>
+          <w:lang w:val="en-GB"/>
+        </w:rPr>
+        <w:t xml:space="preserve">, I. (2005) ‘UML use and effectiveness: an empirical study’, </w:t>
+      </w:r>
+      <w:r>
+        <w:rPr>
+          <w:rFonts w:ascii="system-ui" w:hAnsi="system-ui" w:eastAsia="system-ui" w:cs="system-ui"/>
+          <w:i w:val="1"/>
+          <w:iCs w:val="1"/>
+          <w:noProof w:val="0"/>
+          <w:sz w:val="24"/>
+          <w:szCs w:val="24"/>
+          <w:lang w:val="en-GB"/>
+        </w:rPr>
+        <w:t>Proceedings of the 2005 ACM/IEEE International Conference on Software Engineering (ICSE 2005)</w:t>
+      </w:r>
+      <w:r>
+        <w:rPr>
+          <w:rFonts w:ascii="system-ui" w:hAnsi="system-ui" w:eastAsia="system-ui" w:cs="system-ui"/>
+          <w:noProof w:val="0"/>
+          <w:sz w:val="24"/>
+          <w:szCs w:val="24"/>
+          <w:lang w:val="en-GB"/>
+        </w:rPr>
+        <w:t>, St. Louis, MO, 15–21 May, pp. 493–502.</w:t>
+      </w:r>
+    </w:p>
+    <w:p>
+      <w:pPr>
+        <w:pStyle w:val="Normal"/>
+        <w:rPr>
+          <w:rFonts w:ascii="system-ui" w:hAnsi="system-ui" w:eastAsia="system-ui" w:cs="system-ui"/>
+          <w:noProof w:val="0"/>
+          <w:sz w:val="24"/>
+          <w:szCs w:val="24"/>
+          <w:lang w:val="en-GB"/>
+        </w:rPr>
+      </w:pPr>
+    </w:p>
+    <w:p>
+      <w:pPr>
+        <w:rPr>
+          <w:rFonts w:ascii="system-ui" w:hAnsi="system-ui" w:eastAsia="system-ui" w:cs="system-ui"/>
+        </w:rPr>
+      </w:pPr>
+      <w:r>
+        <w:rPr>
+          <w:rFonts w:ascii="system-ui" w:hAnsi="system-ui" w:eastAsia="system-ui" w:cs="system-ui"/>
+        </w:rPr>
+        <w:t>ISO/IEC/IEEE (2011) ISO/IEC/IEEE 42010: Systems and software engineering – Architecture description. Geneva: International Organization for Standardization.</w:t>
+      </w:r>
+    </w:p>
+    <w:p>
+      <w:pPr>
+        <w:rPr>
+          <w:rFonts w:hint="eastAsia"/>
+        </w:rPr>
+      </w:pPr>
+    </w:p>
+    <w:p>
+      <w:pPr>
+        <w:rPr>
+          <w:rFonts w:hint="eastAsia"/>
+        </w:rPr>
+      </w:pPr>
+    </w:p>
     <w:sectPr>
-      <w:pgSz w:w="11906" w:h="16838"/>
+      <w:pgSz w:w="11906" w:h="16838" w:orient="portrait"/>
       <w:pgMar w:top="1440" w:right="1440" w:bottom="1440" w:left="1440" w:header="720" w:footer="720" w:gutter="0"/>
       <w:cols w:space="720"/>
       <w:docGrid w:linePitch="360"/>
@@ -1231,6 +7067,119 @@
     </w:lvl>
   </w:abstractNum>
   <w:abstractNum w:abstractNumId="1" w15:restartNumberingAfterBreak="0">
+    <w:nsid w:val="302A1825"/>
+    <w:multiLevelType w:val="hybridMultilevel"/>
+    <w:tmpl w:val="08668BB4"/>
+    <w:lvl w:ilvl="0" w:tplc="F2AA1662">
+      <w:start w:val="1"/>
+      <w:numFmt w:val="bullet"/>
+      <w:lvlText w:val=""/>
+      <w:lvlJc w:val="left"/>
+      <w:pPr>
+        <w:ind w:left="1080" w:hanging="360"/>
+      </w:pPr>
+      <w:rPr>
+        <w:rFonts w:hint="default" w:ascii="Symbol" w:hAnsi="Symbol"/>
+      </w:rPr>
+    </w:lvl>
+    <w:lvl w:ilvl="1" w:tplc="EF52AFE6">
+      <w:start w:val="1"/>
+      <w:numFmt w:val="bullet"/>
+      <w:lvlText w:val=""/>
+      <w:lvlJc w:val="left"/>
+      <w:pPr>
+        <w:ind w:left="1800" w:hanging="360"/>
+      </w:pPr>
+      <w:rPr>
+        <w:rFonts w:hint="default" w:ascii="Symbol" w:hAnsi="Symbol"/>
+      </w:rPr>
+    </w:lvl>
+    <w:lvl w:ilvl="2" w:tplc="8ABA658A">
+      <w:start w:val="1"/>
+      <w:numFmt w:val="bullet"/>
+      <w:lvlText w:val=""/>
+      <w:lvlJc w:val="left"/>
+      <w:pPr>
+        <w:ind w:left="2520" w:hanging="360"/>
+      </w:pPr>
+      <w:rPr>
+        <w:rFonts w:hint="default" w:ascii="Wingdings" w:hAnsi="Wingdings"/>
+      </w:rPr>
+    </w:lvl>
+    <w:lvl w:ilvl="3" w:tplc="DBC2642E">
+      <w:start w:val="1"/>
+      <w:numFmt w:val="bullet"/>
+      <w:lvlText w:val=""/>
+      <w:lvlJc w:val="left"/>
+      <w:pPr>
+        <w:ind w:left="3240" w:hanging="360"/>
+      </w:pPr>
+      <w:rPr>
+        <w:rFonts w:hint="default" w:ascii="Symbol" w:hAnsi="Symbol"/>
+      </w:rPr>
+    </w:lvl>
+    <w:lvl w:ilvl="4" w:tplc="C6482A48">
+      <w:start w:val="1"/>
+      <w:numFmt w:val="bullet"/>
+      <w:lvlText w:val="o"/>
+      <w:lvlJc w:val="left"/>
+      <w:pPr>
+        <w:ind w:left="3960" w:hanging="360"/>
+      </w:pPr>
+      <w:rPr>
+        <w:rFonts w:hint="default" w:ascii="Courier New" w:hAnsi="Courier New"/>
+      </w:rPr>
+    </w:lvl>
+    <w:lvl w:ilvl="5" w:tplc="906E347C">
+      <w:start w:val="1"/>
+      <w:numFmt w:val="bullet"/>
+      <w:lvlText w:val=""/>
+      <w:lvlJc w:val="left"/>
+      <w:pPr>
+        <w:ind w:left="4680" w:hanging="360"/>
+      </w:pPr>
+      <w:rPr>
+        <w:rFonts w:hint="default" w:ascii="Wingdings" w:hAnsi="Wingdings"/>
+      </w:rPr>
+    </w:lvl>
+    <w:lvl w:ilvl="6" w:tplc="F5AC89C8">
+      <w:start w:val="1"/>
+      <w:numFmt w:val="bullet"/>
+      <w:lvlText w:val=""/>
+      <w:lvlJc w:val="left"/>
+      <w:pPr>
+        <w:ind w:left="5400" w:hanging="360"/>
+      </w:pPr>
+      <w:rPr>
+        <w:rFonts w:hint="default" w:ascii="Symbol" w:hAnsi="Symbol"/>
+      </w:rPr>
+    </w:lvl>
+    <w:lvl w:ilvl="7" w:tplc="5F1A052C">
+      <w:start w:val="1"/>
+      <w:numFmt w:val="bullet"/>
+      <w:lvlText w:val="o"/>
+      <w:lvlJc w:val="left"/>
+      <w:pPr>
+        <w:ind w:left="6120" w:hanging="360"/>
+      </w:pPr>
+      <w:rPr>
+        <w:rFonts w:hint="default" w:ascii="Courier New" w:hAnsi="Courier New"/>
+      </w:rPr>
+    </w:lvl>
+    <w:lvl w:ilvl="8" w:tplc="A8F2E8EC">
+      <w:start w:val="1"/>
+      <w:numFmt w:val="bullet"/>
+      <w:lvlText w:val=""/>
+      <w:lvlJc w:val="left"/>
+      <w:pPr>
+        <w:ind w:left="6840" w:hanging="360"/>
+      </w:pPr>
+      <w:rPr>
+        <w:rFonts w:hint="default" w:ascii="Wingdings" w:hAnsi="Wingdings"/>
+      </w:rPr>
+    </w:lvl>
+  </w:abstractNum>
+  <w:abstractNum w:abstractNumId="2" w15:restartNumberingAfterBreak="0">
     <w:nsid w:val="4E7BB7F8"/>
     <w:multiLevelType w:val="hybridMultilevel"/>
     <w:tmpl w:val="FFFFFFFF"/>
@@ -1243,7 +7192,7 @@
         <w:ind w:left="720" w:hanging="360"/>
       </w:pPr>
       <w:rPr>
-        <w:rFonts w:ascii="Symbol" w:hAnsi="Symbol" w:hint="default"/>
+        <w:rFonts w:hint="default" w:ascii="Symbol" w:hAnsi="Symbol"/>
       </w:rPr>
     </w:lvl>
     <w:lvl w:ilvl="1" w:tplc="5EFA2738">
@@ -1255,7 +7204,7 @@
         <w:ind w:left="1440" w:hanging="360"/>
       </w:pPr>
       <w:rPr>
-        <w:rFonts w:ascii="Courier New" w:hAnsi="Courier New" w:hint="default"/>
+        <w:rFonts w:hint="default" w:ascii="Courier New" w:hAnsi="Courier New"/>
       </w:rPr>
     </w:lvl>
     <w:lvl w:ilvl="2" w:tplc="078263A0">
@@ -1267,7 +7216,7 @@
         <w:ind w:left="2160" w:hanging="360"/>
       </w:pPr>
       <w:rPr>
-        <w:rFonts w:ascii="Wingdings" w:hAnsi="Wingdings" w:hint="default"/>
+        <w:rFonts w:hint="default" w:ascii="Wingdings" w:hAnsi="Wingdings"/>
       </w:rPr>
     </w:lvl>
     <w:lvl w:ilvl="3" w:tplc="5DE0F084">
@@ -1279,7 +7228,7 @@
         <w:ind w:left="2880" w:hanging="360"/>
       </w:pPr>
       <w:rPr>
-        <w:rFonts w:ascii="Symbol" w:hAnsi="Symbol" w:hint="default"/>
+        <w:rFonts w:hint="default" w:ascii="Symbol" w:hAnsi="Symbol"/>
       </w:rPr>
     </w:lvl>
     <w:lvl w:ilvl="4" w:tplc="BD224C84">
@@ -1291,7 +7240,7 @@
         <w:ind w:left="3600" w:hanging="360"/>
       </w:pPr>
       <w:rPr>
-        <w:rFonts w:ascii="Courier New" w:hAnsi="Courier New" w:hint="default"/>
+        <w:rFonts w:hint="default" w:ascii="Courier New" w:hAnsi="Courier New"/>
       </w:rPr>
     </w:lvl>
     <w:lvl w:ilvl="5" w:tplc="B2B44686">
@@ -1303,7 +7252,7 @@
         <w:ind w:left="4320" w:hanging="360"/>
       </w:pPr>
       <w:rPr>
-        <w:rFonts w:ascii="Wingdings" w:hAnsi="Wingdings" w:hint="default"/>
+        <w:rFonts w:hint="default" w:ascii="Wingdings" w:hAnsi="Wingdings"/>
       </w:rPr>
     </w:lvl>
     <w:lvl w:ilvl="6" w:tplc="1A3480DA">
@@ -1315,7 +7264,7 @@
         <w:ind w:left="5040" w:hanging="360"/>
       </w:pPr>
       <w:rPr>
-        <w:rFonts w:ascii="Symbol" w:hAnsi="Symbol" w:hint="default"/>
+        <w:rFonts w:hint="default" w:ascii="Symbol" w:hAnsi="Symbol"/>
       </w:rPr>
     </w:lvl>
     <w:lvl w:ilvl="7" w:tplc="88C21508">
@@ -1327,7 +7276,7 @@
         <w:ind w:left="5760" w:hanging="360"/>
       </w:pPr>
       <w:rPr>
-        <w:rFonts w:ascii="Courier New" w:hAnsi="Courier New" w:hint="default"/>
+        <w:rFonts w:hint="default" w:ascii="Courier New" w:hAnsi="Courier New"/>
       </w:rPr>
     </w:lvl>
     <w:lvl w:ilvl="8" w:tplc="2E827634">
@@ -1339,25 +7288,28 @@
         <w:ind w:left="6480" w:hanging="360"/>
       </w:pPr>
       <w:rPr>
-        <w:rFonts w:ascii="Wingdings" w:hAnsi="Wingdings" w:hint="default"/>
+        <w:rFonts w:hint="default" w:ascii="Wingdings" w:hAnsi="Wingdings"/>
       </w:rPr>
     </w:lvl>
   </w:abstractNum>
-  <w:num w:numId="1" w16cid:durableId="1948388400">
+  <w:num w:numId="1" w16cid:durableId="1279753061">
+    <w:abstractNumId w:val="1"/>
+  </w:num>
+  <w:num w:numId="2" w16cid:durableId="1948388400">
     <w:abstractNumId w:val="0"/>
   </w:num>
-  <w:num w:numId="2" w16cid:durableId="985429714">
-    <w:abstractNumId w:val="1"/>
+  <w:num w:numId="3" w16cid:durableId="985429714">
+    <w:abstractNumId w:val="2"/>
   </w:num>
 </w:numbering>
 </file>
 
 <file path=word/styles.xml><?xml version="1.0" encoding="utf-8"?>
-<w:styles xmlns:mc="http://schemas.openxmlformats.org/markup-compatibility/2006" xmlns:r="http://schemas.openxmlformats.org/officeDocument/2006/relationships" xmlns:w="http://schemas.openxmlformats.org/wordprocessingml/2006/main" xmlns:w14="http://schemas.microsoft.com/office/word/2010/wordml" xmlns:w15="http://schemas.microsoft.com/office/word/2012/wordml" xmlns:w16cex="http://schemas.microsoft.com/office/word/2018/wordml/cex" xmlns:w16cid="http://schemas.microsoft.com/office/word/2016/wordml/cid" xmlns:w16="http://schemas.microsoft.com/office/word/2018/wordml" xmlns:w16du="http://schemas.microsoft.com/office/word/2023/wordml/word16du" xmlns:w16sdtdh="http://schemas.microsoft.com/office/word/2020/wordml/sdtdatahash" xmlns:w16sdtfl="http://schemas.microsoft.com/office/word/2024/wordml/sdtformatlock" xmlns:w16se="http://schemas.microsoft.com/office/word/2015/wordml/symex" mc:Ignorable="w14 w15 w16se w16cid w16 w16cex w16sdtdh w16sdtfl w16du">
+<w:styles xmlns:wp14="http://schemas.microsoft.com/office/word/2010/wordprocessingDrawing" xmlns:mc="http://schemas.openxmlformats.org/markup-compatibility/2006" xmlns:r="http://schemas.openxmlformats.org/officeDocument/2006/relationships" xmlns:w="http://schemas.openxmlformats.org/wordprocessingml/2006/main" xmlns:w14="http://schemas.microsoft.com/office/word/2010/wordml" xmlns:w15="http://schemas.microsoft.com/office/word/2012/wordml" xmlns:w16cex="http://schemas.microsoft.com/office/word/2018/wordml/cex" xmlns:w16cid="http://schemas.microsoft.com/office/word/2016/wordml/cid" xmlns:w16="http://schemas.microsoft.com/office/word/2018/wordml" xmlns:w16du="http://schemas.microsoft.com/office/word/2023/wordml/word16du" xmlns:w16sdtdh="http://schemas.microsoft.com/office/word/2020/wordml/sdtdatahash" xmlns:w16sdtfl="http://schemas.microsoft.com/office/word/2024/wordml/sdtformatlock" xmlns:w16se="http://schemas.microsoft.com/office/word/2015/wordml/symex" mc:Ignorable="w14 w15 w16se w16cid w16 w16cex w16sdtdh w16sdtfl w16du wp14">
   <w:docDefaults>
     <w:rPrDefault>
       <w:rPr>
-        <w:rFonts w:asciiTheme="minorHAnsi" w:eastAsiaTheme="minorEastAsia" w:hAnsiTheme="minorHAnsi" w:cstheme="minorBidi"/>
+        <w:rFonts w:asciiTheme="minorHAnsi" w:hAnsiTheme="minorHAnsi" w:eastAsiaTheme="minorEastAsia" w:cstheme="minorBidi"/>
         <w:sz w:val="24"/>
         <w:szCs w:val="24"/>
         <w:lang w:val="en-GB" w:eastAsia="ja-JP" w:bidi="ar-SA"/>
@@ -1372,14 +7324,14 @@
   <w:latentStyles w:defLockedState="0" w:defUIPriority="99" w:defSemiHidden="0" w:defUnhideWhenUsed="0" w:defQFormat="0" w:count="376">
     <w:lsdException w:name="Normal" w:uiPriority="0" w:qFormat="1"/>
     <w:lsdException w:name="heading 1" w:uiPriority="9" w:qFormat="1"/>
-    <w:lsdException w:name="heading 2" w:semiHidden="1" w:uiPriority="9" w:unhideWhenUsed="1" w:qFormat="1"/>
-    <w:lsdException w:name="heading 3" w:semiHidden="1" w:uiPriority="9" w:unhideWhenUsed="1" w:qFormat="1"/>
-    <w:lsdException w:name="heading 4" w:semiHidden="1" w:uiPriority="9" w:unhideWhenUsed="1" w:qFormat="1"/>
-    <w:lsdException w:name="heading 5" w:semiHidden="1" w:uiPriority="9" w:unhideWhenUsed="1" w:qFormat="1"/>
-    <w:lsdException w:name="heading 6" w:semiHidden="1" w:uiPriority="9" w:unhideWhenUsed="1" w:qFormat="1"/>
-    <w:lsdException w:name="heading 7" w:semiHidden="1" w:uiPriority="9" w:unhideWhenUsed="1" w:qFormat="1"/>
-    <w:lsdException w:name="heading 8" w:semiHidden="1" w:uiPriority="9" w:unhideWhenUsed="1" w:qFormat="1"/>
-    <w:lsdException w:name="heading 9" w:semiHidden="1" w:uiPriority="9" w:unhideWhenUsed="1" w:qFormat="1"/>
+    <w:lsdException w:name="heading 2" w:uiPriority="9" w:semiHidden="1" w:unhideWhenUsed="1" w:qFormat="1"/>
+    <w:lsdException w:name="heading 3" w:uiPriority="9" w:semiHidden="1" w:unhideWhenUsed="1" w:qFormat="1"/>
+    <w:lsdException w:name="heading 4" w:uiPriority="9" w:semiHidden="1" w:unhideWhenUsed="1" w:qFormat="1"/>
+    <w:lsdException w:name="heading 5" w:uiPriority="9" w:semiHidden="1" w:unhideWhenUsed="1" w:qFormat="1"/>
+    <w:lsdException w:name="heading 6" w:uiPriority="9" w:semiHidden="1" w:unhideWhenUsed="1" w:qFormat="1"/>
+    <w:lsdException w:name="heading 7" w:uiPriority="9" w:semiHidden="1" w:unhideWhenUsed="1" w:qFormat="1"/>
+    <w:lsdException w:name="heading 8" w:uiPriority="9" w:semiHidden="1" w:unhideWhenUsed="1" w:qFormat="1"/>
+    <w:lsdException w:name="heading 9" w:uiPriority="9" w:semiHidden="1" w:unhideWhenUsed="1" w:qFormat="1"/>
     <w:lsdException w:name="index 1" w:semiHidden="1" w:unhideWhenUsed="1"/>
     <w:lsdException w:name="index 2" w:semiHidden="1" w:unhideWhenUsed="1"/>
     <w:lsdException w:name="index 3" w:semiHidden="1" w:unhideWhenUsed="1"/>
@@ -1389,22 +7341,22 @@
     <w:lsdException w:name="index 7" w:semiHidden="1" w:unhideWhenUsed="1"/>
     <w:lsdException w:name="index 8" w:semiHidden="1" w:unhideWhenUsed="1"/>
     <w:lsdException w:name="index 9" w:semiHidden="1" w:unhideWhenUsed="1"/>
-    <w:lsdException w:name="toc 1" w:semiHidden="1" w:uiPriority="39" w:unhideWhenUsed="1"/>
-    <w:lsdException w:name="toc 2" w:semiHidden="1" w:uiPriority="39" w:unhideWhenUsed="1"/>
-    <w:lsdException w:name="toc 3" w:semiHidden="1" w:uiPriority="39" w:unhideWhenUsed="1"/>
-    <w:lsdException w:name="toc 4" w:semiHidden="1" w:uiPriority="39" w:unhideWhenUsed="1"/>
-    <w:lsdException w:name="toc 5" w:semiHidden="1" w:uiPriority="39" w:unhideWhenUsed="1"/>
-    <w:lsdException w:name="toc 6" w:semiHidden="1" w:uiPriority="39" w:unhideWhenUsed="1"/>
-    <w:lsdException w:name="toc 7" w:semiHidden="1" w:uiPriority="39" w:unhideWhenUsed="1"/>
-    <w:lsdException w:name="toc 8" w:semiHidden="1" w:uiPriority="39" w:unhideWhenUsed="1"/>
-    <w:lsdException w:name="toc 9" w:semiHidden="1" w:uiPriority="39" w:unhideWhenUsed="1"/>
+    <w:lsdException w:name="toc 1" w:uiPriority="39" w:semiHidden="1" w:unhideWhenUsed="1"/>
+    <w:lsdException w:name="toc 2" w:uiPriority="39" w:semiHidden="1" w:unhideWhenUsed="1"/>
+    <w:lsdException w:name="toc 3" w:uiPriority="39" w:semiHidden="1" w:unhideWhenUsed="1"/>
+    <w:lsdException w:name="toc 4" w:uiPriority="39" w:semiHidden="1" w:unhideWhenUsed="1"/>
+    <w:lsdException w:name="toc 5" w:uiPriority="39" w:semiHidden="1" w:unhideWhenUsed="1"/>
+    <w:lsdException w:name="toc 6" w:uiPriority="39" w:semiHidden="1" w:unhideWhenUsed="1"/>
+    <w:lsdException w:name="toc 7" w:uiPriority="39" w:semiHidden="1" w:unhideWhenUsed="1"/>
+    <w:lsdException w:name="toc 8" w:uiPriority="39" w:semiHidden="1" w:unhideWhenUsed="1"/>
+    <w:lsdException w:name="toc 9" w:uiPriority="39" w:semiHidden="1" w:unhideWhenUsed="1"/>
     <w:lsdException w:name="Normal Indent" w:semiHidden="1" w:unhideWhenUsed="1"/>
     <w:lsdException w:name="footnote text" w:semiHidden="1" w:unhideWhenUsed="1"/>
     <w:lsdException w:name="annotation text" w:semiHidden="1" w:unhideWhenUsed="1"/>
     <w:lsdException w:name="header" w:semiHidden="1" w:unhideWhenUsed="1"/>
     <w:lsdException w:name="footer" w:semiHidden="1" w:unhideWhenUsed="1"/>
     <w:lsdException w:name="index heading" w:semiHidden="1" w:unhideWhenUsed="1"/>
-    <w:lsdException w:name="caption" w:semiHidden="1" w:uiPriority="35" w:unhideWhenUsed="1" w:qFormat="1"/>
+    <w:lsdException w:name="caption" w:uiPriority="35" w:semiHidden="1" w:unhideWhenUsed="1" w:qFormat="1"/>
     <w:lsdException w:name="table of figures" w:semiHidden="1" w:unhideWhenUsed="1"/>
     <w:lsdException w:name="envelope address" w:semiHidden="1" w:unhideWhenUsed="1"/>
     <w:lsdException w:name="envelope return" w:semiHidden="1" w:unhideWhenUsed="1"/>
@@ -1435,7 +7387,7 @@
     <w:lsdException w:name="Title" w:uiPriority="10" w:qFormat="1"/>
     <w:lsdException w:name="Closing" w:semiHidden="1" w:unhideWhenUsed="1"/>
     <w:lsdException w:name="Signature" w:semiHidden="1" w:unhideWhenUsed="1"/>
-    <w:lsdException w:name="Default Paragraph Font" w:semiHidden="1" w:uiPriority="1" w:unhideWhenUsed="1"/>
+    <w:lsdException w:name="Default Paragraph Font" w:uiPriority="1" w:semiHidden="1" w:unhideWhenUsed="1"/>
     <w:lsdException w:name="Body Text" w:semiHidden="1" w:unhideWhenUsed="1"/>
     <w:lsdException w:name="Body Text Indent" w:semiHidden="1" w:unhideWhenUsed="1"/>
     <w:lsdException w:name="List Continue" w:semiHidden="1" w:unhideWhenUsed="1"/>
@@ -1635,8 +7587,8 @@
     <w:lsdException w:name="Subtle Reference" w:uiPriority="31" w:qFormat="1"/>
     <w:lsdException w:name="Intense Reference" w:uiPriority="32" w:qFormat="1"/>
     <w:lsdException w:name="Book Title" w:uiPriority="33" w:qFormat="1"/>
-    <w:lsdException w:name="Bibliography" w:semiHidden="1" w:uiPriority="37" w:unhideWhenUsed="1"/>
-    <w:lsdException w:name="TOC Heading" w:semiHidden="1" w:uiPriority="39" w:unhideWhenUsed="1" w:qFormat="1"/>
+    <w:lsdException w:name="Bibliography" w:uiPriority="37" w:semiHidden="1" w:unhideWhenUsed="1"/>
+    <w:lsdException w:name="TOC Heading" w:uiPriority="39" w:semiHidden="1" w:unhideWhenUsed="1" w:qFormat="1"/>
     <w:lsdException w:name="Plain Table 1" w:uiPriority="41"/>
     <w:lsdException w:name="Plain Table 2" w:uiPriority="42"/>
     <w:lsdException w:name="Plain Table 3" w:uiPriority="43"/>
@@ -1747,9 +7699,30 @@
     <w:lsdException w:name="Unresolved Mention" w:semiHidden="1" w:unhideWhenUsed="1"/>
     <w:lsdException w:name="Smart Link" w:semiHidden="1" w:unhideWhenUsed="1"/>
   </w:latentStyles>
-  <w:style w:type="paragraph" w:default="1" w:styleId="Normal">
+  <w:style w:type="paragraph" w:styleId="Normal" w:default="1">
     <w:name w:val="Normal"/>
     <w:qFormat/>
+  </w:style>
+  <w:style w:type="paragraph" w:styleId="Heading1">
+    <w:name w:val="heading 1"/>
+    <w:basedOn w:val="Normal"/>
+    <w:next w:val="Normal"/>
+    <w:link w:val="Heading1Char"/>
+    <w:uiPriority w:val="9"/>
+    <w:qFormat/>
+    <w:rsid w:val="00121628"/>
+    <w:pPr>
+      <w:keepNext/>
+      <w:keepLines/>
+      <w:spacing w:before="240" w:after="0"/>
+      <w:outlineLvl w:val="0"/>
+    </w:pPr>
+    <w:rPr>
+      <w:rFonts w:asciiTheme="majorHAnsi" w:hAnsiTheme="majorHAnsi" w:eastAsiaTheme="majorEastAsia" w:cstheme="majorBidi"/>
+      <w:color w:val="0F4761" w:themeColor="accent1" w:themeShade="BF"/>
+      <w:sz w:val="32"/>
+      <w:szCs w:val="32"/>
+    </w:rPr>
   </w:style>
   <w:style w:type="paragraph" w:styleId="Heading2">
     <w:name w:val="heading 2"/>
@@ -1766,19 +7739,19 @@
       <w:outlineLvl w:val="1"/>
     </w:pPr>
     <w:rPr>
-      <w:rFonts w:asciiTheme="majorHAnsi" w:eastAsiaTheme="majorEastAsia" w:hAnsiTheme="majorHAnsi" w:cstheme="majorBidi"/>
+      <w:rFonts w:asciiTheme="majorHAnsi" w:hAnsiTheme="majorHAnsi" w:eastAsiaTheme="majorEastAsia" w:cstheme="majorBidi"/>
       <w:color w:val="0F4761" w:themeColor="accent1" w:themeShade="BF"/>
       <w:sz w:val="32"/>
       <w:szCs w:val="32"/>
     </w:rPr>
   </w:style>
-  <w:style w:type="character" w:default="1" w:styleId="DefaultParagraphFont">
+  <w:style w:type="character" w:styleId="DefaultParagraphFont" w:default="1">
     <w:name w:val="Default Paragraph Font"/>
     <w:uiPriority w:val="1"/>
     <w:semiHidden/>
     <w:unhideWhenUsed/>
   </w:style>
-  <w:style w:type="table" w:default="1" w:styleId="TableNormal">
+  <w:style w:type="table" w:styleId="TableNormal" w:default="1">
     <w:name w:val="Normal Table"/>
     <w:uiPriority w:val="99"/>
     <w:semiHidden/>
@@ -1793,7 +7766,7 @@
       </w:tblCellMar>
     </w:tblPr>
   </w:style>
-  <w:style w:type="numbering" w:default="1" w:styleId="NoList">
+  <w:style w:type="numbering" w:styleId="NoList" w:default="1">
     <w:name w:val="No List"/>
     <w:uiPriority w:val="99"/>
     <w:semiHidden/>
@@ -1821,11 +7794,95 @@
       <w:u w:val="single"/>
     </w:rPr>
   </w:style>
+  <w:style w:type="character" w:styleId="UnresolvedMention">
+    <w:name w:val="Unresolved Mention"/>
+    <w:basedOn w:val="DefaultParagraphFont"/>
+    <w:uiPriority w:val="99"/>
+    <w:semiHidden/>
+    <w:unhideWhenUsed/>
+    <w:rsid w:val="00882BF0"/>
+    <w:rPr>
+      <w:color w:val="605E5C"/>
+      <w:shd w:val="clear" w:color="auto" w:fill="E1DFDD"/>
+    </w:rPr>
+  </w:style>
+  <w:style w:type="character" w:styleId="Heading1Char" w:customStyle="1">
+    <w:name w:val="Heading 1 Char"/>
+    <w:basedOn w:val="DefaultParagraphFont"/>
+    <w:link w:val="Heading1"/>
+    <w:uiPriority w:val="9"/>
+    <w:rsid w:val="00121628"/>
+    <w:rPr>
+      <w:rFonts w:asciiTheme="majorHAnsi" w:hAnsiTheme="majorHAnsi" w:eastAsiaTheme="majorEastAsia" w:cstheme="majorBidi"/>
+      <w:color w:val="0F4761" w:themeColor="accent1" w:themeShade="BF"/>
+      <w:sz w:val="32"/>
+      <w:szCs w:val="32"/>
+    </w:rPr>
+  </w:style>
+  <w:style w:type="paragraph" w:styleId="CommentText">
+    <w:name w:val="annotation text"/>
+    <w:basedOn w:val="Normal"/>
+    <w:link w:val="CommentTextChar"/>
+    <w:uiPriority w:val="99"/>
+    <w:semiHidden/>
+    <w:unhideWhenUsed/>
+    <w:rsid w:val="00235577"/>
+    <w:pPr>
+      <w:spacing w:line="240" w:lineRule="auto"/>
+    </w:pPr>
+    <w:rPr>
+      <w:sz w:val="20"/>
+      <w:szCs w:val="20"/>
+    </w:rPr>
+  </w:style>
+  <w:style w:type="character" w:styleId="CommentTextChar" w:customStyle="1">
+    <w:name w:val="Comment Text Char"/>
+    <w:basedOn w:val="DefaultParagraphFont"/>
+    <w:link w:val="CommentText"/>
+    <w:uiPriority w:val="99"/>
+    <w:semiHidden/>
+    <w:rsid w:val="00235577"/>
+    <w:rPr>
+      <w:sz w:val="20"/>
+      <w:szCs w:val="20"/>
+    </w:rPr>
+  </w:style>
+  <w:style w:type="character" w:styleId="CommentReference">
+    <w:name w:val="annotation reference"/>
+    <w:basedOn w:val="DefaultParagraphFont"/>
+    <w:uiPriority w:val="99"/>
+    <w:semiHidden/>
+    <w:unhideWhenUsed/>
+    <w:rsid w:val="00235577"/>
+    <w:rPr>
+      <w:sz w:val="16"/>
+      <w:szCs w:val="16"/>
+    </w:rPr>
+  </w:style>
+  <w:style w:type="table" w:styleId="TableGrid">
+    <w:name w:val="Table Grid"/>
+    <w:basedOn w:val="TableNormal"/>
+    <w:uiPriority w:val="39"/>
+    <w:rsid w:val="0020561E"/>
+    <w:pPr>
+      <w:spacing w:after="0" w:line="240" w:lineRule="auto"/>
+    </w:pPr>
+    <w:tblPr>
+      <w:tblBorders>
+        <w:top w:val="single" w:color="auto" w:sz="4" w:space="0"/>
+        <w:left w:val="single" w:color="auto" w:sz="4" w:space="0"/>
+        <w:bottom w:val="single" w:color="auto" w:sz="4" w:space="0"/>
+        <w:right w:val="single" w:color="auto" w:sz="4" w:space="0"/>
+        <w:insideH w:val="single" w:color="auto" w:sz="4" w:space="0"/>
+        <w:insideV w:val="single" w:color="auto" w:sz="4" w:space="0"/>
+      </w:tblBorders>
+    </w:tblPr>
+  </w:style>
 </w:styles>
 </file>
 
 <file path=word/theme/theme1.xml><?xml version="1.0" encoding="utf-8"?>
-<a:theme xmlns:a="http://schemas.openxmlformats.org/drawingml/2006/main" name="Office Theme">
+<a:theme xmlns:a="http://schemas.openxmlformats.org/drawingml/2006/main" xmlns:thm15="http://schemas.microsoft.com/office/thememl/2012/main" name="Office Theme">
   <a:themeElements>
     <a:clrScheme name="Office">
       <a:dk1>
